--- a/downloads/teacher/ai-4-week-24.docx
+++ b/downloads/teacher/ai-4-week-24.docx
@@ -2967,6 +2967,396 @@
         <w:t>For your Responsible Plant Classifier, save the input, procedure, observed result and limitation of this check. Label this worked example as practice; use a different, previously unreviewed case when checking independent understanding.</w:t>
       </w:r>
     </w:p>
+    <w:p>
+      <w:pPr>
+        <w:pStyle w:val="Heading1"/>
+      </w:pPr>
+      <w:r>
+        <w:t>07. Prepare, teach and assess</w:t>
+      </w:r>
+    </w:p>
+    <w:p>
+      <w:r>
+        <w:t>Teaching target: Select a model using a declared validation rule</w:t>
+      </w:r>
+    </w:p>
+    <w:p>
+      <w:r>
+        <w:t>Prepare the labelled worked-case picture, the matching workbook, fictional input cards and a place for individual responses. Check a local Python 3 environment before class; have a paper-trace version ready.</w:t>
+      </w:r>
+    </w:p>
+    <w:tbl>
+      <w:tblPr>
+        <w:tblStyle w:val="LightShading-Accent1"/>
+        <w:tblW w:type="auto" w:w="0"/>
+        <w:tblLook w:firstColumn="1" w:firstRow="1" w:lastColumn="0" w:lastRow="0" w:noHBand="0" w:noVBand="1" w:val="04A0"/>
+      </w:tblPr>
+      <w:tblGrid>
+        <w:gridCol w:w="3408"/>
+        <w:gridCol w:w="3408"/>
+        <w:gridCol w:w="3408"/>
+      </w:tblGrid>
+      <w:tr>
+        <w:trPr>
+          <w:tblHeader/>
+        </w:trPr>
+        <w:tc>
+          <w:tcPr>
+            <w:tcW w:type="dxa" w:w="3408"/>
+          </w:tcPr>
+          <w:p>
+            <w:r>
+              <w:t>Session</w:t>
+            </w:r>
+          </w:p>
+        </w:tc>
+        <w:tc>
+          <w:tcPr>
+            <w:tcW w:type="dxa" w:w="3408"/>
+          </w:tcPr>
+          <w:p>
+            <w:r>
+              <w:t>Plan</w:t>
+            </w:r>
+          </w:p>
+        </w:tc>
+        <w:tc>
+          <w:tcPr>
+            <w:tcW w:type="dxa" w:w="3408"/>
+          </w:tcPr>
+          <w:p>
+            <w:r>
+              <w:t>Resources</w:t>
+            </w:r>
+          </w:p>
+        </w:tc>
+      </w:tr>
+      <w:tr>
+        <w:tc>
+          <w:tcPr>
+            <w:tcW w:type="dxa" w:w="3408"/>
+          </w:tcPr>
+          <w:p>
+            <w:r>
+              <w:t>Session 1 · Understand · 45 min</w:t>
+            </w:r>
+          </w:p>
+        </w:tc>
+        <w:tc>
+          <w:tcPr>
+            <w:tcW w:type="dxa" w:w="3408"/>
+          </w:tcPr>
+          <w:p>
+            <w:r>
+              <w:t>0–7: recall and prerequisite; 7–15: inspect the concrete case and predict; 15–30: teacher models the worked trace; 30–40: learners explain a step using the text and visual; 40–45: check the core idea.</w:t>
+            </w:r>
+          </w:p>
+        </w:tc>
+        <w:tc>
+          <w:tcPr>
+            <w:tcW w:type="dxa" w:w="3408"/>
+          </w:tcPr>
+          <w:p>
+            <w:r>
+              <w:t>Sections 1–6; record the brief recall in the workbook.</w:t>
+            </w:r>
+          </w:p>
+        </w:tc>
+      </w:tr>
+      <w:tr>
+        <w:tc>
+          <w:tcPr>
+            <w:tcW w:type="dxa" w:w="3408"/>
+          </w:tcPr>
+          <w:p>
+            <w:r>
+              <w:t>Session 2 · Practise · 45 min</w:t>
+            </w:r>
+          </w:p>
+        </w:tc>
+        <w:tc>
+          <w:tcPr>
+            <w:tcW w:type="dxa" w:w="3408"/>
+          </w:tcPr>
+          <w:p>
+            <w:r>
+              <w:t>0–5: retrieve the procedure; 5–15: W2 completion practice; 15–23: explain and check with a partner; 23–30: each learner answers the misconception check; 30–40: targeted reteaching or a harder variation; 40–45: prepare the investigation.</w:t>
+            </w:r>
+          </w:p>
+        </w:tc>
+        <w:tc>
+          <w:tcPr>
+            <w:tcW w:type="dxa" w:w="3408"/>
+          </w:tcPr>
+          <w:p>
+            <w:r>
+              <w:t>Sections 7–10; use the matching workbook W2 and misconception check.</w:t>
+            </w:r>
+          </w:p>
+        </w:tc>
+      </w:tr>
+      <w:tr>
+        <w:tc>
+          <w:tcPr>
+            <w:tcW w:type="dxa" w:w="3408"/>
+          </w:tcPr>
+          <w:p>
+            <w:r>
+              <w:t>Session 3 · Investigate and transfer · 45 min</w:t>
+            </w:r>
+          </w:p>
+        </w:tc>
+        <w:tc>
+          <w:tcPr>
+            <w:tcW w:type="dxa" w:w="3408"/>
+          </w:tcPr>
+          <w:p>
+            <w:r>
+              <w:t>0–5: retrieve the decision rule; 5–20: investigate or trace; 20–30: start the independent case; 30–38: connect the project; 38–43: act on feedback; 43–45: plan the return check.</w:t>
+            </w:r>
+          </w:p>
+        </w:tc>
+        <w:tc>
+          <w:tcPr>
+            <w:tcW w:type="dxa" w:w="3408"/>
+          </w:tcPr>
+          <w:p>
+            <w:r>
+              <w:t>Sections 9 and 11–14. Give extra time to finish the full task set; use Section 15 when the week includes a coding lab.</w:t>
+            </w:r>
+          </w:p>
+        </w:tc>
+      </w:tr>
+    </w:tbl>
+    <w:p>
+      <w:r>
+        <w:t>Before class, solve the supported practice: Where should parameter fitting, setting selection and final reporting occur?</w:t>
+      </w:r>
+    </w:p>
+    <w:p>
+      <w:r>
+        <w:t>Reasoned practice answer: Teacher explanation: Fit on training, select on validation, evaluate the frozen choice on held-out test; fit preprocessing only on training.</w:t>
+      </w:r>
+    </w:p>
+    <w:p>
+      <w:r>
+        <w:t>Check every learner before discussion: Use the worked case for Validation and model selection. Proposed explanation: “A final answer is enough”. Decide whether this explanation is supported. Point to the step or supplied fact that decides; explain your repair if needed.</w:t>
+      </w:r>
+    </w:p>
+    <w:p>
+      <w:r>
+        <w:t>Misconception repair: Ask for the relevant counts, units, procedure or saved record. For this week: Choose A: validation MAE 3 ties C, and A wins the simplicity tie. B has validation MAE 5 despite training MAE 0.</w:t>
+      </w:r>
+    </w:p>
+    <w:p>
+      <w:r>
+        <w:t>Support: read the exact case aloud, enlarge the labelled picture, supply input cards and model only the first deciding step. Accept a spoken explanation or drawing; retain the reasoning goal.</w:t>
+      </w:r>
+    </w:p>
+    <w:p>
+      <w:r>
+        <w:t>Extension: A and B both have validation MAE2 cm; A is simpler under a predeclared tie rule. Require a prediction and a reason before comparing. Expected result: Select A using the predeclared simpler-model tie-break. Reason: The validation errors tie, so the stated second a = ry rule decides without consulting final data.</w:t>
+      </w:r>
+    </w:p>
+    <w:p>
+      <w:r>
+        <w:t>Independent assessment: withhold the reserved answer until the learner has attempted the new case. Record support separately from correctness.</w:t>
+      </w:r>
+    </w:p>
+    <w:tbl>
+      <w:tblPr>
+        <w:tblStyle w:val="LightShading-Accent1"/>
+        <w:tblW w:type="auto" w:w="0"/>
+        <w:tblLook w:firstColumn="1" w:firstRow="1" w:lastColumn="0" w:lastRow="0" w:noHBand="0" w:noVBand="1" w:val="04A0"/>
+      </w:tblPr>
+      <w:tblGrid>
+        <w:gridCol w:w="2556"/>
+        <w:gridCol w:w="2556"/>
+        <w:gridCol w:w="2556"/>
+        <w:gridCol w:w="2556"/>
+      </w:tblGrid>
+      <w:tr>
+        <w:trPr>
+          <w:tblHeader/>
+        </w:trPr>
+        <w:tc>
+          <w:tcPr>
+            <w:tcW w:type="dxa" w:w="2556"/>
+          </w:tcPr>
+          <w:p>
+            <w:r>
+              <w:t>Criterion</w:t>
+            </w:r>
+          </w:p>
+        </w:tc>
+        <w:tc>
+          <w:tcPr>
+            <w:tcW w:type="dxa" w:w="2556"/>
+          </w:tcPr>
+          <w:p>
+            <w:r>
+              <w:t>Not yet</w:t>
+            </w:r>
+          </w:p>
+        </w:tc>
+        <w:tc>
+          <w:tcPr>
+            <w:tcW w:type="dxa" w:w="2556"/>
+          </w:tcPr>
+          <w:p>
+            <w:r>
+              <w:t>With support</w:t>
+            </w:r>
+          </w:p>
+        </w:tc>
+        <w:tc>
+          <w:tcPr>
+            <w:tcW w:type="dxa" w:w="2556"/>
+          </w:tcPr>
+          <w:p>
+            <w:r>
+              <w:t>Independent</w:t>
+            </w:r>
+          </w:p>
+        </w:tc>
+      </w:tr>
+      <w:tr>
+        <w:tc>
+          <w:tcPr>
+            <w:tcW w:type="dxa" w:w="2556"/>
+          </w:tcPr>
+          <w:p>
+            <w:r>
+              <w:t>Explanation</w:t>
+            </w:r>
+          </w:p>
+        </w:tc>
+        <w:tc>
+          <w:tcPr>
+            <w:tcW w:type="dxa" w:w="2556"/>
+          </w:tcPr>
+          <w:p>
+            <w:r>
+              <w:t>Names an answer without a deciding fact</w:t>
+            </w:r>
+          </w:p>
+        </w:tc>
+        <w:tc>
+          <w:tcPr>
+            <w:tcW w:type="dxa" w:w="2556"/>
+          </w:tcPr>
+          <w:p>
+            <w:r>
+              <w:t>Uses a hint to link fact and decision</w:t>
+            </w:r>
+          </w:p>
+        </w:tc>
+        <w:tc>
+          <w:tcPr>
+            <w:tcW w:type="dxa" w:w="2556"/>
+          </w:tcPr>
+          <w:p>
+            <w:r>
+              <w:t>Explains the deciding fact in own words</w:t>
+            </w:r>
+          </w:p>
+        </w:tc>
+      </w:tr>
+      <w:tr>
+        <w:tc>
+          <w:tcPr>
+            <w:tcW w:type="dxa" w:w="2556"/>
+          </w:tcPr>
+          <w:p>
+            <w:r>
+              <w:t>Trace or test</w:t>
+            </w:r>
+          </w:p>
+        </w:tc>
+        <w:tc>
+          <w:tcPr>
+            <w:tcW w:type="dxa" w:w="2556"/>
+          </w:tcPr>
+          <w:p>
+            <w:r>
+              <w:t>Cannot connect input and result</w:t>
+            </w:r>
+          </w:p>
+        </w:tc>
+        <w:tc>
+          <w:tcPr>
+            <w:tcW w:type="dxa" w:w="2556"/>
+          </w:tcPr>
+          <w:p>
+            <w:r>
+              <w:t>Completes steps with prompts</w:t>
+            </w:r>
+          </w:p>
+        </w:tc>
+        <w:tc>
+          <w:tcPr>
+            <w:tcW w:type="dxa" w:w="2556"/>
+          </w:tcPr>
+          <w:p>
+            <w:r>
+              <w:t>Traces or tests a changed case accurately</w:t>
+            </w:r>
+          </w:p>
+        </w:tc>
+      </w:tr>
+      <w:tr>
+        <w:tc>
+          <w:tcPr>
+            <w:tcW w:type="dxa" w:w="2556"/>
+          </w:tcPr>
+          <w:p>
+            <w:r>
+              <w:t>Limits and revision</w:t>
+            </w:r>
+          </w:p>
+        </w:tc>
+        <w:tc>
+          <w:tcPr>
+            <w:tcW w:type="dxa" w:w="2556"/>
+          </w:tcPr>
+          <w:p>
+            <w:r>
+              <w:t>Claims more than evidence supports</w:t>
+            </w:r>
+          </w:p>
+        </w:tc>
+        <w:tc>
+          <w:tcPr>
+            <w:tcW w:type="dxa" w:w="2556"/>
+          </w:tcPr>
+          <w:p>
+            <w:r>
+              <w:t>Names a limit after a prompt</w:t>
+            </w:r>
+          </w:p>
+        </w:tc>
+        <w:tc>
+          <w:tcPr>
+            <w:tcW w:type="dxa" w:w="2556"/>
+          </w:tcPr>
+          <w:p>
+            <w:r>
+              <w:t>States a defensible limit and useful next test</w:t>
+            </w:r>
+          </w:p>
+        </w:tc>
+      </w:tr>
+    </w:tbl>
+    <w:p>
+      <w:r>
+        <w:t>Project checkpoint: Evaluate and revise. Compare with your starting method, explain errors and record a justified revision.</w:t>
+      </w:r>
+    </w:p>
+    <w:p>
+      <w:r>
+        <w:t>Use the weekly teacher answer for topic-specific reasoning. A saved progress tick is an activity record; judge mastery from the learner’s explanation and evidence.</w:t>
+      </w:r>
+    </w:p>
     <w:sectPr>
       <w:pgSz w:w="12240" w:h="15840"/>
       <w:pgMar w:top="936" w:right="1008" w:bottom="936" w:left="1008" w:header="720" w:footer="720" w:gutter="0"/>

--- a/downloads/teacher/ai-4-week-24.docx
+++ b/downloads/teacher/ai-4-week-24.docx
@@ -3357,6 +3357,39 @@
         <w:t>Use the weekly teacher answer for topic-specific reasoning. A saved progress tick is an activity record; judge mastery from the learner’s explanation and evidence.</w:t>
       </w:r>
     </w:p>
+    <w:p>
+      <w:pPr>
+        <w:pStyle w:val="Heading1"/>
+      </w:pPr>
+      <w:r>
+        <w:t>08. Use feedback, labs and repair paths</w:t>
+      </w:r>
+    </w:p>
+    <w:p>
+      <w:r>
+        <w:t>Use the two formative questions as supported practice, not as independent mastery scores. Discuss the deciding evidence rather than accepting a guessed selection.</w:t>
+      </w:r>
+    </w:p>
+    <w:p>
+      <w:r>
+        <w:t>The feedback comes from the reviewed public worked case. Do not reveal the separately reserved independent teacher answer until the learner has attempted that case.</w:t>
+      </w:r>
+    </w:p>
+    <w:p>
+      <w:r>
+        <w:t>Ask students to predict before running code. Preserve errors and actual outputs; collect a changed test and an explanation. The branch-boundary and indexing lessons deliberately include failure cases.</w:t>
+      </w:r>
+    </w:p>
+    <w:p>
+      <w:r>
+        <w:t>Use the earlier worked-explanation links to address a specific missing building block, then return to the current question. Adapt this suggestion after observing the learner; it is not an automatic diagnosis.</w:t>
+      </w:r>
+    </w:p>
+    <w:p>
+      <w:r>
+        <w:t>Collect the completed-work portfolio as evidence. Record support separately from correctness, and assess explanation, trace/test and limitations. Progress ticks and quiz selections alone do not establish mastery.</w:t>
+      </w:r>
+    </w:p>
     <w:sectPr>
       <w:pgSz w:w="12240" w:h="15840"/>
       <w:pgMar w:top="936" w:right="1008" w:bottom="936" w:left="1008" w:header="720" w:footer="720" w:gutter="0"/>

--- a/downloads/teacher/ai-4-week-24.docx
+++ b/downloads/teacher/ai-4-week-24.docx
@@ -29,6 +29,11 @@
       </w:r>
     </w:p>
     <w:p>
+      <w:r>
+        <w:t>Prepare Train, Validation, Test: check the target, prerequisites, resources and adaptable teaching schedule.</w:t>
+      </w:r>
+    </w:p>
+    <w:p>
       <w:pPr>
         <w:pStyle w:val="Heading3"/>
       </w:pPr>
@@ -37,8 +42,26 @@
       </w:r>
     </w:p>
     <w:p>
-      <w:r>
-        <w:t>Primary target: Select a model using a declared validation rule</w:t>
+      <w:pPr>
+        <w:spacing w:line="336" w:lineRule="auto" w:after="180"/>
+      </w:pPr>
+      <w:r>
+        <w:rPr>
+          <w:b w:val="0"/>
+        </w:rPr>
+        <w:t xml:space="preserve">Primary target: Select a model using a declared </w:t>
+      </w:r>
+      <w:r>
+        <w:rPr>
+          <w:b/>
+        </w:rPr>
+        <w:t>validation</w:t>
+      </w:r>
+      <w:r>
+        <w:rPr>
+          <w:b w:val="0"/>
+        </w:rPr>
+        <w:t xml:space="preserve"> rule</w:t>
       </w:r>
     </w:p>
     <w:tbl>
@@ -185,8 +208,37 @@
       </w:tr>
     </w:tbl>
     <w:p>
-      <w:r>
-        <w:t>This is a starting allocation of 135 minutes, not a validated duration. Preserve all named topics. Schedule extra time for connected examples, the full investigation, independent cases and project building. Repeated copies of a case share one recorded attempt; they are not new evidence.</w:t>
+      <w:pPr>
+        <w:spacing w:line="336" w:lineRule="auto" w:after="180"/>
+      </w:pPr>
+      <w:r>
+        <w:rPr>
+          <w:b w:val="0"/>
+        </w:rPr>
+        <w:t>This is a starting allocation of 135 minutes, not a validated duration. Preserve all named topics. Schedule extra time for connected examples, the full investigation, independent cases and project building.</w:t>
+      </w:r>
+    </w:p>
+    <w:p>
+      <w:pPr>
+        <w:spacing w:line="336" w:lineRule="auto" w:after="180"/>
+      </w:pPr>
+      <w:r>
+        <w:rPr>
+          <w:b w:val="0"/>
+        </w:rPr>
+        <w:t xml:space="preserve">Repeated copies of a case share one recorded attempt; they are not new </w:t>
+      </w:r>
+      <w:r>
+        <w:rPr>
+          <w:b/>
+        </w:rPr>
+        <w:t>evidence</w:t>
+      </w:r>
+      <w:r>
+        <w:rPr>
+          <w:b w:val="0"/>
+        </w:rPr>
+        <w:t>.</w:t>
       </w:r>
     </w:p>
     <w:p>
@@ -206,17 +258,35 @@
       </w:r>
     </w:p>
     <w:p>
-      <w:r>
+      <w:pPr>
+        <w:spacing w:line="336" w:lineRule="auto" w:after="180"/>
+      </w:pPr>
+      <w:r>
+        <w:rPr>
+          <w:b w:val="0"/>
+        </w:rPr>
         <w:t>Without opening the old lesson, explain one key idea from Hold Out Test Data. Give an example and a mistake that the idea helps you avoid.</w:t>
       </w:r>
     </w:p>
     <w:p>
-      <w:r>
+      <w:pPr>
+        <w:spacing w:line="336" w:lineRule="auto" w:after="180"/>
+      </w:pPr>
+      <w:r>
+        <w:rPr>
+          <w:b w:val="0"/>
+        </w:rPr>
         <w:t>Look for: Freeze the full evaluation procedure before testing</w:t>
       </w:r>
     </w:p>
     <w:p>
-      <w:r>
+      <w:pPr>
+        <w:spacing w:line="336" w:lineRule="auto" w:after="180"/>
+      </w:pPr>
+      <w:r>
+        <w:rPr>
+          <w:b w:val="0"/>
+        </w:rPr>
         <w:t>Reference example, not the only acceptable wording: Teacher explanation: Accuracy 15/20, precision 3/5, recall 3/6. Report TN 12 FP 2 FN 3 TP 3 and blocked positive.</w:t>
       </w:r>
     </w:p>
@@ -229,17 +299,35 @@
       </w:r>
     </w:p>
     <w:p>
-      <w:r>
+      <w:pPr>
+        <w:spacing w:line="336" w:lineRule="auto" w:after="180"/>
+      </w:pPr>
+      <w:r>
+        <w:rPr>
+          <w:b w:val="0"/>
+        </w:rPr>
         <w:t>Without opening the old lesson, explain one key idea from Absolute Error and MAE. Give an example and a mistake that the idea helps you avoid.</w:t>
       </w:r>
     </w:p>
     <w:p>
-      <w:r>
+      <w:pPr>
+        <w:spacing w:line="336" w:lineRule="auto" w:after="180"/>
+      </w:pPr>
+      <w:r>
+        <w:rPr>
+          <w:b w:val="0"/>
+        </w:rPr>
         <w:t>Look for: Calculate MAE MSE and RMSE</w:t>
       </w:r>
     </w:p>
     <w:p>
-      <w:r>
+      <w:pPr>
+        <w:spacing w:line="336" w:lineRule="auto" w:after="180"/>
+      </w:pPr>
+      <w:r>
+        <w:rPr>
+          <w:b w:val="0"/>
+        </w:rPr>
         <w:t>Reference example, not the only acceptable wording: Teacher explanation: (1+2+3)/3=2 cm.</w:t>
       </w:r>
     </w:p>
@@ -252,22 +340,52 @@
       </w:r>
     </w:p>
     <w:p>
-      <w:r>
+      <w:pPr>
+        <w:spacing w:line="336" w:lineRule="auto" w:after="180"/>
+      </w:pPr>
+      <w:r>
+        <w:rPr>
+          <w:b w:val="0"/>
+        </w:rPr>
         <w:t>Without opening the old lesson, explain one key idea from Error Analysis. Give an example and a mistake that the idea helps you avoid.</w:t>
       </w:r>
     </w:p>
     <w:p>
-      <w:r>
-        <w:t>Look for: Categorize development errors using evidence</w:t>
-      </w:r>
-    </w:p>
-    <w:p>
-      <w:r>
+      <w:pPr>
+        <w:spacing w:line="336" w:lineRule="auto" w:after="180"/>
+      </w:pPr>
+      <w:r>
+        <w:rPr>
+          <w:b w:val="0"/>
+        </w:rPr>
+        <w:t xml:space="preserve">Look for: Categorize development errors using </w:t>
+      </w:r>
+      <w:r>
+        <w:rPr>
+          <w:b/>
+        </w:rPr>
+        <w:t>evidence</w:t>
+      </w:r>
+    </w:p>
+    <w:p>
+      <w:pPr>
+        <w:spacing w:line="336" w:lineRule="auto" w:after="180"/>
+      </w:pPr>
+      <w:r>
+        <w:rPr>
+          <w:b w:val="0"/>
+        </w:rPr>
         <w:t>Reference example, not the only acceptable wording: Teacher explanation: Dim 4/12 about 33.3 percent; bright 3/18 about 16.7 percent.</w:t>
       </w:r>
     </w:p>
     <w:p>
-      <w:r>
+      <w:pPr>
+        <w:spacing w:line="336" w:lineRule="auto" w:after="180"/>
+      </w:pPr>
+      <w:r>
+        <w:rPr>
+          <w:b w:val="0"/>
+        </w:rPr>
         <w:t>Use the student module and workbook section with this exact week title. The worked case, independent question and answers below form one aligned lesson sequence.</w:t>
       </w:r>
     </w:p>
@@ -280,8 +398,27 @@
       </w:r>
     </w:p>
     <w:p>
-      <w:r>
-        <w:t>You have 30 leaves with 3 views each. Allocate 18 leaves to train,6 to validation,6 to test. How many images are in each? Where is a learned normalisation mean fitted?</w:t>
+      <w:pPr>
+        <w:spacing w:line="336" w:lineRule="auto" w:after="180"/>
+        <w:shd w:fill="F5F1FB"/>
+      </w:pPr>
+      <w:r>
+        <w:rPr>
+          <w:b w:val="0"/>
+        </w:rPr>
+        <w:t xml:space="preserve">You have 30 leaves with 3 views each. Allocate 18 leaves to train,6 to </w:t>
+      </w:r>
+      <w:r>
+        <w:rPr>
+          <w:b/>
+        </w:rPr>
+        <w:t>validation</w:t>
+      </w:r>
+      <w:r>
+        <w:rPr>
+          <w:b w:val="0"/>
+        </w:rPr>
+        <w:t>,6 to test. How many images are in each? Where is a learned normalisation mean fitted?</w:t>
       </w:r>
     </w:p>
     <w:p>
@@ -293,8 +430,32 @@
       </w:r>
     </w:p>
     <w:p>
-      <w:r>
-        <w:t>Training fits parameters, validation chooses settings, and testing estimates final performance after choices are frozen.</w:t>
+      <w:pPr>
+        <w:spacing w:line="336" w:lineRule="auto" w:after="180"/>
+      </w:pPr>
+      <w:r>
+        <w:rPr>
+          <w:b/>
+        </w:rPr>
+        <w:t>Training</w:t>
+      </w:r>
+      <w:r>
+        <w:rPr>
+          <w:b w:val="0"/>
+        </w:rPr>
+        <w:t xml:space="preserve"> fits parameters, </w:t>
+      </w:r>
+      <w:r>
+        <w:rPr>
+          <w:b/>
+        </w:rPr>
+        <w:t>validation</w:t>
+      </w:r>
+      <w:r>
+        <w:rPr>
+          <w:b w:val="0"/>
+        </w:rPr>
+        <w:t xml:space="preserve"> chooses settings, and testing estimates final performance after choices are frozen.</w:t>
       </w:r>
     </w:p>
     <w:tbl>
@@ -430,12 +591,38 @@
       </w:r>
     </w:p>
     <w:p>
-      <w:r>
+      <w:pPr>
+        <w:spacing w:line="336" w:lineRule="auto" w:after="180"/>
+      </w:pPr>
+      <w:r>
+        <w:rPr>
+          <w:b w:val="0"/>
+        </w:rPr>
         <w:t>Use the supplied scenario, student illustrations and blank paper. For numeric work, offer counters or a calculator after learners show the setup. Fictional records are supplied; personal data and paid accounts are unnecessary.</w:t>
       </w:r>
     </w:p>
     <w:p>
-      <w:r>
+      <w:pPr>
+        <w:pStyle w:val="Heading3"/>
+      </w:pPr>
+      <w:r>
+        <w:t>Alternative compact allocation</w:t>
+      </w:r>
+    </w:p>
+    <w:p>
+      <w:r>
+        <w:t>This compact option is not the full-week schedule. Use the main teaching cycle and allow extra sessions for the investigation, independent work and project.</w:t>
+      </w:r>
+    </w:p>
+    <w:p>
+      <w:pPr>
+        <w:spacing w:line="336" w:lineRule="auto" w:after="180"/>
+        <w:shd w:fill="F1F6F8"/>
+      </w:pPr>
+      <w:r>
+        <w:rPr>
+          <w:b w:val="0"/>
+        </w:rPr>
         <w:t>Allow 80 minutes: recall 8; explanation 12; worked demonstration 15; guided practice 20; independent assessment 15; project and reflection 10. Extend the lab into a second session when needed.</w:t>
       </w:r>
     </w:p>
@@ -448,8 +635,37 @@
       </w:r>
     </w:p>
     <w:p>
-      <w:r>
-        <w:t>Teach two 45-minute sessions. This week focuses on validation and model selection. Model the worked example first, collect the new W 4 case independently before feedback, and use the fresh retry to check transfer. Award credit for traceable reasoning and bounded claims, including justified uncertainty.</w:t>
+      <w:pPr>
+        <w:spacing w:line="336" w:lineRule="auto" w:after="180"/>
+      </w:pPr>
+      <w:r>
+        <w:rPr>
+          <w:b w:val="0"/>
+        </w:rPr>
+        <w:t xml:space="preserve">Teach two 45-minute sessions. This week focuses on </w:t>
+      </w:r>
+      <w:r>
+        <w:rPr>
+          <w:b/>
+        </w:rPr>
+        <w:t>validation</w:t>
+      </w:r>
+      <w:r>
+        <w:rPr>
+          <w:b w:val="0"/>
+        </w:rPr>
+        <w:t xml:space="preserve"> and model selection. Model the worked example first, collect the new W 4 case independently before feedback, and use the fresh retry to check transfer.</w:t>
+      </w:r>
+    </w:p>
+    <w:p>
+      <w:pPr>
+        <w:spacing w:line="336" w:lineRule="auto" w:after="180"/>
+      </w:pPr>
+      <w:r>
+        <w:rPr>
+          <w:b w:val="0"/>
+        </w:rPr>
+        <w:t>Award credit for traceable reasoning and bounded claims, including justified uncertainty.</w:t>
       </w:r>
     </w:p>
     <w:p>
@@ -461,27 +677,87 @@
       </w:r>
     </w:p>
     <w:p>
-      <w:r>
-        <w:t>Training rows fitted parameters; separate validation rows compared performance.</w:t>
-      </w:r>
-    </w:p>
-    <w:p>
-      <w:r>
+      <w:pPr>
+        <w:spacing w:line="336" w:lineRule="auto" w:after="180"/>
+      </w:pPr>
+      <w:r>
+        <w:rPr>
+          <w:b/>
+        </w:rPr>
+        <w:t>Training</w:t>
+      </w:r>
+      <w:r>
+        <w:rPr>
+          <w:b w:val="0"/>
+        </w:rPr>
+        <w:t xml:space="preserve"> rows fitted parameters; separate </w:t>
+      </w:r>
+      <w:r>
+        <w:rPr>
+          <w:b/>
+        </w:rPr>
+        <w:t>validation</w:t>
+      </w:r>
+      <w:r>
+        <w:rPr>
+          <w:b w:val="0"/>
+        </w:rPr>
+        <w:t xml:space="preserve"> rows compared performance.</w:t>
+      </w:r>
+    </w:p>
+    <w:p>
+      <w:pPr>
+        <w:spacing w:line="336" w:lineRule="auto" w:after="180"/>
+      </w:pPr>
+      <w:r>
+        <w:rPr>
+          <w:b w:val="0"/>
+        </w:rPr>
         <w:t>Printed student lesson and workbook</w:t>
       </w:r>
     </w:p>
     <w:p>
-      <w:r>
+      <w:pPr>
+        <w:spacing w:line="336" w:lineRule="auto" w:after="180"/>
+      </w:pPr>
+      <w:r>
+        <w:rPr>
+          <w:b w:val="0"/>
+        </w:rPr>
         <w:t>Paper, pencils and a calculator for fractions</w:t>
       </w:r>
     </w:p>
     <w:p>
-      <w:r>
-        <w:t>The fictional examples and a blank evidence table</w:t>
-      </w:r>
-    </w:p>
-    <w:p>
-      <w:r>
+      <w:pPr>
+        <w:spacing w:line="336" w:lineRule="auto" w:after="180"/>
+      </w:pPr>
+      <w:r>
+        <w:rPr>
+          <w:b w:val="0"/>
+        </w:rPr>
+        <w:t xml:space="preserve">The fictional examples and a blank </w:t>
+      </w:r>
+      <w:r>
+        <w:rPr>
+          <w:b/>
+        </w:rPr>
+        <w:t>evidence</w:t>
+      </w:r>
+      <w:r>
+        <w:rPr>
+          <w:b w:val="0"/>
+        </w:rPr>
+        <w:t xml:space="preserve"> table</w:t>
+      </w:r>
+    </w:p>
+    <w:p>
+      <w:pPr>
+        <w:spacing w:line="336" w:lineRule="auto" w:after="180"/>
+      </w:pPr>
+      <w:r>
+        <w:rPr>
+          <w:b w:val="0"/>
+        </w:rPr>
         <w:t>Saved classroom project records for critique; no personal student dataset required</w:t>
       </w:r>
     </w:p>
@@ -494,12 +770,36 @@
       </w:r>
     </w:p>
     <w:p>
-      <w:r>
-        <w:t>By the end, I can explain train, validation, test using a traced example and a stated limitation.</w:t>
-      </w:r>
-    </w:p>
-    <w:p>
-      <w:r>
+      <w:pPr>
+        <w:spacing w:line="336" w:lineRule="auto" w:after="180"/>
+      </w:pPr>
+      <w:r>
+        <w:rPr>
+          <w:b w:val="0"/>
+        </w:rPr>
+        <w:t xml:space="preserve">By the end, I can explain train, </w:t>
+      </w:r>
+      <w:r>
+        <w:rPr>
+          <w:b/>
+        </w:rPr>
+        <w:t>validation</w:t>
+      </w:r>
+      <w:r>
+        <w:rPr>
+          <w:b w:val="0"/>
+        </w:rPr>
+        <w:t>, test using a traced example and a stated limitation.</w:t>
+      </w:r>
+    </w:p>
+    <w:p>
+      <w:pPr>
+        <w:spacing w:line="336" w:lineRule="auto" w:after="180"/>
+      </w:pPr>
+      <w:r>
+        <w:rPr>
+          <w:b w:val="0"/>
+        </w:rPr>
         <w:t>This added worked case illustrates the week’s main idea. Retain all original and connected topics; schedule its practice within the teaching cycle.</w:t>
       </w:r>
     </w:p>
@@ -512,76 +812,325 @@
       </w:r>
     </w:p>
     <w:p>
+      <w:r>
+        <w:t>Model Train, Validation, Test using the supplied case, labelled mechanism and reasoning. Make the scope of each conclusion explicit.</w:t>
+      </w:r>
+    </w:p>
+    <w:p>
+      <w:pPr>
+        <w:spacing w:line="336" w:lineRule="auto" w:after="180"/>
+      </w:pPr>
+      <w:r>
+        <w:rPr>
+          <w:b w:val="0"/>
+        </w:rPr>
+        <w:t>Trace the information, fitted behavior, and evaluation proof separately.</w:t>
+      </w:r>
+    </w:p>
+    <w:p>
       <w:pPr>
         <w:pStyle w:val="Heading3"/>
       </w:pPr>
       <w:r>
-        <w:t>Explain the mechanism</w:t>
-      </w:r>
-    </w:p>
-    <w:p>
-      <w:r>
-        <w:t>Trace the information, fitted behavior, and evaluation proof separately.</w:t>
-      </w:r>
-    </w:p>
-    <w:p>
-      <w:r>
+        <w:t>Question to explain</w:t>
+      </w:r>
+    </w:p>
+    <w:p>
+      <w:pPr>
+        <w:spacing w:line="336" w:lineRule="auto" w:after="180"/>
+        <w:shd w:fill="F5F1FB"/>
+      </w:pPr>
+      <w:r>
+        <w:rPr>
+          <w:b w:val="0"/>
+        </w:rPr>
         <w:t>QUESTION Assign every modeling decision and dataset use to the correct split.</w:t>
       </w:r>
     </w:p>
     <w:p>
-      <w:r>
-        <w:t>MODEL IDEA Training fits parameters, validation chooses settings, and testing estimates final performance after choices are frozen.</w:t>
-      </w:r>
-    </w:p>
-    <w:p>
-      <w:r>
+      <w:pPr>
+        <w:spacing w:line="336" w:lineRule="auto" w:after="180"/>
+      </w:pPr>
+      <w:r>
+        <w:rPr>
+          <w:b w:val="0"/>
+        </w:rPr>
+        <w:t xml:space="preserve">MODEL IDEA </w:t>
+      </w:r>
+      <w:r>
+        <w:rPr>
+          <w:b/>
+        </w:rPr>
+        <w:t>Training</w:t>
+      </w:r>
+      <w:r>
+        <w:rPr>
+          <w:b w:val="0"/>
+        </w:rPr>
+        <w:t xml:space="preserve"> fits parameters, </w:t>
+      </w:r>
+      <w:r>
+        <w:rPr>
+          <w:b/>
+        </w:rPr>
+        <w:t>validation</w:t>
+      </w:r>
+      <w:r>
+        <w:rPr>
+          <w:b w:val="0"/>
+        </w:rPr>
+        <w:t xml:space="preserve"> chooses settings, and testing estimates final performance after choices are frozen.</w:t>
+      </w:r>
+    </w:p>
+    <w:p>
+      <w:pPr>
+        <w:spacing w:line="336" w:lineRule="auto" w:after="180"/>
+      </w:pPr>
+      <w:r>
+        <w:rPr>
+          <w:b w:val="0"/>
+        </w:rPr>
         <w:t>PROOF NEEDED Use an unseen case, visible calculation, error analysis, and a stated limitation.</w:t>
       </w:r>
     </w:p>
     <w:p>
-      <w:r>
-        <w:t>UNDER THE HOOD Fit two candidate trees on training rows. Choose depth and threshold using validation metrics and error slices.</w:t>
-      </w:r>
-    </w:p>
-    <w:p>
-      <w:r>
-        <w:t>Draw a fresh data → model → prediction → evaluation trace:</w:t>
-      </w:r>
-    </w:p>
-    <w:p>
-      <w:r>
-        <w:t>Predict first. Then check each step. A correct answer without visible evidence cannot be audited.</w:t>
-      </w:r>
-    </w:p>
-    <w:p>
-      <w:r>
-        <w:t>STEP 1 Fit two candidate trees on training rows.</w:t>
-      </w:r>
-    </w:p>
-    <w:p>
-      <w:r>
-        <w:t>STEP 2 Choose depth and threshold using validation metrics and error slices.</w:t>
-      </w:r>
-    </w:p>
-    <w:p>
-      <w:r>
-        <w:t>STEP 3 Freeze preprocessing, features, model, and decision threshold.</w:t>
-      </w:r>
-    </w:p>
-    <w:p>
-      <w:r>
+      <w:pPr>
+        <w:pStyle w:val="Heading3"/>
+      </w:pPr>
+      <w:r>
+        <w:t>How the mechanism works</w:t>
+      </w:r>
+    </w:p>
+    <w:p>
+      <w:pPr>
+        <w:spacing w:line="336" w:lineRule="auto" w:after="180"/>
+        <w:shd w:fill="F1F6F8"/>
+      </w:pPr>
+      <w:r>
+        <w:rPr>
+          <w:b w:val="0"/>
+        </w:rPr>
+        <w:t xml:space="preserve">UNDER THE HOOD Fit two candidate trees on </w:t>
+      </w:r>
+      <w:r>
+        <w:rPr>
+          <w:b/>
+        </w:rPr>
+        <w:t>training</w:t>
+      </w:r>
+      <w:r>
+        <w:rPr>
+          <w:b w:val="0"/>
+        </w:rPr>
+        <w:t xml:space="preserve"> rows. Choose depth and threshold using </w:t>
+      </w:r>
+      <w:r>
+        <w:rPr>
+          <w:b/>
+        </w:rPr>
+        <w:t>validation</w:t>
+      </w:r>
+      <w:r>
+        <w:rPr>
+          <w:b w:val="0"/>
+        </w:rPr>
+        <w:t xml:space="preserve"> metrics and error slices.</w:t>
+      </w:r>
+    </w:p>
+    <w:p>
+      <w:pPr>
+        <w:spacing w:line="336" w:lineRule="auto" w:after="180"/>
+      </w:pPr>
+      <w:r>
+        <w:rPr>
+          <w:b w:val="0"/>
+        </w:rPr>
+        <w:t xml:space="preserve">Draw a fresh data → model → </w:t>
+      </w:r>
+      <w:r>
+        <w:rPr>
+          <w:b/>
+        </w:rPr>
+        <w:t>prediction</w:t>
+      </w:r>
+      <w:r>
+        <w:rPr>
+          <w:b w:val="0"/>
+        </w:rPr>
+        <w:t xml:space="preserve"> → evaluation trace:</w:t>
+      </w:r>
+    </w:p>
+    <w:p>
+      <w:pPr>
+        <w:spacing w:line="336" w:lineRule="auto" w:after="180"/>
+      </w:pPr>
+      <w:r>
+        <w:rPr>
+          <w:b w:val="0"/>
+        </w:rPr>
+        <w:t xml:space="preserve">Predict first. Then check each step. A correct answer without visible </w:t>
+      </w:r>
+      <w:r>
+        <w:rPr>
+          <w:b/>
+        </w:rPr>
+        <w:t>evidence</w:t>
+      </w:r>
+      <w:r>
+        <w:rPr>
+          <w:b w:val="0"/>
+        </w:rPr>
+        <w:t xml:space="preserve"> cannot be audited.</w:t>
+      </w:r>
+    </w:p>
+    <w:p>
+      <w:pPr>
+        <w:pStyle w:val="Heading3"/>
+      </w:pPr>
+      <w:r>
+        <w:t>Step 1</w:t>
+      </w:r>
+    </w:p>
+    <w:p>
+      <w:pPr>
+        <w:spacing w:line="336" w:lineRule="auto" w:after="180"/>
+        <w:shd w:fill="F4F9FC"/>
+      </w:pPr>
+      <w:r>
+        <w:rPr>
+          <w:b w:val="0"/>
+        </w:rPr>
+        <w:t xml:space="preserve">STEP 1 Fit two candidate trees on </w:t>
+      </w:r>
+      <w:r>
+        <w:rPr>
+          <w:b/>
+        </w:rPr>
+        <w:t>training</w:t>
+      </w:r>
+      <w:r>
+        <w:rPr>
+          <w:b w:val="0"/>
+        </w:rPr>
+        <w:t xml:space="preserve"> rows.</w:t>
+      </w:r>
+    </w:p>
+    <w:p>
+      <w:pPr>
+        <w:pStyle w:val="Heading3"/>
+      </w:pPr>
+      <w:r>
+        <w:t>Step 2</w:t>
+      </w:r>
+    </w:p>
+    <w:p>
+      <w:pPr>
+        <w:spacing w:line="336" w:lineRule="auto" w:after="180"/>
+        <w:shd w:fill="F4F9FC"/>
+      </w:pPr>
+      <w:r>
+        <w:rPr>
+          <w:b w:val="0"/>
+        </w:rPr>
+        <w:t xml:space="preserve">STEP 2 Choose depth and threshold using </w:t>
+      </w:r>
+      <w:r>
+        <w:rPr>
+          <w:b/>
+        </w:rPr>
+        <w:t>validation</w:t>
+      </w:r>
+      <w:r>
+        <w:rPr>
+          <w:b w:val="0"/>
+        </w:rPr>
+        <w:t xml:space="preserve"> metrics and error slices.</w:t>
+      </w:r>
+    </w:p>
+    <w:p>
+      <w:pPr>
+        <w:pStyle w:val="Heading3"/>
+      </w:pPr>
+      <w:r>
+        <w:t>Step 3</w:t>
+      </w:r>
+    </w:p>
+    <w:p>
+      <w:pPr>
+        <w:spacing w:line="336" w:lineRule="auto" w:after="180"/>
+        <w:shd w:fill="F4F9FC"/>
+      </w:pPr>
+      <w:r>
+        <w:rPr>
+          <w:b w:val="0"/>
+        </w:rPr>
+        <w:t>STEP 3 Freeze pre</w:t>
+      </w:r>
+      <w:r>
+        <w:rPr>
+          <w:b/>
+        </w:rPr>
+        <w:t>process</w:t>
+      </w:r>
+      <w:r>
+        <w:rPr>
+          <w:b w:val="0"/>
+        </w:rPr>
+        <w:t>ing, features, model, and decision threshold.</w:t>
+      </w:r>
+    </w:p>
+    <w:p>
+      <w:pPr>
+        <w:pStyle w:val="Heading3"/>
+      </w:pPr>
+      <w:r>
+        <w:t>Step 4</w:t>
+      </w:r>
+    </w:p>
+    <w:p>
+      <w:pPr>
+        <w:spacing w:line="336" w:lineRule="auto" w:after="180"/>
+        <w:shd w:fill="F4F9FC"/>
+      </w:pPr>
+      <w:r>
+        <w:rPr>
+          <w:b w:val="0"/>
+        </w:rPr>
         <w:t>STEP 4 Evaluate once on test; do not return to tune and still call it final.</w:t>
       </w:r>
     </w:p>
     <w:p>
-      <w:r>
+      <w:pPr>
+        <w:spacing w:line="336" w:lineRule="auto" w:after="180"/>
+      </w:pPr>
+      <w:r>
+        <w:rPr>
+          <w:b w:val="0"/>
+        </w:rPr>
         <w:t>CHECK Verify the denominator, unit, split, class definition, and data version before interpreting a score.</w:t>
       </w:r>
     </w:p>
     <w:p>
-      <w:r>
-        <w:t>Recalculate, retrace, or restate the evidence independently:</w:t>
+      <w:pPr>
+        <w:spacing w:line="336" w:lineRule="auto" w:after="180"/>
+      </w:pPr>
+      <w:r>
+        <w:rPr>
+          <w:b w:val="0"/>
+        </w:rPr>
+        <w:t xml:space="preserve">Recalculate, retrace, or restate the </w:t>
+      </w:r>
+      <w:r>
+        <w:rPr>
+          <w:b/>
+        </w:rPr>
+        <w:t>evidence</w:t>
+      </w:r>
+      <w:r>
+        <w:rPr>
+          <w:b w:val="0"/>
+        </w:rPr>
+        <w:t xml:space="preserve"> independently:</w:t>
       </w:r>
     </w:p>
     <w:p>
@@ -593,54 +1142,349 @@
       </w:r>
     </w:p>
     <w:p>
-      <w:r>
-        <w:t>Split 100 independent leaves into 60 train,20 validation,20 test.</w:t>
-      </w:r>
-    </w:p>
-    <w:p>
-      <w:r>
-        <w:t>Explain roles and preprocessing.</w:t>
-      </w:r>
-    </w:p>
-    <w:p>
       <w:pPr>
         <w:pStyle w:val="Heading3"/>
       </w:pPr>
       <w:r>
+        <w:t>The teaching case</w:t>
+      </w:r>
+    </w:p>
+    <w:p>
+      <w:pPr>
+        <w:spacing w:line="336" w:lineRule="auto" w:after="180"/>
+        <w:shd w:fill="F1F6FC"/>
+      </w:pPr>
+      <w:r>
+        <w:rPr>
+          <w:b w:val="0"/>
+        </w:rPr>
+        <w:t xml:space="preserve">Split 100 independent leaves into 60 train,20 </w:t>
+      </w:r>
+      <w:r>
+        <w:rPr>
+          <w:b/>
+        </w:rPr>
+        <w:t>validation</w:t>
+      </w:r>
+      <w:r>
+        <w:rPr>
+          <w:b w:val="0"/>
+        </w:rPr>
+        <w:t>,20 test.</w:t>
+      </w:r>
+    </w:p>
+    <w:p>
+      <w:pPr>
+        <w:pStyle w:val="Heading3"/>
+      </w:pPr>
+      <w:r>
+        <w:t>The teaching case</w:t>
+      </w:r>
+    </w:p>
+    <w:p>
+      <w:pPr>
+        <w:spacing w:line="336" w:lineRule="auto" w:after="180"/>
+        <w:shd w:fill="F1F6FC"/>
+      </w:pPr>
+      <w:r>
+        <w:rPr>
+          <w:b w:val="0"/>
+        </w:rPr>
+        <w:t>Explain roles and pre</w:t>
+      </w:r>
+      <w:r>
+        <w:rPr>
+          <w:b/>
+        </w:rPr>
+        <w:t>process</w:t>
+      </w:r>
+      <w:r>
+        <w:rPr>
+          <w:b w:val="0"/>
+        </w:rPr>
+        <w:t>ing.</w:t>
+      </w:r>
+    </w:p>
+    <w:p>
+      <w:pPr>
+        <w:pStyle w:val="Heading3"/>
+      </w:pPr>
+      <w:r>
         <w:t>Exact explanation to model</w:t>
       </w:r>
     </w:p>
     <w:p>
-      <w:r>
-        <w:t>Train fits parameters and learned transforms; validation chooses settings; final test evaluates the selected system. Group related records first.</w:t>
-      </w:r>
-    </w:p>
-    <w:p>
       <w:pPr>
         <w:pStyle w:val="Heading3"/>
       </w:pPr>
       <w:r>
+        <w:t>Why the result follows</w:t>
+      </w:r>
+    </w:p>
+    <w:p>
+      <w:pPr>
+        <w:spacing w:line="336" w:lineRule="auto" w:after="180"/>
+        <w:shd w:fill="F1F6FC"/>
+      </w:pPr>
+      <w:r>
+        <w:rPr>
+          <w:b w:val="0"/>
+        </w:rPr>
+        <w:t xml:space="preserve">Train fits parameters and learned transforms; </w:t>
+      </w:r>
+      <w:r>
+        <w:rPr>
+          <w:b/>
+        </w:rPr>
+        <w:t>validation</w:t>
+      </w:r>
+      <w:r>
+        <w:rPr>
+          <w:b w:val="0"/>
+        </w:rPr>
+        <w:t xml:space="preserve"> chooses settings; final test evaluates the selected system. Group related records first.</w:t>
+      </w:r>
+    </w:p>
+    <w:p>
+      <w:pPr>
+        <w:pStyle w:val="Heading3"/>
+      </w:pPr>
+      <w:r>
         <w:t>Explain the added worked example</w:t>
       </w:r>
     </w:p>
     <w:p>
-      <w:r>
-        <w:t>Fitting and selecting answer different questions. Training adjusts parameters. Validation helps choose settings or model families. A final test estimates the performance of the frozen development process on held-out examples. Keep related records in the same split when separate rows could reveal the same source.</w:t>
-      </w:r>
-    </w:p>
-    <w:p>
-      <w:r>
-        <w:t>Use fictional classroom data throughout this investigation. Keep the task, units, reference labels and data split visible as you reason. Earlier weeks supplied the model-building process; this week examines validation and model selection.</w:t>
-      </w:r>
-    </w:p>
-    <w:p>
-      <w:r>
-        <w:t>Three candidates have training MAE A=1, B=0, C=2 and validation MAE A=3, B=5, C=3. The declared rule is smallest validation MAE, then simpler model, with A simpler than C. Choose A. B fits training perfectly but does worse on validation. The final test remains unopened.</w:t>
-      </w:r>
-    </w:p>
-    <w:p>
-      <w:r>
-        <w:t>Before continuing, underline the decision rule and circle the evidence that supports the conclusion. Explain the example to a partner without replacing the counts or conditions with a stronger claim. Keep the distinction between an observed result and a proposed next step.</w:t>
+      <w:pPr>
+        <w:pStyle w:val="Heading3"/>
+      </w:pPr>
+      <w:r>
+        <w:t>Explain the added worked example · 1</w:t>
+      </w:r>
+    </w:p>
+    <w:p>
+      <w:pPr>
+        <w:spacing w:line="336" w:lineRule="auto" w:after="180"/>
+      </w:pPr>
+      <w:r>
+        <w:rPr>
+          <w:b/>
+        </w:rPr>
+        <w:t>Fitting</w:t>
+      </w:r>
+      <w:r>
+        <w:rPr>
+          <w:b w:val="0"/>
+        </w:rPr>
+        <w:t xml:space="preserve"> and selecting answer different questions. </w:t>
+      </w:r>
+      <w:r>
+        <w:rPr>
+          <w:b/>
+        </w:rPr>
+        <w:t>Training</w:t>
+      </w:r>
+      <w:r>
+        <w:rPr>
+          <w:b w:val="0"/>
+        </w:rPr>
+        <w:t xml:space="preserve"> adjusts parameters. </w:t>
+      </w:r>
+      <w:r>
+        <w:rPr>
+          <w:b/>
+        </w:rPr>
+        <w:t>Validation</w:t>
+      </w:r>
+      <w:r>
+        <w:rPr>
+          <w:b w:val="0"/>
+        </w:rPr>
+        <w:t xml:space="preserve"> helps choose settings or model families. A final test estimates the performance of the frozen development </w:t>
+      </w:r>
+      <w:r>
+        <w:rPr>
+          <w:b/>
+        </w:rPr>
+        <w:t>process</w:t>
+      </w:r>
+      <w:r>
+        <w:rPr>
+          <w:b w:val="0"/>
+        </w:rPr>
+        <w:t xml:space="preserve"> on held-out examples.</w:t>
+      </w:r>
+    </w:p>
+    <w:p>
+      <w:pPr>
+        <w:spacing w:line="336" w:lineRule="auto" w:after="180"/>
+      </w:pPr>
+      <w:r>
+        <w:rPr>
+          <w:b w:val="0"/>
+        </w:rPr>
+        <w:t>Keep related records in the same split when separate rows could reveal the same source.</w:t>
+      </w:r>
+    </w:p>
+    <w:p>
+      <w:pPr>
+        <w:spacing w:line="336" w:lineRule="auto" w:after="180"/>
+      </w:pPr>
+      <w:r>
+        <w:rPr>
+          <w:b w:val="0"/>
+        </w:rPr>
+        <w:t>Use fictional classroom data throughout this investigation. Keep the task, units, reference labels and data split visible as you reason.</w:t>
+      </w:r>
+    </w:p>
+    <w:p>
+      <w:pPr>
+        <w:spacing w:line="336" w:lineRule="auto" w:after="180"/>
+      </w:pPr>
+      <w:r>
+        <w:rPr>
+          <w:b w:val="0"/>
+        </w:rPr>
+        <w:t xml:space="preserve">Earlier weeks supplied the model-building </w:t>
+      </w:r>
+      <w:r>
+        <w:rPr>
+          <w:b/>
+        </w:rPr>
+        <w:t>process</w:t>
+      </w:r>
+      <w:r>
+        <w:rPr>
+          <w:b w:val="0"/>
+        </w:rPr>
+        <w:t xml:space="preserve">; this week examines </w:t>
+      </w:r>
+      <w:r>
+        <w:rPr>
+          <w:b/>
+        </w:rPr>
+        <w:t>validation</w:t>
+      </w:r>
+      <w:r>
+        <w:rPr>
+          <w:b w:val="0"/>
+        </w:rPr>
+        <w:t xml:space="preserve"> and model selection.</w:t>
+      </w:r>
+    </w:p>
+    <w:p>
+      <w:pPr>
+        <w:spacing w:line="336" w:lineRule="auto" w:after="180"/>
+      </w:pPr>
+      <w:r>
+        <w:rPr>
+          <w:b w:val="0"/>
+        </w:rPr>
+        <w:t xml:space="preserve">Three candidates have </w:t>
+      </w:r>
+      <w:r>
+        <w:rPr>
+          <w:b/>
+        </w:rPr>
+        <w:t>training</w:t>
+      </w:r>
+      <w:r>
+        <w:rPr>
+          <w:b w:val="0"/>
+        </w:rPr>
+        <w:t xml:space="preserve"> MAE A=1, B=0, C=2 and </w:t>
+      </w:r>
+      <w:r>
+        <w:rPr>
+          <w:b/>
+        </w:rPr>
+        <w:t>validation</w:t>
+      </w:r>
+      <w:r>
+        <w:rPr>
+          <w:b w:val="0"/>
+        </w:rPr>
+        <w:t xml:space="preserve"> MAE A=3, B=5, C=3. The declared rule is smallest </w:t>
+      </w:r>
+      <w:r>
+        <w:rPr>
+          <w:b/>
+        </w:rPr>
+        <w:t>validation</w:t>
+      </w:r>
+      <w:r>
+        <w:rPr>
+          <w:b w:val="0"/>
+        </w:rPr>
+        <w:t xml:space="preserve"> MAE, then simpler model, with A simpler than C. Choose A.</w:t>
+      </w:r>
+    </w:p>
+    <w:p>
+      <w:pPr>
+        <w:spacing w:line="336" w:lineRule="auto" w:after="180"/>
+      </w:pPr>
+      <w:r>
+        <w:rPr>
+          <w:b w:val="0"/>
+        </w:rPr>
+        <w:t xml:space="preserve">B fits </w:t>
+      </w:r>
+      <w:r>
+        <w:rPr>
+          <w:b/>
+        </w:rPr>
+        <w:t>training</w:t>
+      </w:r>
+      <w:r>
+        <w:rPr>
+          <w:b w:val="0"/>
+        </w:rPr>
+        <w:t xml:space="preserve"> perfectly but does worse on </w:t>
+      </w:r>
+      <w:r>
+        <w:rPr>
+          <w:b/>
+        </w:rPr>
+        <w:t>validation</w:t>
+      </w:r>
+      <w:r>
+        <w:rPr>
+          <w:b w:val="0"/>
+        </w:rPr>
+        <w:t>. The final test remains unopened.</w:t>
+      </w:r>
+    </w:p>
+    <w:p>
+      <w:pPr>
+        <w:spacing w:line="336" w:lineRule="auto" w:after="180"/>
+      </w:pPr>
+      <w:r>
+        <w:rPr>
+          <w:b w:val="0"/>
+        </w:rPr>
+        <w:t xml:space="preserve">Before continuing, underline the decision rule and circle the </w:t>
+      </w:r>
+      <w:r>
+        <w:rPr>
+          <w:b/>
+        </w:rPr>
+        <w:t>evidence</w:t>
+      </w:r>
+      <w:r>
+        <w:rPr>
+          <w:b w:val="0"/>
+        </w:rPr>
+        <w:t xml:space="preserve"> that supports the conclusion. Explain the example to a partner without replacing the counts or conditions with a stronger claim.</w:t>
+      </w:r>
+    </w:p>
+    <w:p>
+      <w:pPr>
+        <w:spacing w:line="336" w:lineRule="auto" w:after="180"/>
+      </w:pPr>
+      <w:r>
+        <w:rPr>
+          <w:b w:val="0"/>
+        </w:rPr>
+        <w:t>Keep the distinction between an observed result and a proposed next step.</w:t>
       </w:r>
     </w:p>
     <w:p>
@@ -784,8 +1628,37 @@
       </w:r>
     </w:p>
     <w:p>
-      <w:r>
-        <w:t>Use the complete worked example below before asking learners to complete W2. Reveal a small part, invite a prediction, then explain the deciding step. These teacher notes contain solutions; do not reveal the independent case answer during modelling.</w:t>
+      <w:pPr>
+        <w:spacing w:line="336" w:lineRule="auto" w:after="180"/>
+      </w:pPr>
+      <w:r>
+        <w:rPr>
+          <w:b w:val="0"/>
+        </w:rPr>
+        <w:t xml:space="preserve">Use the complete worked example below before asking learners to complete W2. Reveal a small part, invite a </w:t>
+      </w:r>
+      <w:r>
+        <w:rPr>
+          <w:b/>
+        </w:rPr>
+        <w:t>prediction</w:t>
+      </w:r>
+      <w:r>
+        <w:rPr>
+          <w:b w:val="0"/>
+        </w:rPr>
+        <w:t>, then explain the deciding step.</w:t>
+      </w:r>
+    </w:p>
+    <w:p>
+      <w:pPr>
+        <w:spacing w:line="336" w:lineRule="auto" w:after="180"/>
+      </w:pPr>
+      <w:r>
+        <w:rPr>
+          <w:b w:val="0"/>
+        </w:rPr>
+        <w:t>These teacher notes contain solutions; do not reveal the independent case answer during modelling.</w:t>
       </w:r>
     </w:p>
     <w:p>
@@ -1075,7 +1948,13 @@
       </w:tr>
     </w:tbl>
     <w:p>
-      <w:r>
+      <w:pPr>
+        <w:spacing w:line="336" w:lineRule="auto" w:after="180"/>
+      </w:pPr>
+      <w:r>
+        <w:rPr>
+          <w:b w:val="0"/>
+        </w:rPr>
         <w:t>Use the diagram and verbal explanation together. Ask learners to match a sentence to a specific visual step; do not assign learners fixed visual or auditory learning styles.</w:t>
       </w:r>
     </w:p>
@@ -1088,8 +1967,50 @@
       </w:r>
     </w:p>
     <w:p>
-      <w:r>
-        <w:t>Assign a separate job to training, validation and final test evidence.</w:t>
+      <w:pPr>
+        <w:spacing w:line="336" w:lineRule="auto" w:after="180"/>
+      </w:pPr>
+      <w:r>
+        <w:rPr>
+          <w:b w:val="0"/>
+        </w:rPr>
+        <w:t xml:space="preserve">Assign a separate job to </w:t>
+      </w:r>
+      <w:r>
+        <w:rPr>
+          <w:b/>
+        </w:rPr>
+        <w:t>training</w:t>
+      </w:r>
+      <w:r>
+        <w:rPr>
+          <w:b w:val="0"/>
+        </w:rPr>
+        <w:t xml:space="preserve">, </w:t>
+      </w:r>
+      <w:r>
+        <w:rPr>
+          <w:b/>
+        </w:rPr>
+        <w:t>validation</w:t>
+      </w:r>
+      <w:r>
+        <w:rPr>
+          <w:b w:val="0"/>
+        </w:rPr>
+        <w:t xml:space="preserve"> and final test </w:t>
+      </w:r>
+      <w:r>
+        <w:rPr>
+          <w:b/>
+        </w:rPr>
+        <w:t>evidence</w:t>
+      </w:r>
+      <w:r>
+        <w:rPr>
+          <w:b w:val="0"/>
+        </w:rPr>
+        <w:t>.</w:t>
       </w:r>
     </w:p>
     <w:p>
@@ -1101,13 +2022,103 @@
       </w:r>
     </w:p>
     <w:p>
-      <w:r>
-        <w:t>Candidates A and B have training MAE1 and 0 cm; validation MAE2 and 3 cm. Selection rule is smallest validation MAE.</w:t>
-      </w:r>
-    </w:p>
-    <w:p>
-      <w:r>
-        <w:t>All inputs and outcomes in this worked example are invented classroom data; no real model run is claimed.</w:t>
+      <w:pPr>
+        <w:pStyle w:val="Heading3"/>
+      </w:pPr>
+      <w:r>
+        <w:t>Supplied facts</w:t>
+      </w:r>
+    </w:p>
+    <w:p>
+      <w:pPr>
+        <w:spacing w:line="336" w:lineRule="auto" w:after="180"/>
+        <w:shd w:fill="F1F6FC"/>
+      </w:pPr>
+      <w:r>
+        <w:rPr>
+          <w:b w:val="0"/>
+        </w:rPr>
+        <w:t xml:space="preserve">Candidates A and B have </w:t>
+      </w:r>
+      <w:r>
+        <w:rPr>
+          <w:b/>
+        </w:rPr>
+        <w:t>training</w:t>
+      </w:r>
+      <w:r>
+        <w:rPr>
+          <w:b w:val="0"/>
+        </w:rPr>
+        <w:t xml:space="preserve"> MAE1 and 0 cm; </w:t>
+      </w:r>
+      <w:r>
+        <w:rPr>
+          <w:b/>
+        </w:rPr>
+        <w:t>validation</w:t>
+      </w:r>
+      <w:r>
+        <w:rPr>
+          <w:b w:val="0"/>
+        </w:rPr>
+        <w:t xml:space="preserve"> MAE2 and 3 cm. </w:t>
+      </w:r>
+      <w:r>
+        <w:rPr>
+          <w:b/>
+        </w:rPr>
+        <w:t>Selection rule</w:t>
+      </w:r>
+      <w:r>
+        <w:rPr>
+          <w:b w:val="0"/>
+        </w:rPr>
+        <w:t xml:space="preserve"> is smallest </w:t>
+      </w:r>
+      <w:r>
+        <w:rPr>
+          <w:b/>
+        </w:rPr>
+        <w:t>validation</w:t>
+      </w:r>
+      <w:r>
+        <w:rPr>
+          <w:b w:val="0"/>
+        </w:rPr>
+        <w:t xml:space="preserve"> MAE.</w:t>
+      </w:r>
+    </w:p>
+    <w:p>
+      <w:pPr>
+        <w:pStyle w:val="Heading3"/>
+      </w:pPr>
+      <w:r>
+        <w:t>Supplied facts</w:t>
+      </w:r>
+    </w:p>
+    <w:p>
+      <w:pPr>
+        <w:spacing w:line="336" w:lineRule="auto" w:after="180"/>
+        <w:shd w:fill="F1F6FC"/>
+      </w:pPr>
+      <w:r>
+        <w:rPr>
+          <w:b w:val="0"/>
+        </w:rPr>
+        <w:t xml:space="preserve">All </w:t>
+      </w:r>
+      <w:r>
+        <w:rPr>
+          <w:b/>
+        </w:rPr>
+        <w:t>input</w:t>
+      </w:r>
+      <w:r>
+        <w:rPr>
+          <w:b w:val="0"/>
+        </w:rPr>
+        <w:t>s and outcomes in this worked example are invented classroom data; no real model run is claimed.</w:t>
       </w:r>
     </w:p>
     <w:p>
@@ -1270,57 +2281,247 @@
       </w:r>
     </w:p>
     <w:p>
-      <w:r>
-        <w:t>Read the picture in order. Freeze A before scoring final cases; do not select again using their labels. The arrows show which recorded input or intermediate result each decision uses. Explain the deciding step aloud before checking the changed case; pointing to the final answer alone does not show how it follows.</w:t>
-      </w:r>
-    </w:p>
-    <w:p>
       <w:pPr>
         <w:pStyle w:val="Heading3"/>
       </w:pPr>
       <w:r>
+        <w:t>Why the result follows</w:t>
+      </w:r>
+    </w:p>
+    <w:p>
+      <w:pPr>
+        <w:spacing w:line="336" w:lineRule="auto" w:after="180"/>
+        <w:shd w:fill="F1F6FC"/>
+      </w:pPr>
+      <w:r>
+        <w:rPr>
+          <w:b w:val="0"/>
+        </w:rPr>
+        <w:t xml:space="preserve">Read the picture in order. Freeze A before scoring final cases; do not select again using their labels. The arrows show which recorded </w:t>
+      </w:r>
+      <w:r>
+        <w:rPr>
+          <w:b/>
+        </w:rPr>
+        <w:t>input</w:t>
+      </w:r>
+      <w:r>
+        <w:rPr>
+          <w:b w:val="0"/>
+        </w:rPr>
+        <w:t xml:space="preserve"> or intermediate result each decision uses.</w:t>
+      </w:r>
+    </w:p>
+    <w:p>
+      <w:pPr>
+        <w:spacing w:line="336" w:lineRule="auto" w:after="180"/>
+        <w:shd w:fill="F1F6FC"/>
+      </w:pPr>
+      <w:r>
+        <w:rPr>
+          <w:b w:val="0"/>
+        </w:rPr>
+        <w:t>Explain the deciding step aloud before checking the changed case; pointing to the final answer alone does not show how it follows.</w:t>
+      </w:r>
+    </w:p>
+    <w:p>
+      <w:pPr>
+        <w:pStyle w:val="Heading3"/>
+      </w:pPr>
+      <w:r>
         <w:t>What this example does not establish</w:t>
       </w:r>
     </w:p>
     <w:p>
-      <w:r>
-        <w:t>Repeated validation use can itself overfit model choices; keep a genuinely untouched final evaluation.</w:t>
-      </w:r>
-    </w:p>
-    <w:p>
       <w:pPr>
         <w:pStyle w:val="Heading3"/>
       </w:pPr>
       <w:r>
+        <w:t>Keep the stated limit</w:t>
+      </w:r>
+    </w:p>
+    <w:p>
+      <w:pPr>
+        <w:spacing w:line="336" w:lineRule="auto" w:after="180"/>
+        <w:shd w:fill="FFF5E6"/>
+      </w:pPr>
+      <w:r>
+        <w:rPr>
+          <w:b w:val="0"/>
+        </w:rPr>
+        <w:t xml:space="preserve">Repeated </w:t>
+      </w:r>
+      <w:r>
+        <w:rPr>
+          <w:b/>
+        </w:rPr>
+        <w:t>validation</w:t>
+      </w:r>
+      <w:r>
+        <w:rPr>
+          <w:b w:val="0"/>
+        </w:rPr>
+        <w:t xml:space="preserve"> use can itself overfit model choices; keep a genuinely untouched final evaluation.</w:t>
+      </w:r>
+    </w:p>
+    <w:p>
+      <w:pPr>
+        <w:pStyle w:val="Heading3"/>
+      </w:pPr>
+      <w:r>
         <w:t>Change one thing in the pictured case</w:t>
       </w:r>
     </w:p>
     <w:p>
-      <w:r>
-        <w:t>Change: A and B both have validation MAE2 cm; A is simpler under a predeclared tie rule.</w:t>
-      </w:r>
-    </w:p>
-    <w:p>
-      <w:r>
-        <w:t>Prediction: Select A using the predeclared simpler-model tie-break.</w:t>
-      </w:r>
-    </w:p>
-    <w:p>
-      <w:r>
-        <w:t>Reason: The validation errors tie, so the stated second a = ry rule decides without consulting final data.</w:t>
-      </w:r>
-    </w:p>
-    <w:p>
       <w:pPr>
         <w:pStyle w:val="Heading3"/>
       </w:pPr>
       <w:r>
+        <w:t>Change one thing</w:t>
+      </w:r>
+    </w:p>
+    <w:p>
+      <w:pPr>
+        <w:spacing w:line="336" w:lineRule="auto" w:after="180"/>
+        <w:shd w:fill="F5F1FB"/>
+      </w:pPr>
+      <w:r>
+        <w:rPr>
+          <w:b w:val="0"/>
+        </w:rPr>
+        <w:t xml:space="preserve">Change: A and B both have </w:t>
+      </w:r>
+      <w:r>
+        <w:rPr>
+          <w:b/>
+        </w:rPr>
+        <w:t>validation</w:t>
+      </w:r>
+      <w:r>
+        <w:rPr>
+          <w:b w:val="0"/>
+        </w:rPr>
+        <w:t xml:space="preserve"> MAE2 cm; A is simpler under a predeclared tie rule.</w:t>
+      </w:r>
+    </w:p>
+    <w:p>
+      <w:pPr>
+        <w:pStyle w:val="Heading3"/>
+      </w:pPr>
+      <w:r>
+        <w:t>Predicted result</w:t>
+      </w:r>
+    </w:p>
+    <w:p>
+      <w:pPr>
+        <w:spacing w:line="336" w:lineRule="auto" w:after="180"/>
+        <w:shd w:fill="F1F6FC"/>
+      </w:pPr>
+      <w:r>
+        <w:rPr>
+          <w:b/>
+        </w:rPr>
+        <w:t>Prediction</w:t>
+      </w:r>
+      <w:r>
+        <w:rPr>
+          <w:b w:val="0"/>
+        </w:rPr>
+        <w:t>: Select A using the predeclared simpler-model tie-break.</w:t>
+      </w:r>
+    </w:p>
+    <w:p>
+      <w:pPr>
+        <w:pStyle w:val="Heading3"/>
+      </w:pPr>
+      <w:r>
+        <w:t>Why the result follows</w:t>
+      </w:r>
+    </w:p>
+    <w:p>
+      <w:pPr>
+        <w:spacing w:line="336" w:lineRule="auto" w:after="180"/>
+        <w:shd w:fill="F1F6FC"/>
+      </w:pPr>
+      <w:r>
+        <w:rPr>
+          <w:b w:val="0"/>
+        </w:rPr>
+        <w:t xml:space="preserve">Reason: The </w:t>
+      </w:r>
+      <w:r>
+        <w:rPr>
+          <w:b/>
+        </w:rPr>
+        <w:t>validation</w:t>
+      </w:r>
+      <w:r>
+        <w:rPr>
+          <w:b w:val="0"/>
+        </w:rPr>
+        <w:t xml:space="preserve"> errors tie, so the stated second a = ry rule decides without consulting final data.</w:t>
+      </w:r>
+    </w:p>
+    <w:p>
+      <w:pPr>
+        <w:pStyle w:val="Heading3"/>
+      </w:pPr>
+      <w:r>
         <w:t>Ask while showing the picture</w:t>
       </w:r>
     </w:p>
     <w:p>
-      <w:r>
-        <w:t>Cover the result. Ask learners to name the inputs and predict the next step. Uncover one step, connect the icon to the actual procedure, and explain its evidence. Then change the supplied condition and compare. The picture is a representation; it does not document execution of a real AI model.</w:t>
+      <w:pPr>
+        <w:pStyle w:val="Heading3"/>
+      </w:pPr>
+      <w:r>
+        <w:t>Ask while showing the picture · 2</w:t>
+      </w:r>
+    </w:p>
+    <w:p>
+      <w:pPr>
+        <w:spacing w:line="336" w:lineRule="auto" w:after="180"/>
+      </w:pPr>
+      <w:r>
+        <w:rPr>
+          <w:b w:val="0"/>
+        </w:rPr>
+        <w:t xml:space="preserve">Cover the result. Ask learners to name the </w:t>
+      </w:r>
+      <w:r>
+        <w:rPr>
+          <w:b/>
+        </w:rPr>
+        <w:t>input</w:t>
+      </w:r>
+      <w:r>
+        <w:rPr>
+          <w:b w:val="0"/>
+        </w:rPr>
+        <w:t xml:space="preserve">s and predict the next step. Uncover one step, connect the icon to the actual procedure, and explain its </w:t>
+      </w:r>
+      <w:r>
+        <w:rPr>
+          <w:b/>
+        </w:rPr>
+        <w:t>evidence</w:t>
+      </w:r>
+      <w:r>
+        <w:rPr>
+          <w:b w:val="0"/>
+        </w:rPr>
+        <w:t>. Then change the supplied condition and compare.</w:t>
+      </w:r>
+    </w:p>
+    <w:p>
+      <w:pPr>
+        <w:spacing w:line="336" w:lineRule="auto" w:after="180"/>
+      </w:pPr>
+      <w:r>
+        <w:rPr>
+          <w:b w:val="0"/>
+        </w:rPr>
+        <w:t>The picture is a representation; it does not document execution of a real AI model.</w:t>
       </w:r>
     </w:p>
     <w:p>
@@ -1332,11 +2533,16 @@
       </w:r>
     </w:p>
     <w:p>
+      <w:r>
+        <w:t>Demonstrate Train, Validation, Test, reduce support deliberately and check individual reasoning before discussing answers.</w:t>
+      </w:r>
+    </w:p>
+    <w:p>
       <w:pPr>
         <w:pStyle w:val="Heading3"/>
       </w:pPr>
       <w:r>
-        <w:t>Demonstrate and guide practice</w:t>
+        <w:t>Board sequence</w:t>
       </w:r>
     </w:p>
     <w:p>
@@ -1344,27 +2550,31 @@
         <w:pStyle w:val="Heading3"/>
       </w:pPr>
       <w:r>
-        <w:t>Board sequence</w:t>
-      </w:r>
-    </w:p>
-    <w:p>
-      <w:r>
-        <w:t>Write the given facts: Split 100 independent leaves into 60 train,20 validation,20 test.</w:t>
-      </w:r>
-    </w:p>
-    <w:p>
-      <w:r>
-        <w:t>Write the question to explain: Explain roles and preprocessing.</w:t>
-      </w:r>
-    </w:p>
-    <w:p>
-      <w:r>
-        <w:t>Reveal after predictions: Train fits parameters and learned transforms; validation chooses settings; final test evaluates the selected system. Group related records first.</w:t>
-      </w:r>
-    </w:p>
-    <w:p>
-      <w:r>
-        <w:t>Keep for an independent attempt: Assign roles: set A fits model parameters; B selects between two models; C is opened once after choices are fixed. Which is train, validation and test?</w:t>
+        <w:t>1. Put the facts on the board</w:t>
+      </w:r>
+    </w:p>
+    <w:p>
+      <w:pPr>
+        <w:spacing w:line="336" w:lineRule="auto" w:after="180"/>
+        <w:shd w:fill="F4F9FC"/>
+      </w:pPr>
+      <w:r>
+        <w:rPr>
+          <w:b w:val="0"/>
+        </w:rPr>
+        <w:t xml:space="preserve">Write the given facts: Split 100 independent leaves into 60 train,20 </w:t>
+      </w:r>
+      <w:r>
+        <w:rPr>
+          <w:b/>
+        </w:rPr>
+        <w:t>validation</w:t>
+      </w:r>
+      <w:r>
+        <w:rPr>
+          <w:b w:val="0"/>
+        </w:rPr>
+        <w:t>,20 test.</w:t>
       </w:r>
     </w:p>
     <w:p>
@@ -1372,27 +2582,189 @@
         <w:pStyle w:val="Heading3"/>
       </w:pPr>
       <w:r>
+        <w:t>2. State the decision to explain</w:t>
+      </w:r>
+    </w:p>
+    <w:p>
+      <w:pPr>
+        <w:spacing w:line="336" w:lineRule="auto" w:after="180"/>
+        <w:shd w:fill="F4F9FC"/>
+      </w:pPr>
+      <w:r>
+        <w:rPr>
+          <w:b w:val="0"/>
+        </w:rPr>
+        <w:t>Write the question to explain: Explain roles and pre</w:t>
+      </w:r>
+      <w:r>
+        <w:rPr>
+          <w:b/>
+        </w:rPr>
+        <w:t>process</w:t>
+      </w:r>
+      <w:r>
+        <w:rPr>
+          <w:b w:val="0"/>
+        </w:rPr>
+        <w:t>ing.</w:t>
+      </w:r>
+    </w:p>
+    <w:p>
+      <w:pPr>
+        <w:pStyle w:val="Heading3"/>
+      </w:pPr>
+      <w:r>
+        <w:t>3. Reveal the worked reasoning</w:t>
+      </w:r>
+    </w:p>
+    <w:p>
+      <w:pPr>
+        <w:spacing w:line="336" w:lineRule="auto" w:after="180"/>
+        <w:shd w:fill="F1F6FC"/>
+      </w:pPr>
+      <w:r>
+        <w:rPr>
+          <w:b w:val="0"/>
+        </w:rPr>
+        <w:t xml:space="preserve">Reveal after </w:t>
+      </w:r>
+      <w:r>
+        <w:rPr>
+          <w:b/>
+        </w:rPr>
+        <w:t>prediction</w:t>
+      </w:r>
+      <w:r>
+        <w:rPr>
+          <w:b w:val="0"/>
+        </w:rPr>
+        <w:t xml:space="preserve">s: Train fits parameters and learned transforms; </w:t>
+      </w:r>
+      <w:r>
+        <w:rPr>
+          <w:b/>
+        </w:rPr>
+        <w:t>validation</w:t>
+      </w:r>
+      <w:r>
+        <w:rPr>
+          <w:b w:val="0"/>
+        </w:rPr>
+        <w:t xml:space="preserve"> chooses settings; final test evaluates the selected system. Group related records first.</w:t>
+      </w:r>
+    </w:p>
+    <w:p>
+      <w:pPr>
+        <w:pStyle w:val="Heading3"/>
+      </w:pPr>
+      <w:r>
+        <w:t>Hold back the independent task</w:t>
+      </w:r>
+    </w:p>
+    <w:p>
+      <w:pPr>
+        <w:spacing w:line="336" w:lineRule="auto" w:after="180"/>
+        <w:shd w:fill="F5F1FB"/>
+      </w:pPr>
+      <w:r>
+        <w:rPr>
+          <w:b w:val="0"/>
+        </w:rPr>
+        <w:t xml:space="preserve">Keep for an independent attempt: Assign roles: set A fits model parameters; B selects between two models; C is opened once after choices are fixed. Which is train, </w:t>
+      </w:r>
+      <w:r>
+        <w:rPr>
+          <w:b/>
+        </w:rPr>
+        <w:t>validation</w:t>
+      </w:r>
+      <w:r>
+        <w:rPr>
+          <w:b w:val="0"/>
+        </w:rPr>
+        <w:t xml:space="preserve"> and test?</w:t>
+      </w:r>
+    </w:p>
+    <w:p>
+      <w:pPr>
+        <w:pStyle w:val="Heading3"/>
+      </w:pPr>
+      <w:r>
         <w:t>Classroom dialogue</w:t>
       </w:r>
     </w:p>
     <w:p>
-      <w:r>
+      <w:pPr>
+        <w:pStyle w:val="Heading3"/>
+      </w:pPr>
+      <w:r>
+        <w:t>Ask the class</w:t>
+      </w:r>
+    </w:p>
+    <w:p>
+      <w:pPr>
+        <w:spacing w:line="336" w:lineRule="auto" w:after="180"/>
+        <w:shd w:fill="F5F1FB"/>
+      </w:pPr>
+      <w:r>
+        <w:rPr>
+          <w:b w:val="0"/>
+        </w:rPr>
         <w:t>Ask: Which facts are given, and which would we have to assume? Learners mark relevant details before discussing answers.</w:t>
       </w:r>
     </w:p>
     <w:p>
-      <w:r>
+      <w:pPr>
+        <w:pStyle w:val="Heading3"/>
+      </w:pPr>
+      <w:r>
+        <w:t>Language to model</w:t>
+      </w:r>
+    </w:p>
+    <w:p>
+      <w:pPr>
+        <w:spacing w:line="336" w:lineRule="auto" w:after="180"/>
+        <w:shd w:fill="F1F6F8"/>
+      </w:pPr>
+      <w:r>
+        <w:rPr>
+          <w:b w:val="0"/>
+        </w:rPr>
         <w:t>Say: Predict first. Show the rule, information path or calculation that would produce the result. A correct guess is not yet an explanation.</w:t>
       </w:r>
     </w:p>
     <w:p>
-      <w:r>
+      <w:pPr>
+        <w:spacing w:line="336" w:lineRule="auto" w:after="180"/>
+      </w:pPr>
+      <w:r>
+        <w:rPr>
+          <w:b w:val="0"/>
+        </w:rPr>
         <w:t>Reveal reasoning one step at a time. Explain why a tempting alternative fails. Write units and denominators for arithmetic, trace conditions for decisions, and identify supporting sources for claims.</w:t>
       </w:r>
     </w:p>
     <w:p>
-      <w:r>
-        <w:t>In pairs, one learner solves while the other checks evidence; exchange roles. Remove the worked answer before independent assessment.</w:t>
+      <w:pPr>
+        <w:spacing w:line="336" w:lineRule="auto" w:after="180"/>
+      </w:pPr>
+      <w:r>
+        <w:rPr>
+          <w:b w:val="0"/>
+        </w:rPr>
+        <w:t xml:space="preserve">In pairs, one learner solves while the other checks </w:t>
+      </w:r>
+      <w:r>
+        <w:rPr>
+          <w:b/>
+        </w:rPr>
+        <w:t>evidence</w:t>
+      </w:r>
+      <w:r>
+        <w:rPr>
+          <w:b w:val="0"/>
+        </w:rPr>
+        <w:t>; exchange roles. Remove the worked answer before independent assessment.</w:t>
       </w:r>
     </w:p>
     <w:p>
@@ -1404,8 +2776,73 @@
       </w:r>
     </w:p>
     <w:p>
-      <w:r>
-        <w:t>Guided response: Fit on training, select on validation, evaluate the frozen choice on held-out test; fit preprocessing only on training. Exit response: Selection used this sample, repeated attempts can adapt to it, and future conditions and sampling may differ.</w:t>
+      <w:pPr>
+        <w:spacing w:line="336" w:lineRule="auto" w:after="180"/>
+      </w:pPr>
+      <w:r>
+        <w:rPr>
+          <w:b w:val="0"/>
+        </w:rPr>
+        <w:t xml:space="preserve">Guided response: Fit on </w:t>
+      </w:r>
+      <w:r>
+        <w:rPr>
+          <w:b/>
+        </w:rPr>
+        <w:t>training</w:t>
+      </w:r>
+      <w:r>
+        <w:rPr>
+          <w:b w:val="0"/>
+        </w:rPr>
+        <w:t xml:space="preserve">, select on </w:t>
+      </w:r>
+      <w:r>
+        <w:rPr>
+          <w:b/>
+        </w:rPr>
+        <w:t>validation</w:t>
+      </w:r>
+      <w:r>
+        <w:rPr>
+          <w:b w:val="0"/>
+        </w:rPr>
+        <w:t>, evaluate the frozen choice on held-out test; fit pre</w:t>
+      </w:r>
+      <w:r>
+        <w:rPr>
+          <w:b/>
+        </w:rPr>
+        <w:t>process</w:t>
+      </w:r>
+      <w:r>
+        <w:rPr>
+          <w:b w:val="0"/>
+        </w:rPr>
+        <w:t xml:space="preserve">ing only on </w:t>
+      </w:r>
+      <w:r>
+        <w:rPr>
+          <w:b/>
+        </w:rPr>
+        <w:t>training</w:t>
+      </w:r>
+      <w:r>
+        <w:rPr>
+          <w:b w:val="0"/>
+        </w:rPr>
+        <w:t>.</w:t>
+      </w:r>
+    </w:p>
+    <w:p>
+      <w:pPr>
+        <w:spacing w:line="336" w:lineRule="auto" w:after="180"/>
+      </w:pPr>
+      <w:r>
+        <w:rPr>
+          <w:b w:val="0"/>
+        </w:rPr>
+        <w:t>Exit response: Selection used this sample, repeated attempts can adapt to it, and future conditions and sampling may differ.</w:t>
       </w:r>
     </w:p>
     <w:p>
@@ -1637,41 +3074,179 @@
       </w:r>
     </w:p>
     <w:p>
-      <w:r>
-        <w:t>Completion task: Where should parameter fitting, setting selection and final reporting occur?</w:t>
-      </w:r>
-    </w:p>
-    <w:p>
-      <w:r>
-        <w:t>Teacher check: Teacher explanation: Fit on training, select on validation, evaluate the frozen choice on held-out test; fit preprocessing only on training.</w:t>
-      </w:r>
-    </w:p>
-    <w:p>
-      <w:r>
-        <w:t>Start by identifying the given inputs together. Leave the intermediate steps blank. If needed, model one step, then withdraw that help on the next step. Move to a full trace only when the partial trace is understood. For partners, alternate explainer and checker; collect a response from every learner before discussion.</w:t>
-      </w:r>
-    </w:p>
-    <w:p>
       <w:pPr>
         <w:pStyle w:val="Heading3"/>
       </w:pPr>
       <w:r>
+        <w:t>Completion practice</w:t>
+      </w:r>
+    </w:p>
+    <w:p>
+      <w:pPr>
+        <w:spacing w:line="336" w:lineRule="auto" w:after="180"/>
+        <w:shd w:fill="F5F1FB"/>
+      </w:pPr>
+      <w:r>
+        <w:rPr>
+          <w:b w:val="0"/>
+        </w:rPr>
+        <w:t xml:space="preserve">Completion task: Where should parameter </w:t>
+      </w:r>
+      <w:r>
+        <w:rPr>
+          <w:b/>
+        </w:rPr>
+        <w:t>fitting</w:t>
+      </w:r>
+      <w:r>
+        <w:rPr>
+          <w:b w:val="0"/>
+        </w:rPr>
+        <w:t>, setting selection and final reporting occur?</w:t>
+      </w:r>
+    </w:p>
+    <w:p>
+      <w:pPr>
+        <w:pStyle w:val="Heading3"/>
+      </w:pPr>
+      <w:r>
+        <w:t>Reasoning to listen for</w:t>
+      </w:r>
+    </w:p>
+    <w:p>
+      <w:pPr>
+        <w:spacing w:line="336" w:lineRule="auto" w:after="180"/>
+        <w:shd w:fill="F1F6FC"/>
+      </w:pPr>
+      <w:r>
+        <w:rPr>
+          <w:b w:val="0"/>
+        </w:rPr>
+        <w:t xml:space="preserve">Teacher check: Teacher explanation: Fit on </w:t>
+      </w:r>
+      <w:r>
+        <w:rPr>
+          <w:b/>
+        </w:rPr>
+        <w:t>training</w:t>
+      </w:r>
+      <w:r>
+        <w:rPr>
+          <w:b w:val="0"/>
+        </w:rPr>
+        <w:t xml:space="preserve">, select on </w:t>
+      </w:r>
+      <w:r>
+        <w:rPr>
+          <w:b/>
+        </w:rPr>
+        <w:t>validation</w:t>
+      </w:r>
+      <w:r>
+        <w:rPr>
+          <w:b w:val="0"/>
+        </w:rPr>
+        <w:t>, evaluate the frozen choice on held-out test; fit pre</w:t>
+      </w:r>
+      <w:r>
+        <w:rPr>
+          <w:b/>
+        </w:rPr>
+        <w:t>process</w:t>
+      </w:r>
+      <w:r>
+        <w:rPr>
+          <w:b w:val="0"/>
+        </w:rPr>
+        <w:t xml:space="preserve">ing only on </w:t>
+      </w:r>
+      <w:r>
+        <w:rPr>
+          <w:b/>
+        </w:rPr>
+        <w:t>training</w:t>
+      </w:r>
+      <w:r>
+        <w:rPr>
+          <w:b w:val="0"/>
+        </w:rPr>
+        <w:t>.</w:t>
+      </w:r>
+    </w:p>
+    <w:p>
+      <w:pPr>
+        <w:spacing w:line="336" w:lineRule="auto" w:after="180"/>
+      </w:pPr>
+      <w:r>
+        <w:rPr>
+          <w:b w:val="0"/>
+        </w:rPr>
+        <w:t xml:space="preserve">Start by identifying the given </w:t>
+      </w:r>
+      <w:r>
+        <w:rPr>
+          <w:b/>
+        </w:rPr>
+        <w:t>input</w:t>
+      </w:r>
+      <w:r>
+        <w:rPr>
+          <w:b w:val="0"/>
+        </w:rPr>
+        <w:t>s together. Leave the intermediate steps blank. If needed, model one step, then withdraw that help on the next step. Move to a full trace only when the partial trace is understood.</w:t>
+      </w:r>
+    </w:p>
+    <w:p>
+      <w:pPr>
+        <w:spacing w:line="336" w:lineRule="auto" w:after="180"/>
+      </w:pPr>
+      <w:r>
+        <w:rPr>
+          <w:b w:val="0"/>
+        </w:rPr>
+        <w:t>For partners, alternate explainer and checker; collect a response from every learner before discussion.</w:t>
+      </w:r>
+    </w:p>
+    <w:p>
+      <w:pPr>
+        <w:pStyle w:val="Heading3"/>
+      </w:pPr>
+      <w:r>
         <w:t>Individual reasoning check</w:t>
       </w:r>
     </w:p>
     <w:p>
-      <w:r>
-        <w:t>Use the worked case for Validation and model selection. Proposed explanation: “A final answer is enough”. Decide whether this explanation is supported. Point to the step or supplied fact that decides; explain your repair if needed.</w:t>
-      </w:r>
-    </w:p>
-    <w:p>
-      <w:r>
-        <w:t>Expected correction: Ask for the relevant counts, units, procedure or saved record. For this week: Choose A: validation MAE 3 ties C, and A wins the simplicity tie. B has validation MAE 5 despite training MAE 0.</w:t>
-      </w:r>
-    </w:p>
-    <w:p>
-      <w:r>
-        <w:t>Collect explanations, not only yes/no votes. If a misunderstanding is common, re-model the relevant step for the class. If it affects a few learners, give a short targeted group explanation while others solve a more demanding variation.</w:t>
+      <w:pPr>
+        <w:spacing w:line="336" w:lineRule="auto" w:after="180"/>
+      </w:pPr>
+      <w:r>
+        <w:rPr>
+          <w:b w:val="0"/>
+        </w:rPr>
+        <w:t xml:space="preserve">Use the worked case for </w:t>
+      </w:r>
+      <w:r>
+        <w:rPr>
+          <w:b/>
+        </w:rPr>
+        <w:t>Validation</w:t>
+      </w:r>
+      <w:r>
+        <w:rPr>
+          <w:b w:val="0"/>
+        </w:rPr>
+        <w:t xml:space="preserve"> and model selection. Proposed explanation: “A final answer is enough”. Decide whether this explanation is supported.</w:t>
+      </w:r>
+    </w:p>
+    <w:p>
+      <w:pPr>
+        <w:spacing w:line="336" w:lineRule="auto" w:after="180"/>
+      </w:pPr>
+      <w:r>
+        <w:rPr>
+          <w:b w:val="0"/>
+        </w:rPr>
+        <w:t>Point to the step or supplied fact that decides; explain your repair if needed.</w:t>
       </w:r>
     </w:p>
     <w:p>
@@ -1679,12 +3254,120 @@
         <w:pStyle w:val="Heading3"/>
       </w:pPr>
       <w:r>
+        <w:t>Expected repair</w:t>
+      </w:r>
+    </w:p>
+    <w:p>
+      <w:pPr>
+        <w:spacing w:line="336" w:lineRule="auto" w:after="180"/>
+        <w:shd w:fill="F1F6FC"/>
+      </w:pPr>
+      <w:r>
+        <w:rPr>
+          <w:b w:val="0"/>
+        </w:rPr>
+        <w:t xml:space="preserve">Expected correction: Ask for the relevant counts, units, procedure or saved record. For this week: Choose A: </w:t>
+      </w:r>
+      <w:r>
+        <w:rPr>
+          <w:b/>
+        </w:rPr>
+        <w:t>validation</w:t>
+      </w:r>
+      <w:r>
+        <w:rPr>
+          <w:b w:val="0"/>
+        </w:rPr>
+        <w:t xml:space="preserve"> MAE 3 ties C, and A wins the simplicity tie. B has </w:t>
+      </w:r>
+      <w:r>
+        <w:rPr>
+          <w:b/>
+        </w:rPr>
+        <w:t>validation</w:t>
+      </w:r>
+      <w:r>
+        <w:rPr>
+          <w:b w:val="0"/>
+        </w:rPr>
+        <w:t xml:space="preserve"> MAE 5 despite </w:t>
+      </w:r>
+      <w:r>
+        <w:rPr>
+          <w:b/>
+        </w:rPr>
+        <w:t>training</w:t>
+      </w:r>
+      <w:r>
+        <w:rPr>
+          <w:b w:val="0"/>
+        </w:rPr>
+        <w:t xml:space="preserve"> MAE 0.</w:t>
+      </w:r>
+    </w:p>
+    <w:p>
+      <w:pPr>
+        <w:spacing w:line="336" w:lineRule="auto" w:after="180"/>
+      </w:pPr>
+      <w:r>
+        <w:rPr>
+          <w:b w:val="0"/>
+        </w:rPr>
+        <w:t>Collect explanations, not only yes/no votes. If a misunderstanding is common, re-model the relevant step for the class.</w:t>
+      </w:r>
+    </w:p>
+    <w:p>
+      <w:pPr>
+        <w:spacing w:line="336" w:lineRule="auto" w:after="180"/>
+      </w:pPr>
+      <w:r>
+        <w:rPr>
+          <w:b w:val="0"/>
+        </w:rPr>
+        <w:t>If it affects a few learners, give a short targeted group explanation while others solve a more demanding variation.</w:t>
+      </w:r>
+    </w:p>
+    <w:p>
+      <w:pPr>
+        <w:pStyle w:val="Heading3"/>
+      </w:pPr>
+      <w:r>
         <w:t>Pictorial practice question</w:t>
       </w:r>
     </w:p>
     <w:p>
-      <w:r>
-        <w:t>Why does B’s zero training MAE not settle the original choice? Point to the relevant step in the picture, then write the changed result and the rule or evidence that supports it.</w:t>
+      <w:pPr>
+        <w:spacing w:line="336" w:lineRule="auto" w:after="180"/>
+      </w:pPr>
+      <w:r>
+        <w:rPr>
+          <w:b w:val="0"/>
+        </w:rPr>
+        <w:t xml:space="preserve">Why does B’s zero </w:t>
+      </w:r>
+      <w:r>
+        <w:rPr>
+          <w:b/>
+        </w:rPr>
+        <w:t>training</w:t>
+      </w:r>
+      <w:r>
+        <w:rPr>
+          <w:b w:val="0"/>
+        </w:rPr>
+        <w:t xml:space="preserve"> MAE not settle the original choice? Point to the relevant step in the picture, then write the changed result and the rule or </w:t>
+      </w:r>
+      <w:r>
+        <w:rPr>
+          <w:b/>
+        </w:rPr>
+        <w:t>evidence</w:t>
+      </w:r>
+      <w:r>
+        <w:rPr>
+          <w:b w:val="0"/>
+        </w:rPr>
+        <w:t xml:space="preserve"> that supports it.</w:t>
       </w:r>
     </w:p>
     <w:p>
@@ -1696,18 +3379,155 @@
       </w:r>
     </w:p>
     <w:p>
-      <w:r>
-        <w:t>Model selection is based on held-out validation error here. Lower training error can reflect fitting the training details rather than better new-case prediction. Changed-case check: Select A using the predeclared simpler-model tie-break. The validation errors tie, so the stated second a = ry rule decides without consulting final data.</w:t>
-      </w:r>
-    </w:p>
-    <w:p>
-      <w:r>
-        <w:t>Changed-case reasoning: Select A using the predeclared simpler-model tie-break. The validation errors tie, so the stated second a = ry rule decides without consulting final data.</w:t>
-      </w:r>
-    </w:p>
-    <w:p>
-      <w:r>
-        <w:t>Collect each learner’s explanation before discussion. Use the first missing connection between input, deciding step and result to choose support. This question is worked-case practice, not fresh mastery evidence.</w:t>
+      <w:pPr>
+        <w:spacing w:line="336" w:lineRule="auto" w:after="180"/>
+      </w:pPr>
+      <w:r>
+        <w:rPr>
+          <w:b w:val="0"/>
+        </w:rPr>
+        <w:t xml:space="preserve">Model selection is based on held-out </w:t>
+      </w:r>
+      <w:r>
+        <w:rPr>
+          <w:b/>
+        </w:rPr>
+        <w:t>validation</w:t>
+      </w:r>
+      <w:r>
+        <w:rPr>
+          <w:b w:val="0"/>
+        </w:rPr>
+        <w:t xml:space="preserve"> error here. Lower </w:t>
+      </w:r>
+      <w:r>
+        <w:rPr>
+          <w:b/>
+        </w:rPr>
+        <w:t>training</w:t>
+      </w:r>
+      <w:r>
+        <w:rPr>
+          <w:b w:val="0"/>
+        </w:rPr>
+        <w:t xml:space="preserve"> error can reflect </w:t>
+      </w:r>
+      <w:r>
+        <w:rPr>
+          <w:b/>
+        </w:rPr>
+        <w:t>fitting</w:t>
+      </w:r>
+      <w:r>
+        <w:rPr>
+          <w:b w:val="0"/>
+        </w:rPr>
+        <w:t xml:space="preserve"> the </w:t>
+      </w:r>
+      <w:r>
+        <w:rPr>
+          <w:b/>
+        </w:rPr>
+        <w:t>training</w:t>
+      </w:r>
+      <w:r>
+        <w:rPr>
+          <w:b w:val="0"/>
+        </w:rPr>
+        <w:t xml:space="preserve"> details rather than better new-case </w:t>
+      </w:r>
+      <w:r>
+        <w:rPr>
+          <w:b/>
+        </w:rPr>
+        <w:t>prediction</w:t>
+      </w:r>
+      <w:r>
+        <w:rPr>
+          <w:b w:val="0"/>
+        </w:rPr>
+        <w:t>.</w:t>
+      </w:r>
+    </w:p>
+    <w:p>
+      <w:pPr>
+        <w:spacing w:line="336" w:lineRule="auto" w:after="180"/>
+      </w:pPr>
+      <w:r>
+        <w:rPr>
+          <w:b w:val="0"/>
+        </w:rPr>
+        <w:t xml:space="preserve">Changed-case check: Select A using the predeclared simpler-model tie-break. The </w:t>
+      </w:r>
+      <w:r>
+        <w:rPr>
+          <w:b/>
+        </w:rPr>
+        <w:t>validation</w:t>
+      </w:r>
+      <w:r>
+        <w:rPr>
+          <w:b w:val="0"/>
+        </w:rPr>
+        <w:t xml:space="preserve"> errors tie, so the stated second a = ry rule decides without consulting final data.</w:t>
+      </w:r>
+    </w:p>
+    <w:p>
+      <w:pPr>
+        <w:spacing w:line="336" w:lineRule="auto" w:after="180"/>
+      </w:pPr>
+      <w:r>
+        <w:rPr>
+          <w:b w:val="0"/>
+        </w:rPr>
+        <w:t xml:space="preserve">Changed-case reasoning: Select A using the predeclared simpler-model tie-break. The </w:t>
+      </w:r>
+      <w:r>
+        <w:rPr>
+          <w:b/>
+        </w:rPr>
+        <w:t>validation</w:t>
+      </w:r>
+      <w:r>
+        <w:rPr>
+          <w:b w:val="0"/>
+        </w:rPr>
+        <w:t xml:space="preserve"> errors tie, so the stated second a = ry rule decides without consulting final data.</w:t>
+      </w:r>
+    </w:p>
+    <w:p>
+      <w:pPr>
+        <w:spacing w:line="336" w:lineRule="auto" w:after="180"/>
+      </w:pPr>
+      <w:r>
+        <w:rPr>
+          <w:b w:val="0"/>
+        </w:rPr>
+        <w:t xml:space="preserve">Collect each learner’s explanation before discussion. Use the first missing connection between </w:t>
+      </w:r>
+      <w:r>
+        <w:rPr>
+          <w:b/>
+        </w:rPr>
+        <w:t>input</w:t>
+      </w:r>
+      <w:r>
+        <w:rPr>
+          <w:b w:val="0"/>
+        </w:rPr>
+        <w:t xml:space="preserve">, deciding step and result to choose support. This question is worked-case practice, not fresh mastery </w:t>
+      </w:r>
+      <w:r>
+        <w:rPr>
+          <w:b/>
+        </w:rPr>
+        <w:t>evidence</w:t>
+      </w:r>
+      <w:r>
+        <w:rPr>
+          <w:b w:val="0"/>
+        </w:rPr>
+        <w:t>.</w:t>
       </w:r>
     </w:p>
     <w:p>
@@ -1719,54 +3539,133 @@
       </w:r>
     </w:p>
     <w:p>
+      <w:r>
+        <w:t>Run the Train, Validation, Test investigation and use the first unsupported step to choose a teaching response.</w:t>
+      </w:r>
+    </w:p>
+    <w:p>
+      <w:pPr>
+        <w:spacing w:line="336" w:lineRule="auto" w:after="180"/>
+      </w:pPr>
+      <w:r>
+        <w:rPr>
+          <w:b w:val="0"/>
+        </w:rPr>
+        <w:t>Keep the test conditions fixed, record every result, and change only one planned factor.</w:t>
+      </w:r>
+    </w:p>
+    <w:p>
+      <w:pPr>
+        <w:spacing w:line="336" w:lineRule="auto" w:after="180"/>
+        <w:shd w:fill="F4F9FC"/>
+      </w:pPr>
+      <w:r>
+        <w:rPr>
+          <w:b w:val="0"/>
+        </w:rPr>
+        <w:t xml:space="preserve">1. Write the hypothesis and expected </w:t>
+      </w:r>
+      <w:r>
+        <w:rPr>
+          <w:b/>
+        </w:rPr>
+        <w:t>evidence</w:t>
+      </w:r>
+      <w:r>
+        <w:rPr>
+          <w:b w:val="0"/>
+        </w:rPr>
+        <w:t xml:space="preserve"> before running.</w:t>
+      </w:r>
+    </w:p>
+    <w:p>
+      <w:pPr>
+        <w:spacing w:line="336" w:lineRule="auto" w:after="180"/>
+        <w:shd w:fill="F4F9FC"/>
+      </w:pPr>
+      <w:r>
+        <w:rPr>
+          <w:b w:val="0"/>
+        </w:rPr>
+        <w:t>2. Role Assignment: sort twenty actions into train/</w:t>
+      </w:r>
+      <w:r>
+        <w:rPr>
+          <w:b/>
+        </w:rPr>
+        <w:t>validation</w:t>
+      </w:r>
+      <w:r>
+        <w:rPr>
+          <w:b w:val="0"/>
+        </w:rPr>
+        <w:t>/test, then group related examples before splitting.</w:t>
+      </w:r>
+    </w:p>
+    <w:p>
+      <w:pPr>
+        <w:spacing w:line="336" w:lineRule="auto" w:after="180"/>
+        <w:shd w:fill="F4F9FC"/>
+      </w:pPr>
+      <w:r>
+        <w:rPr>
+          <w:b w:val="0"/>
+        </w:rPr>
+        <w:t>3. Run one normal, one boundary, one missing, and one shifted case.</w:t>
+      </w:r>
+    </w:p>
+    <w:p>
+      <w:pPr>
+        <w:spacing w:line="336" w:lineRule="auto" w:after="180"/>
+        <w:shd w:fill="F4F9FC"/>
+      </w:pPr>
+      <w:r>
+        <w:rPr>
+          <w:b w:val="0"/>
+        </w:rPr>
+        <w:t>4. Calculate the metric from raw counts or row-level errors.</w:t>
+      </w:r>
+    </w:p>
+    <w:p>
+      <w:pPr>
+        <w:spacing w:line="336" w:lineRule="auto" w:after="180"/>
+        <w:shd w:fill="F4F9FC"/>
+      </w:pPr>
+      <w:r>
+        <w:rPr>
+          <w:b w:val="0"/>
+        </w:rPr>
+        <w:t>5. Interpret what changed, what did not, and what remains unsafe or unknown.</w:t>
+      </w:r>
+    </w:p>
+    <w:p>
       <w:pPr>
         <w:pStyle w:val="Heading3"/>
       </w:pPr>
       <w:r>
-        <w:t>Run the weekly evidence lab</w:t>
-      </w:r>
-    </w:p>
-    <w:p>
-      <w:r>
-        <w:t>Keep the test conditions fixed, record every result, and change only one planned factor.</w:t>
-      </w:r>
-    </w:p>
-    <w:p>
-      <w:r>
-        <w:t>1. Write the hypothesis and expected evidence before running.</w:t>
-      </w:r>
-    </w:p>
-    <w:p>
-      <w:r>
-        <w:t>2. Role Assignment: sort twenty actions into train/validation/test, then group related examples before splitting.</w:t>
-      </w:r>
-    </w:p>
-    <w:p>
-      <w:r>
-        <w:t>3. Run one normal, one boundary, one missing, and one shifted case.</w:t>
-      </w:r>
-    </w:p>
-    <w:p>
-      <w:r>
-        <w:t>4. Calculate the metric from raw counts or row-level errors.</w:t>
-      </w:r>
-    </w:p>
-    <w:p>
-      <w:r>
-        <w:t>5. Interpret what changed, what did not, and what remains unsafe or unknown.</w:t>
-      </w:r>
-    </w:p>
-    <w:p>
-      <w:pPr>
-        <w:pStyle w:val="Heading3"/>
-      </w:pPr>
-      <w:r>
         <w:t>Make the lab runnable</w:t>
       </w:r>
     </w:p>
     <w:p>
-      <w:r>
-        <w:t>Use the concrete case as the shared normal case and the independent question as a second case. Each pair creates a boundary or missing-information case and predicts its result before testing. Keep the expected result separate from an observed mistake.</w:t>
+      <w:pPr>
+        <w:spacing w:line="336" w:lineRule="auto" w:after="180"/>
+      </w:pPr>
+      <w:r>
+        <w:rPr>
+          <w:b w:val="0"/>
+        </w:rPr>
+        <w:t>Use the concrete case as the shared normal case and the independent question as a second case. Each pair creates a boundary or missing-information case and predicts its result before testing.</w:t>
+      </w:r>
+    </w:p>
+    <w:p>
+      <w:pPr>
+        <w:spacing w:line="336" w:lineRule="auto" w:after="180"/>
+      </w:pPr>
+      <w:r>
+        <w:rPr>
+          <w:b w:val="0"/>
+        </w:rPr>
+        <w:t>Keep the expected result separate from an observed mistake.</w:t>
       </w:r>
     </w:p>
     <w:tbl>
@@ -1924,13 +3823,36 @@
       </w:r>
     </w:p>
     <w:p>
-      <w:r>
+      <w:pPr>
+        <w:spacing w:line="336" w:lineRule="auto" w:after="180"/>
+      </w:pPr>
+      <w:r>
+        <w:rPr>
+          <w:b w:val="0"/>
+        </w:rPr>
         <w:t>MISCONCEPTION TO REPAIR Three random folders are enough even when photos of one plant appear in each.</w:t>
       </w:r>
     </w:p>
     <w:p>
-      <w:r>
-        <w:t>For guessing, return to given facts and request a trace. For vocabulary without application, use one example and one non-example. For arithmetic errors, check the setup before the calculation. Finish with a different uncoached case before recording mastery.</w:t>
+      <w:pPr>
+        <w:spacing w:line="336" w:lineRule="auto" w:after="180"/>
+      </w:pPr>
+      <w:r>
+        <w:rPr>
+          <w:b w:val="0"/>
+        </w:rPr>
+        <w:t>For guessing, return to given facts and request a trace. For vocabulary without application, use one example and one non-example. For arithmetic errors, check the setup before the calculation.</w:t>
+      </w:r>
+    </w:p>
+    <w:p>
+      <w:pPr>
+        <w:spacing w:line="336" w:lineRule="auto" w:after="180"/>
+      </w:pPr>
+      <w:r>
+        <w:rPr>
+          <w:b w:val="0"/>
+        </w:rPr>
+        <w:t>Finish with a different uncoached case before recording mastery.</w:t>
       </w:r>
     </w:p>
     <w:p>
@@ -1942,18 +3864,107 @@
       </w:r>
     </w:p>
     <w:p>
-      <w:r>
-        <w:t>A final answer is enough: Ask for the relevant counts, units, procedure or saved record. For this week: Choose A: validation MAE 3 ties C, and A wins the simplicity tie. B has validation MAE 5 despite training MAE 0.</w:t>
-      </w:r>
-    </w:p>
-    <w:p>
-      <w:r>
+      <w:pPr>
+        <w:spacing w:line="336" w:lineRule="auto" w:after="180"/>
+      </w:pPr>
+      <w:r>
+        <w:rPr>
+          <w:b w:val="0"/>
+        </w:rPr>
+        <w:t xml:space="preserve">A final answer is enough: Ask for the relevant counts, units, procedure or saved record. For this week: Choose A: </w:t>
+      </w:r>
+      <w:r>
+        <w:rPr>
+          <w:b/>
+        </w:rPr>
+        <w:t>validation</w:t>
+      </w:r>
+      <w:r>
+        <w:rPr>
+          <w:b w:val="0"/>
+        </w:rPr>
+        <w:t xml:space="preserve"> MAE 3 ties C, and A wins the simplicity tie. B has </w:t>
+      </w:r>
+      <w:r>
+        <w:rPr>
+          <w:b/>
+        </w:rPr>
+        <w:t>validation</w:t>
+      </w:r>
+      <w:r>
+        <w:rPr>
+          <w:b w:val="0"/>
+        </w:rPr>
+        <w:t xml:space="preserve"> MAE 5 despite </w:t>
+      </w:r>
+      <w:r>
+        <w:rPr>
+          <w:b/>
+        </w:rPr>
+        <w:t>training</w:t>
+      </w:r>
+      <w:r>
+        <w:rPr>
+          <w:b w:val="0"/>
+        </w:rPr>
+        <w:t xml:space="preserve"> MAE 0.</w:t>
+      </w:r>
+    </w:p>
+    <w:p>
+      <w:pPr>
+        <w:spacing w:line="336" w:lineRule="auto" w:after="180"/>
+      </w:pPr>
+      <w:r>
+        <w:rPr>
+          <w:b w:val="0"/>
+        </w:rPr>
         <w:t>A stronger claim makes a stronger project: Selection used this sample, repeated attempts can adapt to it, and future conditions and sampling may differ.</w:t>
       </w:r>
     </w:p>
     <w:p>
-      <w:r>
-        <w:t>The new case can be copied from the example: The independent task changes the evidence. Require a fresh explanation: Choose P with validation MAE 4; Q loses with 6. Keep the test unopened until settings and reporting rules are frozen.</w:t>
+      <w:pPr>
+        <w:spacing w:line="336" w:lineRule="auto" w:after="180"/>
+      </w:pPr>
+      <w:r>
+        <w:rPr>
+          <w:b w:val="0"/>
+        </w:rPr>
+        <w:t xml:space="preserve">The new case can be copied from the example: The independent task changes the </w:t>
+      </w:r>
+      <w:r>
+        <w:rPr>
+          <w:b/>
+        </w:rPr>
+        <w:t>evidence</w:t>
+      </w:r>
+      <w:r>
+        <w:rPr>
+          <w:b w:val="0"/>
+        </w:rPr>
+        <w:t xml:space="preserve">. Require a fresh explanation: Choose P with </w:t>
+      </w:r>
+      <w:r>
+        <w:rPr>
+          <w:b/>
+        </w:rPr>
+        <w:t>validation</w:t>
+      </w:r>
+      <w:r>
+        <w:rPr>
+          <w:b w:val="0"/>
+        </w:rPr>
+        <w:t xml:space="preserve"> MAE 4; Q loses with 6.</w:t>
+      </w:r>
+    </w:p>
+    <w:p>
+      <w:pPr>
+        <w:spacing w:line="336" w:lineRule="auto" w:after="180"/>
+      </w:pPr>
+      <w:r>
+        <w:rPr>
+          <w:b w:val="0"/>
+        </w:rPr>
+        <w:t>Keep the test unopened until settings and reporting rules are frozen.</w:t>
       </w:r>
     </w:p>
     <w:p>
@@ -2111,8 +4122,25 @@
       </w:tr>
     </w:tbl>
     <w:p>
-      <w:r>
-        <w:t>Offer an oral explanation, drawing, enlarged visual or fewer examples when that removes a reading/writing barrier. Keep the same reasoning goal. Stretch secure learners by changing a boundary or assumption and asking them to defend the effect, not simply by assigning more of the same questions.</w:t>
+      <w:pPr>
+        <w:spacing w:line="336" w:lineRule="auto" w:after="180"/>
+      </w:pPr>
+      <w:r>
+        <w:rPr>
+          <w:b w:val="0"/>
+        </w:rPr>
+        <w:t>Offer an oral explanation, drawing, enlarged visual or fewer examples when that removes a reading/writing barrier. Keep the same reasoning goal.</w:t>
+      </w:r>
+    </w:p>
+    <w:p>
+      <w:pPr>
+        <w:spacing w:line="336" w:lineRule="auto" w:after="180"/>
+      </w:pPr>
+      <w:r>
+        <w:rPr>
+          <w:b w:val="0"/>
+        </w:rPr>
+        <w:t>Stretch secure learners by changing a boundary or assumption and asking them to defend the effect, not simply by assigning more of the same questions.</w:t>
       </w:r>
     </w:p>
     <w:p>
@@ -2124,11 +4152,16 @@
       </w:r>
     </w:p>
     <w:p>
+      <w:r>
+        <w:t>Use the Train, Validation, Test questions, teacher keys and criteria after the relevant attempts. Previously discussed cases are practice; protect the separately selected independent task.</w:t>
+      </w:r>
+    </w:p>
+    <w:p>
       <w:pPr>
         <w:pStyle w:val="Heading3"/>
       </w:pPr>
       <w:r>
-        <w:t>Assess and explain the answers</w:t>
+        <w:t>Worked case answer</w:t>
       </w:r>
     </w:p>
     <w:p>
@@ -2136,12 +4169,31 @@
         <w:pStyle w:val="Heading3"/>
       </w:pPr>
       <w:r>
-        <w:t>Worked case answer</w:t>
-      </w:r>
-    </w:p>
-    <w:p>
-      <w:r>
-        <w:t>Train fits parameters and learned transforms; validation chooses settings; final test evaluates the selected system. Group related records first.</w:t>
+        <w:t>Teacher key · Worked case answer</w:t>
+      </w:r>
+    </w:p>
+    <w:p>
+      <w:pPr>
+        <w:spacing w:line="336" w:lineRule="auto" w:after="180"/>
+        <w:shd w:fill="F1F6FC"/>
+      </w:pPr>
+      <w:r>
+        <w:rPr>
+          <w:b w:val="0"/>
+        </w:rPr>
+        <w:t xml:space="preserve">Train fits parameters and learned transforms; </w:t>
+      </w:r>
+      <w:r>
+        <w:rPr>
+          <w:b/>
+        </w:rPr>
+        <w:t>validation</w:t>
+      </w:r>
+      <w:r>
+        <w:rPr>
+          <w:b w:val="0"/>
+        </w:rPr>
+        <w:t xml:space="preserve"> chooses settings; final test evaluates the selected system. Group related records first.</w:t>
       </w:r>
     </w:p>
     <w:p>
@@ -2153,21 +4205,99 @@
       </w:r>
     </w:p>
     <w:p>
-      <w:r>
-        <w:t>Assign roles: set A fits model parameters; B selects between two models; C is opened once after choices are fixed. Which is train, validation and test?</w:t>
-      </w:r>
-    </w:p>
-    <w:p>
       <w:pPr>
         <w:pStyle w:val="Heading3"/>
       </w:pPr>
       <w:r>
+        <w:t>Independent question · withhold the key</w:t>
+      </w:r>
+    </w:p>
+    <w:p>
+      <w:pPr>
+        <w:spacing w:line="336" w:lineRule="auto" w:after="180"/>
+        <w:shd w:fill="F5F1FB"/>
+      </w:pPr>
+      <w:r>
+        <w:rPr>
+          <w:b w:val="0"/>
+        </w:rPr>
+        <w:t xml:space="preserve">Assign roles: set A fits model parameters; B selects between two models; C is opened once after choices are fixed. Which is train, </w:t>
+      </w:r>
+      <w:r>
+        <w:rPr>
+          <w:b/>
+        </w:rPr>
+        <w:t>validation</w:t>
+      </w:r>
+      <w:r>
+        <w:rPr>
+          <w:b w:val="0"/>
+        </w:rPr>
+        <w:t xml:space="preserve"> and test?</w:t>
+      </w:r>
+    </w:p>
+    <w:p>
+      <w:pPr>
+        <w:pStyle w:val="Heading3"/>
+      </w:pPr>
+      <w:r>
         <w:t>Expected independent answer</w:t>
       </w:r>
     </w:p>
     <w:p>
-      <w:r>
-        <w:t>A is training, B is validation and C is final test. Keep C separate from fitting and model selection.</w:t>
+      <w:pPr>
+        <w:pStyle w:val="Heading3"/>
+      </w:pPr>
+      <w:r>
+        <w:t>Teacher key · Expected independent answer</w:t>
+      </w:r>
+    </w:p>
+    <w:p>
+      <w:pPr>
+        <w:spacing w:line="336" w:lineRule="auto" w:after="180"/>
+        <w:shd w:fill="F1F6FC"/>
+      </w:pPr>
+      <w:r>
+        <w:rPr>
+          <w:b w:val="0"/>
+        </w:rPr>
+        <w:t xml:space="preserve">A is </w:t>
+      </w:r>
+      <w:r>
+        <w:rPr>
+          <w:b/>
+        </w:rPr>
+        <w:t>training</w:t>
+      </w:r>
+      <w:r>
+        <w:rPr>
+          <w:b w:val="0"/>
+        </w:rPr>
+        <w:t xml:space="preserve">, B is </w:t>
+      </w:r>
+      <w:r>
+        <w:rPr>
+          <w:b/>
+        </w:rPr>
+        <w:t>validation</w:t>
+      </w:r>
+      <w:r>
+        <w:rPr>
+          <w:b w:val="0"/>
+        </w:rPr>
+        <w:t xml:space="preserve"> and C is final test. Keep C separate from </w:t>
+      </w:r>
+      <w:r>
+        <w:rPr>
+          <w:b/>
+        </w:rPr>
+        <w:t>fitting</w:t>
+      </w:r>
+      <w:r>
+        <w:rPr>
+          <w:b w:val="0"/>
+        </w:rPr>
+        <w:t xml:space="preserve"> and model selection.</w:t>
       </w:r>
     </w:p>
     <w:p>
@@ -2405,8 +4535,25 @@
       </w:tr>
     </w:tbl>
     <w:p>
-      <w:r>
-        <w:t>Use 6/8 as a classroom checkpoint, with 2 required for both Result and Reasoning. This is a proposed teaching rule, not a validated certification threshold. Do not count a coached answer as independent mastery; correct unsafe or unsupported claims regardless of total.</w:t>
+      <w:pPr>
+        <w:spacing w:line="336" w:lineRule="auto" w:after="180"/>
+      </w:pPr>
+      <w:r>
+        <w:rPr>
+          <w:b w:val="0"/>
+        </w:rPr>
+        <w:t>Use 6/8 as a classroom checkpoint, with 2 required for both Result and Reasoning. This is a proposed teaching rule, not a validated certification threshold.</w:t>
+      </w:r>
+    </w:p>
+    <w:p>
+      <w:pPr>
+        <w:spacing w:line="336" w:lineRule="auto" w:after="180"/>
+      </w:pPr>
+      <w:r>
+        <w:rPr>
+          <w:b w:val="0"/>
+        </w:rPr>
+        <w:t>Do not count a coached answer as independent mastery; correct unsafe or unsupported claims regardless of total.</w:t>
       </w:r>
     </w:p>
     <w:p>
@@ -2418,8 +4565,38 @@
       </w:r>
     </w:p>
     <w:p>
-      <w:r>
-        <w:t>Ask the learner to find the evidence that challenges this claim: “Validation and final test data have interchangeable purposes during development.” Keep the first attempt and an uncoached retry separate.</w:t>
+      <w:pPr>
+        <w:spacing w:line="336" w:lineRule="auto" w:after="180"/>
+      </w:pPr>
+      <w:r>
+        <w:rPr>
+          <w:b w:val="0"/>
+        </w:rPr>
+        <w:t xml:space="preserve">Ask the learner to find the </w:t>
+      </w:r>
+      <w:r>
+        <w:rPr>
+          <w:b/>
+        </w:rPr>
+        <w:t>evidence</w:t>
+      </w:r>
+      <w:r>
+        <w:rPr>
+          <w:b w:val="0"/>
+        </w:rPr>
+        <w:t xml:space="preserve"> that challenges this claim: “</w:t>
+      </w:r>
+      <w:r>
+        <w:rPr>
+          <w:b/>
+        </w:rPr>
+        <w:t>Validation</w:t>
+      </w:r>
+      <w:r>
+        <w:rPr>
+          <w:b w:val="0"/>
+        </w:rPr>
+        <w:t xml:space="preserve"> and final test data have interchangeable purposes during development.” Keep the first attempt and an uncoached retry separate.</w:t>
       </w:r>
     </w:p>
     <w:p>
@@ -2431,15 +4608,78 @@
       </w:r>
     </w:p>
     <w:p>
-      <w:r>
-        <w:t>Image counts are 54,18,18. Fit the mean on training images only, then apply the fixed transform to validation and test. Validation chooses settings; final test evaluates the selected system. Do not compute the mean from all 90 images.</w:t>
-      </w:r>
-    </w:p>
-    <w:p>
       <w:pPr>
         <w:pStyle w:val="Heading3"/>
       </w:pPr>
       <w:r>
+        <w:t>Teacher key · Original transfer answer</w:t>
+      </w:r>
+    </w:p>
+    <w:p>
+      <w:pPr>
+        <w:spacing w:line="336" w:lineRule="auto" w:after="180"/>
+        <w:shd w:fill="F1F6FC"/>
+      </w:pPr>
+      <w:r>
+        <w:rPr>
+          <w:b w:val="0"/>
+        </w:rPr>
+        <w:t xml:space="preserve">Image counts are 54,18,18. Fit the mean on </w:t>
+      </w:r>
+      <w:r>
+        <w:rPr>
+          <w:b/>
+        </w:rPr>
+        <w:t>training</w:t>
+      </w:r>
+      <w:r>
+        <w:rPr>
+          <w:b w:val="0"/>
+        </w:rPr>
+        <w:t xml:space="preserve"> images only, then apply the fixed transform to </w:t>
+      </w:r>
+      <w:r>
+        <w:rPr>
+          <w:b/>
+        </w:rPr>
+        <w:t>validation</w:t>
+      </w:r>
+      <w:r>
+        <w:rPr>
+          <w:b w:val="0"/>
+        </w:rPr>
+        <w:t xml:space="preserve"> and test. </w:t>
+      </w:r>
+      <w:r>
+        <w:rPr>
+          <w:b/>
+        </w:rPr>
+        <w:t>Validation</w:t>
+      </w:r>
+      <w:r>
+        <w:rPr>
+          <w:b w:val="0"/>
+        </w:rPr>
+        <w:t xml:space="preserve"> chooses settings; final test evaluates the selected system.</w:t>
+      </w:r>
+    </w:p>
+    <w:p>
+      <w:pPr>
+        <w:spacing w:line="336" w:lineRule="auto" w:after="180"/>
+        <w:shd w:fill="F1F6FC"/>
+      </w:pPr>
+      <w:r>
+        <w:rPr>
+          <w:b w:val="0"/>
+        </w:rPr>
+        <w:t>Do not compute the mean from all 90 images.</w:t>
+      </w:r>
+    </w:p>
+    <w:p>
+      <w:pPr>
+        <w:pStyle w:val="Heading3"/>
+      </w:pPr>
+      <w:r>
         <w:t>Explanations for the additional workbook examples</w:t>
       </w:r>
     </w:p>
@@ -2452,84 +4692,432 @@
       </w:r>
     </w:p>
     <w:p>
-      <w:r>
-        <w:t>Apply the worked selection rule. Explain why B is not chosen.</w:t>
-      </w:r>
-    </w:p>
-    <w:p>
-      <w:r>
-        <w:t>Teacher explanation: Choose A: validation MAE 3 ties C, and A wins the simplicity tie. B has validation MAE 5 despite training MAE 0.</w:t>
-      </w:r>
-    </w:p>
-    <w:p>
       <w:pPr>
         <w:pStyle w:val="Heading3"/>
       </w:pPr>
       <w:r>
+        <w:t>Workbook question · W1</w:t>
+      </w:r>
+    </w:p>
+    <w:p>
+      <w:pPr>
+        <w:spacing w:line="336" w:lineRule="auto" w:after="180"/>
+        <w:shd w:fill="F5F1FB"/>
+      </w:pPr>
+      <w:r>
+        <w:rPr>
+          <w:b w:val="0"/>
+        </w:rPr>
+        <w:t xml:space="preserve">Apply the worked </w:t>
+      </w:r>
+      <w:r>
+        <w:rPr>
+          <w:b/>
+        </w:rPr>
+        <w:t>selection rule</w:t>
+      </w:r>
+      <w:r>
+        <w:rPr>
+          <w:b w:val="0"/>
+        </w:rPr>
+        <w:t>. Explain why B is not chosen.</w:t>
+      </w:r>
+    </w:p>
+    <w:p>
+      <w:pPr>
+        <w:pStyle w:val="Heading3"/>
+      </w:pPr>
+      <w:r>
+        <w:t>Teacher reasoning · W1</w:t>
+      </w:r>
+    </w:p>
+    <w:p>
+      <w:pPr>
+        <w:spacing w:line="336" w:lineRule="auto" w:after="180"/>
+        <w:shd w:fill="F1F6FC"/>
+      </w:pPr>
+      <w:r>
+        <w:rPr>
+          <w:b w:val="0"/>
+        </w:rPr>
+        <w:t xml:space="preserve">Teacher explanation: Choose A: </w:t>
+      </w:r>
+      <w:r>
+        <w:rPr>
+          <w:b/>
+        </w:rPr>
+        <w:t>validation</w:t>
+      </w:r>
+      <w:r>
+        <w:rPr>
+          <w:b w:val="0"/>
+        </w:rPr>
+        <w:t xml:space="preserve"> MAE 3 ties C, and A wins the simplicity tie. B has </w:t>
+      </w:r>
+      <w:r>
+        <w:rPr>
+          <w:b/>
+        </w:rPr>
+        <w:t>validation</w:t>
+      </w:r>
+      <w:r>
+        <w:rPr>
+          <w:b w:val="0"/>
+        </w:rPr>
+        <w:t xml:space="preserve"> MAE 5 despite </w:t>
+      </w:r>
+      <w:r>
+        <w:rPr>
+          <w:b/>
+        </w:rPr>
+        <w:t>training</w:t>
+      </w:r>
+      <w:r>
+        <w:rPr>
+          <w:b w:val="0"/>
+        </w:rPr>
+        <w:t xml:space="preserve"> MAE 0.</w:t>
+      </w:r>
+    </w:p>
+    <w:p>
+      <w:pPr>
+        <w:pStyle w:val="Heading3"/>
+      </w:pPr>
+      <w:r>
         <w:t>W2 Assign data roles</w:t>
       </w:r>
     </w:p>
     <w:p>
-      <w:r>
-        <w:t>Where should parameter fitting, setting selection and final reporting occur?</w:t>
-      </w:r>
-    </w:p>
-    <w:p>
-      <w:r>
-        <w:t>Teacher explanation: Fit on training, select on validation, evaluate the frozen choice on held-out test; fit preprocessing only on training.</w:t>
-      </w:r>
-    </w:p>
-    <w:p>
       <w:pPr>
         <w:pStyle w:val="Heading3"/>
       </w:pPr>
       <w:r>
+        <w:t>Workbook question · W2</w:t>
+      </w:r>
+    </w:p>
+    <w:p>
+      <w:pPr>
+        <w:spacing w:line="336" w:lineRule="auto" w:after="180"/>
+        <w:shd w:fill="F5F1FB"/>
+      </w:pPr>
+      <w:r>
+        <w:rPr>
+          <w:b w:val="0"/>
+        </w:rPr>
+        <w:t xml:space="preserve">Where should parameter </w:t>
+      </w:r>
+      <w:r>
+        <w:rPr>
+          <w:b/>
+        </w:rPr>
+        <w:t>fitting</w:t>
+      </w:r>
+      <w:r>
+        <w:rPr>
+          <w:b w:val="0"/>
+        </w:rPr>
+        <w:t>, setting selection and final reporting occur?</w:t>
+      </w:r>
+    </w:p>
+    <w:p>
+      <w:pPr>
+        <w:pStyle w:val="Heading3"/>
+      </w:pPr>
+      <w:r>
+        <w:t>Teacher reasoning · W2</w:t>
+      </w:r>
+    </w:p>
+    <w:p>
+      <w:pPr>
+        <w:spacing w:line="336" w:lineRule="auto" w:after="180"/>
+        <w:shd w:fill="F1F6FC"/>
+      </w:pPr>
+      <w:r>
+        <w:rPr>
+          <w:b w:val="0"/>
+        </w:rPr>
+        <w:t xml:space="preserve">Teacher explanation: Fit on </w:t>
+      </w:r>
+      <w:r>
+        <w:rPr>
+          <w:b/>
+        </w:rPr>
+        <w:t>training</w:t>
+      </w:r>
+      <w:r>
+        <w:rPr>
+          <w:b w:val="0"/>
+        </w:rPr>
+        <w:t xml:space="preserve">, select on </w:t>
+      </w:r>
+      <w:r>
+        <w:rPr>
+          <w:b/>
+        </w:rPr>
+        <w:t>validation</w:t>
+      </w:r>
+      <w:r>
+        <w:rPr>
+          <w:b w:val="0"/>
+        </w:rPr>
+        <w:t>, evaluate the frozen choice on held-out test; fit pre</w:t>
+      </w:r>
+      <w:r>
+        <w:rPr>
+          <w:b/>
+        </w:rPr>
+        <w:t>process</w:t>
+      </w:r>
+      <w:r>
+        <w:rPr>
+          <w:b w:val="0"/>
+        </w:rPr>
+        <w:t xml:space="preserve">ing only on </w:t>
+      </w:r>
+      <w:r>
+        <w:rPr>
+          <w:b/>
+        </w:rPr>
+        <w:t>training</w:t>
+      </w:r>
+      <w:r>
+        <w:rPr>
+          <w:b w:val="0"/>
+        </w:rPr>
+        <w:t>.</w:t>
+      </w:r>
+    </w:p>
+    <w:p>
+      <w:pPr>
+        <w:pStyle w:val="Heading3"/>
+      </w:pPr>
+      <w:r>
         <w:t>W3 Record another attempt</w:t>
       </w:r>
     </w:p>
     <w:p>
-      <w:r>
-        <w:t>A team creates D after reading validation mistakes. What changes in the record?</w:t>
-      </w:r>
-    </w:p>
-    <w:p>
-      <w:r>
-        <w:t>Teacher explanation: Add D and its motivation to development history. Validation influenced D and is not untouched test evidence.</w:t>
-      </w:r>
-    </w:p>
-    <w:p>
       <w:pPr>
         <w:pStyle w:val="Heading3"/>
       </w:pPr>
       <w:r>
+        <w:t>Workbook question · W3</w:t>
+      </w:r>
+    </w:p>
+    <w:p>
+      <w:pPr>
+        <w:spacing w:line="336" w:lineRule="auto" w:after="180"/>
+        <w:shd w:fill="F5F1FB"/>
+      </w:pPr>
+      <w:r>
+        <w:rPr>
+          <w:b w:val="0"/>
+        </w:rPr>
+        <w:t xml:space="preserve">A team creates D after reading </w:t>
+      </w:r>
+      <w:r>
+        <w:rPr>
+          <w:b/>
+        </w:rPr>
+        <w:t>validation</w:t>
+      </w:r>
+      <w:r>
+        <w:rPr>
+          <w:b w:val="0"/>
+        </w:rPr>
+        <w:t xml:space="preserve"> mistakes. What changes in the record?</w:t>
+      </w:r>
+    </w:p>
+    <w:p>
+      <w:pPr>
+        <w:pStyle w:val="Heading3"/>
+      </w:pPr>
+      <w:r>
+        <w:t>Teacher reasoning · W3</w:t>
+      </w:r>
+    </w:p>
+    <w:p>
+      <w:pPr>
+        <w:spacing w:line="336" w:lineRule="auto" w:after="180"/>
+        <w:shd w:fill="F1F6FC"/>
+      </w:pPr>
+      <w:r>
+        <w:rPr>
+          <w:b w:val="0"/>
+        </w:rPr>
+        <w:t xml:space="preserve">Teacher explanation: Add D and its motivation to development history. </w:t>
+      </w:r>
+      <w:r>
+        <w:rPr>
+          <w:b/>
+        </w:rPr>
+        <w:t>Validation</w:t>
+      </w:r>
+      <w:r>
+        <w:rPr>
+          <w:b w:val="0"/>
+        </w:rPr>
+        <w:t xml:space="preserve"> influenced D and is not untouched test </w:t>
+      </w:r>
+      <w:r>
+        <w:rPr>
+          <w:b/>
+        </w:rPr>
+        <w:t>evidence</w:t>
+      </w:r>
+      <w:r>
+        <w:rPr>
+          <w:b w:val="0"/>
+        </w:rPr>
+        <w:t>.</w:t>
+      </w:r>
+    </w:p>
+    <w:p>
+      <w:pPr>
+        <w:pStyle w:val="Heading3"/>
+      </w:pPr>
+      <w:r>
         <w:t>W4 Apply independently</w:t>
       </w:r>
     </w:p>
     <w:p>
-      <w:r>
-        <w:t>Training errors P 2 Q 0 R 1; validation errors P 4 Q 6 R 4. Rule: smallest validation MAE, then simpler; P is simpler than R. Choose and state the test action.</w:t>
-      </w:r>
-    </w:p>
-    <w:p>
-      <w:r>
-        <w:t>Teacher explanation: Choose P with validation MAE 4; Q loses with 6. Keep the test unopened until settings and reporting rules are frozen.</w:t>
-      </w:r>
-    </w:p>
-    <w:p>
       <w:pPr>
         <w:pStyle w:val="Heading3"/>
       </w:pPr>
       <w:r>
+        <w:t>Workbook question · W4</w:t>
+      </w:r>
+    </w:p>
+    <w:p>
+      <w:pPr>
+        <w:spacing w:line="336" w:lineRule="auto" w:after="180"/>
+        <w:shd w:fill="F5F1FB"/>
+      </w:pPr>
+      <w:r>
+        <w:rPr>
+          <w:b/>
+        </w:rPr>
+        <w:t>Training</w:t>
+      </w:r>
+      <w:r>
+        <w:rPr>
+          <w:b w:val="0"/>
+        </w:rPr>
+        <w:t xml:space="preserve"> errors P 2 Q 0 R 1; </w:t>
+      </w:r>
+      <w:r>
+        <w:rPr>
+          <w:b/>
+        </w:rPr>
+        <w:t>validation</w:t>
+      </w:r>
+      <w:r>
+        <w:rPr>
+          <w:b w:val="0"/>
+        </w:rPr>
+        <w:t xml:space="preserve"> errors P 4 Q 6 R 4. Rule: smallest </w:t>
+      </w:r>
+      <w:r>
+        <w:rPr>
+          <w:b/>
+        </w:rPr>
+        <w:t>validation</w:t>
+      </w:r>
+      <w:r>
+        <w:rPr>
+          <w:b w:val="0"/>
+        </w:rPr>
+        <w:t xml:space="preserve"> MAE, then simpler; P is simpler than R. Choose and state the test action.</w:t>
+      </w:r>
+    </w:p>
+    <w:p>
+      <w:pPr>
+        <w:pStyle w:val="Heading3"/>
+      </w:pPr>
+      <w:r>
+        <w:t>Teacher reasoning · W4</w:t>
+      </w:r>
+    </w:p>
+    <w:p>
+      <w:pPr>
+        <w:spacing w:line="336" w:lineRule="auto" w:after="180"/>
+        <w:shd w:fill="F1F6FC"/>
+      </w:pPr>
+      <w:r>
+        <w:rPr>
+          <w:b w:val="0"/>
+        </w:rPr>
+        <w:t xml:space="preserve">Teacher explanation: Choose P with </w:t>
+      </w:r>
+      <w:r>
+        <w:rPr>
+          <w:b/>
+        </w:rPr>
+        <w:t>validation</w:t>
+      </w:r>
+      <w:r>
+        <w:rPr>
+          <w:b w:val="0"/>
+        </w:rPr>
+        <w:t xml:space="preserve"> MAE 4; Q loses with 6. Keep the test unopened until settings and reporting rules are frozen.</w:t>
+      </w:r>
+    </w:p>
+    <w:p>
+      <w:pPr>
+        <w:pStyle w:val="Heading3"/>
+      </w:pPr>
+      <w:r>
         <w:t>W5 Limit a claim</w:t>
       </w:r>
     </w:p>
     <w:p>
-      <w:r>
-        <w:t>Why is the winning validation score not a guaranteed future score?</w:t>
-      </w:r>
-    </w:p>
-    <w:p>
-      <w:r>
+      <w:pPr>
+        <w:pStyle w:val="Heading3"/>
+      </w:pPr>
+      <w:r>
+        <w:t>Workbook question · W5</w:t>
+      </w:r>
+    </w:p>
+    <w:p>
+      <w:pPr>
+        <w:spacing w:line="336" w:lineRule="auto" w:after="180"/>
+        <w:shd w:fill="F5F1FB"/>
+      </w:pPr>
+      <w:r>
+        <w:rPr>
+          <w:b w:val="0"/>
+        </w:rPr>
+        <w:t xml:space="preserve">Why is the winning </w:t>
+      </w:r>
+      <w:r>
+        <w:rPr>
+          <w:b/>
+        </w:rPr>
+        <w:t>validation</w:t>
+      </w:r>
+      <w:r>
+        <w:rPr>
+          <w:b w:val="0"/>
+        </w:rPr>
+        <w:t xml:space="preserve"> score not a guaranteed future score?</w:t>
+      </w:r>
+    </w:p>
+    <w:p>
+      <w:pPr>
+        <w:pStyle w:val="Heading3"/>
+      </w:pPr>
+      <w:r>
+        <w:t>Teacher reasoning · W5</w:t>
+      </w:r>
+    </w:p>
+    <w:p>
+      <w:pPr>
+        <w:spacing w:line="336" w:lineRule="auto" w:after="180"/>
+        <w:shd w:fill="F1F6FC"/>
+      </w:pPr>
+      <w:r>
+        <w:rPr>
+          <w:b w:val="0"/>
+        </w:rPr>
         <w:t>Teacher explanation: Selection used this sample, repeated attempts can adapt to it, and future conditions and sampling may differ.</w:t>
       </w:r>
     </w:p>
@@ -2542,21 +5130,99 @@
       </w:r>
     </w:p>
     <w:p>
-      <w:r>
-        <w:t>Selected case: Training errors P 2 Q 0 R 1; validation errors P 4 Q 6 R 4. Rule: smallest validation MAE, then simpler; P is simpler than R. Choose and state the test action.</w:t>
-      </w:r>
-    </w:p>
-    <w:p>
       <w:pPr>
         <w:pStyle w:val="Heading3"/>
       </w:pPr>
       <w:r>
+        <w:t>Independent question · withhold the key</w:t>
+      </w:r>
+    </w:p>
+    <w:p>
+      <w:pPr>
+        <w:spacing w:line="336" w:lineRule="auto" w:after="180"/>
+        <w:shd w:fill="F5F1FB"/>
+      </w:pPr>
+      <w:r>
+        <w:rPr>
+          <w:b w:val="0"/>
+        </w:rPr>
+        <w:t xml:space="preserve">Selected case: </w:t>
+      </w:r>
+      <w:r>
+        <w:rPr>
+          <w:b/>
+        </w:rPr>
+        <w:t>Training</w:t>
+      </w:r>
+      <w:r>
+        <w:rPr>
+          <w:b w:val="0"/>
+        </w:rPr>
+        <w:t xml:space="preserve"> errors P 2 Q 0 R 1; </w:t>
+      </w:r>
+      <w:r>
+        <w:rPr>
+          <w:b/>
+        </w:rPr>
+        <w:t>validation</w:t>
+      </w:r>
+      <w:r>
+        <w:rPr>
+          <w:b w:val="0"/>
+        </w:rPr>
+        <w:t xml:space="preserve"> errors P 4 Q 6 R 4. Rule: smallest </w:t>
+      </w:r>
+      <w:r>
+        <w:rPr>
+          <w:b/>
+        </w:rPr>
+        <w:t>validation</w:t>
+      </w:r>
+      <w:r>
+        <w:rPr>
+          <w:b w:val="0"/>
+        </w:rPr>
+        <w:t xml:space="preserve"> MAE, then simpler; P is simpler than R. Choose and state the test action.</w:t>
+      </w:r>
+    </w:p>
+    <w:p>
+      <w:pPr>
+        <w:pStyle w:val="Heading3"/>
+      </w:pPr>
+      <w:r>
         <w:t>Selected case answer</w:t>
       </w:r>
     </w:p>
     <w:p>
-      <w:r>
-        <w:t>Teacher explanation: Choose P with validation MAE 4; Q loses with 6. Keep the test unopened until settings and reporting rules are frozen.</w:t>
+      <w:pPr>
+        <w:pStyle w:val="Heading3"/>
+      </w:pPr>
+      <w:r>
+        <w:t>Teacher key · Selected case answer</w:t>
+      </w:r>
+    </w:p>
+    <w:p>
+      <w:pPr>
+        <w:spacing w:line="336" w:lineRule="auto" w:after="180"/>
+        <w:shd w:fill="F1F6FC"/>
+      </w:pPr>
+      <w:r>
+        <w:rPr>
+          <w:b w:val="0"/>
+        </w:rPr>
+        <w:t xml:space="preserve">Teacher explanation: Choose P with </w:t>
+      </w:r>
+      <w:r>
+        <w:rPr>
+          <w:b/>
+        </w:rPr>
+        <w:t>validation</w:t>
+      </w:r>
+      <w:r>
+        <w:rPr>
+          <w:b w:val="0"/>
+        </w:rPr>
+        <w:t xml:space="preserve"> MAE 4; Q loses with 6. Keep the test unopened until settings and reporting rules are frozen.</w:t>
       </w:r>
     </w:p>
     <w:tbl>
@@ -2662,21 +5328,77 @@
       </w:tr>
     </w:tbl>
     <w:p>
-      <w:r>
-        <w:t>Record each dimension as not yet, with support, or independent. Accept a valid alternative procedure with a defensible trace. Do not penalise an honestly recorded model failure if the learner correctly explains its evidence and limits.</w:t>
-      </w:r>
-    </w:p>
-    <w:p>
       <w:pPr>
         <w:pStyle w:val="Heading3"/>
       </w:pPr>
       <w:r>
+        <w:t>Teacher key · Selected case answer</w:t>
+      </w:r>
+    </w:p>
+    <w:p>
+      <w:pPr>
+        <w:spacing w:line="336" w:lineRule="auto" w:after="180"/>
+        <w:shd w:fill="F1F6FC"/>
+      </w:pPr>
+      <w:r>
+        <w:rPr>
+          <w:b w:val="0"/>
+        </w:rPr>
+        <w:t>Record each dimension as not yet, with support, or independent. Accept a valid alternative procedure with a defensible trace.</w:t>
+      </w:r>
+    </w:p>
+    <w:p>
+      <w:pPr>
+        <w:spacing w:line="336" w:lineRule="auto" w:after="180"/>
+        <w:shd w:fill="F1F6FC"/>
+      </w:pPr>
+      <w:r>
+        <w:rPr>
+          <w:b w:val="0"/>
+        </w:rPr>
+        <w:t xml:space="preserve">Do not penalise an honestly recorded model failure if the learner correctly explains its </w:t>
+      </w:r>
+      <w:r>
+        <w:rPr>
+          <w:b/>
+        </w:rPr>
+        <w:t>evidence</w:t>
+      </w:r>
+      <w:r>
+        <w:rPr>
+          <w:b w:val="0"/>
+        </w:rPr>
+        <w:t xml:space="preserve"> and limits.</w:t>
+      </w:r>
+    </w:p>
+    <w:p>
+      <w:pPr>
+        <w:pStyle w:val="Heading3"/>
+      </w:pPr>
+      <w:r>
         <w:t>Feedback that the learner uses</w:t>
       </w:r>
     </w:p>
     <w:p>
-      <w:r>
-        <w:t>Name the earliest unsupported step and give one action to repair it. Have the learner make that repair now and explain why. Then assess the relevant skill on a fresh, fully specified case. Confirm it was not previously practised with feedback; solve and check the new case before assigning it. A follow-up design prompt is a starting brief, not automatically an equivalent test.</w:t>
+      <w:pPr>
+        <w:spacing w:line="336" w:lineRule="auto" w:after="180"/>
+      </w:pPr>
+      <w:r>
+        <w:rPr>
+          <w:b w:val="0"/>
+        </w:rPr>
+        <w:t>Name the earliest unsupported step and give one action to repair it. Have the learner make that repair now and explain why. Then assess the relevant skill on a fresh, fully specified case.</w:t>
+      </w:r>
+    </w:p>
+    <w:p>
+      <w:pPr>
+        <w:spacing w:line="336" w:lineRule="auto" w:after="180"/>
+      </w:pPr>
+      <w:r>
+        <w:rPr>
+          <w:b w:val="0"/>
+        </w:rPr>
+        <w:t>Confirm it was not previously practised with feedback; solve and check the new case before assigning it. A follow-up design prompt is a starting brief, not automatically an equivalent test.</w:t>
       </w:r>
     </w:p>
     <w:p>
@@ -2688,11 +5410,74 @@
       </w:r>
     </w:p>
     <w:p>
+      <w:r>
+        <w:t>Connect Train, Validation, Test to Responsible Plant Classifier, adapt support and plan a later changed-case check.</w:t>
+      </w:r>
+    </w:p>
+    <w:p>
       <w:pPr>
         <w:pStyle w:val="Heading3"/>
       </w:pPr>
       <w:r>
-        <w:t>Connect and extend learning</w:t>
+        <w:t>Responsible Plant Classifier</w:t>
+      </w:r>
+    </w:p>
+    <w:p>
+      <w:pPr>
+        <w:spacing w:line="336" w:lineRule="auto" w:after="180"/>
+      </w:pPr>
+      <w:r>
+        <w:rPr>
+          <w:b w:val="0"/>
+        </w:rPr>
+        <w:t xml:space="preserve">Publish the grouped </w:t>
+      </w:r>
+      <w:r>
+        <w:rPr>
+          <w:b/>
+        </w:rPr>
+        <w:t>split strategy</w:t>
+      </w:r>
+      <w:r>
+        <w:rPr>
+          <w:b w:val="0"/>
+        </w:rPr>
+        <w:t xml:space="preserve"> and counts for the Plant Classifier, including why plant identity stays within one split.</w:t>
+      </w:r>
+    </w:p>
+    <w:p>
+      <w:pPr>
+        <w:spacing w:line="336" w:lineRule="auto" w:after="180"/>
+      </w:pPr>
+      <w:r>
+        <w:rPr>
+          <w:b w:val="0"/>
+        </w:rPr>
+        <w:t xml:space="preserve">Keep the decision, </w:t>
+      </w:r>
+      <w:r>
+        <w:rPr>
+          <w:b/>
+        </w:rPr>
+        <w:t>input</w:t>
+      </w:r>
+      <w:r>
+        <w:rPr>
+          <w:b w:val="0"/>
+        </w:rPr>
+        <w:t xml:space="preserve">, result, explanation and remaining limitation in the project </w:t>
+      </w:r>
+      <w:r>
+        <w:rPr>
+          <w:b/>
+        </w:rPr>
+        <w:t>evidence</w:t>
+      </w:r>
+      <w:r>
+        <w:rPr>
+          <w:b w:val="0"/>
+        </w:rPr>
+        <w:t xml:space="preserve"> record. Retrieve this record next week rather than restarting the project.</w:t>
       </w:r>
     </w:p>
     <w:p>
@@ -2700,17 +5485,18 @@
         <w:pStyle w:val="Heading3"/>
       </w:pPr>
       <w:r>
-        <w:t>Responsible Plant Classifier</w:t>
-      </w:r>
-    </w:p>
-    <w:p>
-      <w:r>
-        <w:t>Publish the grouped split strategy and counts for the Plant Classifier, including why plant identity stays within one split.</w:t>
-      </w:r>
-    </w:p>
-    <w:p>
-      <w:r>
-        <w:t>Keep the decision, input, result, explanation and remaining limitation in the project evidence record. Retrieve this record next week rather than restarting the project.</w:t>
+        <w:t>Support and stretch</w:t>
+      </w:r>
+    </w:p>
+    <w:p>
+      <w:pPr>
+        <w:spacing w:line="336" w:lineRule="auto" w:after="180"/>
+      </w:pPr>
+      <w:r>
+        <w:rPr>
+          <w:b w:val="0"/>
+        </w:rPr>
+        <w:t>Use a tiny labelled dataset, explicit units and a named positive class. Stretch: require a baseline, held-out evaluation and subgroup or shifted-condition analysis with denominators.</w:t>
       </w:r>
     </w:p>
     <w:p>
@@ -2718,12 +5504,30 @@
         <w:pStyle w:val="Heading3"/>
       </w:pPr>
       <w:r>
-        <w:t>Support and stretch</w:t>
-      </w:r>
-    </w:p>
-    <w:p>
-      <w:r>
-        <w:t>Use a tiny labelled dataset, explicit units and a named positive class. Stretch: require a baseline, held-out evaluation and subgroup or shifted-condition analysis with denominators.</w:t>
+        <w:t>Exit reflection</w:t>
+      </w:r>
+    </w:p>
+    <w:p>
+      <w:pPr>
+        <w:spacing w:line="336" w:lineRule="auto" w:after="180"/>
+      </w:pPr>
+      <w:r>
+        <w:rPr>
+          <w:b w:val="0"/>
+        </w:rPr>
+        <w:t xml:space="preserve">Ask for one decision the learner can now justify and one situation requiring more </w:t>
+      </w:r>
+      <w:r>
+        <w:rPr>
+          <w:b/>
+        </w:rPr>
+        <w:t>evidence</w:t>
+      </w:r>
+      <w:r>
+        <w:rPr>
+          <w:b w:val="0"/>
+        </w:rPr>
+        <w:t xml:space="preserve"> or human review. Confidence ratings are separate from correct independent performance.</w:t>
       </w:r>
     </w:p>
     <w:p>
@@ -2731,12 +5535,30 @@
         <w:pStyle w:val="Heading3"/>
       </w:pPr>
       <w:r>
-        <w:t>Exit reflection</w:t>
-      </w:r>
-    </w:p>
-    <w:p>
-      <w:r>
-        <w:t>Ask for one decision the learner can now justify and one situation requiring more evidence or human review. Confidence ratings are separate from correct independent performance.</w:t>
+        <w:t>Bridge to the next week</w:t>
+      </w:r>
+    </w:p>
+    <w:p>
+      <w:pPr>
+        <w:spacing w:line="336" w:lineRule="auto" w:after="180"/>
+      </w:pPr>
+      <w:r>
+        <w:rPr>
+          <w:b w:val="0"/>
+        </w:rPr>
+        <w:t xml:space="preserve">Next: Week 25: Metrics Match Consequences. Retrieve today’s </w:t>
+      </w:r>
+      <w:r>
+        <w:rPr>
+          <w:b/>
+        </w:rPr>
+        <w:t>evidence</w:t>
+      </w:r>
+      <w:r>
+        <w:rPr>
+          <w:b w:val="0"/>
+        </w:rPr>
+        <w:t xml:space="preserve"> and identify what carries forward and what is new.</w:t>
       </w:r>
     </w:p>
     <w:p>
@@ -2744,12 +5566,145 @@
         <w:pStyle w:val="Heading3"/>
       </w:pPr>
       <w:r>
-        <w:t>Bridge to the next week</w:t>
-      </w:r>
-    </w:p>
-    <w:p>
-      <w:r>
-        <w:t>Next: Week 25: Metrics Match Consequences. Retrieve today’s evidence and identify what carries forward and what is new.</w:t>
+        <w:t>Support and fresh reassessment</w:t>
+      </w:r>
+    </w:p>
+    <w:p>
+      <w:pPr>
+        <w:spacing w:line="336" w:lineRule="auto" w:after="180"/>
+      </w:pPr>
+      <w:r>
+        <w:rPr>
+          <w:b w:val="0"/>
+        </w:rPr>
+        <w:t xml:space="preserve">Provide a blank </w:t>
+      </w:r>
+      <w:r>
+        <w:rPr>
+          <w:b/>
+        </w:rPr>
+        <w:t>evidence</w:t>
+      </w:r>
+      <w:r>
+        <w:rPr>
+          <w:b w:val="0"/>
+        </w:rPr>
+        <w:t xml:space="preserve"> table and allow a verbal explanation before writing. Highlight the given conditions without supplying the W 4 conclusion. Use </w:t>
+      </w:r>
+      <w:r>
+        <w:rPr>
+          <w:b/>
+        </w:rPr>
+        <w:t>validation</w:t>
+      </w:r>
+      <w:r>
+        <w:rPr>
+          <w:b w:val="0"/>
+        </w:rPr>
+        <w:t xml:space="preserve"> and </w:t>
+      </w:r>
+      <w:r>
+        <w:rPr>
+          <w:b/>
+        </w:rPr>
+        <w:t>hyperparameter</w:t>
+      </w:r>
+      <w:r>
+        <w:rPr>
+          <w:b w:val="0"/>
+        </w:rPr>
+        <w:t xml:space="preserve"> in full sentences.</w:t>
+      </w:r>
+    </w:p>
+    <w:p>
+      <w:pPr>
+        <w:spacing w:line="336" w:lineRule="auto" w:after="180"/>
+      </w:pPr>
+      <w:r>
+        <w:rPr>
+          <w:b w:val="0"/>
+        </w:rPr>
+        <w:t>Extension: alter one condition in the worked example and explain which conclusion changes and which remains supported.</w:t>
+      </w:r>
+    </w:p>
+    <w:p>
+      <w:pPr>
+        <w:spacing w:line="336" w:lineRule="auto" w:after="180"/>
+      </w:pPr>
+      <w:r>
+        <w:rPr>
+          <w:b w:val="0"/>
+        </w:rPr>
+        <w:t xml:space="preserve">For independent W 4, require: Choose P with </w:t>
+      </w:r>
+      <w:r>
+        <w:rPr>
+          <w:b/>
+        </w:rPr>
+        <w:t>validation</w:t>
+      </w:r>
+      <w:r>
+        <w:rPr>
+          <w:b w:val="0"/>
+        </w:rPr>
+        <w:t xml:space="preserve"> MAE 4; Q loses with 6. Keep the test unopened until settings and reporting rules are frozen. Fresh retry: </w:t>
+      </w:r>
+      <w:r>
+        <w:rPr>
+          <w:b/>
+        </w:rPr>
+        <w:t>validation</w:t>
+      </w:r>
+      <w:r>
+        <w:rPr>
+          <w:b w:val="0"/>
+        </w:rPr>
+        <w:t xml:space="preserve"> L 2 M 2 N 3, simplicity M before L.</w:t>
+      </w:r>
+    </w:p>
+    <w:p>
+      <w:pPr>
+        <w:spacing w:line="336" w:lineRule="auto" w:after="180"/>
+      </w:pPr>
+      <w:r>
+        <w:rPr>
+          <w:b w:val="0"/>
+        </w:rPr>
+        <w:t>Choose M under the declared tie policy; do not use test scores to break the tie. Mark each criterion as independent, supported or not yet demonstrated.</w:t>
+      </w:r>
+    </w:p>
+    <w:p>
+      <w:pPr>
+        <w:spacing w:line="336" w:lineRule="auto" w:after="180"/>
+      </w:pPr>
+      <w:r>
+        <w:rPr>
+          <w:b w:val="0"/>
+        </w:rPr>
+        <w:t>Reassess the reasoning after feedback; do not replace the first attempt silently.</w:t>
+      </w:r>
+    </w:p>
+    <w:p>
+      <w:pPr>
+        <w:spacing w:line="336" w:lineRule="auto" w:after="180"/>
+      </w:pPr>
+      <w:r>
+        <w:rPr>
+          <w:b w:val="0"/>
+        </w:rPr>
+        <w:t xml:space="preserve">Next week: Final testing and honest claims. Carry forward the saved </w:t>
+      </w:r>
+      <w:r>
+        <w:rPr>
+          <w:b/>
+        </w:rPr>
+        <w:t>evidence</w:t>
+      </w:r>
+      <w:r>
+        <w:rPr>
+          <w:b w:val="0"/>
+        </w:rPr>
+        <w:t xml:space="preserve"> and the distinction between development choices and justified claims.</w:t>
       </w:r>
     </w:p>
     <w:p>
@@ -2757,40 +5712,40 @@
         <w:pStyle w:val="Heading3"/>
       </w:pPr>
       <w:r>
-        <w:t>Support and fresh reassessment</w:t>
-      </w:r>
-    </w:p>
-    <w:p>
-      <w:r>
-        <w:t>Provide a blank evidence table and allow a verbal explanation before writing. Highlight the given conditions without supplying the W 4 conclusion. Use validation and hyperparameter in full sentences. Extension: alter one condition in the worked example and explain which conclusion changes and which remains supported.</w:t>
-      </w:r>
-    </w:p>
-    <w:p>
-      <w:r>
-        <w:t>For independent W 4, require: Choose P with validation MAE 4; Q loses with 6. Keep the test unopened until settings and reporting rules are frozen. Fresh retry: validation L 2 M 2 N 3, simplicity M before L. Choose M under the declared tie policy; do not use test scores to break the tie. Mark each criterion as independent, supported or not yet demonstrated. Reassess the reasoning after feedback; do not replace the first attempt silently.</w:t>
-      </w:r>
-    </w:p>
-    <w:p>
-      <w:r>
-        <w:t>Next week: Final testing and honest claims. Carry forward the saved evidence and the distinction between development choices and justified claims.</w:t>
-      </w:r>
-    </w:p>
-    <w:p>
-      <w:pPr>
-        <w:pStyle w:val="Heading3"/>
-      </w:pPr>
-      <w:r>
         <w:t>Plan the delayed return</w:t>
       </w:r>
     </w:p>
     <w:p>
-      <w:r>
+      <w:pPr>
+        <w:spacing w:line="336" w:lineRule="auto" w:after="180"/>
+      </w:pPr>
+      <w:r>
+        <w:rPr>
+          <w:b w:val="0"/>
+        </w:rPr>
         <w:t>Suggested return points in this level: ai-4/25, ai-4/27, ai-4/30. Use actual classroom dates, adjusting for holidays and gaps. One, three and six teaching weeks are scheduling choices, not a claimed optimal spacing.</w:t>
       </w:r>
     </w:p>
     <w:p>
-      <w:r>
-        <w:t>At a delayed check, ask for the idea from memory and a changed application. Compare with the earlier independent response and record support used. For a new level, revisit the previous capstone before checking the new prerequisites.</w:t>
+      <w:pPr>
+        <w:spacing w:line="336" w:lineRule="auto" w:after="180"/>
+      </w:pPr>
+      <w:r>
+        <w:rPr>
+          <w:b w:val="0"/>
+        </w:rPr>
+        <w:t>At a delayed check, ask for the idea from memory and a changed application. Compare with the earlier independent response and record support used.</w:t>
+      </w:r>
+    </w:p>
+    <w:p>
+      <w:pPr>
+        <w:spacing w:line="336" w:lineRule="auto" w:after="180"/>
+      </w:pPr>
+      <w:r>
+        <w:rPr>
+          <w:b w:val="0"/>
+        </w:rPr>
+        <w:t>For a new level, revisit the previous capstone before checking the new prerequisites.</w:t>
       </w:r>
     </w:p>
     <w:tbl>
@@ -2950,8 +5905,26 @@
       </w:tr>
     </w:tbl>
     <w:p>
-      <w:r>
-        <w:t>Use the evidence to choose reteaching or the next step. A completed page, confidence rating or attractive project does not by itself demonstrate understanding.</w:t>
+      <w:pPr>
+        <w:spacing w:line="336" w:lineRule="auto" w:after="180"/>
+      </w:pPr>
+      <w:r>
+        <w:rPr>
+          <w:b w:val="0"/>
+        </w:rPr>
+        <w:t xml:space="preserve">Use the </w:t>
+      </w:r>
+      <w:r>
+        <w:rPr>
+          <w:b/>
+        </w:rPr>
+        <w:t>evidence</w:t>
+      </w:r>
+      <w:r>
+        <w:rPr>
+          <w:b w:val="0"/>
+        </w:rPr>
+        <w:t xml:space="preserve"> to choose reteaching or the next step. A completed page, confidence rating or attractive project does not by itself demonstrate understanding.</w:t>
       </w:r>
     </w:p>
     <w:p>
@@ -2963,8 +5936,37 @@
       </w:r>
     </w:p>
     <w:p>
-      <w:r>
-        <w:t>For your Responsible Plant Classifier, save the input, procedure, observed result and limitation of this check. Label this worked example as practice; use a different, previously unreviewed case when checking independent understanding.</w:t>
+      <w:pPr>
+        <w:spacing w:line="336" w:lineRule="auto" w:after="180"/>
+      </w:pPr>
+      <w:r>
+        <w:rPr>
+          <w:b w:val="0"/>
+        </w:rPr>
+        <w:t xml:space="preserve">For your Responsible Plant Classifier, save the </w:t>
+      </w:r>
+      <w:r>
+        <w:rPr>
+          <w:b/>
+        </w:rPr>
+        <w:t>input</w:t>
+      </w:r>
+      <w:r>
+        <w:rPr>
+          <w:b w:val="0"/>
+        </w:rPr>
+        <w:t>, procedure, observed result and limitation of this check.</w:t>
+      </w:r>
+    </w:p>
+    <w:p>
+      <w:pPr>
+        <w:spacing w:line="336" w:lineRule="auto" w:after="180"/>
+      </w:pPr>
+      <w:r>
+        <w:rPr>
+          <w:b w:val="0"/>
+        </w:rPr>
+        <w:t>Label this worked example as practice; use a different, previously unreviewed case when checking independent understanding.</w:t>
       </w:r>
     </w:p>
     <w:p>
@@ -2977,12 +5979,62 @@
     </w:p>
     <w:p>
       <w:r>
-        <w:t>Teaching target: Select a model using a declared validation rule</w:t>
-      </w:r>
-    </w:p>
-    <w:p>
-      <w:r>
-        <w:t>Prepare the labelled worked-case picture, the matching workbook, fictional input cards and a place for individual responses. Check a local Python 3 environment before class; have a paper-trace version ready.</w:t>
+        <w:t>Use this preparation summary alongside the detailed Train, Validation, Test lesson; it is a checklist rather than a replacement for the full sequence.</w:t>
+      </w:r>
+    </w:p>
+    <w:p>
+      <w:pPr>
+        <w:pStyle w:val="Heading3"/>
+      </w:pPr>
+      <w:r>
+        <w:t>Teaching target</w:t>
+      </w:r>
+    </w:p>
+    <w:p>
+      <w:pPr>
+        <w:spacing w:line="336" w:lineRule="auto" w:after="180"/>
+        <w:shd w:fill="EDF7F3"/>
+      </w:pPr>
+      <w:r>
+        <w:rPr>
+          <w:b w:val="0"/>
+        </w:rPr>
+        <w:t xml:space="preserve">Teaching target: Select a model using a declared </w:t>
+      </w:r>
+      <w:r>
+        <w:rPr>
+          <w:b/>
+        </w:rPr>
+        <w:t>validation</w:t>
+      </w:r>
+      <w:r>
+        <w:rPr>
+          <w:b w:val="0"/>
+        </w:rPr>
+        <w:t xml:space="preserve"> rule</w:t>
+      </w:r>
+    </w:p>
+    <w:p>
+      <w:pPr>
+        <w:spacing w:line="336" w:lineRule="auto" w:after="180"/>
+      </w:pPr>
+      <w:r>
+        <w:rPr>
+          <w:b w:val="0"/>
+        </w:rPr>
+        <w:t xml:space="preserve">Prepare the labelled worked-case picture, the matching workbook, fictional </w:t>
+      </w:r>
+      <w:r>
+        <w:rPr>
+          <w:b/>
+        </w:rPr>
+        <w:t>input</w:t>
+      </w:r>
+      <w:r>
+        <w:rPr>
+          <w:b w:val="0"/>
+        </w:rPr>
+        <w:t xml:space="preserve"> cards and a place for individual responses. Check a local Python 3 environment before class; have a paper-trace version ready.</w:t>
       </w:r>
     </w:p>
     <w:tbl>
@@ -3129,37 +6181,304 @@
       </w:tr>
     </w:tbl>
     <w:p>
-      <w:r>
-        <w:t>Before class, solve the supported practice: Where should parameter fitting, setting selection and final reporting occur?</w:t>
-      </w:r>
-    </w:p>
-    <w:p>
-      <w:r>
-        <w:t>Reasoned practice answer: Teacher explanation: Fit on training, select on validation, evaluate the frozen choice on held-out test; fit preprocessing only on training.</w:t>
-      </w:r>
-    </w:p>
-    <w:p>
-      <w:r>
-        <w:t>Check every learner before discussion: Use the worked case for Validation and model selection. Proposed explanation: “A final answer is enough”. Decide whether this explanation is supported. Point to the step or supplied fact that decides; explain your repair if needed.</w:t>
-      </w:r>
-    </w:p>
-    <w:p>
-      <w:r>
-        <w:t>Misconception repair: Ask for the relevant counts, units, procedure or saved record. For this week: Choose A: validation MAE 3 ties C, and A wins the simplicity tie. B has validation MAE 5 despite training MAE 0.</w:t>
-      </w:r>
-    </w:p>
-    <w:p>
-      <w:r>
-        <w:t>Support: read the exact case aloud, enlarge the labelled picture, supply input cards and model only the first deciding step. Accept a spoken explanation or drawing; retain the reasoning goal.</w:t>
-      </w:r>
-    </w:p>
-    <w:p>
-      <w:r>
-        <w:t>Extension: A and B both have validation MAE2 cm; A is simpler under a predeclared tie rule. Require a prediction and a reason before comparing. Expected result: Select A using the predeclared simpler-model tie-break. Reason: The validation errors tie, so the stated second a = ry rule decides without consulting final data.</w:t>
-      </w:r>
-    </w:p>
-    <w:p>
-      <w:r>
+      <w:pPr>
+        <w:spacing w:line="336" w:lineRule="auto" w:after="180"/>
+        <w:shd w:fill="F5F1FB"/>
+      </w:pPr>
+      <w:r>
+        <w:rPr>
+          <w:b w:val="0"/>
+        </w:rPr>
+        <w:t xml:space="preserve">Before class, solve the supported practice: Where should parameter </w:t>
+      </w:r>
+      <w:r>
+        <w:rPr>
+          <w:b/>
+        </w:rPr>
+        <w:t>fitting</w:t>
+      </w:r>
+      <w:r>
+        <w:rPr>
+          <w:b w:val="0"/>
+        </w:rPr>
+        <w:t>, setting selection and final reporting occur?</w:t>
+      </w:r>
+    </w:p>
+    <w:p>
+      <w:pPr>
+        <w:pStyle w:val="Heading3"/>
+      </w:pPr>
+      <w:r>
+        <w:t>Supported practice answer</w:t>
+      </w:r>
+    </w:p>
+    <w:p>
+      <w:pPr>
+        <w:spacing w:line="336" w:lineRule="auto" w:after="180"/>
+        <w:shd w:fill="F1F6FC"/>
+      </w:pPr>
+      <w:r>
+        <w:rPr>
+          <w:b w:val="0"/>
+        </w:rPr>
+        <w:t xml:space="preserve">Reasoned practice answer: Teacher explanation: Fit on </w:t>
+      </w:r>
+      <w:r>
+        <w:rPr>
+          <w:b/>
+        </w:rPr>
+        <w:t>training</w:t>
+      </w:r>
+      <w:r>
+        <w:rPr>
+          <w:b w:val="0"/>
+        </w:rPr>
+        <w:t xml:space="preserve">, select on </w:t>
+      </w:r>
+      <w:r>
+        <w:rPr>
+          <w:b/>
+        </w:rPr>
+        <w:t>validation</w:t>
+      </w:r>
+      <w:r>
+        <w:rPr>
+          <w:b w:val="0"/>
+        </w:rPr>
+        <w:t>, evaluate the frozen choice on held-out test; fit pre</w:t>
+      </w:r>
+      <w:r>
+        <w:rPr>
+          <w:b/>
+        </w:rPr>
+        <w:t>process</w:t>
+      </w:r>
+      <w:r>
+        <w:rPr>
+          <w:b w:val="0"/>
+        </w:rPr>
+        <w:t xml:space="preserve">ing only on </w:t>
+      </w:r>
+      <w:r>
+        <w:rPr>
+          <w:b/>
+        </w:rPr>
+        <w:t>training</w:t>
+      </w:r>
+      <w:r>
+        <w:rPr>
+          <w:b w:val="0"/>
+        </w:rPr>
+        <w:t>.</w:t>
+      </w:r>
+    </w:p>
+    <w:p>
+      <w:pPr>
+        <w:spacing w:line="336" w:lineRule="auto" w:after="180"/>
+      </w:pPr>
+      <w:r>
+        <w:rPr>
+          <w:b w:val="0"/>
+        </w:rPr>
+        <w:t xml:space="preserve">Check every learner before discussion: Use the worked case for </w:t>
+      </w:r>
+      <w:r>
+        <w:rPr>
+          <w:b/>
+        </w:rPr>
+        <w:t>Validation</w:t>
+      </w:r>
+      <w:r>
+        <w:rPr>
+          <w:b w:val="0"/>
+        </w:rPr>
+        <w:t xml:space="preserve"> and model selection. Proposed explanation: “A final answer is enough”. Decide whether this explanation is supported.</w:t>
+      </w:r>
+    </w:p>
+    <w:p>
+      <w:pPr>
+        <w:spacing w:line="336" w:lineRule="auto" w:after="180"/>
+      </w:pPr>
+      <w:r>
+        <w:rPr>
+          <w:b w:val="0"/>
+        </w:rPr>
+        <w:t>Point to the step or supplied fact that decides; explain your repair if needed.</w:t>
+      </w:r>
+    </w:p>
+    <w:p>
+      <w:pPr>
+        <w:pStyle w:val="Heading3"/>
+      </w:pPr>
+      <w:r>
+        <w:t>Repair the misconception</w:t>
+      </w:r>
+    </w:p>
+    <w:p>
+      <w:pPr>
+        <w:spacing w:line="336" w:lineRule="auto" w:after="180"/>
+        <w:shd w:fill="FFF5E6"/>
+      </w:pPr>
+      <w:r>
+        <w:rPr>
+          <w:b w:val="0"/>
+        </w:rPr>
+        <w:t xml:space="preserve">Misconception repair: Ask for the relevant counts, units, procedure or saved record. For this week: Choose A: </w:t>
+      </w:r>
+      <w:r>
+        <w:rPr>
+          <w:b/>
+        </w:rPr>
+        <w:t>validation</w:t>
+      </w:r>
+      <w:r>
+        <w:rPr>
+          <w:b w:val="0"/>
+        </w:rPr>
+        <w:t xml:space="preserve"> MAE 3 ties C, and A wins the simplicity tie. B has </w:t>
+      </w:r>
+      <w:r>
+        <w:rPr>
+          <w:b/>
+        </w:rPr>
+        <w:t>validation</w:t>
+      </w:r>
+      <w:r>
+        <w:rPr>
+          <w:b w:val="0"/>
+        </w:rPr>
+        <w:t xml:space="preserve"> MAE 5 despite </w:t>
+      </w:r>
+      <w:r>
+        <w:rPr>
+          <w:b/>
+        </w:rPr>
+        <w:t>training</w:t>
+      </w:r>
+      <w:r>
+        <w:rPr>
+          <w:b w:val="0"/>
+        </w:rPr>
+        <w:t xml:space="preserve"> MAE 0.</w:t>
+      </w:r>
+    </w:p>
+    <w:p>
+      <w:pPr>
+        <w:pStyle w:val="Heading3"/>
+      </w:pPr>
+      <w:r>
+        <w:t>Support without giving away the answer</w:t>
+      </w:r>
+    </w:p>
+    <w:p>
+      <w:pPr>
+        <w:spacing w:line="336" w:lineRule="auto" w:after="180"/>
+        <w:shd w:fill="F1F6F8"/>
+      </w:pPr>
+      <w:r>
+        <w:rPr>
+          <w:b w:val="0"/>
+        </w:rPr>
+        <w:t xml:space="preserve">Support: read the exact case aloud, enlarge the labelled picture, supply </w:t>
+      </w:r>
+      <w:r>
+        <w:rPr>
+          <w:b/>
+        </w:rPr>
+        <w:t>input</w:t>
+      </w:r>
+      <w:r>
+        <w:rPr>
+          <w:b w:val="0"/>
+        </w:rPr>
+        <w:t xml:space="preserve"> cards and model only the first deciding step. Accept a spoken explanation or drawing; retain the reasoning goal.</w:t>
+      </w:r>
+    </w:p>
+    <w:p>
+      <w:pPr>
+        <w:pStyle w:val="Heading3"/>
+      </w:pPr>
+      <w:r>
+        <w:t>Extend the reasoning</w:t>
+      </w:r>
+    </w:p>
+    <w:p>
+      <w:pPr>
+        <w:spacing w:line="336" w:lineRule="auto" w:after="180"/>
+        <w:shd w:fill="F5F1FB"/>
+      </w:pPr>
+      <w:r>
+        <w:rPr>
+          <w:b w:val="0"/>
+        </w:rPr>
+        <w:t xml:space="preserve">Extension: A and B both have </w:t>
+      </w:r>
+      <w:r>
+        <w:rPr>
+          <w:b/>
+        </w:rPr>
+        <w:t>validation</w:t>
+      </w:r>
+      <w:r>
+        <w:rPr>
+          <w:b w:val="0"/>
+        </w:rPr>
+        <w:t xml:space="preserve"> MAE2 cm; A is simpler under a predeclared tie rule. Require a </w:t>
+      </w:r>
+      <w:r>
+        <w:rPr>
+          <w:b/>
+        </w:rPr>
+        <w:t>prediction</w:t>
+      </w:r>
+      <w:r>
+        <w:rPr>
+          <w:b w:val="0"/>
+        </w:rPr>
+        <w:t xml:space="preserve"> and a reason before comparing. Expected result: Select A using the predeclared simpler-model tie-break.</w:t>
+      </w:r>
+    </w:p>
+    <w:p>
+      <w:pPr>
+        <w:spacing w:line="336" w:lineRule="auto" w:after="180"/>
+        <w:shd w:fill="F5F1FB"/>
+      </w:pPr>
+      <w:r>
+        <w:rPr>
+          <w:b w:val="0"/>
+        </w:rPr>
+        <w:t xml:space="preserve">Reason: The </w:t>
+      </w:r>
+      <w:r>
+        <w:rPr>
+          <w:b/>
+        </w:rPr>
+        <w:t>validation</w:t>
+      </w:r>
+      <w:r>
+        <w:rPr>
+          <w:b w:val="0"/>
+        </w:rPr>
+        <w:t xml:space="preserve"> errors tie, so the stated second a = ry rule decides without consulting final data.</w:t>
+      </w:r>
+    </w:p>
+    <w:p>
+      <w:pPr>
+        <w:pStyle w:val="Heading3"/>
+      </w:pPr>
+      <w:r>
+        <w:t>Protect the independent attempt</w:t>
+      </w:r>
+    </w:p>
+    <w:p>
+      <w:pPr>
+        <w:spacing w:line="336" w:lineRule="auto" w:after="180"/>
+        <w:shd w:fill="FFF5E6"/>
+      </w:pPr>
+      <w:r>
+        <w:rPr>
+          <w:b w:val="0"/>
+        </w:rPr>
         <w:t>Independent assessment: withhold the reserved answer until the learner has attempted the new case. Record support separately from correctness.</w:t>
       </w:r>
     </w:p>
@@ -3348,13 +6667,46 @@
       </w:tr>
     </w:tbl>
     <w:p>
-      <w:r>
+      <w:pPr>
+        <w:pStyle w:val="Heading3"/>
+      </w:pPr>
+      <w:r>
+        <w:t>Project checkpoint</w:t>
+      </w:r>
+    </w:p>
+    <w:p>
+      <w:pPr>
+        <w:spacing w:line="336" w:lineRule="auto" w:after="180"/>
+        <w:shd w:fill="EDF7F3"/>
+      </w:pPr>
+      <w:r>
+        <w:rPr>
+          <w:b w:val="0"/>
+        </w:rPr>
         <w:t>Project checkpoint: Evaluate and revise. Compare with your starting method, explain errors and record a justified revision.</w:t>
       </w:r>
     </w:p>
     <w:p>
-      <w:r>
-        <w:t>Use the weekly teacher answer for topic-specific reasoning. A saved progress tick is an activity record; judge mastery from the learner’s explanation and evidence.</w:t>
+      <w:pPr>
+        <w:spacing w:line="336" w:lineRule="auto" w:after="180"/>
+      </w:pPr>
+      <w:r>
+        <w:rPr>
+          <w:b w:val="0"/>
+        </w:rPr>
+        <w:t xml:space="preserve">Use the weekly teacher answer for topic-specific reasoning. A saved progress tick is an activity record; judge mastery from the learner’s explanation and </w:t>
+      </w:r>
+      <w:r>
+        <w:rPr>
+          <w:b/>
+        </w:rPr>
+        <w:t>evidence</w:t>
+      </w:r>
+      <w:r>
+        <w:rPr>
+          <w:b w:val="0"/>
+        </w:rPr>
+        <w:t>.</w:t>
       </w:r>
     </w:p>
     <w:p>
@@ -3367,27 +6719,1186 @@
     </w:p>
     <w:p>
       <w:r>
-        <w:t>Use the two formative questions as supported practice, not as independent mastery scores. Discuss the deciding evidence rather than accepting a guessed selection.</w:t>
-      </w:r>
-    </w:p>
-    <w:p>
-      <w:r>
+        <w:t>Use feedback, earlier review and portfolios purposefully. Apply the coding routine only when this lesson has an executable lab.</w:t>
+      </w:r>
+    </w:p>
+    <w:p>
+      <w:pPr>
+        <w:spacing w:line="336" w:lineRule="auto" w:after="180"/>
+      </w:pPr>
+      <w:r>
+        <w:rPr>
+          <w:b w:val="0"/>
+        </w:rPr>
+        <w:t xml:space="preserve">Use the two formative questions as supported practice, not as independent mastery scores. Discuss the deciding </w:t>
+      </w:r>
+      <w:r>
+        <w:rPr>
+          <w:b/>
+        </w:rPr>
+        <w:t>evidence</w:t>
+      </w:r>
+      <w:r>
+        <w:rPr>
+          <w:b w:val="0"/>
+        </w:rPr>
+        <w:t xml:space="preserve"> rather than accepting a guessed selection.</w:t>
+      </w:r>
+    </w:p>
+    <w:p>
+      <w:pPr>
+        <w:spacing w:line="336" w:lineRule="auto" w:after="180"/>
+      </w:pPr>
+      <w:r>
+        <w:rPr>
+          <w:b w:val="0"/>
+        </w:rPr>
         <w:t>The feedback comes from the reviewed public worked case. Do not reveal the separately reserved independent teacher answer until the learner has attempted that case.</w:t>
       </w:r>
     </w:p>
     <w:p>
-      <w:r>
-        <w:t>Ask students to predict before running code. Preserve errors and actual outputs; collect a changed test and an explanation. The branch-boundary and indexing lessons deliberately include failure cases.</w:t>
-      </w:r>
-    </w:p>
-    <w:p>
-      <w:r>
+      <w:pPr>
+        <w:pStyle w:val="Heading3"/>
+      </w:pPr>
+      <w:r>
+        <w:t>For later coding lessons</w:t>
+      </w:r>
+    </w:p>
+    <w:p>
+      <w:r>
+        <w:t>This week has no code block. Use this routine when a later lesson includes an executable lab.</w:t>
+      </w:r>
+    </w:p>
+    <w:p>
+      <w:pPr>
+        <w:spacing w:line="336" w:lineRule="auto" w:after="180"/>
+        <w:shd w:fill="F1F6F8"/>
+      </w:pPr>
+      <w:r>
+        <w:rPr>
+          <w:b w:val="0"/>
+        </w:rPr>
+        <w:t xml:space="preserve">Ask students to predict before running code. Preserve errors and actual </w:t>
+      </w:r>
+      <w:r>
+        <w:rPr>
+          <w:b/>
+        </w:rPr>
+        <w:t>output</w:t>
+      </w:r>
+      <w:r>
+        <w:rPr>
+          <w:b w:val="0"/>
+        </w:rPr>
+        <w:t>s; collect a changed test and an explanation. The branch-boundary and indexing lessons deliberately include failure cases.</w:t>
+      </w:r>
+    </w:p>
+    <w:p>
+      <w:pPr>
+        <w:spacing w:line="336" w:lineRule="auto" w:after="180"/>
+      </w:pPr>
+      <w:r>
+        <w:rPr>
+          <w:b w:val="0"/>
+        </w:rPr>
         <w:t>Use the earlier worked-explanation links to address a specific missing building block, then return to the current question. Adapt this suggestion after observing the learner; it is not an automatic diagnosis.</w:t>
       </w:r>
     </w:p>
     <w:p>
-      <w:r>
-        <w:t>Collect the completed-work portfolio as evidence. Record support separately from correctness, and assess explanation, trace/test and limitations. Progress ticks and quiz selections alone do not establish mastery.</w:t>
+      <w:pPr>
+        <w:spacing w:line="336" w:lineRule="auto" w:after="180"/>
+      </w:pPr>
+      <w:r>
+        <w:rPr>
+          <w:b w:val="0"/>
+        </w:rPr>
+        <w:t xml:space="preserve">Collect the completed-work portfolio as </w:t>
+      </w:r>
+      <w:r>
+        <w:rPr>
+          <w:b/>
+        </w:rPr>
+        <w:t>evidence</w:t>
+      </w:r>
+      <w:r>
+        <w:rPr>
+          <w:b w:val="0"/>
+        </w:rPr>
+        <w:t>. Record support separately from correctness, and assess explanation, trace/test and limitations. Progress ticks and quiz selections alone do not establish mastery.</w:t>
+      </w:r>
+    </w:p>
+    <w:p>
+      <w:pPr>
+        <w:pStyle w:val="Heading1"/>
+      </w:pPr>
+      <w:r>
+        <w:t>09. Visual concept journey</w:t>
+      </w:r>
+    </w:p>
+    <w:p>
+      <w:r>
+        <w:t>Show one Train, Validation, Test graphic at a time, request a prediction and discuss its trace before the independent assessment.</w:t>
+      </w:r>
+    </w:p>
+    <w:p>
+      <w:pPr>
+        <w:spacing w:line="336" w:lineRule="auto" w:after="180"/>
+      </w:pPr>
+      <w:r>
+        <w:rPr>
+          <w:b w:val="0"/>
+        </w:rPr>
+        <w:t xml:space="preserve">Use one picture at a time. Hide a worked result before asking for a </w:t>
+      </w:r>
+      <w:r>
+        <w:rPr>
+          <w:b/>
+        </w:rPr>
+        <w:t>prediction</w:t>
+      </w:r>
+      <w:r>
+        <w:rPr>
+          <w:b w:val="0"/>
+        </w:rPr>
+        <w:t>, then reveal it for feedback. These are supported teaching cases; retain the separate independent assessment for a fresh first attempt.</w:t>
+      </w:r>
+    </w:p>
+    <w:p>
+      <w:pPr>
+        <w:pStyle w:val="Heading3"/>
+      </w:pPr>
+      <w:r>
+        <w:t>01. Train, Validation, Test: the case</w:t>
+      </w:r>
+    </w:p>
+    <w:p>
+      <w:r>
+        <w:drawing>
+          <wp:inline xmlns:a="http://schemas.openxmlformats.org/drawingml/2006/main" xmlns:pic="http://schemas.openxmlformats.org/drawingml/2006/picture">
+            <wp:extent cx="5486400" cy="2990088"/>
+            <wp:docPr id="2" name="Picture 2" descr="Assign a separate job to training, validation and final test evidence. Supplied facts: Candidates A and B have training MAE1 and 0 cm; validation MAE2 and 3 cm. Selection rule is smallest validation MAE. All inputs and outcomes in this worked example are invented classroom data; no real model run is claimed."/>
+            <wp:cNvGraphicFramePr>
+              <a:graphicFrameLocks noChangeAspect="1"/>
+            </wp:cNvGraphicFramePr>
+            <a:graphic>
+              <a:graphicData uri="http://schemas.openxmlformats.org/drawingml/2006/picture">
+                <pic:pic>
+                  <pic:nvPicPr>
+                    <pic:cNvPr id="0" name="academy-story-ai-4-24-01.png"/>
+                    <pic:cNvPicPr/>
+                  </pic:nvPicPr>
+                  <pic:blipFill>
+                    <a:blip r:embed="rId10"/>
+                    <a:stretch>
+                      <a:fillRect/>
+                    </a:stretch>
+                  </pic:blipFill>
+                  <pic:spPr>
+                    <a:xfrm>
+                      <a:off x="0" y="0"/>
+                      <a:ext cx="5486400" cy="2990088"/>
+                    </a:xfrm>
+                    <a:prstGeom prst="rect"/>
+                  </pic:spPr>
+                </pic:pic>
+              </a:graphicData>
+            </a:graphic>
+          </wp:inline>
+        </w:drawing>
+      </w:r>
+    </w:p>
+    <w:p>
+      <w:pPr>
+        <w:spacing w:line="336" w:lineRule="auto" w:after="180"/>
+      </w:pPr>
+      <w:r>
+        <w:rPr>
+          <w:b w:val="0"/>
+        </w:rPr>
+        <w:t xml:space="preserve">Assign a separate job to </w:t>
+      </w:r>
+      <w:r>
+        <w:rPr>
+          <w:b/>
+        </w:rPr>
+        <w:t>training</w:t>
+      </w:r>
+      <w:r>
+        <w:rPr>
+          <w:b w:val="0"/>
+        </w:rPr>
+        <w:t xml:space="preserve">, </w:t>
+      </w:r>
+      <w:r>
+        <w:rPr>
+          <w:b/>
+        </w:rPr>
+        <w:t>validation</w:t>
+      </w:r>
+      <w:r>
+        <w:rPr>
+          <w:b w:val="0"/>
+        </w:rPr>
+        <w:t xml:space="preserve"> and final test </w:t>
+      </w:r>
+      <w:r>
+        <w:rPr>
+          <w:b/>
+        </w:rPr>
+        <w:t>evidence</w:t>
+      </w:r>
+      <w:r>
+        <w:rPr>
+          <w:b w:val="0"/>
+        </w:rPr>
+        <w:t xml:space="preserve">. Supplied facts: Candidates A and B have </w:t>
+      </w:r>
+      <w:r>
+        <w:rPr>
+          <w:b/>
+        </w:rPr>
+        <w:t>training</w:t>
+      </w:r>
+      <w:r>
+        <w:rPr>
+          <w:b w:val="0"/>
+        </w:rPr>
+        <w:t xml:space="preserve"> MAE1 and 0 cm; </w:t>
+      </w:r>
+      <w:r>
+        <w:rPr>
+          <w:b/>
+        </w:rPr>
+        <w:t>validation</w:t>
+      </w:r>
+      <w:r>
+        <w:rPr>
+          <w:b w:val="0"/>
+        </w:rPr>
+        <w:t xml:space="preserve"> MAE2 and 3 cm. </w:t>
+      </w:r>
+      <w:r>
+        <w:rPr>
+          <w:b/>
+        </w:rPr>
+        <w:t>Selection rule</w:t>
+      </w:r>
+      <w:r>
+        <w:rPr>
+          <w:b w:val="0"/>
+        </w:rPr>
+        <w:t xml:space="preserve"> is smallest </w:t>
+      </w:r>
+      <w:r>
+        <w:rPr>
+          <w:b/>
+        </w:rPr>
+        <w:t>validation</w:t>
+      </w:r>
+      <w:r>
+        <w:rPr>
+          <w:b w:val="0"/>
+        </w:rPr>
+        <w:t xml:space="preserve"> MAE.</w:t>
+      </w:r>
+    </w:p>
+    <w:p>
+      <w:pPr>
+        <w:spacing w:line="336" w:lineRule="auto" w:after="180"/>
+      </w:pPr>
+      <w:r>
+        <w:rPr>
+          <w:b w:val="0"/>
+        </w:rPr>
+        <w:t xml:space="preserve">All </w:t>
+      </w:r>
+      <w:r>
+        <w:rPr>
+          <w:b/>
+        </w:rPr>
+        <w:t>input</w:t>
+      </w:r>
+      <w:r>
+        <w:rPr>
+          <w:b w:val="0"/>
+        </w:rPr>
+        <w:t>s and outcomes in this worked example are invented classroom data; no real model run is claimed.</w:t>
+      </w:r>
+    </w:p>
+    <w:p>
+      <w:pPr>
+        <w:spacing w:line="336" w:lineRule="auto" w:after="180"/>
+        <w:shd w:fill="F5F1FB"/>
+      </w:pPr>
+      <w:r>
+        <w:rPr>
+          <w:b w:val="0"/>
+        </w:rPr>
+        <w:t>Point to the given fact that matters most. Explain why it matters.</w:t>
+      </w:r>
+    </w:p>
+    <w:p>
+      <w:pPr>
+        <w:pStyle w:val="Heading3"/>
+      </w:pPr>
+      <w:r>
+        <w:t>Discuss while showing the picture</w:t>
+      </w:r>
+    </w:p>
+    <w:p>
+      <w:pPr>
+        <w:spacing w:line="336" w:lineRule="auto" w:after="180"/>
+        <w:shd w:fill="F1F6F8"/>
+      </w:pPr>
+      <w:r>
+        <w:rPr>
+          <w:b w:val="0"/>
+        </w:rPr>
+        <w:t>Teacher prompt: Point to the given fact that matters most. Explain why it matters. Ask learners to describe one label or arrow in ordinary words. Use the adjacent transcript if the image is difficult to see.</w:t>
+      </w:r>
+    </w:p>
+    <w:p>
+      <w:pPr>
+        <w:pStyle w:val="Heading3"/>
+      </w:pPr>
+      <w:r>
+        <w:t>02. Follow the deciding steps</w:t>
+      </w:r>
+    </w:p>
+    <w:p>
+      <w:r>
+        <w:drawing>
+          <wp:inline xmlns:a="http://schemas.openxmlformats.org/drawingml/2006/main" xmlns:pic="http://schemas.openxmlformats.org/drawingml/2006/picture">
+            <wp:extent cx="5486400" cy="3182112"/>
+            <wp:docPr id="3" name="Picture 3" descr="Fit on training: Both candidates are built using training data; B fits it more closely. → Select on validation: Choose A because2 cm is below3 cm. → Reserve final test: Freeze A before scoring final cases; do not select again using their labels."/>
+            <wp:cNvGraphicFramePr>
+              <a:graphicFrameLocks noChangeAspect="1"/>
+            </wp:cNvGraphicFramePr>
+            <a:graphic>
+              <a:graphicData uri="http://schemas.openxmlformats.org/drawingml/2006/picture">
+                <pic:pic>
+                  <pic:nvPicPr>
+                    <pic:cNvPr id="0" name="academy-story-ai-4-24-02.png"/>
+                    <pic:cNvPicPr/>
+                  </pic:nvPicPr>
+                  <pic:blipFill>
+                    <a:blip r:embed="rId11"/>
+                    <a:stretch>
+                      <a:fillRect/>
+                    </a:stretch>
+                  </pic:blipFill>
+                  <pic:spPr>
+                    <a:xfrm>
+                      <a:off x="0" y="0"/>
+                      <a:ext cx="5486400" cy="3182112"/>
+                    </a:xfrm>
+                    <a:prstGeom prst="rect"/>
+                  </pic:spPr>
+                </pic:pic>
+              </a:graphicData>
+            </a:graphic>
+          </wp:inline>
+        </w:drawing>
+      </w:r>
+    </w:p>
+    <w:p>
+      <w:pPr>
+        <w:spacing w:line="336" w:lineRule="auto" w:after="180"/>
+      </w:pPr>
+      <w:r>
+        <w:rPr>
+          <w:b w:val="0"/>
+        </w:rPr>
+        <w:t xml:space="preserve">Fit on </w:t>
+      </w:r>
+      <w:r>
+        <w:rPr>
+          <w:b/>
+        </w:rPr>
+        <w:t>training</w:t>
+      </w:r>
+      <w:r>
+        <w:rPr>
+          <w:b w:val="0"/>
+        </w:rPr>
+        <w:t xml:space="preserve">: Both candidates are built using </w:t>
+      </w:r>
+      <w:r>
+        <w:rPr>
+          <w:b/>
+        </w:rPr>
+        <w:t>training</w:t>
+      </w:r>
+      <w:r>
+        <w:rPr>
+          <w:b w:val="0"/>
+        </w:rPr>
+        <w:t xml:space="preserve"> data; B fits it more closely. → Select on </w:t>
+      </w:r>
+      <w:r>
+        <w:rPr>
+          <w:b/>
+        </w:rPr>
+        <w:t>validation</w:t>
+      </w:r>
+      <w:r>
+        <w:rPr>
+          <w:b w:val="0"/>
+        </w:rPr>
+        <w:t>: Choose A because2 cm is below3 cm. → Reserve final test: Freeze A before scoring final cases; do not select again using their labels.</w:t>
+      </w:r>
+    </w:p>
+    <w:p>
+      <w:pPr>
+        <w:spacing w:line="336" w:lineRule="auto" w:after="180"/>
+        <w:shd w:fill="F5F1FB"/>
+      </w:pPr>
+      <w:r>
+        <w:rPr>
+          <w:b w:val="0"/>
+        </w:rPr>
+        <w:t xml:space="preserve">Point to each numbered stage and explain which recorded </w:t>
+      </w:r>
+      <w:r>
+        <w:rPr>
+          <w:b/>
+        </w:rPr>
+        <w:t>input</w:t>
+      </w:r>
+      <w:r>
+        <w:rPr>
+          <w:b w:val="0"/>
+        </w:rPr>
+        <w:t xml:space="preserve"> it uses.</w:t>
+      </w:r>
+    </w:p>
+    <w:p>
+      <w:pPr>
+        <w:pStyle w:val="Heading3"/>
+      </w:pPr>
+      <w:r>
+        <w:t>Discuss while showing the picture</w:t>
+      </w:r>
+    </w:p>
+    <w:p>
+      <w:pPr>
+        <w:spacing w:line="336" w:lineRule="auto" w:after="180"/>
+        <w:shd w:fill="F1F6F8"/>
+      </w:pPr>
+      <w:r>
+        <w:rPr>
+          <w:b w:val="0"/>
+        </w:rPr>
+        <w:t xml:space="preserve">Teacher prompt: Point to each numbered stage and explain which recorded </w:t>
+      </w:r>
+      <w:r>
+        <w:rPr>
+          <w:b/>
+        </w:rPr>
+        <w:t>input</w:t>
+      </w:r>
+      <w:r>
+        <w:rPr>
+          <w:b w:val="0"/>
+        </w:rPr>
+        <w:t xml:space="preserve"> it uses. Ask learners to describe one label or arrow in ordinary words. Use the adjacent transcript if the image is difficult to see.</w:t>
+      </w:r>
+    </w:p>
+    <w:p>
+      <w:pPr>
+        <w:pStyle w:val="Heading3"/>
+      </w:pPr>
+      <w:r>
+        <w:t>03. Validation and model selection at a glance</w:t>
+      </w:r>
+    </w:p>
+    <w:p>
+      <w:r>
+        <w:drawing>
+          <wp:inline xmlns:a="http://schemas.openxmlformats.org/drawingml/2006/main" xmlns:pic="http://schemas.openxmlformats.org/drawingml/2006/picture">
+            <wp:extent cx="5486400" cy="2834640"/>
+            <wp:docPr id="4" name="Picture 4" descr="Validation and model selection at a glance. Training | Fit each candidate | No test labels. Validation | Choose A by rule | Record every attempt. Final test | Frozen model only | Report after selection"/>
+            <wp:cNvGraphicFramePr>
+              <a:graphicFrameLocks noChangeAspect="1"/>
+            </wp:cNvGraphicFramePr>
+            <a:graphic>
+              <a:graphicData uri="http://schemas.openxmlformats.org/drawingml/2006/picture">
+                <pic:pic>
+                  <pic:nvPicPr>
+                    <pic:cNvPr id="0" name="academy-story-ai-4-24-03.png"/>
+                    <pic:cNvPicPr/>
+                  </pic:nvPicPr>
+                  <pic:blipFill>
+                    <a:blip r:embed="rId12"/>
+                    <a:stretch>
+                      <a:fillRect/>
+                    </a:stretch>
+                  </pic:blipFill>
+                  <pic:spPr>
+                    <a:xfrm>
+                      <a:off x="0" y="0"/>
+                      <a:ext cx="5486400" cy="2834640"/>
+                    </a:xfrm>
+                    <a:prstGeom prst="rect"/>
+                  </pic:spPr>
+                </pic:pic>
+              </a:graphicData>
+            </a:graphic>
+          </wp:inline>
+        </w:drawing>
+      </w:r>
+    </w:p>
+    <w:p>
+      <w:pPr>
+        <w:spacing w:line="336" w:lineRule="auto" w:after="180"/>
+      </w:pPr>
+      <w:r>
+        <w:rPr>
+          <w:b/>
+        </w:rPr>
+        <w:t>Validation</w:t>
+      </w:r>
+      <w:r>
+        <w:rPr>
+          <w:b w:val="0"/>
+        </w:rPr>
+        <w:t xml:space="preserve"> and model selection at a glance. </w:t>
+      </w:r>
+      <w:r>
+        <w:rPr>
+          <w:b/>
+        </w:rPr>
+        <w:t>Training</w:t>
+      </w:r>
+      <w:r>
+        <w:rPr>
+          <w:b w:val="0"/>
+        </w:rPr>
+        <w:t xml:space="preserve"> | Fit each candidate | No test labels. </w:t>
+      </w:r>
+      <w:r>
+        <w:rPr>
+          <w:b/>
+        </w:rPr>
+        <w:t>Validation</w:t>
+      </w:r>
+      <w:r>
+        <w:rPr>
+          <w:b w:val="0"/>
+        </w:rPr>
+        <w:t xml:space="preserve"> | Choose A by rule | Record every attempt. Final test | Frozen model only | Report after selection</w:t>
+      </w:r>
+    </w:p>
+    <w:p>
+      <w:pPr>
+        <w:spacing w:line="336" w:lineRule="auto" w:after="180"/>
+        <w:shd w:fill="F5F1FB"/>
+      </w:pPr>
+      <w:r>
+        <w:rPr>
+          <w:b w:val="0"/>
+        </w:rPr>
+        <w:t>Read the labels and values. Explain the relationship the model shows.</w:t>
+      </w:r>
+    </w:p>
+    <w:p>
+      <w:pPr>
+        <w:pStyle w:val="Heading3"/>
+      </w:pPr>
+      <w:r>
+        <w:t>Discuss while showing the picture</w:t>
+      </w:r>
+    </w:p>
+    <w:p>
+      <w:pPr>
+        <w:spacing w:line="336" w:lineRule="auto" w:after="180"/>
+        <w:shd w:fill="F1F6F8"/>
+      </w:pPr>
+      <w:r>
+        <w:rPr>
+          <w:b w:val="0"/>
+        </w:rPr>
+        <w:t>Teacher prompt: Read the labels and values. Explain the relationship the model shows. Ask learners to describe one label or arrow in ordinary words. Use the adjacent transcript if the image is difficult to see.</w:t>
+      </w:r>
+    </w:p>
+    <w:p>
+      <w:pPr>
+        <w:pStyle w:val="Heading3"/>
+      </w:pPr>
+      <w:r>
+        <w:t>04. Change one thing. Trace what follows.</w:t>
+      </w:r>
+    </w:p>
+    <w:p>
+      <w:r>
+        <w:drawing>
+          <wp:inline xmlns:a="http://schemas.openxmlformats.org/drawingml/2006/main" xmlns:pic="http://schemas.openxmlformats.org/drawingml/2006/picture">
+            <wp:extent cx="5486400" cy="3179064"/>
+            <wp:docPr id="5" name="Picture 5" descr="Original case: Freeze A before scoring final cases; do not select again using their labels. Changed condition: A and B both have validation MAE2 cm; A is simpler under a predeclared tie rule. Expected result: Select A using the predeclared simpler-model tie-break. Reason: The validation errors tie, so the stated second a = ry rule decides without consulting final data."/>
+            <wp:cNvGraphicFramePr>
+              <a:graphicFrameLocks noChangeAspect="1"/>
+            </wp:cNvGraphicFramePr>
+            <a:graphic>
+              <a:graphicData uri="http://schemas.openxmlformats.org/drawingml/2006/picture">
+                <pic:pic>
+                  <pic:nvPicPr>
+                    <pic:cNvPr id="0" name="academy-story-ai-4-24-04.png"/>
+                    <pic:cNvPicPr/>
+                  </pic:nvPicPr>
+                  <pic:blipFill>
+                    <a:blip r:embed="rId13"/>
+                    <a:stretch>
+                      <a:fillRect/>
+                    </a:stretch>
+                  </pic:blipFill>
+                  <pic:spPr>
+                    <a:xfrm>
+                      <a:off x="0" y="0"/>
+                      <a:ext cx="5486400" cy="3179064"/>
+                    </a:xfrm>
+                    <a:prstGeom prst="rect"/>
+                  </pic:spPr>
+                </pic:pic>
+              </a:graphicData>
+            </a:graphic>
+          </wp:inline>
+        </w:drawing>
+      </w:r>
+    </w:p>
+    <w:p>
+      <w:pPr>
+        <w:spacing w:line="336" w:lineRule="auto" w:after="180"/>
+      </w:pPr>
+      <w:r>
+        <w:rPr>
+          <w:b w:val="0"/>
+        </w:rPr>
+        <w:t xml:space="preserve">Original case: Freeze A before scoring final cases; do not select again using their labels. Changed condition: A and B both have </w:t>
+      </w:r>
+      <w:r>
+        <w:rPr>
+          <w:b/>
+        </w:rPr>
+        <w:t>validation</w:t>
+      </w:r>
+      <w:r>
+        <w:rPr>
+          <w:b w:val="0"/>
+        </w:rPr>
+        <w:t xml:space="preserve"> MAE2 cm; A is simpler under a predeclared tie rule.</w:t>
+      </w:r>
+    </w:p>
+    <w:p>
+      <w:pPr>
+        <w:spacing w:line="336" w:lineRule="auto" w:after="180"/>
+      </w:pPr>
+      <w:r>
+        <w:rPr>
+          <w:b w:val="0"/>
+        </w:rPr>
+        <w:t xml:space="preserve">Expected result: Select A using the predeclared simpler-model tie-break. Reason: The </w:t>
+      </w:r>
+      <w:r>
+        <w:rPr>
+          <w:b/>
+        </w:rPr>
+        <w:t>validation</w:t>
+      </w:r>
+      <w:r>
+        <w:rPr>
+          <w:b w:val="0"/>
+        </w:rPr>
+        <w:t xml:space="preserve"> errors tie, so the stated second a = ry rule decides without consulting final data.</w:t>
+      </w:r>
+    </w:p>
+    <w:p>
+      <w:pPr>
+        <w:spacing w:line="336" w:lineRule="auto" w:after="180"/>
+        <w:shd w:fill="F5F1FB"/>
+      </w:pPr>
+      <w:r>
+        <w:rPr>
+          <w:b w:val="0"/>
+        </w:rPr>
+        <w:t>Predict before checking the worked changed-case result. Name what changed and what the supplied facts allow you to conclude.</w:t>
+      </w:r>
+    </w:p>
+    <w:p>
+      <w:pPr>
+        <w:pStyle w:val="Heading3"/>
+      </w:pPr>
+      <w:r>
+        <w:t>Discuss while showing the picture</w:t>
+      </w:r>
+    </w:p>
+    <w:p>
+      <w:pPr>
+        <w:spacing w:line="336" w:lineRule="auto" w:after="180"/>
+        <w:shd w:fill="F1F6F8"/>
+      </w:pPr>
+      <w:r>
+        <w:rPr>
+          <w:b w:val="0"/>
+        </w:rPr>
+        <w:t>Teacher prompt: Predict before checking the worked changed-case result. Name what changed and what the supplied facts allow you to conclude. Ask learners to describe one label or arrow in ordinary words.</w:t>
+      </w:r>
+    </w:p>
+    <w:p>
+      <w:pPr>
+        <w:spacing w:line="336" w:lineRule="auto" w:after="180"/>
+        <w:shd w:fill="F1F6F8"/>
+      </w:pPr>
+      <w:r>
+        <w:rPr>
+          <w:b w:val="0"/>
+        </w:rPr>
+        <w:t xml:space="preserve">Use the adjacent transcript if the image is difficult to see. Changed-case reasoning: The </w:t>
+      </w:r>
+      <w:r>
+        <w:rPr>
+          <w:b/>
+        </w:rPr>
+        <w:t>validation</w:t>
+      </w:r>
+      <w:r>
+        <w:rPr>
+          <w:b w:val="0"/>
+        </w:rPr>
+        <w:t xml:space="preserve"> errors tie, so the stated second a = ry rule decides without consulting final data.</w:t>
+      </w:r>
+    </w:p>
+    <w:p>
+      <w:pPr>
+        <w:pStyle w:val="Heading3"/>
+      </w:pPr>
+      <w:r>
+        <w:t>05. Connect the explanation to its limit</w:t>
+      </w:r>
+    </w:p>
+    <w:p>
+      <w:r>
+        <w:drawing>
+          <wp:inline xmlns:a="http://schemas.openxmlformats.org/drawingml/2006/main" xmlns:pic="http://schemas.openxmlformats.org/drawingml/2006/picture">
+            <wp:extent cx="5486400" cy="2834640"/>
+            <wp:docPr id="6" name="Picture 6" descr="Read the picture in order. Freeze A before scoring final cases; do not select again using their labels. The arrows show which recorded input or intermediate result each decision uses. Explain the deciding step aloud before checking the changed case; pointing to the final answer alone does not show how it follows. Limit: Repeated validation use can itself overfit model choices; keep a genuinely untouched final evaluation."/>
+            <wp:cNvGraphicFramePr>
+              <a:graphicFrameLocks noChangeAspect="1"/>
+            </wp:cNvGraphicFramePr>
+            <a:graphic>
+              <a:graphicData uri="http://schemas.openxmlformats.org/drawingml/2006/picture">
+                <pic:pic>
+                  <pic:nvPicPr>
+                    <pic:cNvPr id="0" name="academy-story-ai-4-24-05.png"/>
+                    <pic:cNvPicPr/>
+                  </pic:nvPicPr>
+                  <pic:blipFill>
+                    <a:blip r:embed="rId14"/>
+                    <a:stretch>
+                      <a:fillRect/>
+                    </a:stretch>
+                  </pic:blipFill>
+                  <pic:spPr>
+                    <a:xfrm>
+                      <a:off x="0" y="0"/>
+                      <a:ext cx="5486400" cy="2834640"/>
+                    </a:xfrm>
+                    <a:prstGeom prst="rect"/>
+                  </pic:spPr>
+                </pic:pic>
+              </a:graphicData>
+            </a:graphic>
+          </wp:inline>
+        </w:drawing>
+      </w:r>
+    </w:p>
+    <w:p>
+      <w:pPr>
+        <w:spacing w:line="336" w:lineRule="auto" w:after="180"/>
+      </w:pPr>
+      <w:r>
+        <w:rPr>
+          <w:b w:val="0"/>
+        </w:rPr>
+        <w:t xml:space="preserve">Read the picture in order. Freeze A before scoring final cases; do not select again using their labels. The arrows show which recorded </w:t>
+      </w:r>
+      <w:r>
+        <w:rPr>
+          <w:b/>
+        </w:rPr>
+        <w:t>input</w:t>
+      </w:r>
+      <w:r>
+        <w:rPr>
+          <w:b w:val="0"/>
+        </w:rPr>
+        <w:t xml:space="preserve"> or intermediate result each decision uses.</w:t>
+      </w:r>
+    </w:p>
+    <w:p>
+      <w:pPr>
+        <w:spacing w:line="336" w:lineRule="auto" w:after="180"/>
+      </w:pPr>
+      <w:r>
+        <w:rPr>
+          <w:b w:val="0"/>
+        </w:rPr>
+        <w:t>Explain the deciding step aloud before checking the changed case; pointing to the final answer alone does not show how it follows.</w:t>
+      </w:r>
+    </w:p>
+    <w:p>
+      <w:pPr>
+        <w:spacing w:line="336" w:lineRule="auto" w:after="180"/>
+      </w:pPr>
+      <w:r>
+        <w:rPr>
+          <w:b w:val="0"/>
+        </w:rPr>
+        <w:t xml:space="preserve">Limit: Repeated </w:t>
+      </w:r>
+      <w:r>
+        <w:rPr>
+          <w:b/>
+        </w:rPr>
+        <w:t>validation</w:t>
+      </w:r>
+      <w:r>
+        <w:rPr>
+          <w:b w:val="0"/>
+        </w:rPr>
+        <w:t xml:space="preserve"> use can itself overfit model choices; keep a genuinely untouched final evaluation.</w:t>
+      </w:r>
+    </w:p>
+    <w:p>
+      <w:pPr>
+        <w:spacing w:line="336" w:lineRule="auto" w:after="180"/>
+        <w:shd w:fill="F5F1FB"/>
+      </w:pPr>
+      <w:r>
+        <w:rPr>
+          <w:b w:val="0"/>
+        </w:rPr>
+        <w:t>Explain the case, then point to a limit on the claim.</w:t>
+      </w:r>
+    </w:p>
+    <w:p>
+      <w:pPr>
+        <w:pStyle w:val="Heading3"/>
+      </w:pPr>
+      <w:r>
+        <w:t>Discuss while showing the picture</w:t>
+      </w:r>
+    </w:p>
+    <w:p>
+      <w:pPr>
+        <w:spacing w:line="336" w:lineRule="auto" w:after="180"/>
+        <w:shd w:fill="F1F6F8"/>
+      </w:pPr>
+      <w:r>
+        <w:rPr>
+          <w:b w:val="0"/>
+        </w:rPr>
+        <w:t>Teacher prompt: Explain the case, then point to a limit on the claim. Ask learners to describe one label or arrow in ordinary words. Use the adjacent transcript if the image is difficult to see.</w:t>
+      </w:r>
+    </w:p>
+    <w:p>
+      <w:pPr>
+        <w:spacing w:line="336" w:lineRule="auto" w:after="180"/>
+        <w:shd w:fill="F1F6F8"/>
+      </w:pPr>
+      <w:r>
+        <w:rPr>
+          <w:b w:val="0"/>
+        </w:rPr>
+        <w:t xml:space="preserve">Keep the stated scope: Repeated </w:t>
+      </w:r>
+      <w:r>
+        <w:rPr>
+          <w:b/>
+        </w:rPr>
+        <w:t>validation</w:t>
+      </w:r>
+      <w:r>
+        <w:rPr>
+          <w:b w:val="0"/>
+        </w:rPr>
+        <w:t xml:space="preserve"> use can itself overfit model choices; keep a genuinely untouched final evaluation.</w:t>
+      </w:r>
+    </w:p>
+    <w:p>
+      <w:pPr>
+        <w:pStyle w:val="Heading3"/>
+      </w:pPr>
+      <w:r>
+        <w:t>06. Make the idea visible in your project</w:t>
+      </w:r>
+    </w:p>
+    <w:p>
+      <w:r>
+        <w:drawing>
+          <wp:inline xmlns:a="http://schemas.openxmlformats.org/drawingml/2006/main" xmlns:pic="http://schemas.openxmlformats.org/drawingml/2006/picture">
+            <wp:extent cx="5486400" cy="3681984"/>
+            <wp:docPr id="7" name="Picture 7" descr="For your Responsible Plant Classifier, save the input, procedure, observed result and limitation of this check. Label this worked example as practice; use a different, previously unreviewed case when checking independent understanding. Draw your input, deciding step, result and limit. Supported question: Why does B’s zero training MAE not settle the original choice? Point to the relevant step in the picture, then write the changed result and the rule or evidence that supports it."/>
+            <wp:cNvGraphicFramePr>
+              <a:graphicFrameLocks noChangeAspect="1"/>
+            </wp:cNvGraphicFramePr>
+            <a:graphic>
+              <a:graphicData uri="http://schemas.openxmlformats.org/drawingml/2006/picture">
+                <pic:pic>
+                  <pic:nvPicPr>
+                    <pic:cNvPr id="0" name="academy-story-ai-4-24-06.png"/>
+                    <pic:cNvPicPr/>
+                  </pic:nvPicPr>
+                  <pic:blipFill>
+                    <a:blip r:embed="rId15"/>
+                    <a:stretch>
+                      <a:fillRect/>
+                    </a:stretch>
+                  </pic:blipFill>
+                  <pic:spPr>
+                    <a:xfrm>
+                      <a:off x="0" y="0"/>
+                      <a:ext cx="5486400" cy="3681984"/>
+                    </a:xfrm>
+                    <a:prstGeom prst="rect"/>
+                  </pic:spPr>
+                </pic:pic>
+              </a:graphicData>
+            </a:graphic>
+          </wp:inline>
+        </w:drawing>
+      </w:r>
+    </w:p>
+    <w:p>
+      <w:pPr>
+        <w:spacing w:line="336" w:lineRule="auto" w:after="180"/>
+      </w:pPr>
+      <w:r>
+        <w:rPr>
+          <w:b w:val="0"/>
+        </w:rPr>
+        <w:t xml:space="preserve">For your Responsible Plant Classifier, save the </w:t>
+      </w:r>
+      <w:r>
+        <w:rPr>
+          <w:b/>
+        </w:rPr>
+        <w:t>input</w:t>
+      </w:r>
+      <w:r>
+        <w:rPr>
+          <w:b w:val="0"/>
+        </w:rPr>
+        <w:t>, procedure, observed result and limitation of this check.</w:t>
+      </w:r>
+    </w:p>
+    <w:p>
+      <w:pPr>
+        <w:spacing w:line="336" w:lineRule="auto" w:after="180"/>
+      </w:pPr>
+      <w:r>
+        <w:rPr>
+          <w:b w:val="0"/>
+        </w:rPr>
+        <w:t xml:space="preserve">Label this worked example as practice; use a different, previously unreviewed case when checking independent understanding. Draw your </w:t>
+      </w:r>
+      <w:r>
+        <w:rPr>
+          <w:b/>
+        </w:rPr>
+        <w:t>input</w:t>
+      </w:r>
+      <w:r>
+        <w:rPr>
+          <w:b w:val="0"/>
+        </w:rPr>
+        <w:t>, deciding step, result and limit.</w:t>
+      </w:r>
+    </w:p>
+    <w:p>
+      <w:pPr>
+        <w:spacing w:line="336" w:lineRule="auto" w:after="180"/>
+      </w:pPr>
+      <w:r>
+        <w:rPr>
+          <w:b w:val="0"/>
+        </w:rPr>
+        <w:t xml:space="preserve">Supported question: Why does B’s zero </w:t>
+      </w:r>
+      <w:r>
+        <w:rPr>
+          <w:b/>
+        </w:rPr>
+        <w:t>training</w:t>
+      </w:r>
+      <w:r>
+        <w:rPr>
+          <w:b w:val="0"/>
+        </w:rPr>
+        <w:t xml:space="preserve"> MAE not settle the original choice? Point to the relevant step in the picture, then write the changed result and the rule or </w:t>
+      </w:r>
+      <w:r>
+        <w:rPr>
+          <w:b/>
+        </w:rPr>
+        <w:t>evidence</w:t>
+      </w:r>
+      <w:r>
+        <w:rPr>
+          <w:b w:val="0"/>
+        </w:rPr>
+        <w:t xml:space="preserve"> that supports it.</w:t>
+      </w:r>
+    </w:p>
+    <w:p>
+      <w:pPr>
+        <w:spacing w:line="336" w:lineRule="auto" w:after="180"/>
+        <w:shd w:fill="F5F1FB"/>
+      </w:pPr>
+      <w:r>
+        <w:rPr>
+          <w:b w:val="0"/>
+        </w:rPr>
+        <w:t xml:space="preserve">Draw your project trace and justify the deciding step using </w:t>
+      </w:r>
+      <w:r>
+        <w:rPr>
+          <w:b/>
+        </w:rPr>
+        <w:t>evidence</w:t>
+      </w:r>
+      <w:r>
+        <w:rPr>
+          <w:b w:val="0"/>
+        </w:rPr>
+        <w:t>.</w:t>
+      </w:r>
+    </w:p>
+    <w:p>
+      <w:pPr>
+        <w:pStyle w:val="Heading3"/>
+      </w:pPr>
+      <w:r>
+        <w:t>Discuss while showing the picture</w:t>
+      </w:r>
+    </w:p>
+    <w:p>
+      <w:pPr>
+        <w:spacing w:line="336" w:lineRule="auto" w:after="180"/>
+        <w:shd w:fill="F1F6F8"/>
+      </w:pPr>
+      <w:r>
+        <w:rPr>
+          <w:b w:val="0"/>
+        </w:rPr>
+        <w:t xml:space="preserve">Teacher prompt: Draw your project trace and justify the deciding step using </w:t>
+      </w:r>
+      <w:r>
+        <w:rPr>
+          <w:b/>
+        </w:rPr>
+        <w:t>evidence</w:t>
+      </w:r>
+      <w:r>
+        <w:rPr>
+          <w:b w:val="0"/>
+        </w:rPr>
+        <w:t>. Ask learners to describe one label or arrow in ordinary words. Use the adjacent transcript if the image is difficult to see.</w:t>
+      </w:r>
+    </w:p>
+    <w:p>
+      <w:pPr>
+        <w:spacing w:line="336" w:lineRule="auto" w:after="180"/>
+        <w:shd w:fill="F1F6F8"/>
+      </w:pPr>
+      <w:r>
+        <w:rPr>
+          <w:b w:val="0"/>
+        </w:rPr>
+        <w:t xml:space="preserve">Supported practice key: Model selection is based on held-out </w:t>
+      </w:r>
+      <w:r>
+        <w:rPr>
+          <w:b/>
+        </w:rPr>
+        <w:t>validation</w:t>
+      </w:r>
+      <w:r>
+        <w:rPr>
+          <w:b w:val="0"/>
+        </w:rPr>
+        <w:t xml:space="preserve"> error here. Lower </w:t>
+      </w:r>
+      <w:r>
+        <w:rPr>
+          <w:b/>
+        </w:rPr>
+        <w:t>training</w:t>
+      </w:r>
+      <w:r>
+        <w:rPr>
+          <w:b w:val="0"/>
+        </w:rPr>
+        <w:t xml:space="preserve"> error can reflect </w:t>
+      </w:r>
+      <w:r>
+        <w:rPr>
+          <w:b/>
+        </w:rPr>
+        <w:t>fitting</w:t>
+      </w:r>
+      <w:r>
+        <w:rPr>
+          <w:b w:val="0"/>
+        </w:rPr>
+        <w:t xml:space="preserve"> the </w:t>
+      </w:r>
+      <w:r>
+        <w:rPr>
+          <w:b/>
+        </w:rPr>
+        <w:t>training</w:t>
+      </w:r>
+      <w:r>
+        <w:rPr>
+          <w:b w:val="0"/>
+        </w:rPr>
+        <w:t xml:space="preserve"> details rather than better new-case </w:t>
+      </w:r>
+      <w:r>
+        <w:rPr>
+          <w:b/>
+        </w:rPr>
+        <w:t>prediction</w:t>
+      </w:r>
+      <w:r>
+        <w:rPr>
+          <w:b w:val="0"/>
+        </w:rPr>
+        <w:t>.</w:t>
+      </w:r>
+    </w:p>
+    <w:p>
+      <w:pPr>
+        <w:spacing w:line="336" w:lineRule="auto" w:after="180"/>
+        <w:shd w:fill="F1F6F8"/>
+      </w:pPr>
+      <w:r>
+        <w:rPr>
+          <w:b w:val="0"/>
+        </w:rPr>
+        <w:t xml:space="preserve">Changed-case check: Select A using the predeclared simpler-model tie-break. The </w:t>
+      </w:r>
+      <w:r>
+        <w:rPr>
+          <w:b/>
+        </w:rPr>
+        <w:t>validation</w:t>
+      </w:r>
+      <w:r>
+        <w:rPr>
+          <w:b w:val="0"/>
+        </w:rPr>
+        <w:t xml:space="preserve"> errors tie, so the stated second a = ry rule decides without consulting final data.</w:t>
       </w:r>
     </w:p>
     <w:sectPr>

--- a/downloads/teacher/ai-4-week-24.docx
+++ b/downloads/teacher/ai-4-week-24.docx
@@ -201,7 +201,7 @@
           </w:tcPr>
           <w:p>
             <w:r>
-              <w:t>Sections 9 and 11–14. Give extra time to finish the full task set; use Section 15 when the week includes a coding lab.</w:t>
+              <w:t>Use “Run the investigation”, “Connect your project”, “Show what you know”, “Study a complete case” and “Try a new case independently”. Give extra time for the full task set. If this week has a coding lab, use its named section; section numbers can change when extra explanations are included.</w:t>
             </w:r>
           </w:p>
         </w:tc>
@@ -2459,7 +2459,7 @@
         <w:rPr>
           <w:b w:val="0"/>
         </w:rPr>
-        <w:t xml:space="preserve"> errors tie, so the stated second a = ry rule decides without consulting final data.</w:t>
+        <w:t xml:space="preserve"> errors tie, so the stated secondary rule decides without consulting final data.</w:t>
       </w:r>
     </w:p>
     <w:p>
@@ -2535,6 +2535,26 @@
     <w:p>
       <w:r>
         <w:t>Demonstrate Train, Validation, Test, reduce support deliberately and check individual reasoning before discussing answers.</w:t>
+      </w:r>
+    </w:p>
+    <w:p>
+      <w:pPr>
+        <w:pStyle w:val="Heading3"/>
+      </w:pPr>
+      <w:r>
+        <w:t>Choose the pacing route</w:t>
+      </w:r>
+    </w:p>
+    <w:p>
+      <w:pPr>
+        <w:spacing w:line="336" w:lineRule="auto" w:after="180"/>
+        <w:shd w:fill="F1F6F8"/>
+      </w:pPr>
+      <w:r>
+        <w:rPr>
+          <w:b w:val="0"/>
+        </w:rPr>
+        <w:t>Compact alternative: this two-session sequence covers selected core tasks. Use the three-session weekly plan for the full lesson, independent transfer, feedback and project work; allow extra time for extensions.</w:t>
       </w:r>
     </w:p>
     <w:p>
@@ -3469,7 +3489,7 @@
         <w:rPr>
           <w:b w:val="0"/>
         </w:rPr>
-        <w:t xml:space="preserve"> errors tie, so the stated second a = ry rule decides without consulting final data.</w:t>
+        <w:t xml:space="preserve"> errors tie, so the stated secondary rule decides without consulting final data.</w:t>
       </w:r>
     </w:p>
     <w:p>
@@ -3492,7 +3512,7 @@
         <w:rPr>
           <w:b w:val="0"/>
         </w:rPr>
-        <w:t xml:space="preserve"> errors tie, so the stated second a = ry rule decides without consulting final data.</w:t>
+        <w:t xml:space="preserve"> errors tie, so the stated secondary rule decides without consulting final data.</w:t>
       </w:r>
     </w:p>
     <w:p>
@@ -6174,7 +6194,7 @@
           </w:tcPr>
           <w:p>
             <w:r>
-              <w:t>Sections 9 and 11–14. Give extra time to finish the full task set; use Section 15 when the week includes a coding lab.</w:t>
+              <w:t>Use “Run the investigation”, “Connect your project”, “Show what you know”, “Study a complete case” and “Try a new case independently”. Give extra time for the full task set. If this week has a coding lab, use its named section; section numbers can change when extra explanations are included.</w:t>
             </w:r>
           </w:p>
         </w:tc>
@@ -6459,7 +6479,7 @@
         <w:rPr>
           <w:b w:val="0"/>
         </w:rPr>
-        <w:t xml:space="preserve"> errors tie, so the stated second a = ry rule decides without consulting final data.</w:t>
+        <w:t xml:space="preserve"> errors tie, so the stated secondary rule decides without consulting final data.</w:t>
       </w:r>
     </w:p>
     <w:p>
@@ -7333,8 +7353,8 @@
       <w:r>
         <w:drawing>
           <wp:inline xmlns:a="http://schemas.openxmlformats.org/drawingml/2006/main" xmlns:pic="http://schemas.openxmlformats.org/drawingml/2006/picture">
-            <wp:extent cx="5486400" cy="3179064"/>
-            <wp:docPr id="5" name="Picture 5" descr="Original case: Freeze A before scoring final cases; do not select again using their labels. Changed condition: A and B both have validation MAE2 cm; A is simpler under a predeclared tie rule. Expected result: Select A using the predeclared simpler-model tie-break. Reason: The validation errors tie, so the stated second a = ry rule decides without consulting final data."/>
+            <wp:extent cx="5486400" cy="3026664"/>
+            <wp:docPr id="5" name="Picture 5" descr="Original case: Freeze A before scoring final cases; do not select again using their labels. Changed condition: A and B both have validation MAE2 cm; A is simpler under a predeclared tie rule. Expected result: Select A using the predeclared simpler-model tie-break. Reason: The validation errors tie, so the stated secondary rule decides without consulting final data."/>
             <wp:cNvGraphicFramePr>
               <a:graphicFrameLocks noChangeAspect="1"/>
             </wp:cNvGraphicFramePr>
@@ -7354,7 +7374,7 @@
                   <pic:spPr>
                     <a:xfrm>
                       <a:off x="0" y="0"/>
-                      <a:ext cx="5486400" cy="3179064"/>
+                      <a:ext cx="5486400" cy="3026664"/>
                     </a:xfrm>
                     <a:prstGeom prst="rect"/>
                   </pic:spPr>
@@ -7408,7 +7428,7 @@
         <w:rPr>
           <w:b w:val="0"/>
         </w:rPr>
-        <w:t xml:space="preserve"> errors tie, so the stated second a = ry rule decides without consulting final data.</w:t>
+        <w:t xml:space="preserve"> errors tie, so the stated secondary rule decides without consulting final data.</w:t>
       </w:r>
     </w:p>
     <w:p>
@@ -7464,7 +7484,7 @@
         <w:rPr>
           <w:b w:val="0"/>
         </w:rPr>
-        <w:t xml:space="preserve"> errors tie, so the stated second a = ry rule decides without consulting final data.</w:t>
+        <w:t xml:space="preserve"> errors tie, so the stated secondary rule decides without consulting final data.</w:t>
       </w:r>
     </w:p>
     <w:p>
@@ -7898,7 +7918,7 @@
         <w:rPr>
           <w:b w:val="0"/>
         </w:rPr>
-        <w:t xml:space="preserve"> errors tie, so the stated second a = ry rule decides without consulting final data.</w:t>
+        <w:t xml:space="preserve"> errors tie, so the stated secondary rule decides without consulting final data.</w:t>
       </w:r>
     </w:p>
     <w:sectPr>

--- a/downloads/teacher/ai-4-week-24.docx
+++ b/downloads/teacher/ai-4-week-24.docx
@@ -25,20 +25,38 @@
         <w:pStyle w:val="Heading1"/>
       </w:pPr>
       <w:r>
-        <w:t>01. Train, Validation, Test</w:t>
-      </w:r>
-    </w:p>
-    <w:p>
-      <w:r>
-        <w:t>Prepare Train, Validation, Test: check the target, prerequisites, resources and adaptable teaching schedule.</w:t>
-      </w:r>
-    </w:p>
-    <w:p>
-      <w:pPr>
-        <w:pStyle w:val="Heading3"/>
-      </w:pPr>
-      <w:r>
-        <w:t>Teach the learning cycle</w:t>
+        <w:t>Teach roles by information use and source identity.</w:t>
+      </w:r>
+    </w:p>
+    <w:p>
+      <w:r>
+        <w:t>Supply all promised actions,declared tie policies and complete group ranges without inventing final outcomes.</w:t>
+      </w:r>
+    </w:p>
+    <w:p>
+      <w:r>
+        <w:t>Require development exposure,source counts and freeze status beside the selected candidate.</w:t>
+      </w:r>
+    </w:p>
+    <w:p>
+      <w:pPr>
+        <w:pStyle w:val="Heading1"/>
+      </w:pPr>
+      <w:r>
+        <w:t>01. Prepare the connected experiment</w:t>
+      </w:r>
+    </w:p>
+    <w:p>
+      <w:r>
+        <w:t>Keep prior exposure, shared practice and independent evidence distinct.</w:t>
+      </w:r>
+    </w:p>
+    <w:p>
+      <w:pPr>
+        <w:pStyle w:val="Heading2"/>
+      </w:pPr>
+      <w:r>
+        <w:t>Goal and main teaching plan</w:t>
       </w:r>
     </w:p>
     <w:p>
@@ -243,9 +261,295 @@
     </w:p>
     <w:p>
       <w:pPr>
+        <w:pStyle w:val="Heading2"/>
+      </w:pPr>
+      <w:r>
+        <w:t>Materials and prerequisite</w:t>
+      </w:r>
+    </w:p>
+    <w:p>
+      <w:pPr>
+        <w:spacing w:line="336" w:lineRule="auto" w:after="180"/>
+      </w:pPr>
+      <w:r>
+        <w:rPr>
+          <w:b w:val="0"/>
+        </w:rPr>
+        <w:t xml:space="preserve">Teach two 45-minute sessions. This week focuses on </w:t>
+      </w:r>
+      <w:r>
+        <w:rPr>
+          <w:b/>
+        </w:rPr>
+        <w:t>validation</w:t>
+      </w:r>
+      <w:r>
+        <w:rPr>
+          <w:b w:val="0"/>
+        </w:rPr>
+        <w:t xml:space="preserve"> and model selection. Model the worked example first, collect the new W 4 case independently before feedback, and use the fresh retry to check transfer.</w:t>
+      </w:r>
+    </w:p>
+    <w:p>
+      <w:pPr>
+        <w:spacing w:line="336" w:lineRule="auto" w:after="180"/>
+      </w:pPr>
+      <w:r>
+        <w:rPr>
+          <w:b w:val="0"/>
+        </w:rPr>
+        <w:t>Award credit for traceable reasoning and bounded claims, including justified uncertainty.</w:t>
+      </w:r>
+    </w:p>
+    <w:p>
+      <w:pPr>
+        <w:spacing w:line="336" w:lineRule="auto" w:after="180"/>
+      </w:pPr>
+      <w:r>
+        <w:rPr>
+          <w:b w:val="0"/>
+        </w:rPr>
+        <w:t>Use the supplied scenario, student illustrations and blank paper. For numeric work, offer counters or a calculator after learners show the setup. Fictional records are supplied; personal data and paid accounts are unnecessary.</w:t>
+      </w:r>
+    </w:p>
+    <w:p>
+      <w:pPr>
+        <w:spacing w:line="336" w:lineRule="auto" w:after="180"/>
+      </w:pPr>
+      <w:r>
+        <w:rPr>
+          <w:b/>
+        </w:rPr>
+        <w:t>Validation</w:t>
+      </w:r>
+      <w:r>
+        <w:rPr>
+          <w:b w:val="0"/>
+        </w:rPr>
+        <w:t xml:space="preserve"> can guide model,feature,setting or threshold choices. Those decisions adapt to its evidence,so preserve a separate final set for the frozen selected system and report exposure honestly.</w:t>
+      </w:r>
+    </w:p>
+    <w:p>
+      <w:pPr>
+        <w:spacing w:line="336" w:lineRule="auto" w:after="180"/>
+      </w:pPr>
+      <w:r>
+        <w:rPr>
+          <w:b w:val="0"/>
+        </w:rPr>
+        <w:t>Printed student lesson and workbook</w:t>
+      </w:r>
+    </w:p>
+    <w:p>
+      <w:pPr>
+        <w:spacing w:line="336" w:lineRule="auto" w:after="180"/>
+      </w:pPr>
+      <w:r>
+        <w:rPr>
+          <w:b w:val="0"/>
+        </w:rPr>
+        <w:t>Paper, pencils and a calculator for fractions</w:t>
+      </w:r>
+    </w:p>
+    <w:p>
+      <w:pPr>
+        <w:spacing w:line="336" w:lineRule="auto" w:after="180"/>
+      </w:pPr>
+      <w:r>
+        <w:rPr>
+          <w:b w:val="0"/>
+        </w:rPr>
+        <w:t xml:space="preserve">The fictional examples and a blank </w:t>
+      </w:r>
+      <w:r>
+        <w:rPr>
+          <w:b/>
+        </w:rPr>
+        <w:t>evidence</w:t>
+      </w:r>
+      <w:r>
+        <w:rPr>
+          <w:b w:val="0"/>
+        </w:rPr>
+        <w:t xml:space="preserve"> table</w:t>
+      </w:r>
+    </w:p>
+    <w:p>
+      <w:pPr>
+        <w:spacing w:line="336" w:lineRule="auto" w:after="180"/>
+      </w:pPr>
+      <w:r>
+        <w:rPr>
+          <w:b w:val="0"/>
+        </w:rPr>
+        <w:t>Saved classroom project records for critique; no personal student dataset required</w:t>
+      </w:r>
+    </w:p>
+    <w:p>
+      <w:pPr>
+        <w:pStyle w:val="Heading2"/>
+      </w:pPr>
+      <w:r>
+        <w:t>Opening retrieval</w:t>
+      </w:r>
+    </w:p>
+    <w:p>
+      <w:pPr>
+        <w:spacing w:line="336" w:lineRule="auto" w:after="180"/>
+      </w:pPr>
+      <w:r>
+        <w:rPr>
+          <w:b w:val="0"/>
+        </w:rPr>
+        <w:t>Without opening the old lesson, explain one key idea from Hold Out Test Data. Give an example and a mistake that the idea helps you avoid.</w:t>
+      </w:r>
+    </w:p>
+    <w:p>
+      <w:pPr>
+        <w:spacing w:line="336" w:lineRule="auto" w:after="180"/>
+      </w:pPr>
+      <w:r>
+        <w:rPr>
+          <w:b w:val="0"/>
+        </w:rPr>
+        <w:t>Look for: Freeze the full evaluation procedure before testing</w:t>
+      </w:r>
+    </w:p>
+    <w:p>
+      <w:pPr>
+        <w:spacing w:line="336" w:lineRule="auto" w:after="180"/>
+      </w:pPr>
+      <w:r>
+        <w:rPr>
+          <w:b w:val="0"/>
+        </w:rPr>
+        <w:t>Reference example, not the only acceptable wording: Teacher explanation: Accuracy 15/20, precision 3/5, recall 3/6. Report TN 12 FP 2 FN 3 TP 3 and blocked positive.</w:t>
+      </w:r>
+    </w:p>
+    <w:p>
+      <w:pPr>
+        <w:spacing w:line="336" w:lineRule="auto" w:after="180"/>
+      </w:pPr>
+      <w:r>
+        <w:rPr>
+          <w:b w:val="0"/>
+        </w:rPr>
+        <w:t>Without opening the old lesson, explain one key idea from Absolute Error and MAE. Give an example and a mistake that the idea helps you avoid.</w:t>
+      </w:r>
+    </w:p>
+    <w:p>
+      <w:pPr>
+        <w:spacing w:line="336" w:lineRule="auto" w:after="180"/>
+      </w:pPr>
+      <w:r>
+        <w:rPr>
+          <w:b w:val="0"/>
+        </w:rPr>
+        <w:t>Look for: Calculate MAE MSE and RMSE</w:t>
+      </w:r>
+    </w:p>
+    <w:p>
+      <w:pPr>
+        <w:spacing w:line="336" w:lineRule="auto" w:after="180"/>
+      </w:pPr>
+      <w:r>
+        <w:rPr>
+          <w:b w:val="0"/>
+        </w:rPr>
+        <w:t>Reference example, not the only acceptable wording: Teacher explanation: (1+2+3)/3=2 cm.</w:t>
+      </w:r>
+    </w:p>
+    <w:p>
+      <w:pPr>
+        <w:spacing w:line="336" w:lineRule="auto" w:after="180"/>
+      </w:pPr>
+      <w:r>
+        <w:rPr>
+          <w:b w:val="0"/>
+        </w:rPr>
+        <w:t>Without opening the old lesson, explain one key idea from Error Analysis. Give an example and a mistake that the idea helps you avoid.</w:t>
+      </w:r>
+    </w:p>
+    <w:p>
+      <w:pPr>
+        <w:spacing w:line="336" w:lineRule="auto" w:after="180"/>
+      </w:pPr>
+      <w:r>
+        <w:rPr>
+          <w:b w:val="0"/>
+        </w:rPr>
+        <w:t xml:space="preserve">Look for: Categorize development errors using </w:t>
+      </w:r>
+      <w:r>
+        <w:rPr>
+          <w:b/>
+        </w:rPr>
+        <w:t>evidence</w:t>
+      </w:r>
+    </w:p>
+    <w:p>
+      <w:pPr>
+        <w:spacing w:line="336" w:lineRule="auto" w:after="180"/>
+      </w:pPr>
+      <w:r>
+        <w:rPr>
+          <w:b w:val="0"/>
+        </w:rPr>
+        <w:t>Reference example, not the only acceptable wording: Teacher explanation: Dim 4/12 about 33.3 percent; bright 3/18 about 16.7 percent.</w:t>
+      </w:r>
+    </w:p>
+    <w:p>
+      <w:pPr>
+        <w:pStyle w:val="Heading2"/>
+      </w:pPr>
+      <w:r>
+        <w:t>End goal</w:t>
+      </w:r>
+    </w:p>
+    <w:p>
+      <w:pPr>
+        <w:spacing w:line="336" w:lineRule="auto" w:after="180"/>
+      </w:pPr>
+      <w:r>
+        <w:rPr>
+          <w:b w:val="0"/>
+        </w:rPr>
+        <w:t xml:space="preserve">By the end, I can explain train, </w:t>
+      </w:r>
+      <w:r>
+        <w:rPr>
+          <w:b/>
+        </w:rPr>
+        <w:t>validation</w:t>
+      </w:r>
+      <w:r>
+        <w:rPr>
+          <w:b w:val="0"/>
+        </w:rPr>
+        <w:t>, test using a traced example and a stated limitation.</w:t>
+      </w:r>
+    </w:p>
+    <w:p>
+      <w:pPr>
+        <w:pStyle w:val="Heading2"/>
+      </w:pPr>
+      <w:r>
+        <w:t>Earlier wording, alternatives and picture transcripts · reference / check after trying</w:t>
+      </w:r>
+    </w:p>
+    <w:p>
+      <w:pPr>
         <w:pStyle w:val="Heading3"/>
       </w:pPr>
       <w:r>
+        <w:t>Teach the learning cycle</w:t>
+      </w:r>
+    </w:p>
+    <w:p>
+      <w:pPr>
+        <w:pStyle w:val="Heading3"/>
+      </w:pPr>
+      <w:r>
         <w:t>Retrieval answer guidance</w:t>
       </w:r>
     </w:p>
@@ -259,148 +563,42 @@
     </w:p>
     <w:p>
       <w:pPr>
+        <w:pStyle w:val="Heading3"/>
+      </w:pPr>
+      <w:r>
+        <w:t>Absolute Error and MAE</w:t>
+      </w:r>
+    </w:p>
+    <w:p>
+      <w:pPr>
+        <w:pStyle w:val="Heading3"/>
+      </w:pPr>
+      <w:r>
+        <w:t>Error Analysis</w:t>
+      </w:r>
+    </w:p>
+    <w:p>
+      <w:pPr>
         <w:spacing w:line="336" w:lineRule="auto" w:after="180"/>
       </w:pPr>
       <w:r>
         <w:rPr>
           <w:b w:val="0"/>
         </w:rPr>
-        <w:t>Without opening the old lesson, explain one key idea from Hold Out Test Data. Give an example and a mistake that the idea helps you avoid.</w:t>
+        <w:t>Use the student module and workbook section with this exact week title. The worked case, independent question and answers below form one aligned lesson sequence.</w:t>
+      </w:r>
+    </w:p>
+    <w:p>
+      <w:pPr>
+        <w:pStyle w:val="Heading3"/>
+      </w:pPr>
+      <w:r>
+        <w:t>What the learner must demonstrate</w:t>
       </w:r>
     </w:p>
     <w:p>
       <w:pPr>
         <w:spacing w:line="336" w:lineRule="auto" w:after="180"/>
-      </w:pPr>
-      <w:r>
-        <w:rPr>
-          <w:b w:val="0"/>
-        </w:rPr>
-        <w:t>Look for: Freeze the full evaluation procedure before testing</w:t>
-      </w:r>
-    </w:p>
-    <w:p>
-      <w:pPr>
-        <w:spacing w:line="336" w:lineRule="auto" w:after="180"/>
-      </w:pPr>
-      <w:r>
-        <w:rPr>
-          <w:b w:val="0"/>
-        </w:rPr>
-        <w:t>Reference example, not the only acceptable wording: Teacher explanation: Accuracy 15/20, precision 3/5, recall 3/6. Report TN 12 FP 2 FN 3 TP 3 and blocked positive.</w:t>
-      </w:r>
-    </w:p>
-    <w:p>
-      <w:pPr>
-        <w:pStyle w:val="Heading3"/>
-      </w:pPr>
-      <w:r>
-        <w:t>Absolute Error and MAE</w:t>
-      </w:r>
-    </w:p>
-    <w:p>
-      <w:pPr>
-        <w:spacing w:line="336" w:lineRule="auto" w:after="180"/>
-      </w:pPr>
-      <w:r>
-        <w:rPr>
-          <w:b w:val="0"/>
-        </w:rPr>
-        <w:t>Without opening the old lesson, explain one key idea from Absolute Error and MAE. Give an example and a mistake that the idea helps you avoid.</w:t>
-      </w:r>
-    </w:p>
-    <w:p>
-      <w:pPr>
-        <w:spacing w:line="336" w:lineRule="auto" w:after="180"/>
-      </w:pPr>
-      <w:r>
-        <w:rPr>
-          <w:b w:val="0"/>
-        </w:rPr>
-        <w:t>Look for: Calculate MAE MSE and RMSE</w:t>
-      </w:r>
-    </w:p>
-    <w:p>
-      <w:pPr>
-        <w:spacing w:line="336" w:lineRule="auto" w:after="180"/>
-      </w:pPr>
-      <w:r>
-        <w:rPr>
-          <w:b w:val="0"/>
-        </w:rPr>
-        <w:t>Reference example, not the only acceptable wording: Teacher explanation: (1+2+3)/3=2 cm.</w:t>
-      </w:r>
-    </w:p>
-    <w:p>
-      <w:pPr>
-        <w:pStyle w:val="Heading3"/>
-      </w:pPr>
-      <w:r>
-        <w:t>Error Analysis</w:t>
-      </w:r>
-    </w:p>
-    <w:p>
-      <w:pPr>
-        <w:spacing w:line="336" w:lineRule="auto" w:after="180"/>
-      </w:pPr>
-      <w:r>
-        <w:rPr>
-          <w:b w:val="0"/>
-        </w:rPr>
-        <w:t>Without opening the old lesson, explain one key idea from Error Analysis. Give an example and a mistake that the idea helps you avoid.</w:t>
-      </w:r>
-    </w:p>
-    <w:p>
-      <w:pPr>
-        <w:spacing w:line="336" w:lineRule="auto" w:after="180"/>
-      </w:pPr>
-      <w:r>
-        <w:rPr>
-          <w:b w:val="0"/>
-        </w:rPr>
-        <w:t xml:space="preserve">Look for: Categorize development errors using </w:t>
-      </w:r>
-      <w:r>
-        <w:rPr>
-          <w:b/>
-        </w:rPr>
-        <w:t>evidence</w:t>
-      </w:r>
-    </w:p>
-    <w:p>
-      <w:pPr>
-        <w:spacing w:line="336" w:lineRule="auto" w:after="180"/>
-      </w:pPr>
-      <w:r>
-        <w:rPr>
-          <w:b w:val="0"/>
-        </w:rPr>
-        <w:t>Reference example, not the only acceptable wording: Teacher explanation: Dim 4/12 about 33.3 percent; bright 3/18 about 16.7 percent.</w:t>
-      </w:r>
-    </w:p>
-    <w:p>
-      <w:pPr>
-        <w:spacing w:line="336" w:lineRule="auto" w:after="180"/>
-      </w:pPr>
-      <w:r>
-        <w:rPr>
-          <w:b w:val="0"/>
-        </w:rPr>
-        <w:t>Use the student module and workbook section with this exact week title. The worked case, independent question and answers below form one aligned lesson sequence.</w:t>
-      </w:r>
-    </w:p>
-    <w:p>
-      <w:pPr>
-        <w:pStyle w:val="Heading3"/>
-      </w:pPr>
-      <w:r>
-        <w:t>What the learner must demonstrate</w:t>
-      </w:r>
-    </w:p>
-    <w:p>
-      <w:pPr>
-        <w:spacing w:line="336" w:lineRule="auto" w:after="180"/>
-        <w:shd w:fill="F5F1FB"/>
       </w:pPr>
       <w:r>
         <w:rPr>
@@ -591,6 +789,11 @@
       </w:r>
     </w:p>
     <w:p>
+      <w:r>
+        <w:t>This compact option is not the full-week schedule. Use the main teaching cycle and allow extra sessions for the investigation, independent work and project.</w:t>
+      </w:r>
+    </w:p>
+    <w:p>
       <w:pPr>
         <w:spacing w:line="336" w:lineRule="auto" w:after="180"/>
       </w:pPr>
@@ -598,7 +801,7 @@
         <w:rPr>
           <w:b w:val="0"/>
         </w:rPr>
-        <w:t>Use the supplied scenario, student illustrations and blank paper. For numeric work, offer counters or a calculator after learners show the setup. Fictional records are supplied; personal data and paid accounts are unnecessary.</w:t>
+        <w:t>Allow 80 minutes: recall 8; explanation 12; worked demonstration 15; guided practice 20; independent assessment 15; project and reflection 10. Extend the lab into a second session when needed.</w:t>
       </w:r>
     </w:p>
     <w:p>
@@ -606,32 +809,55 @@
         <w:pStyle w:val="Heading3"/>
       </w:pPr>
       <w:r>
-        <w:t>Alternative compact allocation</w:t>
-      </w:r>
-    </w:p>
-    <w:p>
-      <w:r>
-        <w:t>This compact option is not the full-week schedule. Use the main teaching cycle and allow extra sessions for the investigation, independent work and project.</w:t>
+        <w:t>Preparation for the connected explanation</w:t>
+      </w:r>
+    </w:p>
+    <w:p>
+      <w:pPr>
+        <w:pStyle w:val="Heading3"/>
+      </w:pPr>
+      <w:r>
+        <w:t>Readiness answer</w:t>
+      </w:r>
+    </w:p>
+    <w:p>
+      <w:pPr>
+        <w:pStyle w:val="Heading3"/>
+      </w:pPr>
+      <w:r>
+        <w:t>End goal for the pictorial case</w:t>
       </w:r>
     </w:p>
     <w:p>
       <w:pPr>
         <w:spacing w:line="336" w:lineRule="auto" w:after="180"/>
-        <w:shd w:fill="F1F6F8"/>
-      </w:pPr>
-      <w:r>
-        <w:rPr>
-          <w:b w:val="0"/>
-        </w:rPr>
-        <w:t>Allow 80 minutes: recall 8; explanation 12; worked demonstration 15; guided practice 20; independent assessment 15; project and reflection 10. Extend the lab into a second session when needed.</w:t>
-      </w:r>
-    </w:p>
-    <w:p>
-      <w:pPr>
-        <w:pStyle w:val="Heading3"/>
-      </w:pPr>
-      <w:r>
-        <w:t>Preparation for the connected explanation</w:t>
+      </w:pPr>
+      <w:r>
+        <w:rPr>
+          <w:b w:val="0"/>
+        </w:rPr>
+        <w:t>This added worked case illustrates the week’s main idea. Retain all original and connected topics; schedule its practice within the teaching cycle.</w:t>
+      </w:r>
+    </w:p>
+    <w:p>
+      <w:pPr>
+        <w:pStyle w:val="Heading1"/>
+      </w:pPr>
+      <w:r>
+        <w:t>02. Teach fitting,selection and reporting as three separate jobs</w:t>
+      </w:r>
+    </w:p>
+    <w:p>
+      <w:r>
+        <w:t>Use the stated validation metric and tie rule without consulting final outcomes.</w:t>
+      </w:r>
+    </w:p>
+    <w:p>
+      <w:pPr>
+        <w:pStyle w:val="Heading2"/>
+      </w:pPr>
+      <w:r>
+        <w:t>Role definitions and complete main results</w:t>
       </w:r>
     </w:p>
     <w:p>
@@ -640,23 +866,294 @@
       </w:pPr>
       <w:r>
         <w:rPr>
-          <w:b w:val="0"/>
-        </w:rPr>
-        <w:t xml:space="preserve">Teach two 45-minute sessions. This week focuses on </w:t>
-      </w:r>
-      <w:r>
-        <w:rPr>
           <w:b/>
         </w:rPr>
+        <w:t>Fitting</w:t>
+      </w:r>
+      <w:r>
+        <w:rPr>
+          <w:b w:val="0"/>
+        </w:rPr>
+        <w:t xml:space="preserve"> and selecting answer different questions. </w:t>
+      </w:r>
+      <w:r>
+        <w:rPr>
+          <w:b/>
+        </w:rPr>
+        <w:t>Training</w:t>
+      </w:r>
+      <w:r>
+        <w:rPr>
+          <w:b w:val="0"/>
+        </w:rPr>
+        <w:t xml:space="preserve"> adjusts parameters. </w:t>
+      </w:r>
+      <w:r>
+        <w:rPr>
+          <w:b/>
+        </w:rPr>
+        <w:t>Validation</w:t>
+      </w:r>
+      <w:r>
+        <w:rPr>
+          <w:b w:val="0"/>
+        </w:rPr>
+        <w:t xml:space="preserve"> helps choose settings or model families. A final test estimates the performance of the frozen development </w:t>
+      </w:r>
+      <w:r>
+        <w:rPr>
+          <w:b/>
+        </w:rPr>
+        <w:t>process</w:t>
+      </w:r>
+      <w:r>
+        <w:rPr>
+          <w:b w:val="0"/>
+        </w:rPr>
+        <w:t xml:space="preserve"> on held-out examples.</w:t>
+      </w:r>
+    </w:p>
+    <w:p>
+      <w:pPr>
+        <w:spacing w:line="336" w:lineRule="auto" w:after="180"/>
+      </w:pPr>
+      <w:r>
+        <w:rPr>
+          <w:b w:val="0"/>
+        </w:rPr>
+        <w:t>Keep related records in the same split when separate rows could reveal the same source.</w:t>
+      </w:r>
+    </w:p>
+    <w:p>
+      <w:pPr>
+        <w:spacing w:line="336" w:lineRule="auto" w:after="180"/>
+      </w:pPr>
+      <w:r>
+        <w:rPr>
+          <w:b w:val="0"/>
+        </w:rPr>
+        <w:t>Use fictional classroom data throughout this investigation. Keep the task, units, reference labels and data split visible as you reason.</w:t>
+      </w:r>
+    </w:p>
+    <w:p>
+      <w:pPr>
+        <w:spacing w:line="336" w:lineRule="auto" w:after="180"/>
+      </w:pPr>
+      <w:r>
+        <w:rPr>
+          <w:b w:val="0"/>
+        </w:rPr>
+        <w:t xml:space="preserve">Earlier weeks supplied the model-building </w:t>
+      </w:r>
+      <w:r>
+        <w:rPr>
+          <w:b/>
+        </w:rPr>
+        <w:t>process</w:t>
+      </w:r>
+      <w:r>
+        <w:rPr>
+          <w:b w:val="0"/>
+        </w:rPr>
+        <w:t xml:space="preserve">; this week examines </w:t>
+      </w:r>
+      <w:r>
+        <w:rPr>
+          <w:b/>
+        </w:rPr>
         <w:t>validation</w:t>
       </w:r>
       <w:r>
         <w:rPr>
           <w:b w:val="0"/>
         </w:rPr>
-        <w:t xml:space="preserve"> and model selection. Model the worked example first, collect the new W 4 case independently before feedback, and use the fresh retry to check transfer.</w:t>
-      </w:r>
-    </w:p>
+        <w:t xml:space="preserve"> and model selection.</w:t>
+      </w:r>
+    </w:p>
+    <w:tbl>
+      <w:tblPr>
+        <w:tblStyle w:val="LightShading-Accent1"/>
+        <w:tblW w:type="auto" w:w="0"/>
+        <w:tblLook w:firstColumn="1" w:firstRow="1" w:lastColumn="0" w:lastRow="0" w:noHBand="0" w:noVBand="1" w:val="04A0"/>
+      </w:tblPr>
+      <w:tblGrid>
+        <w:gridCol w:w="2556"/>
+        <w:gridCol w:w="2556"/>
+        <w:gridCol w:w="2556"/>
+        <w:gridCol w:w="2556"/>
+      </w:tblGrid>
+      <w:tr>
+        <w:trPr>
+          <w:tblHeader/>
+        </w:trPr>
+        <w:tc>
+          <w:tcPr>
+            <w:tcW w:type="dxa" w:w="2556"/>
+          </w:tcPr>
+          <w:p>
+            <w:r>
+              <w:t>Candidate</w:t>
+            </w:r>
+          </w:p>
+        </w:tc>
+        <w:tc>
+          <w:tcPr>
+            <w:tcW w:type="dxa" w:w="2556"/>
+          </w:tcPr>
+          <w:p>
+            <w:r>
+              <w:t>Supplied training MAE cm</w:t>
+            </w:r>
+          </w:p>
+        </w:tc>
+        <w:tc>
+          <w:tcPr>
+            <w:tcW w:type="dxa" w:w="2556"/>
+          </w:tcPr>
+          <w:p>
+            <w:r>
+              <w:t>Supplied validation MAE cm</w:t>
+            </w:r>
+          </w:p>
+        </w:tc>
+        <w:tc>
+          <w:tcPr>
+            <w:tcW w:type="dxa" w:w="2556"/>
+          </w:tcPr>
+          <w:p>
+            <w:r>
+              <w:t>Declared selection fact</w:t>
+            </w:r>
+          </w:p>
+        </w:tc>
+      </w:tr>
+      <w:tr>
+        <w:tc>
+          <w:tcPr>
+            <w:tcW w:type="dxa" w:w="2556"/>
+          </w:tcPr>
+          <w:p>
+            <w:r>
+              <w:t>A</w:t>
+            </w:r>
+          </w:p>
+        </w:tc>
+        <w:tc>
+          <w:tcPr>
+            <w:tcW w:type="dxa" w:w="2556"/>
+          </w:tcPr>
+          <w:p>
+            <w:r>
+              <w:t>1</w:t>
+            </w:r>
+          </w:p>
+        </w:tc>
+        <w:tc>
+          <w:tcPr>
+            <w:tcW w:type="dxa" w:w="2556"/>
+          </w:tcPr>
+          <w:p>
+            <w:r>
+              <w:t>3</w:t>
+            </w:r>
+          </w:p>
+        </w:tc>
+        <w:tc>
+          <w:tcPr>
+            <w:tcW w:type="dxa" w:w="2556"/>
+          </w:tcPr>
+          <w:p>
+            <w:r>
+              <w:t>Simpler than C under the declared tie policy</w:t>
+            </w:r>
+          </w:p>
+        </w:tc>
+      </w:tr>
+      <w:tr>
+        <w:tc>
+          <w:tcPr>
+            <w:tcW w:type="dxa" w:w="2556"/>
+          </w:tcPr>
+          <w:p>
+            <w:r>
+              <w:t>B</w:t>
+            </w:r>
+          </w:p>
+        </w:tc>
+        <w:tc>
+          <w:tcPr>
+            <w:tcW w:type="dxa" w:w="2556"/>
+          </w:tcPr>
+          <w:p>
+            <w:r>
+              <w:t>0</w:t>
+            </w:r>
+          </w:p>
+        </w:tc>
+        <w:tc>
+          <w:tcPr>
+            <w:tcW w:type="dxa" w:w="2556"/>
+          </w:tcPr>
+          <w:p>
+            <w:r>
+              <w:t>5</w:t>
+            </w:r>
+          </w:p>
+        </w:tc>
+        <w:tc>
+          <w:tcPr>
+            <w:tcW w:type="dxa" w:w="2556"/>
+          </w:tcPr>
+          <w:p>
+            <w:r>
+              <w:t>Perfect training score does not decide selection</w:t>
+            </w:r>
+          </w:p>
+        </w:tc>
+      </w:tr>
+      <w:tr>
+        <w:tc>
+          <w:tcPr>
+            <w:tcW w:type="dxa" w:w="2556"/>
+          </w:tcPr>
+          <w:p>
+            <w:r>
+              <w:t>C</w:t>
+            </w:r>
+          </w:p>
+        </w:tc>
+        <w:tc>
+          <w:tcPr>
+            <w:tcW w:type="dxa" w:w="2556"/>
+          </w:tcPr>
+          <w:p>
+            <w:r>
+              <w:t>2</w:t>
+            </w:r>
+          </w:p>
+        </w:tc>
+        <w:tc>
+          <w:tcPr>
+            <w:tcW w:type="dxa" w:w="2556"/>
+          </w:tcPr>
+          <w:p>
+            <w:r>
+              <w:t>3</w:t>
+            </w:r>
+          </w:p>
+        </w:tc>
+        <w:tc>
+          <w:tcPr>
+            <w:tcW w:type="dxa" w:w="2556"/>
+          </w:tcPr>
+          <w:p>
+            <w:r>
+              <w:t>Ties A on validation, loses declared simplicity tie</w:t>
+            </w:r>
+          </w:p>
+        </w:tc>
+      </w:tr>
+    </w:tbl>
     <w:p>
       <w:pPr>
         <w:spacing w:line="336" w:lineRule="auto" w:after="180"/>
@@ -665,15 +1162,43 @@
         <w:rPr>
           <w:b w:val="0"/>
         </w:rPr>
-        <w:t>Award credit for traceable reasoning and bounded claims, including justified uncertainty.</w:t>
-      </w:r>
-    </w:p>
-    <w:p>
-      <w:pPr>
-        <w:pStyle w:val="Heading3"/>
-      </w:pPr>
-      <w:r>
-        <w:t>Readiness answer</w:t>
+        <w:t xml:space="preserve">Three candidates have </w:t>
+      </w:r>
+      <w:r>
+        <w:rPr>
+          <w:b/>
+        </w:rPr>
+        <w:t>training</w:t>
+      </w:r>
+      <w:r>
+        <w:rPr>
+          <w:b w:val="0"/>
+        </w:rPr>
+        <w:t xml:space="preserve"> MAE A=1, B=0, C=2 and </w:t>
+      </w:r>
+      <w:r>
+        <w:rPr>
+          <w:b/>
+        </w:rPr>
+        <w:t>validation</w:t>
+      </w:r>
+      <w:r>
+        <w:rPr>
+          <w:b w:val="0"/>
+        </w:rPr>
+        <w:t xml:space="preserve"> MAE A=3, B=5, C=3. The declared rule is smallest </w:t>
+      </w:r>
+      <w:r>
+        <w:rPr>
+          <w:b/>
+        </w:rPr>
+        <w:t>validation</w:t>
+      </w:r>
+      <w:r>
+        <w:rPr>
+          <w:b w:val="0"/>
+        </w:rPr>
+        <w:t xml:space="preserve"> MAE, then simpler model, with A simpler than C. Choose A.</w:t>
       </w:r>
     </w:p>
     <w:p>
@@ -682,15 +1207,21 @@
       </w:pPr>
       <w:r>
         <w:rPr>
+          <w:b w:val="0"/>
+        </w:rPr>
+        <w:t xml:space="preserve">B fits </w:t>
+      </w:r>
+      <w:r>
+        <w:rPr>
           <w:b/>
         </w:rPr>
-        <w:t>Training</w:t>
-      </w:r>
-      <w:r>
-        <w:rPr>
-          <w:b w:val="0"/>
-        </w:rPr>
-        <w:t xml:space="preserve"> rows fitted parameters; separate </w:t>
+        <w:t>training</w:t>
+      </w:r>
+      <w:r>
+        <w:rPr>
+          <w:b w:val="0"/>
+        </w:rPr>
+        <w:t xml:space="preserve"> perfectly but does worse on </w:t>
       </w:r>
       <w:r>
         <w:rPr>
@@ -702,7 +1233,7 @@
         <w:rPr>
           <w:b w:val="0"/>
         </w:rPr>
-        <w:t xml:space="preserve"> rows compared performance.</w:t>
+        <w:t>. The final test remains unopened.</w:t>
       </w:r>
     </w:p>
     <w:p>
@@ -713,7 +1244,19 @@
         <w:rPr>
           <w:b w:val="0"/>
         </w:rPr>
-        <w:t>Printed student lesson and workbook</w:t>
+        <w:t xml:space="preserve">Before continuing, underline the decision rule and circle the </w:t>
+      </w:r>
+      <w:r>
+        <w:rPr>
+          <w:b/>
+        </w:rPr>
+        <w:t>evidence</w:t>
+      </w:r>
+      <w:r>
+        <w:rPr>
+          <w:b w:val="0"/>
+        </w:rPr>
+        <w:t xml:space="preserve"> that supports the conclusion. Explain the example to a partner without replacing the counts or conditions with a stronger claim.</w:t>
       </w:r>
     </w:p>
     <w:p>
@@ -724,775 +1267,7 @@
         <w:rPr>
           <w:b w:val="0"/>
         </w:rPr>
-        <w:t>Paper, pencils and a calculator for fractions</w:t>
-      </w:r>
-    </w:p>
-    <w:p>
-      <w:pPr>
-        <w:spacing w:line="336" w:lineRule="auto" w:after="180"/>
-      </w:pPr>
-      <w:r>
-        <w:rPr>
-          <w:b w:val="0"/>
-        </w:rPr>
-        <w:t xml:space="preserve">The fictional examples and a blank </w:t>
-      </w:r>
-      <w:r>
-        <w:rPr>
-          <w:b/>
-        </w:rPr>
-        <w:t>evidence</w:t>
-      </w:r>
-      <w:r>
-        <w:rPr>
-          <w:b w:val="0"/>
-        </w:rPr>
-        <w:t xml:space="preserve"> table</w:t>
-      </w:r>
-    </w:p>
-    <w:p>
-      <w:pPr>
-        <w:spacing w:line="336" w:lineRule="auto" w:after="180"/>
-      </w:pPr>
-      <w:r>
-        <w:rPr>
-          <w:b w:val="0"/>
-        </w:rPr>
-        <w:t>Saved classroom project records for critique; no personal student dataset required</w:t>
-      </w:r>
-    </w:p>
-    <w:p>
-      <w:pPr>
-        <w:pStyle w:val="Heading3"/>
-      </w:pPr>
-      <w:r>
-        <w:t>End goal for the pictorial case</w:t>
-      </w:r>
-    </w:p>
-    <w:p>
-      <w:pPr>
-        <w:spacing w:line="336" w:lineRule="auto" w:after="180"/>
-      </w:pPr>
-      <w:r>
-        <w:rPr>
-          <w:b w:val="0"/>
-        </w:rPr>
-        <w:t xml:space="preserve">By the end, I can explain train, </w:t>
-      </w:r>
-      <w:r>
-        <w:rPr>
-          <w:b/>
-        </w:rPr>
-        <w:t>validation</w:t>
-      </w:r>
-      <w:r>
-        <w:rPr>
-          <w:b w:val="0"/>
-        </w:rPr>
-        <w:t>, test using a traced example and a stated limitation.</w:t>
-      </w:r>
-    </w:p>
-    <w:p>
-      <w:pPr>
-        <w:spacing w:line="336" w:lineRule="auto" w:after="180"/>
-      </w:pPr>
-      <w:r>
-        <w:rPr>
-          <w:b w:val="0"/>
-        </w:rPr>
-        <w:t>This added worked case illustrates the week’s main idea. Retain all original and connected topics; schedule its practice within the teaching cycle.</w:t>
-      </w:r>
-    </w:p>
-    <w:p>
-      <w:pPr>
-        <w:pStyle w:val="Heading1"/>
-      </w:pPr>
-      <w:r>
-        <w:t>02. Explain the mechanism</w:t>
-      </w:r>
-    </w:p>
-    <w:p>
-      <w:r>
-        <w:t>Model Train, Validation, Test using the supplied case, labelled mechanism and reasoning. Make the scope of each conclusion explicit.</w:t>
-      </w:r>
-    </w:p>
-    <w:p>
-      <w:pPr>
-        <w:spacing w:line="336" w:lineRule="auto" w:after="180"/>
-      </w:pPr>
-      <w:r>
-        <w:rPr>
-          <w:b w:val="0"/>
-        </w:rPr>
-        <w:t>Trace the information, fitted behavior, and evaluation proof separately.</w:t>
-      </w:r>
-    </w:p>
-    <w:p>
-      <w:pPr>
-        <w:pStyle w:val="Heading3"/>
-      </w:pPr>
-      <w:r>
-        <w:t>Question to explain</w:t>
-      </w:r>
-    </w:p>
-    <w:p>
-      <w:pPr>
-        <w:spacing w:line="336" w:lineRule="auto" w:after="180"/>
-        <w:shd w:fill="F5F1FB"/>
-      </w:pPr>
-      <w:r>
-        <w:rPr>
-          <w:b w:val="0"/>
-        </w:rPr>
-        <w:t>QUESTION Assign every modeling decision and dataset use to the correct split.</w:t>
-      </w:r>
-    </w:p>
-    <w:p>
-      <w:pPr>
-        <w:spacing w:line="336" w:lineRule="auto" w:after="180"/>
-      </w:pPr>
-      <w:r>
-        <w:rPr>
-          <w:b w:val="0"/>
-        </w:rPr>
-        <w:t xml:space="preserve">MODEL IDEA </w:t>
-      </w:r>
-      <w:r>
-        <w:rPr>
-          <w:b/>
-        </w:rPr>
-        <w:t>Training</w:t>
-      </w:r>
-      <w:r>
-        <w:rPr>
-          <w:b w:val="0"/>
-        </w:rPr>
-        <w:t xml:space="preserve"> fits parameters, </w:t>
-      </w:r>
-      <w:r>
-        <w:rPr>
-          <w:b/>
-        </w:rPr>
-        <w:t>validation</w:t>
-      </w:r>
-      <w:r>
-        <w:rPr>
-          <w:b w:val="0"/>
-        </w:rPr>
-        <w:t xml:space="preserve"> chooses settings, and testing estimates final performance after choices are frozen.</w:t>
-      </w:r>
-    </w:p>
-    <w:p>
-      <w:pPr>
-        <w:spacing w:line="336" w:lineRule="auto" w:after="180"/>
-      </w:pPr>
-      <w:r>
-        <w:rPr>
-          <w:b w:val="0"/>
-        </w:rPr>
-        <w:t>PROOF NEEDED Use an unseen case, visible calculation, error analysis, and a stated limitation.</w:t>
-      </w:r>
-    </w:p>
-    <w:p>
-      <w:pPr>
-        <w:pStyle w:val="Heading3"/>
-      </w:pPr>
-      <w:r>
-        <w:t>How the mechanism works</w:t>
-      </w:r>
-    </w:p>
-    <w:p>
-      <w:pPr>
-        <w:spacing w:line="336" w:lineRule="auto" w:after="180"/>
-        <w:shd w:fill="F1F6F8"/>
-      </w:pPr>
-      <w:r>
-        <w:rPr>
-          <w:b w:val="0"/>
-        </w:rPr>
-        <w:t xml:space="preserve">UNDER THE HOOD Fit two candidate trees on </w:t>
-      </w:r>
-      <w:r>
-        <w:rPr>
-          <w:b/>
-        </w:rPr>
-        <w:t>training</w:t>
-      </w:r>
-      <w:r>
-        <w:rPr>
-          <w:b w:val="0"/>
-        </w:rPr>
-        <w:t xml:space="preserve"> rows. Choose depth and threshold using </w:t>
-      </w:r>
-      <w:r>
-        <w:rPr>
-          <w:b/>
-        </w:rPr>
-        <w:t>validation</w:t>
-      </w:r>
-      <w:r>
-        <w:rPr>
-          <w:b w:val="0"/>
-        </w:rPr>
-        <w:t xml:space="preserve"> metrics and error slices.</w:t>
-      </w:r>
-    </w:p>
-    <w:p>
-      <w:pPr>
-        <w:spacing w:line="336" w:lineRule="auto" w:after="180"/>
-      </w:pPr>
-      <w:r>
-        <w:rPr>
-          <w:b w:val="0"/>
-        </w:rPr>
-        <w:t xml:space="preserve">Draw a fresh data → model → </w:t>
-      </w:r>
-      <w:r>
-        <w:rPr>
-          <w:b/>
-        </w:rPr>
-        <w:t>prediction</w:t>
-      </w:r>
-      <w:r>
-        <w:rPr>
-          <w:b w:val="0"/>
-        </w:rPr>
-        <w:t xml:space="preserve"> → evaluation trace:</w:t>
-      </w:r>
-    </w:p>
-    <w:p>
-      <w:pPr>
-        <w:spacing w:line="336" w:lineRule="auto" w:after="180"/>
-      </w:pPr>
-      <w:r>
-        <w:rPr>
-          <w:b w:val="0"/>
-        </w:rPr>
-        <w:t xml:space="preserve">Predict first. Then check each step. A correct answer without visible </w:t>
-      </w:r>
-      <w:r>
-        <w:rPr>
-          <w:b/>
-        </w:rPr>
-        <w:t>evidence</w:t>
-      </w:r>
-      <w:r>
-        <w:rPr>
-          <w:b w:val="0"/>
-        </w:rPr>
-        <w:t xml:space="preserve"> cannot be audited.</w:t>
-      </w:r>
-    </w:p>
-    <w:p>
-      <w:pPr>
-        <w:pStyle w:val="Heading3"/>
-      </w:pPr>
-      <w:r>
-        <w:t>Step 1</w:t>
-      </w:r>
-    </w:p>
-    <w:p>
-      <w:pPr>
-        <w:spacing w:line="336" w:lineRule="auto" w:after="180"/>
-        <w:shd w:fill="F4F9FC"/>
-      </w:pPr>
-      <w:r>
-        <w:rPr>
-          <w:b w:val="0"/>
-        </w:rPr>
-        <w:t xml:space="preserve">STEP 1 Fit two candidate trees on </w:t>
-      </w:r>
-      <w:r>
-        <w:rPr>
-          <w:b/>
-        </w:rPr>
-        <w:t>training</w:t>
-      </w:r>
-      <w:r>
-        <w:rPr>
-          <w:b w:val="0"/>
-        </w:rPr>
-        <w:t xml:space="preserve"> rows.</w:t>
-      </w:r>
-    </w:p>
-    <w:p>
-      <w:pPr>
-        <w:pStyle w:val="Heading3"/>
-      </w:pPr>
-      <w:r>
-        <w:t>Step 2</w:t>
-      </w:r>
-    </w:p>
-    <w:p>
-      <w:pPr>
-        <w:spacing w:line="336" w:lineRule="auto" w:after="180"/>
-        <w:shd w:fill="F4F9FC"/>
-      </w:pPr>
-      <w:r>
-        <w:rPr>
-          <w:b w:val="0"/>
-        </w:rPr>
-        <w:t xml:space="preserve">STEP 2 Choose depth and threshold using </w:t>
-      </w:r>
-      <w:r>
-        <w:rPr>
-          <w:b/>
-        </w:rPr>
-        <w:t>validation</w:t>
-      </w:r>
-      <w:r>
-        <w:rPr>
-          <w:b w:val="0"/>
-        </w:rPr>
-        <w:t xml:space="preserve"> metrics and error slices.</w:t>
-      </w:r>
-    </w:p>
-    <w:p>
-      <w:pPr>
-        <w:pStyle w:val="Heading3"/>
-      </w:pPr>
-      <w:r>
-        <w:t>Step 3</w:t>
-      </w:r>
-    </w:p>
-    <w:p>
-      <w:pPr>
-        <w:spacing w:line="336" w:lineRule="auto" w:after="180"/>
-        <w:shd w:fill="F4F9FC"/>
-      </w:pPr>
-      <w:r>
-        <w:rPr>
-          <w:b w:val="0"/>
-        </w:rPr>
-        <w:t>STEP 3 Freeze pre</w:t>
-      </w:r>
-      <w:r>
-        <w:rPr>
-          <w:b/>
-        </w:rPr>
-        <w:t>process</w:t>
-      </w:r>
-      <w:r>
-        <w:rPr>
-          <w:b w:val="0"/>
-        </w:rPr>
-        <w:t>ing, features, model, and decision threshold.</w:t>
-      </w:r>
-    </w:p>
-    <w:p>
-      <w:pPr>
-        <w:pStyle w:val="Heading3"/>
-      </w:pPr>
-      <w:r>
-        <w:t>Step 4</w:t>
-      </w:r>
-    </w:p>
-    <w:p>
-      <w:pPr>
-        <w:spacing w:line="336" w:lineRule="auto" w:after="180"/>
-        <w:shd w:fill="F4F9FC"/>
-      </w:pPr>
-      <w:r>
-        <w:rPr>
-          <w:b w:val="0"/>
-        </w:rPr>
-        <w:t>STEP 4 Evaluate once on test; do not return to tune and still call it final.</w:t>
-      </w:r>
-    </w:p>
-    <w:p>
-      <w:pPr>
-        <w:spacing w:line="336" w:lineRule="auto" w:after="180"/>
-      </w:pPr>
-      <w:r>
-        <w:rPr>
-          <w:b w:val="0"/>
-        </w:rPr>
-        <w:t>CHECK Verify the denominator, unit, split, class definition, and data version before interpreting a score.</w:t>
-      </w:r>
-    </w:p>
-    <w:p>
-      <w:pPr>
-        <w:spacing w:line="336" w:lineRule="auto" w:after="180"/>
-      </w:pPr>
-      <w:r>
-        <w:rPr>
-          <w:b w:val="0"/>
-        </w:rPr>
-        <w:t xml:space="preserve">Recalculate, retrace, or restate the </w:t>
-      </w:r>
-      <w:r>
-        <w:rPr>
-          <w:b/>
-        </w:rPr>
-        <w:t>evidence</w:t>
-      </w:r>
-      <w:r>
-        <w:rPr>
-          <w:b w:val="0"/>
-        </w:rPr>
-        <w:t xml:space="preserve"> independently:</w:t>
-      </w:r>
-    </w:p>
-    <w:p>
-      <w:pPr>
-        <w:pStyle w:val="Heading3"/>
-      </w:pPr>
-      <w:r>
-        <w:t>Concrete teaching case</w:t>
-      </w:r>
-    </w:p>
-    <w:p>
-      <w:pPr>
-        <w:pStyle w:val="Heading3"/>
-      </w:pPr>
-      <w:r>
-        <w:t>The teaching case</w:t>
-      </w:r>
-    </w:p>
-    <w:p>
-      <w:pPr>
-        <w:spacing w:line="336" w:lineRule="auto" w:after="180"/>
-        <w:shd w:fill="F1F6FC"/>
-      </w:pPr>
-      <w:r>
-        <w:rPr>
-          <w:b w:val="0"/>
-        </w:rPr>
-        <w:t xml:space="preserve">Split 100 independent leaves into 60 train,20 </w:t>
-      </w:r>
-      <w:r>
-        <w:rPr>
-          <w:b/>
-        </w:rPr>
-        <w:t>validation</w:t>
-      </w:r>
-      <w:r>
-        <w:rPr>
-          <w:b w:val="0"/>
-        </w:rPr>
-        <w:t>,20 test.</w:t>
-      </w:r>
-    </w:p>
-    <w:p>
-      <w:pPr>
-        <w:pStyle w:val="Heading3"/>
-      </w:pPr>
-      <w:r>
-        <w:t>The teaching case</w:t>
-      </w:r>
-    </w:p>
-    <w:p>
-      <w:pPr>
-        <w:spacing w:line="336" w:lineRule="auto" w:after="180"/>
-        <w:shd w:fill="F1F6FC"/>
-      </w:pPr>
-      <w:r>
-        <w:rPr>
-          <w:b w:val="0"/>
-        </w:rPr>
-        <w:t>Explain roles and pre</w:t>
-      </w:r>
-      <w:r>
-        <w:rPr>
-          <w:b/>
-        </w:rPr>
-        <w:t>process</w:t>
-      </w:r>
-      <w:r>
-        <w:rPr>
-          <w:b w:val="0"/>
-        </w:rPr>
-        <w:t>ing.</w:t>
-      </w:r>
-    </w:p>
-    <w:p>
-      <w:pPr>
-        <w:pStyle w:val="Heading3"/>
-      </w:pPr>
-      <w:r>
-        <w:t>Exact explanation to model</w:t>
-      </w:r>
-    </w:p>
-    <w:p>
-      <w:pPr>
-        <w:pStyle w:val="Heading3"/>
-      </w:pPr>
-      <w:r>
-        <w:t>Why the result follows</w:t>
-      </w:r>
-    </w:p>
-    <w:p>
-      <w:pPr>
-        <w:spacing w:line="336" w:lineRule="auto" w:after="180"/>
-        <w:shd w:fill="F1F6FC"/>
-      </w:pPr>
-      <w:r>
-        <w:rPr>
-          <w:b w:val="0"/>
-        </w:rPr>
-        <w:t xml:space="preserve">Train fits parameters and learned transforms; </w:t>
-      </w:r>
-      <w:r>
-        <w:rPr>
-          <w:b/>
-        </w:rPr>
-        <w:t>validation</w:t>
-      </w:r>
-      <w:r>
-        <w:rPr>
-          <w:b w:val="0"/>
-        </w:rPr>
-        <w:t xml:space="preserve"> chooses settings; final test evaluates the selected system. Group related records first.</w:t>
-      </w:r>
-    </w:p>
-    <w:p>
-      <w:pPr>
-        <w:pStyle w:val="Heading3"/>
-      </w:pPr>
-      <w:r>
-        <w:t>Explain the added worked example</w:t>
-      </w:r>
-    </w:p>
-    <w:p>
-      <w:pPr>
-        <w:pStyle w:val="Heading3"/>
-      </w:pPr>
-      <w:r>
-        <w:t>Explain the added worked example · 1</w:t>
-      </w:r>
-    </w:p>
-    <w:p>
-      <w:pPr>
-        <w:spacing w:line="336" w:lineRule="auto" w:after="180"/>
-      </w:pPr>
-      <w:r>
-        <w:rPr>
-          <w:b/>
-        </w:rPr>
-        <w:t>Fitting</w:t>
-      </w:r>
-      <w:r>
-        <w:rPr>
-          <w:b w:val="0"/>
-        </w:rPr>
-        <w:t xml:space="preserve"> and selecting answer different questions. </w:t>
-      </w:r>
-      <w:r>
-        <w:rPr>
-          <w:b/>
-        </w:rPr>
-        <w:t>Training</w:t>
-      </w:r>
-      <w:r>
-        <w:rPr>
-          <w:b w:val="0"/>
-        </w:rPr>
-        <w:t xml:space="preserve"> adjusts parameters. </w:t>
-      </w:r>
-      <w:r>
-        <w:rPr>
-          <w:b/>
-        </w:rPr>
-        <w:t>Validation</w:t>
-      </w:r>
-      <w:r>
-        <w:rPr>
-          <w:b w:val="0"/>
-        </w:rPr>
-        <w:t xml:space="preserve"> helps choose settings or model families. A final test estimates the performance of the frozen development </w:t>
-      </w:r>
-      <w:r>
-        <w:rPr>
-          <w:b/>
-        </w:rPr>
-        <w:t>process</w:t>
-      </w:r>
-      <w:r>
-        <w:rPr>
-          <w:b w:val="0"/>
-        </w:rPr>
-        <w:t xml:space="preserve"> on held-out examples.</w:t>
-      </w:r>
-    </w:p>
-    <w:p>
-      <w:pPr>
-        <w:spacing w:line="336" w:lineRule="auto" w:after="180"/>
-      </w:pPr>
-      <w:r>
-        <w:rPr>
-          <w:b w:val="0"/>
-        </w:rPr>
-        <w:t>Keep related records in the same split when separate rows could reveal the same source.</w:t>
-      </w:r>
-    </w:p>
-    <w:p>
-      <w:pPr>
-        <w:spacing w:line="336" w:lineRule="auto" w:after="180"/>
-      </w:pPr>
-      <w:r>
-        <w:rPr>
-          <w:b w:val="0"/>
-        </w:rPr>
-        <w:t>Use fictional classroom data throughout this investigation. Keep the task, units, reference labels and data split visible as you reason.</w:t>
-      </w:r>
-    </w:p>
-    <w:p>
-      <w:pPr>
-        <w:spacing w:line="336" w:lineRule="auto" w:after="180"/>
-      </w:pPr>
-      <w:r>
-        <w:rPr>
-          <w:b w:val="0"/>
-        </w:rPr>
-        <w:t xml:space="preserve">Earlier weeks supplied the model-building </w:t>
-      </w:r>
-      <w:r>
-        <w:rPr>
-          <w:b/>
-        </w:rPr>
-        <w:t>process</w:t>
-      </w:r>
-      <w:r>
-        <w:rPr>
-          <w:b w:val="0"/>
-        </w:rPr>
-        <w:t xml:space="preserve">; this week examines </w:t>
-      </w:r>
-      <w:r>
-        <w:rPr>
-          <w:b/>
-        </w:rPr>
-        <w:t>validation</w:t>
-      </w:r>
-      <w:r>
-        <w:rPr>
-          <w:b w:val="0"/>
-        </w:rPr>
-        <w:t xml:space="preserve"> and model selection.</w:t>
-      </w:r>
-    </w:p>
-    <w:p>
-      <w:pPr>
-        <w:spacing w:line="336" w:lineRule="auto" w:after="180"/>
-      </w:pPr>
-      <w:r>
-        <w:rPr>
-          <w:b w:val="0"/>
-        </w:rPr>
-        <w:t xml:space="preserve">Three candidates have </w:t>
-      </w:r>
-      <w:r>
-        <w:rPr>
-          <w:b/>
-        </w:rPr>
-        <w:t>training</w:t>
-      </w:r>
-      <w:r>
-        <w:rPr>
-          <w:b w:val="0"/>
-        </w:rPr>
-        <w:t xml:space="preserve"> MAE A=1, B=0, C=2 and </w:t>
-      </w:r>
-      <w:r>
-        <w:rPr>
-          <w:b/>
-        </w:rPr>
-        <w:t>validation</w:t>
-      </w:r>
-      <w:r>
-        <w:rPr>
-          <w:b w:val="0"/>
-        </w:rPr>
-        <w:t xml:space="preserve"> MAE A=3, B=5, C=3. The declared rule is smallest </w:t>
-      </w:r>
-      <w:r>
-        <w:rPr>
-          <w:b/>
-        </w:rPr>
-        <w:t>validation</w:t>
-      </w:r>
-      <w:r>
-        <w:rPr>
-          <w:b w:val="0"/>
-        </w:rPr>
-        <w:t xml:space="preserve"> MAE, then simpler model, with A simpler than C. Choose A.</w:t>
-      </w:r>
-    </w:p>
-    <w:p>
-      <w:pPr>
-        <w:spacing w:line="336" w:lineRule="auto" w:after="180"/>
-      </w:pPr>
-      <w:r>
-        <w:rPr>
-          <w:b w:val="0"/>
-        </w:rPr>
-        <w:t xml:space="preserve">B fits </w:t>
-      </w:r>
-      <w:r>
-        <w:rPr>
-          <w:b/>
-        </w:rPr>
-        <w:t>training</w:t>
-      </w:r>
-      <w:r>
-        <w:rPr>
-          <w:b w:val="0"/>
-        </w:rPr>
-        <w:t xml:space="preserve"> perfectly but does worse on </w:t>
-      </w:r>
-      <w:r>
-        <w:rPr>
-          <w:b/>
-        </w:rPr>
-        <w:t>validation</w:t>
-      </w:r>
-      <w:r>
-        <w:rPr>
-          <w:b w:val="0"/>
-        </w:rPr>
-        <w:t>. The final test remains unopened.</w:t>
-      </w:r>
-    </w:p>
-    <w:p>
-      <w:pPr>
-        <w:spacing w:line="336" w:lineRule="auto" w:after="180"/>
-      </w:pPr>
-      <w:r>
-        <w:rPr>
-          <w:b w:val="0"/>
-        </w:rPr>
-        <w:t xml:space="preserve">Before continuing, underline the decision rule and circle the </w:t>
-      </w:r>
-      <w:r>
-        <w:rPr>
-          <w:b/>
-        </w:rPr>
-        <w:t>evidence</w:t>
-      </w:r>
-      <w:r>
-        <w:rPr>
-          <w:b w:val="0"/>
-        </w:rPr>
-        <w:t xml:space="preserve"> that supports the conclusion. Explain the example to a partner without replacing the counts or conditions with a stronger claim.</w:t>
-      </w:r>
-    </w:p>
-    <w:p>
-      <w:pPr>
-        <w:spacing w:line="336" w:lineRule="auto" w:after="180"/>
-      </w:pPr>
-      <w:r>
-        <w:rPr>
-          <w:b w:val="0"/>
-        </w:rPr>
         <w:t>Keep the distinction between an observed result and a proposed next step.</w:t>
-      </w:r>
-    </w:p>
-    <w:p>
-      <w:pPr>
-        <w:pStyle w:val="Heading3"/>
-      </w:pPr>
-      <w:r>
-        <w:t>Key terms</w:t>
       </w:r>
     </w:p>
     <w:tbl>
@@ -1619,48 +1394,6 @@
         </w:tc>
       </w:tr>
     </w:tbl>
-    <w:p>
-      <w:pPr>
-        <w:pStyle w:val="Heading3"/>
-      </w:pPr>
-      <w:r>
-        <w:t>Model the reasoning aloud</w:t>
-      </w:r>
-    </w:p>
-    <w:p>
-      <w:pPr>
-        <w:spacing w:line="336" w:lineRule="auto" w:after="180"/>
-      </w:pPr>
-      <w:r>
-        <w:rPr>
-          <w:b w:val="0"/>
-        </w:rPr>
-        <w:t xml:space="preserve">Use the complete worked example below before asking learners to complete W2. Reveal a small part, invite a </w:t>
-      </w:r>
-      <w:r>
-        <w:rPr>
-          <w:b/>
-        </w:rPr>
-        <w:t>prediction</w:t>
-      </w:r>
-      <w:r>
-        <w:rPr>
-          <w:b w:val="0"/>
-        </w:rPr>
-        <w:t>, then explain the deciding step.</w:t>
-      </w:r>
-    </w:p>
-    <w:p>
-      <w:pPr>
-        <w:spacing w:line="336" w:lineRule="auto" w:after="180"/>
-      </w:pPr>
-      <w:r>
-        <w:rPr>
-          <w:b w:val="0"/>
-        </w:rPr>
-        <w:t>These teacher notes contain solutions; do not reveal the independent case answer during modelling.</w:t>
-      </w:r>
-    </w:p>
     <w:p>
       <w:pPr>
         <w:pStyle w:val="Heading3"/>
@@ -1845,6 +1578,877 @@
         <w:t>________________________________________________________________</w:t>
       </w:r>
     </w:p>
+    <w:p>
+      <w:pPr>
+        <w:pStyle w:val="Heading2"/>
+      </w:pPr>
+      <w:r>
+        <w:t>Read separate pictured result table</w:t>
+      </w:r>
+    </w:p>
+    <w:p>
+      <w:pPr>
+        <w:spacing w:line="336" w:lineRule="auto" w:after="180"/>
+      </w:pPr>
+      <w:r>
+        <w:rPr>
+          <w:b w:val="0"/>
+        </w:rPr>
+        <w:t xml:space="preserve">Assign a separate job to </w:t>
+      </w:r>
+      <w:r>
+        <w:rPr>
+          <w:b/>
+        </w:rPr>
+        <w:t>training</w:t>
+      </w:r>
+      <w:r>
+        <w:rPr>
+          <w:b w:val="0"/>
+        </w:rPr>
+        <w:t xml:space="preserve">, </w:t>
+      </w:r>
+      <w:r>
+        <w:rPr>
+          <w:b/>
+        </w:rPr>
+        <w:t>validation</w:t>
+      </w:r>
+      <w:r>
+        <w:rPr>
+          <w:b w:val="0"/>
+        </w:rPr>
+        <w:t xml:space="preserve"> and final test </w:t>
+      </w:r>
+      <w:r>
+        <w:rPr>
+          <w:b/>
+        </w:rPr>
+        <w:t>evidence</w:t>
+      </w:r>
+      <w:r>
+        <w:rPr>
+          <w:b w:val="0"/>
+        </w:rPr>
+        <w:t>.</w:t>
+      </w:r>
+    </w:p>
+    <w:p>
+      <w:pPr>
+        <w:spacing w:line="336" w:lineRule="auto" w:after="180"/>
+      </w:pPr>
+      <w:r>
+        <w:rPr>
+          <w:b w:val="0"/>
+        </w:rPr>
+        <w:t xml:space="preserve">Candidates A and B have </w:t>
+      </w:r>
+      <w:r>
+        <w:rPr>
+          <w:b/>
+        </w:rPr>
+        <w:t>training</w:t>
+      </w:r>
+      <w:r>
+        <w:rPr>
+          <w:b w:val="0"/>
+        </w:rPr>
+        <w:t xml:space="preserve"> MAE1 and 0 cm; </w:t>
+      </w:r>
+      <w:r>
+        <w:rPr>
+          <w:b/>
+        </w:rPr>
+        <w:t>validation</w:t>
+      </w:r>
+      <w:r>
+        <w:rPr>
+          <w:b w:val="0"/>
+        </w:rPr>
+        <w:t xml:space="preserve"> MAE2 and 3 cm. </w:t>
+      </w:r>
+      <w:r>
+        <w:rPr>
+          <w:b/>
+        </w:rPr>
+        <w:t>Selection rule</w:t>
+      </w:r>
+      <w:r>
+        <w:rPr>
+          <w:b w:val="0"/>
+        </w:rPr>
+        <w:t xml:space="preserve"> is smallest </w:t>
+      </w:r>
+      <w:r>
+        <w:rPr>
+          <w:b/>
+        </w:rPr>
+        <w:t>validation</w:t>
+      </w:r>
+      <w:r>
+        <w:rPr>
+          <w:b w:val="0"/>
+        </w:rPr>
+        <w:t xml:space="preserve"> MAE.</w:t>
+      </w:r>
+    </w:p>
+    <w:p>
+      <w:pPr>
+        <w:spacing w:line="336" w:lineRule="auto" w:after="180"/>
+      </w:pPr>
+      <w:r>
+        <w:rPr>
+          <w:b w:val="0"/>
+        </w:rPr>
+        <w:t xml:space="preserve">All </w:t>
+      </w:r>
+      <w:r>
+        <w:rPr>
+          <w:b/>
+        </w:rPr>
+        <w:t>input</w:t>
+      </w:r>
+      <w:r>
+        <w:rPr>
+          <w:b w:val="0"/>
+        </w:rPr>
+        <w:t>s and outcomes in this worked example are invented classroom data; no real model run is claimed.</w:t>
+      </w:r>
+    </w:p>
+    <w:p>
+      <w:pPr>
+        <w:spacing w:line="336" w:lineRule="auto" w:after="180"/>
+      </w:pPr>
+      <w:r>
+        <w:rPr>
+          <w:b w:val="0"/>
+        </w:rPr>
+        <w:t>Main A/B/Cresults choose A at validation MAE 3 cm, tied with C but simpler; Bhas training 0 and validation 5. Separate picture compares only A/Bwith validation 2/3 cm, again choosing A. The pictured change ties both at2 cm; predeclared simplicity still chooses A. These are supplied development results, not training code or final-test scores.</w:t>
+      </w:r>
+    </w:p>
+    <w:p>
+      <w:pPr>
+        <w:spacing w:line="336" w:lineRule="auto" w:after="180"/>
+      </w:pPr>
+      <w:r>
+        <w:rPr>
+          <w:b w:val="0"/>
+        </w:rPr>
+        <w:t>A lower inspected validation number does not guarantee population performance, and repeated choices can adapt to the validation sample.</w:t>
+      </w:r>
+    </w:p>
+    <w:p>
+      <w:pPr>
+        <w:pStyle w:val="Heading2"/>
+      </w:pPr>
+      <w:r>
+        <w:t>Trace selection,freeze and changed tie</w:t>
+      </w:r>
+    </w:p>
+    <w:p>
+      <w:r>
+        <w:drawing>
+          <wp:inline xmlns:a="http://schemas.openxmlformats.org/drawingml/2006/main" xmlns:pic="http://schemas.openxmlformats.org/drawingml/2006/picture">
+            <wp:extent cx="5486400" cy="3182112"/>
+            <wp:docPr id="1" name="Picture 1" descr="Fit on training: Both candidates are built using training data; B fits it more closely. → Select on validation: Choose A because2 cm is below3 cm. → Reserve final test: Freeze A before scoring final cases; do not select again using their labels."/>
+            <wp:cNvGraphicFramePr>
+              <a:graphicFrameLocks noChangeAspect="1"/>
+            </wp:cNvGraphicFramePr>
+            <a:graphic>
+              <a:graphicData uri="http://schemas.openxmlformats.org/drawingml/2006/picture">
+                <pic:pic>
+                  <pic:nvPicPr>
+                    <pic:cNvPr id="0" name="academy-story-ai-4-24-02.png"/>
+                    <pic:cNvPicPr/>
+                  </pic:nvPicPr>
+                  <pic:blipFill>
+                    <a:blip r:embed="rId9"/>
+                    <a:stretch>
+                      <a:fillRect/>
+                    </a:stretch>
+                  </pic:blipFill>
+                  <pic:spPr>
+                    <a:xfrm>
+                      <a:off x="0" y="0"/>
+                      <a:ext cx="5486400" cy="3182112"/>
+                    </a:xfrm>
+                    <a:prstGeom prst="rect"/>
+                  </pic:spPr>
+                </pic:pic>
+              </a:graphicData>
+            </a:graphic>
+          </wp:inline>
+        </w:drawing>
+      </w:r>
+    </w:p>
+    <w:p>
+      <w:pPr>
+        <w:pStyle w:val="Heading3"/>
+      </w:pPr>
+      <w:r>
+        <w:t>Read the picture one step at a time</w:t>
+      </w:r>
+    </w:p>
+    <w:tbl>
+      <w:tblPr>
+        <w:tblStyle w:val="LightShading-Accent1"/>
+        <w:tblW w:type="auto" w:w="0"/>
+        <w:tblLook w:firstColumn="1" w:firstRow="1" w:lastColumn="0" w:lastRow="0" w:noHBand="0" w:noVBand="1" w:val="04A0"/>
+      </w:tblPr>
+      <w:tblGrid>
+        <w:gridCol w:w="5112"/>
+        <w:gridCol w:w="5112"/>
+      </w:tblGrid>
+      <w:tr>
+        <w:trPr>
+          <w:tblHeader/>
+        </w:trPr>
+        <w:tc>
+          <w:tcPr>
+            <w:tcW w:type="dxa" w:w="5112"/>
+          </w:tcPr>
+          <w:p>
+            <w:r>
+              <w:t>Step</w:t>
+            </w:r>
+          </w:p>
+        </w:tc>
+        <w:tc>
+          <w:tcPr>
+            <w:tcW w:type="dxa" w:w="5112"/>
+          </w:tcPr>
+          <w:p>
+            <w:r>
+              <w:t>What happens and why</w:t>
+            </w:r>
+          </w:p>
+        </w:tc>
+      </w:tr>
+      <w:tr>
+        <w:tc>
+          <w:tcPr>
+            <w:tcW w:type="dxa" w:w="5112"/>
+          </w:tcPr>
+          <w:p>
+            <w:r>
+              <w:t>1. Fit on training</w:t>
+            </w:r>
+          </w:p>
+        </w:tc>
+        <w:tc>
+          <w:tcPr>
+            <w:tcW w:type="dxa" w:w="5112"/>
+          </w:tcPr>
+          <w:p>
+            <w:r>
+              <w:t>Both candidates are built using training data; B fits it more closely.</w:t>
+            </w:r>
+          </w:p>
+        </w:tc>
+      </w:tr>
+      <w:tr>
+        <w:tc>
+          <w:tcPr>
+            <w:tcW w:type="dxa" w:w="5112"/>
+          </w:tcPr>
+          <w:p>
+            <w:r>
+              <w:t>2. Select on validation</w:t>
+            </w:r>
+          </w:p>
+        </w:tc>
+        <w:tc>
+          <w:tcPr>
+            <w:tcW w:type="dxa" w:w="5112"/>
+          </w:tcPr>
+          <w:p>
+            <w:r>
+              <w:t>Choose A because2 cm is below3 cm.</w:t>
+            </w:r>
+          </w:p>
+        </w:tc>
+      </w:tr>
+      <w:tr>
+        <w:tc>
+          <w:tcPr>
+            <w:tcW w:type="dxa" w:w="5112"/>
+          </w:tcPr>
+          <w:p>
+            <w:r>
+              <w:t>3. Reserve final test</w:t>
+            </w:r>
+          </w:p>
+        </w:tc>
+        <w:tc>
+          <w:tcPr>
+            <w:tcW w:type="dxa" w:w="5112"/>
+          </w:tcPr>
+          <w:p>
+            <w:r>
+              <w:t>Freeze A before scoring final cases; do not select again using their labels.</w:t>
+            </w:r>
+          </w:p>
+        </w:tc>
+      </w:tr>
+    </w:tbl>
+    <w:p>
+      <w:r>
+        <w:t>Match each pictured step to the supplied facts. This is a worked teaching case, not an independent assessment.</w:t>
+      </w:r>
+    </w:p>
+    <w:p>
+      <w:pPr>
+        <w:spacing w:line="336" w:lineRule="auto" w:after="180"/>
+      </w:pPr>
+      <w:r>
+        <w:rPr>
+          <w:b w:val="0"/>
+        </w:rPr>
+        <w:t xml:space="preserve">Read the picture in order. Freeze A before scoring final cases; do not select again using their labels. The arrows show which recorded </w:t>
+      </w:r>
+      <w:r>
+        <w:rPr>
+          <w:b/>
+        </w:rPr>
+        <w:t>input</w:t>
+      </w:r>
+      <w:r>
+        <w:rPr>
+          <w:b w:val="0"/>
+        </w:rPr>
+        <w:t xml:space="preserve"> or intermediate result each decision uses.</w:t>
+      </w:r>
+    </w:p>
+    <w:p>
+      <w:pPr>
+        <w:spacing w:line="336" w:lineRule="auto" w:after="180"/>
+      </w:pPr>
+      <w:r>
+        <w:rPr>
+          <w:b w:val="0"/>
+        </w:rPr>
+        <w:t>Explain the deciding step aloud before checking the changed case; pointing to the final answer alone does not show how it follows.</w:t>
+      </w:r>
+    </w:p>
+    <w:p>
+      <w:pPr>
+        <w:spacing w:line="336" w:lineRule="auto" w:after="180"/>
+      </w:pPr>
+      <w:r>
+        <w:rPr>
+          <w:b w:val="0"/>
+        </w:rPr>
+        <w:t xml:space="preserve">Repeated </w:t>
+      </w:r>
+      <w:r>
+        <w:rPr>
+          <w:b/>
+        </w:rPr>
+        <w:t>validation</w:t>
+      </w:r>
+      <w:r>
+        <w:rPr>
+          <w:b w:val="0"/>
+        </w:rPr>
+        <w:t xml:space="preserve"> use can itself overfit model choices; keep a genuinely untouched final evaluation.</w:t>
+      </w:r>
+    </w:p>
+    <w:p>
+      <w:pPr>
+        <w:spacing w:line="336" w:lineRule="auto" w:after="180"/>
+      </w:pPr>
+      <w:r>
+        <w:rPr>
+          <w:b w:val="0"/>
+        </w:rPr>
+        <w:t xml:space="preserve">Change: A and B both have </w:t>
+      </w:r>
+      <w:r>
+        <w:rPr>
+          <w:b/>
+        </w:rPr>
+        <w:t>validation</w:t>
+      </w:r>
+      <w:r>
+        <w:rPr>
+          <w:b w:val="0"/>
+        </w:rPr>
+        <w:t xml:space="preserve"> MAE2 cm; A is simpler under a predeclared tie rule.</w:t>
+      </w:r>
+    </w:p>
+    <w:p>
+      <w:pPr>
+        <w:spacing w:line="336" w:lineRule="auto" w:after="180"/>
+      </w:pPr>
+      <w:r>
+        <w:rPr>
+          <w:b/>
+        </w:rPr>
+        <w:t>Prediction</w:t>
+      </w:r>
+      <w:r>
+        <w:rPr>
+          <w:b w:val="0"/>
+        </w:rPr>
+        <w:t>: Select A using the predeclared simpler-model tie-break.</w:t>
+      </w:r>
+    </w:p>
+    <w:p>
+      <w:pPr>
+        <w:spacing w:line="336" w:lineRule="auto" w:after="180"/>
+      </w:pPr>
+      <w:r>
+        <w:rPr>
+          <w:b w:val="0"/>
+        </w:rPr>
+        <w:t xml:space="preserve">Reason: The </w:t>
+      </w:r>
+      <w:r>
+        <w:rPr>
+          <w:b/>
+        </w:rPr>
+        <w:t>validation</w:t>
+      </w:r>
+      <w:r>
+        <w:rPr>
+          <w:b w:val="0"/>
+        </w:rPr>
+        <w:t xml:space="preserve"> errors tie, so the stated secondary rule decides without consulting final data.</w:t>
+      </w:r>
+    </w:p>
+    <w:p>
+      <w:pPr>
+        <w:pStyle w:val="Heading2"/>
+      </w:pPr>
+      <w:r>
+        <w:t>Additional100-leaf role example · reference / check after trying</w:t>
+      </w:r>
+    </w:p>
+    <w:p>
+      <w:pPr>
+        <w:spacing w:line="336" w:lineRule="auto" w:after="180"/>
+      </w:pPr>
+      <w:r>
+        <w:rPr>
+          <w:b w:val="0"/>
+        </w:rPr>
+        <w:t xml:space="preserve">Split 100 independent leaves into 60 train,20 </w:t>
+      </w:r>
+      <w:r>
+        <w:rPr>
+          <w:b/>
+        </w:rPr>
+        <w:t>validation</w:t>
+      </w:r>
+      <w:r>
+        <w:rPr>
+          <w:b w:val="0"/>
+        </w:rPr>
+        <w:t>,20 test.</w:t>
+      </w:r>
+    </w:p>
+    <w:p>
+      <w:pPr>
+        <w:spacing w:line="336" w:lineRule="auto" w:after="180"/>
+      </w:pPr>
+      <w:r>
+        <w:rPr>
+          <w:b w:val="0"/>
+        </w:rPr>
+        <w:t>Explain roles and pre</w:t>
+      </w:r>
+      <w:r>
+        <w:rPr>
+          <w:b/>
+        </w:rPr>
+        <w:t>process</w:t>
+      </w:r>
+      <w:r>
+        <w:rPr>
+          <w:b w:val="0"/>
+        </w:rPr>
+        <w:t>ing.</w:t>
+      </w:r>
+    </w:p>
+    <w:p>
+      <w:pPr>
+        <w:spacing w:line="336" w:lineRule="auto" w:after="180"/>
+      </w:pPr>
+      <w:r>
+        <w:rPr>
+          <w:b w:val="0"/>
+        </w:rPr>
+        <w:t xml:space="preserve">Train fits parameters and learned transforms; </w:t>
+      </w:r>
+      <w:r>
+        <w:rPr>
+          <w:b/>
+        </w:rPr>
+        <w:t>validation</w:t>
+      </w:r>
+      <w:r>
+        <w:rPr>
+          <w:b w:val="0"/>
+        </w:rPr>
+        <w:t xml:space="preserve"> chooses settings; final test evaluates the selected system. Group related records first.</w:t>
+      </w:r>
+    </w:p>
+    <w:p>
+      <w:pPr>
+        <w:pStyle w:val="Heading2"/>
+      </w:pPr>
+      <w:r>
+        <w:t>Earlier wording, alternatives and picture transcripts · reference / check after trying</w:t>
+      </w:r>
+    </w:p>
+    <w:p>
+      <w:pPr>
+        <w:spacing w:line="336" w:lineRule="auto" w:after="180"/>
+      </w:pPr>
+      <w:r>
+        <w:rPr>
+          <w:b w:val="0"/>
+        </w:rPr>
+        <w:t>Explain the mechanism</w:t>
+      </w:r>
+    </w:p>
+    <w:p>
+      <w:pPr>
+        <w:spacing w:line="336" w:lineRule="auto" w:after="180"/>
+      </w:pPr>
+      <w:r>
+        <w:rPr>
+          <w:b w:val="0"/>
+        </w:rPr>
+        <w:t>Trace the information, fitted behavior, and evaluation proof separately.</w:t>
+      </w:r>
+    </w:p>
+    <w:p>
+      <w:pPr>
+        <w:spacing w:line="336" w:lineRule="auto" w:after="180"/>
+      </w:pPr>
+      <w:r>
+        <w:rPr>
+          <w:b w:val="0"/>
+        </w:rPr>
+        <w:t>QUESTION Assign every modeling decision and dataset use to the correct split.</w:t>
+      </w:r>
+    </w:p>
+    <w:p>
+      <w:pPr>
+        <w:spacing w:line="336" w:lineRule="auto" w:after="180"/>
+      </w:pPr>
+      <w:r>
+        <w:rPr>
+          <w:b w:val="0"/>
+        </w:rPr>
+        <w:t xml:space="preserve">MODEL IDEA </w:t>
+      </w:r>
+      <w:r>
+        <w:rPr>
+          <w:b/>
+        </w:rPr>
+        <w:t>Training</w:t>
+      </w:r>
+      <w:r>
+        <w:rPr>
+          <w:b w:val="0"/>
+        </w:rPr>
+        <w:t xml:space="preserve"> fits parameters, </w:t>
+      </w:r>
+      <w:r>
+        <w:rPr>
+          <w:b/>
+        </w:rPr>
+        <w:t>validation</w:t>
+      </w:r>
+      <w:r>
+        <w:rPr>
+          <w:b w:val="0"/>
+        </w:rPr>
+        <w:t xml:space="preserve"> chooses settings, and testing estimates final performance after choices are frozen.</w:t>
+      </w:r>
+    </w:p>
+    <w:p>
+      <w:pPr>
+        <w:spacing w:line="336" w:lineRule="auto" w:after="180"/>
+      </w:pPr>
+      <w:r>
+        <w:rPr>
+          <w:b w:val="0"/>
+        </w:rPr>
+        <w:t>PROOF NEEDED Use an unseen case, visible calculation, error analysis, and a stated limitation.</w:t>
+      </w:r>
+    </w:p>
+    <w:p>
+      <w:pPr>
+        <w:spacing w:line="336" w:lineRule="auto" w:after="180"/>
+      </w:pPr>
+      <w:r>
+        <w:rPr>
+          <w:b w:val="0"/>
+        </w:rPr>
+        <w:t xml:space="preserve">UNDER THE HOOD Fit two candidate trees on </w:t>
+      </w:r>
+      <w:r>
+        <w:rPr>
+          <w:b/>
+        </w:rPr>
+        <w:t>training</w:t>
+      </w:r>
+      <w:r>
+        <w:rPr>
+          <w:b w:val="0"/>
+        </w:rPr>
+        <w:t xml:space="preserve"> rows. Choose depth and threshold using </w:t>
+      </w:r>
+      <w:r>
+        <w:rPr>
+          <w:b/>
+        </w:rPr>
+        <w:t>validation</w:t>
+      </w:r>
+      <w:r>
+        <w:rPr>
+          <w:b w:val="0"/>
+        </w:rPr>
+        <w:t xml:space="preserve"> metrics and error slices.</w:t>
+      </w:r>
+    </w:p>
+    <w:p>
+      <w:pPr>
+        <w:spacing w:line="336" w:lineRule="auto" w:after="180"/>
+      </w:pPr>
+      <w:r>
+        <w:rPr>
+          <w:b w:val="0"/>
+        </w:rPr>
+        <w:t xml:space="preserve">Draw a fresh data → model → </w:t>
+      </w:r>
+      <w:r>
+        <w:rPr>
+          <w:b/>
+        </w:rPr>
+        <w:t>prediction</w:t>
+      </w:r>
+      <w:r>
+        <w:rPr>
+          <w:b w:val="0"/>
+        </w:rPr>
+        <w:t xml:space="preserve"> → evaluation trace:</w:t>
+      </w:r>
+    </w:p>
+    <w:p>
+      <w:pPr>
+        <w:spacing w:line="336" w:lineRule="auto" w:after="180"/>
+      </w:pPr>
+      <w:r>
+        <w:rPr>
+          <w:b w:val="0"/>
+        </w:rPr>
+        <w:t xml:space="preserve">Predict first. Then check each step. A correct answer without visible </w:t>
+      </w:r>
+      <w:r>
+        <w:rPr>
+          <w:b/>
+        </w:rPr>
+        <w:t>evidence</w:t>
+      </w:r>
+      <w:r>
+        <w:rPr>
+          <w:b w:val="0"/>
+        </w:rPr>
+        <w:t xml:space="preserve"> cannot be audited.</w:t>
+      </w:r>
+    </w:p>
+    <w:p>
+      <w:pPr>
+        <w:spacing w:line="336" w:lineRule="auto" w:after="180"/>
+      </w:pPr>
+      <w:r>
+        <w:rPr>
+          <w:b w:val="0"/>
+        </w:rPr>
+        <w:t xml:space="preserve">STEP 1 Fit two candidate trees on </w:t>
+      </w:r>
+      <w:r>
+        <w:rPr>
+          <w:b/>
+        </w:rPr>
+        <w:t>training</w:t>
+      </w:r>
+      <w:r>
+        <w:rPr>
+          <w:b w:val="0"/>
+        </w:rPr>
+        <w:t xml:space="preserve"> rows.</w:t>
+      </w:r>
+    </w:p>
+    <w:p>
+      <w:pPr>
+        <w:spacing w:line="336" w:lineRule="auto" w:after="180"/>
+      </w:pPr>
+      <w:r>
+        <w:rPr>
+          <w:b w:val="0"/>
+        </w:rPr>
+        <w:t xml:space="preserve">STEP 2 Choose depth and threshold using </w:t>
+      </w:r>
+      <w:r>
+        <w:rPr>
+          <w:b/>
+        </w:rPr>
+        <w:t>validation</w:t>
+      </w:r>
+      <w:r>
+        <w:rPr>
+          <w:b w:val="0"/>
+        </w:rPr>
+        <w:t xml:space="preserve"> metrics and error slices.</w:t>
+      </w:r>
+    </w:p>
+    <w:p>
+      <w:pPr>
+        <w:spacing w:line="336" w:lineRule="auto" w:after="180"/>
+      </w:pPr>
+      <w:r>
+        <w:rPr>
+          <w:b w:val="0"/>
+        </w:rPr>
+        <w:t>STEP 3 Freeze pre</w:t>
+      </w:r>
+      <w:r>
+        <w:rPr>
+          <w:b/>
+        </w:rPr>
+        <w:t>process</w:t>
+      </w:r>
+      <w:r>
+        <w:rPr>
+          <w:b w:val="0"/>
+        </w:rPr>
+        <w:t>ing, features, model, and decision threshold.</w:t>
+      </w:r>
+    </w:p>
+    <w:p>
+      <w:pPr>
+        <w:spacing w:line="336" w:lineRule="auto" w:after="180"/>
+      </w:pPr>
+      <w:r>
+        <w:rPr>
+          <w:b w:val="0"/>
+        </w:rPr>
+        <w:t>STEP 4 Evaluate once on test; do not return to tune and still call it final.</w:t>
+      </w:r>
+    </w:p>
+    <w:p>
+      <w:pPr>
+        <w:spacing w:line="336" w:lineRule="auto" w:after="180"/>
+      </w:pPr>
+      <w:r>
+        <w:rPr>
+          <w:b w:val="0"/>
+        </w:rPr>
+        <w:t>CHECK Verify the denominator, unit, split, class definition, and data version before interpreting a score.</w:t>
+      </w:r>
+    </w:p>
+    <w:p>
+      <w:pPr>
+        <w:spacing w:line="336" w:lineRule="auto" w:after="180"/>
+      </w:pPr>
+      <w:r>
+        <w:rPr>
+          <w:b w:val="0"/>
+        </w:rPr>
+        <w:t xml:space="preserve">Recalculate, retrace, or restate the </w:t>
+      </w:r>
+      <w:r>
+        <w:rPr>
+          <w:b/>
+        </w:rPr>
+        <w:t>evidence</w:t>
+      </w:r>
+      <w:r>
+        <w:rPr>
+          <w:b w:val="0"/>
+        </w:rPr>
+        <w:t xml:space="preserve"> independently:</w:t>
+      </w:r>
+    </w:p>
+    <w:p>
+      <w:pPr>
+        <w:pStyle w:val="Heading3"/>
+      </w:pPr>
+      <w:r>
+        <w:t>Concrete teaching case</w:t>
+      </w:r>
+    </w:p>
+    <w:p>
+      <w:pPr>
+        <w:pStyle w:val="Heading3"/>
+      </w:pPr>
+      <w:r>
+        <w:t>Exact explanation to model</w:t>
+      </w:r>
+    </w:p>
+    <w:p>
+      <w:pPr>
+        <w:pStyle w:val="Heading3"/>
+      </w:pPr>
+      <w:r>
+        <w:t>Explain the added worked example</w:t>
+      </w:r>
+    </w:p>
+    <w:p>
+      <w:pPr>
+        <w:pStyle w:val="Heading3"/>
+      </w:pPr>
+      <w:r>
+        <w:t>Key terms</w:t>
+      </w:r>
+    </w:p>
+    <w:p>
+      <w:pPr>
+        <w:pStyle w:val="Heading3"/>
+      </w:pPr>
+      <w:r>
+        <w:t>Model the reasoning aloud</w:t>
+      </w:r>
+    </w:p>
+    <w:p>
+      <w:pPr>
+        <w:spacing w:line="336" w:lineRule="auto" w:after="180"/>
+      </w:pPr>
+      <w:r>
+        <w:rPr>
+          <w:b w:val="0"/>
+        </w:rPr>
+        <w:t xml:space="preserve">Use the complete worked example below before asking learners to complete W2. Reveal a small part, invite a </w:t>
+      </w:r>
+      <w:r>
+        <w:rPr>
+          <w:b/>
+        </w:rPr>
+        <w:t>prediction</w:t>
+      </w:r>
+      <w:r>
+        <w:rPr>
+          <w:b w:val="0"/>
+        </w:rPr>
+        <w:t>, then explain the deciding step.</w:t>
+      </w:r>
+    </w:p>
+    <w:p>
+      <w:pPr>
+        <w:spacing w:line="336" w:lineRule="auto" w:after="180"/>
+      </w:pPr>
+      <w:r>
+        <w:rPr>
+          <w:b w:val="0"/>
+        </w:rPr>
+        <w:t>These teacher notes contain solutions; do not reveal the independent case answer during modelling.</w:t>
+      </w:r>
+    </w:p>
     <w:tbl>
       <w:tblPr>
         <w:tblStyle w:val="LightShading-Accent1"/>
@@ -1968,157 +2572,10 @@
     </w:p>
     <w:p>
       <w:pPr>
-        <w:spacing w:line="336" w:lineRule="auto" w:after="180"/>
-      </w:pPr>
-      <w:r>
-        <w:rPr>
-          <w:b w:val="0"/>
-        </w:rPr>
-        <w:t xml:space="preserve">Assign a separate job to </w:t>
-      </w:r>
-      <w:r>
-        <w:rPr>
-          <w:b/>
-        </w:rPr>
-        <w:t>training</w:t>
-      </w:r>
-      <w:r>
-        <w:rPr>
-          <w:b w:val="0"/>
-        </w:rPr>
-        <w:t xml:space="preserve">, </w:t>
-      </w:r>
-      <w:r>
-        <w:rPr>
-          <w:b/>
-        </w:rPr>
-        <w:t>validation</w:t>
-      </w:r>
-      <w:r>
-        <w:rPr>
-          <w:b w:val="0"/>
-        </w:rPr>
-        <w:t xml:space="preserve"> and final test </w:t>
-      </w:r>
-      <w:r>
-        <w:rPr>
-          <w:b/>
-        </w:rPr>
-        <w:t>evidence</w:t>
-      </w:r>
-      <w:r>
-        <w:rPr>
-          <w:b w:val="0"/>
-        </w:rPr>
-        <w:t>.</w:t>
-      </w:r>
-    </w:p>
-    <w:p>
-      <w:pPr>
         <w:pStyle w:val="Heading3"/>
       </w:pPr>
       <w:r>
         <w:t>The facts we will use</w:t>
-      </w:r>
-    </w:p>
-    <w:p>
-      <w:pPr>
-        <w:pStyle w:val="Heading3"/>
-      </w:pPr>
-      <w:r>
-        <w:t>Supplied facts</w:t>
-      </w:r>
-    </w:p>
-    <w:p>
-      <w:pPr>
-        <w:spacing w:line="336" w:lineRule="auto" w:after="180"/>
-        <w:shd w:fill="F1F6FC"/>
-      </w:pPr>
-      <w:r>
-        <w:rPr>
-          <w:b w:val="0"/>
-        </w:rPr>
-        <w:t xml:space="preserve">Candidates A and B have </w:t>
-      </w:r>
-      <w:r>
-        <w:rPr>
-          <w:b/>
-        </w:rPr>
-        <w:t>training</w:t>
-      </w:r>
-      <w:r>
-        <w:rPr>
-          <w:b w:val="0"/>
-        </w:rPr>
-        <w:t xml:space="preserve"> MAE1 and 0 cm; </w:t>
-      </w:r>
-      <w:r>
-        <w:rPr>
-          <w:b/>
-        </w:rPr>
-        <w:t>validation</w:t>
-      </w:r>
-      <w:r>
-        <w:rPr>
-          <w:b w:val="0"/>
-        </w:rPr>
-        <w:t xml:space="preserve"> MAE2 and 3 cm. </w:t>
-      </w:r>
-      <w:r>
-        <w:rPr>
-          <w:b/>
-        </w:rPr>
-        <w:t>Selection rule</w:t>
-      </w:r>
-      <w:r>
-        <w:rPr>
-          <w:b w:val="0"/>
-        </w:rPr>
-        <w:t xml:space="preserve"> is smallest </w:t>
-      </w:r>
-      <w:r>
-        <w:rPr>
-          <w:b/>
-        </w:rPr>
-        <w:t>validation</w:t>
-      </w:r>
-      <w:r>
-        <w:rPr>
-          <w:b w:val="0"/>
-        </w:rPr>
-        <w:t xml:space="preserve"> MAE.</w:t>
-      </w:r>
-    </w:p>
-    <w:p>
-      <w:pPr>
-        <w:pStyle w:val="Heading3"/>
-      </w:pPr>
-      <w:r>
-        <w:t>Supplied facts</w:t>
-      </w:r>
-    </w:p>
-    <w:p>
-      <w:pPr>
-        <w:spacing w:line="336" w:lineRule="auto" w:after="180"/>
-        <w:shd w:fill="F1F6FC"/>
-      </w:pPr>
-      <w:r>
-        <w:rPr>
-          <w:b w:val="0"/>
-        </w:rPr>
-        <w:t xml:space="preserve">All </w:t>
-      </w:r>
-      <w:r>
-        <w:rPr>
-          <w:b/>
-        </w:rPr>
-        <w:t>input</w:t>
-      </w:r>
-      <w:r>
-        <w:rPr>
-          <w:b w:val="0"/>
-        </w:rPr>
-        <w:t>s and outcomes in this worked example are invented classroom data; no real model run is claimed.</w:t>
       </w:r>
     </w:p>
     <w:p>
@@ -2126,7 +2583,7 @@
         <w:drawing>
           <wp:inline xmlns:a="http://schemas.openxmlformats.org/drawingml/2006/main" xmlns:pic="http://schemas.openxmlformats.org/drawingml/2006/picture">
             <wp:extent cx="5486400" cy="5406571"/>
-            <wp:docPr id="1" name="Picture 1" descr="Train, Validation, Test. Fit on training: Both candidates are built using training data; B fits it more closely.. Select on validation: Choose A because2 cm is below3 cm.. Reserve final test: Freeze A before scoring final cases; do not select again using their labels."/>
+            <wp:docPr id="2" name="Picture 2" descr="Train, Validation, Test. Fit on training: Both candidates are built using training data; B fits it more closely.. Select on validation: Choose A because2 cm is below3 cm.. Reserve final test: Freeze A before scoring final cases; do not select again using their labels."/>
             <wp:cNvGraphicFramePr>
               <a:graphicFrameLocks noChangeAspect="1"/>
             </wp:cNvGraphicFramePr>
@@ -2138,7 +2595,7 @@
                     <pic:cNvPicPr/>
                   </pic:nvPicPr>
                   <pic:blipFill>
-                    <a:blip r:embed="rId9"/>
+                    <a:blip r:embed="rId10"/>
                     <a:stretch>
                       <a:fillRect/>
                     </a:stretch>
@@ -2162,114 +2619,7 @@
         <w:pStyle w:val="Heading3"/>
       </w:pPr>
       <w:r>
-        <w:t>Read the picture one step at a time</w:t>
-      </w:r>
-    </w:p>
-    <w:tbl>
-      <w:tblPr>
-        <w:tblStyle w:val="LightShading-Accent1"/>
-        <w:tblW w:type="auto" w:w="0"/>
-        <w:tblLook w:firstColumn="1" w:firstRow="1" w:lastColumn="0" w:lastRow="0" w:noHBand="0" w:noVBand="1" w:val="04A0"/>
-      </w:tblPr>
-      <w:tblGrid>
-        <w:gridCol w:w="5112"/>
-        <w:gridCol w:w="5112"/>
-      </w:tblGrid>
-      <w:tr>
-        <w:trPr>
-          <w:tblHeader/>
-        </w:trPr>
-        <w:tc>
-          <w:tcPr>
-            <w:tcW w:type="dxa" w:w="5112"/>
-          </w:tcPr>
-          <w:p>
-            <w:r>
-              <w:t>Step</w:t>
-            </w:r>
-          </w:p>
-        </w:tc>
-        <w:tc>
-          <w:tcPr>
-            <w:tcW w:type="dxa" w:w="5112"/>
-          </w:tcPr>
-          <w:p>
-            <w:r>
-              <w:t>What happens and why</w:t>
-            </w:r>
-          </w:p>
-        </w:tc>
-      </w:tr>
-      <w:tr>
-        <w:tc>
-          <w:tcPr>
-            <w:tcW w:type="dxa" w:w="5112"/>
-          </w:tcPr>
-          <w:p>
-            <w:r>
-              <w:t>1. Fit on training</w:t>
-            </w:r>
-          </w:p>
-        </w:tc>
-        <w:tc>
-          <w:tcPr>
-            <w:tcW w:type="dxa" w:w="5112"/>
-          </w:tcPr>
-          <w:p>
-            <w:r>
-              <w:t>Both candidates are built using training data; B fits it more closely.</w:t>
-            </w:r>
-          </w:p>
-        </w:tc>
-      </w:tr>
-      <w:tr>
-        <w:tc>
-          <w:tcPr>
-            <w:tcW w:type="dxa" w:w="5112"/>
-          </w:tcPr>
-          <w:p>
-            <w:r>
-              <w:t>2. Select on validation</w:t>
-            </w:r>
-          </w:p>
-        </w:tc>
-        <w:tc>
-          <w:tcPr>
-            <w:tcW w:type="dxa" w:w="5112"/>
-          </w:tcPr>
-          <w:p>
-            <w:r>
-              <w:t>Choose A because2 cm is below3 cm.</w:t>
-            </w:r>
-          </w:p>
-        </w:tc>
-      </w:tr>
-      <w:tr>
-        <w:tc>
-          <w:tcPr>
-            <w:tcW w:type="dxa" w:w="5112"/>
-          </w:tcPr>
-          <w:p>
-            <w:r>
-              <w:t>3. Reserve final test</w:t>
-            </w:r>
-          </w:p>
-        </w:tc>
-        <w:tc>
-          <w:tcPr>
-            <w:tcW w:type="dxa" w:w="5112"/>
-          </w:tcPr>
-          <w:p>
-            <w:r>
-              <w:t>Freeze A before scoring final cases; do not select again using their labels.</w:t>
-            </w:r>
-          </w:p>
-        </w:tc>
-      </w:tr>
-    </w:tbl>
-    <w:p>
-      <w:r>
-        <w:t>Match each pictured step to the supplied facts. This is a worked teaching case, not an independent assessment.</w:t>
+        <w:t>Why this result follows</w:t>
       </w:r>
     </w:p>
     <w:p>
@@ -2277,7 +2627,7 @@
         <w:pStyle w:val="Heading3"/>
       </w:pPr>
       <w:r>
-        <w:t>Why this result follows</w:t>
+        <w:t>What this example does not establish</w:t>
       </w:r>
     </w:p>
     <w:p>
@@ -2285,19 +2635,26 @@
         <w:pStyle w:val="Heading3"/>
       </w:pPr>
       <w:r>
-        <w:t>Why the result follows</w:t>
+        <w:t>Change one thing in the pictured case</w:t>
+      </w:r>
+    </w:p>
+    <w:p>
+      <w:pPr>
+        <w:pStyle w:val="Heading3"/>
+      </w:pPr>
+      <w:r>
+        <w:t>Ask while showing the picture</w:t>
       </w:r>
     </w:p>
     <w:p>
       <w:pPr>
         <w:spacing w:line="336" w:lineRule="auto" w:after="180"/>
-        <w:shd w:fill="F1F6FC"/>
-      </w:pPr>
-      <w:r>
-        <w:rPr>
-          <w:b w:val="0"/>
-        </w:rPr>
-        <w:t xml:space="preserve">Read the picture in order. Freeze A before scoring final cases; do not select again using their labels. The arrows show which recorded </w:t>
+      </w:pPr>
+      <w:r>
+        <w:rPr>
+          <w:b w:val="0"/>
+        </w:rPr>
+        <w:t xml:space="preserve">Cover the result. Ask learners to name the </w:t>
       </w:r>
       <w:r>
         <w:rPr>
@@ -2309,19 +2666,556 @@
         <w:rPr>
           <w:b w:val="0"/>
         </w:rPr>
-        <w:t xml:space="preserve"> or intermediate result each decision uses.</w:t>
+        <w:t xml:space="preserve">s and predict the next step. Uncover one step, connect the icon to the actual procedure, and explain its </w:t>
+      </w:r>
+      <w:r>
+        <w:rPr>
+          <w:b/>
+        </w:rPr>
+        <w:t>evidence</w:t>
+      </w:r>
+      <w:r>
+        <w:rPr>
+          <w:b w:val="0"/>
+        </w:rPr>
+        <w:t>. Then change the supplied condition and compare.</w:t>
       </w:r>
     </w:p>
     <w:p>
       <w:pPr>
         <w:spacing w:line="336" w:lineRule="auto" w:after="180"/>
-        <w:shd w:fill="F1F6FC"/>
-      </w:pPr>
-      <w:r>
-        <w:rPr>
-          <w:b w:val="0"/>
-        </w:rPr>
-        <w:t>Explain the deciding step aloud before checking the changed case; pointing to the final answer alone does not show how it follows.</w:t>
+      </w:pPr>
+      <w:r>
+        <w:rPr>
+          <w:b w:val="0"/>
+        </w:rPr>
+        <w:t>The picture is a representation; it does not document execution of a real AI model.</w:t>
+      </w:r>
+    </w:p>
+    <w:p>
+      <w:pPr>
+        <w:pStyle w:val="Heading1"/>
+      </w:pPr>
+      <w:r>
+        <w:t>03. Guide the calculation, then remove help</w:t>
+      </w:r>
+    </w:p>
+    <w:p>
+      <w:r>
+        <w:t>Collect each learner’s prediction before showing its key.</w:t>
+      </w:r>
+    </w:p>
+    <w:p>
+      <w:pPr>
+        <w:pStyle w:val="Heading2"/>
+      </w:pPr>
+      <w:r>
+        <w:t>Current completion task and checked key</w:t>
+      </w:r>
+    </w:p>
+    <w:p>
+      <w:pPr>
+        <w:spacing w:line="336" w:lineRule="auto" w:after="180"/>
+      </w:pPr>
+      <w:r>
+        <w:rPr>
+          <w:b w:val="0"/>
+        </w:rPr>
+        <w:t xml:space="preserve">Completion task: Where should parameter </w:t>
+      </w:r>
+      <w:r>
+        <w:rPr>
+          <w:b/>
+        </w:rPr>
+        <w:t>fitting</w:t>
+      </w:r>
+      <w:r>
+        <w:rPr>
+          <w:b w:val="0"/>
+        </w:rPr>
+        <w:t>, setting selection and final reporting occur?</w:t>
+      </w:r>
+    </w:p>
+    <w:p>
+      <w:pPr>
+        <w:spacing w:line="336" w:lineRule="auto" w:after="180"/>
+      </w:pPr>
+      <w:r>
+        <w:rPr>
+          <w:b w:val="0"/>
+        </w:rPr>
+        <w:t xml:space="preserve">Teacher check: Teacher explanation: Fit on </w:t>
+      </w:r>
+      <w:r>
+        <w:rPr>
+          <w:b/>
+        </w:rPr>
+        <w:t>training</w:t>
+      </w:r>
+      <w:r>
+        <w:rPr>
+          <w:b w:val="0"/>
+        </w:rPr>
+        <w:t xml:space="preserve">, select on </w:t>
+      </w:r>
+      <w:r>
+        <w:rPr>
+          <w:b/>
+        </w:rPr>
+        <w:t>validation</w:t>
+      </w:r>
+      <w:r>
+        <w:rPr>
+          <w:b w:val="0"/>
+        </w:rPr>
+        <w:t>, evaluate the frozen choice on held-out test; fit pre</w:t>
+      </w:r>
+      <w:r>
+        <w:rPr>
+          <w:b/>
+        </w:rPr>
+        <w:t>process</w:t>
+      </w:r>
+      <w:r>
+        <w:rPr>
+          <w:b w:val="0"/>
+        </w:rPr>
+        <w:t xml:space="preserve">ing only on </w:t>
+      </w:r>
+      <w:r>
+        <w:rPr>
+          <w:b/>
+        </w:rPr>
+        <w:t>training</w:t>
+      </w:r>
+      <w:r>
+        <w:rPr>
+          <w:b w:val="0"/>
+        </w:rPr>
+        <w:t>.</w:t>
+      </w:r>
+    </w:p>
+    <w:p>
+      <w:pPr>
+        <w:spacing w:line="336" w:lineRule="auto" w:after="180"/>
+      </w:pPr>
+      <w:r>
+        <w:rPr>
+          <w:b w:val="0"/>
+        </w:rPr>
+        <w:t xml:space="preserve">Start by identifying the given </w:t>
+      </w:r>
+      <w:r>
+        <w:rPr>
+          <w:b/>
+        </w:rPr>
+        <w:t>input</w:t>
+      </w:r>
+      <w:r>
+        <w:rPr>
+          <w:b w:val="0"/>
+        </w:rPr>
+        <w:t>s together. Leave the intermediate steps blank. If needed, model one step, then withdraw that help on the next step. Move to a full trace only when the partial trace is understood.</w:t>
+      </w:r>
+    </w:p>
+    <w:p>
+      <w:pPr>
+        <w:spacing w:line="336" w:lineRule="auto" w:after="180"/>
+      </w:pPr>
+      <w:r>
+        <w:rPr>
+          <w:b w:val="0"/>
+        </w:rPr>
+        <w:t>For partners, alternate explainer and checker; collect a response from every learner before discussion.</w:t>
+      </w:r>
+    </w:p>
+    <w:p>
+      <w:pPr>
+        <w:pStyle w:val="Heading2"/>
+      </w:pPr>
+      <w:r>
+        <w:t>Individual misconception check</w:t>
+      </w:r>
+    </w:p>
+    <w:p>
+      <w:pPr>
+        <w:spacing w:line="336" w:lineRule="auto" w:after="180"/>
+      </w:pPr>
+      <w:r>
+        <w:rPr>
+          <w:b w:val="0"/>
+        </w:rPr>
+        <w:t xml:space="preserve">Use the worked case for </w:t>
+      </w:r>
+      <w:r>
+        <w:rPr>
+          <w:b/>
+        </w:rPr>
+        <w:t>Validation</w:t>
+      </w:r>
+      <w:r>
+        <w:rPr>
+          <w:b w:val="0"/>
+        </w:rPr>
+        <w:t xml:space="preserve"> and model selection. Proposed explanation: “A final answer is enough”. Decide whether this explanation is supported.</w:t>
+      </w:r>
+    </w:p>
+    <w:p>
+      <w:pPr>
+        <w:spacing w:line="336" w:lineRule="auto" w:after="180"/>
+      </w:pPr>
+      <w:r>
+        <w:rPr>
+          <w:b w:val="0"/>
+        </w:rPr>
+        <w:t>Point to the step or supplied fact that decides; explain your repair if needed.</w:t>
+      </w:r>
+    </w:p>
+    <w:p>
+      <w:pPr>
+        <w:spacing w:line="336" w:lineRule="auto" w:after="180"/>
+      </w:pPr>
+      <w:r>
+        <w:rPr>
+          <w:b w:val="0"/>
+        </w:rPr>
+        <w:t xml:space="preserve">Expected correction: Ask for the relevant counts, units, procedure or saved record. For this week: Choose A: </w:t>
+      </w:r>
+      <w:r>
+        <w:rPr>
+          <w:b/>
+        </w:rPr>
+        <w:t>validation</w:t>
+      </w:r>
+      <w:r>
+        <w:rPr>
+          <w:b w:val="0"/>
+        </w:rPr>
+        <w:t xml:space="preserve"> MAE 3 ties C, and A wins the simplicity tie. B has </w:t>
+      </w:r>
+      <w:r>
+        <w:rPr>
+          <w:b/>
+        </w:rPr>
+        <w:t>validation</w:t>
+      </w:r>
+      <w:r>
+        <w:rPr>
+          <w:b w:val="0"/>
+        </w:rPr>
+        <w:t xml:space="preserve"> MAE 5 despite </w:t>
+      </w:r>
+      <w:r>
+        <w:rPr>
+          <w:b/>
+        </w:rPr>
+        <w:t>training</w:t>
+      </w:r>
+      <w:r>
+        <w:rPr>
+          <w:b w:val="0"/>
+        </w:rPr>
+        <w:t xml:space="preserve"> MAE 0.</w:t>
+      </w:r>
+    </w:p>
+    <w:p>
+      <w:pPr>
+        <w:spacing w:line="336" w:lineRule="auto" w:after="180"/>
+      </w:pPr>
+      <w:r>
+        <w:rPr>
+          <w:b w:val="0"/>
+        </w:rPr>
+        <w:t>Collect explanations, not only yes/no votes. If a misunderstanding is common, re-model the relevant step for the class.</w:t>
+      </w:r>
+    </w:p>
+    <w:p>
+      <w:pPr>
+        <w:spacing w:line="336" w:lineRule="auto" w:after="180"/>
+      </w:pPr>
+      <w:r>
+        <w:rPr>
+          <w:b w:val="0"/>
+        </w:rPr>
+        <w:t>If it affects a few learners, give a short targeted group explanation while others solve a more demanding variation.</w:t>
+      </w:r>
+    </w:p>
+    <w:p>
+      <w:pPr>
+        <w:pStyle w:val="Heading2"/>
+      </w:pPr>
+      <w:r>
+        <w:t>Pictorial question and changed-case reasoning</w:t>
+      </w:r>
+    </w:p>
+    <w:p>
+      <w:pPr>
+        <w:spacing w:line="336" w:lineRule="auto" w:after="180"/>
+      </w:pPr>
+      <w:r>
+        <w:rPr>
+          <w:b w:val="0"/>
+        </w:rPr>
+        <w:t xml:space="preserve">Why does B’s zero </w:t>
+      </w:r>
+      <w:r>
+        <w:rPr>
+          <w:b/>
+        </w:rPr>
+        <w:t>training</w:t>
+      </w:r>
+      <w:r>
+        <w:rPr>
+          <w:b w:val="0"/>
+        </w:rPr>
+        <w:t xml:space="preserve"> MAE not settle the original choice? Point to the relevant step in the picture, then write the changed result and the rule or </w:t>
+      </w:r>
+      <w:r>
+        <w:rPr>
+          <w:b/>
+        </w:rPr>
+        <w:t>evidence</w:t>
+      </w:r>
+      <w:r>
+        <w:rPr>
+          <w:b w:val="0"/>
+        </w:rPr>
+        <w:t xml:space="preserve"> that supports it.</w:t>
+      </w:r>
+    </w:p>
+    <w:p>
+      <w:pPr>
+        <w:spacing w:line="336" w:lineRule="auto" w:after="180"/>
+      </w:pPr>
+      <w:r>
+        <w:rPr>
+          <w:b w:val="0"/>
+        </w:rPr>
+        <w:t xml:space="preserve">Model selection is based on held-out </w:t>
+      </w:r>
+      <w:r>
+        <w:rPr>
+          <w:b/>
+        </w:rPr>
+        <w:t>validation</w:t>
+      </w:r>
+      <w:r>
+        <w:rPr>
+          <w:b w:val="0"/>
+        </w:rPr>
+        <w:t xml:space="preserve"> error here. Lower </w:t>
+      </w:r>
+      <w:r>
+        <w:rPr>
+          <w:b/>
+        </w:rPr>
+        <w:t>training</w:t>
+      </w:r>
+      <w:r>
+        <w:rPr>
+          <w:b w:val="0"/>
+        </w:rPr>
+        <w:t xml:space="preserve"> error can reflect </w:t>
+      </w:r>
+      <w:r>
+        <w:rPr>
+          <w:b/>
+        </w:rPr>
+        <w:t>fitting</w:t>
+      </w:r>
+      <w:r>
+        <w:rPr>
+          <w:b w:val="0"/>
+        </w:rPr>
+        <w:t xml:space="preserve"> the </w:t>
+      </w:r>
+      <w:r>
+        <w:rPr>
+          <w:b/>
+        </w:rPr>
+        <w:t>training</w:t>
+      </w:r>
+      <w:r>
+        <w:rPr>
+          <w:b w:val="0"/>
+        </w:rPr>
+        <w:t xml:space="preserve"> details rather than better new-case </w:t>
+      </w:r>
+      <w:r>
+        <w:rPr>
+          <w:b/>
+        </w:rPr>
+        <w:t>prediction</w:t>
+      </w:r>
+      <w:r>
+        <w:rPr>
+          <w:b w:val="0"/>
+        </w:rPr>
+        <w:t>.</w:t>
+      </w:r>
+    </w:p>
+    <w:p>
+      <w:pPr>
+        <w:spacing w:line="336" w:lineRule="auto" w:after="180"/>
+      </w:pPr>
+      <w:r>
+        <w:rPr>
+          <w:b w:val="0"/>
+        </w:rPr>
+        <w:t xml:space="preserve">Changed-case check: Select A using the predeclared simpler-model tie-break. The </w:t>
+      </w:r>
+      <w:r>
+        <w:rPr>
+          <w:b/>
+        </w:rPr>
+        <w:t>validation</w:t>
+      </w:r>
+      <w:r>
+        <w:rPr>
+          <w:b w:val="0"/>
+        </w:rPr>
+        <w:t xml:space="preserve"> errors tie, so the stated secondary rule decides without consulting final data.</w:t>
+      </w:r>
+    </w:p>
+    <w:p>
+      <w:pPr>
+        <w:spacing w:line="336" w:lineRule="auto" w:after="180"/>
+      </w:pPr>
+      <w:r>
+        <w:rPr>
+          <w:b w:val="0"/>
+        </w:rPr>
+        <w:t xml:space="preserve">Changed-case reasoning: Select A using the predeclared simpler-model tie-break. The </w:t>
+      </w:r>
+      <w:r>
+        <w:rPr>
+          <w:b/>
+        </w:rPr>
+        <w:t>validation</w:t>
+      </w:r>
+      <w:r>
+        <w:rPr>
+          <w:b w:val="0"/>
+        </w:rPr>
+        <w:t xml:space="preserve"> errors tie, so the stated secondary rule decides without consulting final data.</w:t>
+      </w:r>
+    </w:p>
+    <w:p>
+      <w:pPr>
+        <w:spacing w:line="336" w:lineRule="auto" w:after="180"/>
+      </w:pPr>
+      <w:r>
+        <w:rPr>
+          <w:b w:val="0"/>
+        </w:rPr>
+        <w:t xml:space="preserve">Collect each learner’s explanation before discussion. Use the first missing connection between </w:t>
+      </w:r>
+      <w:r>
+        <w:rPr>
+          <w:b/>
+        </w:rPr>
+        <w:t>input</w:t>
+      </w:r>
+      <w:r>
+        <w:rPr>
+          <w:b w:val="0"/>
+        </w:rPr>
+        <w:t xml:space="preserve">, deciding step and result to choose support. This question is worked-case practice, not fresh mastery </w:t>
+      </w:r>
+      <w:r>
+        <w:rPr>
+          <w:b/>
+        </w:rPr>
+        <w:t>evidence</w:t>
+      </w:r>
+      <w:r>
+        <w:rPr>
+          <w:b w:val="0"/>
+        </w:rPr>
+        <w:t>.</w:t>
+      </w:r>
+    </w:p>
+    <w:p>
+      <w:pPr>
+        <w:pStyle w:val="Heading2"/>
+      </w:pPr>
+      <w:r>
+        <w:t>Keep each learner explaining</w:t>
+      </w:r>
+    </w:p>
+    <w:p>
+      <w:pPr>
+        <w:spacing w:line="336" w:lineRule="auto" w:after="180"/>
+      </w:pPr>
+      <w:r>
+        <w:rPr>
+          <w:b w:val="0"/>
+        </w:rPr>
+        <w:t>Ask: Which facts are given, and which would we have to assume? Learners mark relevant details before discussing answers.</w:t>
+      </w:r>
+    </w:p>
+    <w:p>
+      <w:pPr>
+        <w:spacing w:line="336" w:lineRule="auto" w:after="180"/>
+      </w:pPr>
+      <w:r>
+        <w:rPr>
+          <w:b w:val="0"/>
+        </w:rPr>
+        <w:t>Say: Predict first. Show the rule, information path or calculation that would produce the result. A correct guess is not yet an explanation.</w:t>
+      </w:r>
+    </w:p>
+    <w:p>
+      <w:pPr>
+        <w:spacing w:line="336" w:lineRule="auto" w:after="180"/>
+      </w:pPr>
+      <w:r>
+        <w:rPr>
+          <w:b w:val="0"/>
+        </w:rPr>
+        <w:t xml:space="preserve">In pairs, one learner solves while the other checks </w:t>
+      </w:r>
+      <w:r>
+        <w:rPr>
+          <w:b/>
+        </w:rPr>
+        <w:t>evidence</w:t>
+      </w:r>
+      <w:r>
+        <w:rPr>
+          <w:b w:val="0"/>
+        </w:rPr>
+        <w:t>; exchange roles. Remove the worked answer before independent assessment.</w:t>
+      </w:r>
+    </w:p>
+    <w:p>
+      <w:pPr>
+        <w:pStyle w:val="Heading2"/>
+      </w:pPr>
+      <w:r>
+        <w:t>Earlier wording, alternatives and picture transcripts · reference / check after trying</w:t>
+      </w:r>
+    </w:p>
+    <w:p>
+      <w:pPr>
+        <w:spacing w:line="336" w:lineRule="auto" w:after="180"/>
+      </w:pPr>
+      <w:r>
+        <w:rPr>
+          <w:b w:val="0"/>
+        </w:rPr>
+        <w:t>Compact alternative: this two-session sequence covers selected core tasks. Use the three-session weekly plan for the full lesson, independent transfer, feedback and project work; allow extra time for extensions.</w:t>
+      </w:r>
+    </w:p>
+    <w:p>
+      <w:pPr>
+        <w:spacing w:line="336" w:lineRule="auto" w:after="180"/>
+      </w:pPr>
+      <w:r>
+        <w:rPr>
+          <w:b w:val="0"/>
+        </w:rPr>
+        <w:t>Demonstrate and guide practice</w:t>
       </w:r>
     </w:p>
     <w:p>
@@ -2329,7 +3223,111 @@
         <w:pStyle w:val="Heading3"/>
       </w:pPr>
       <w:r>
-        <w:t>What this example does not establish</w:t>
+        <w:t>Board sequence</w:t>
+      </w:r>
+    </w:p>
+    <w:p>
+      <w:pPr>
+        <w:spacing w:line="336" w:lineRule="auto" w:after="180"/>
+      </w:pPr>
+      <w:r>
+        <w:rPr>
+          <w:b w:val="0"/>
+        </w:rPr>
+        <w:t xml:space="preserve">Write the given facts: Split 100 independent leaves into 60 train,20 </w:t>
+      </w:r>
+      <w:r>
+        <w:rPr>
+          <w:b/>
+        </w:rPr>
+        <w:t>validation</w:t>
+      </w:r>
+      <w:r>
+        <w:rPr>
+          <w:b w:val="0"/>
+        </w:rPr>
+        <w:t>,20 test.</w:t>
+      </w:r>
+    </w:p>
+    <w:p>
+      <w:pPr>
+        <w:spacing w:line="336" w:lineRule="auto" w:after="180"/>
+      </w:pPr>
+      <w:r>
+        <w:rPr>
+          <w:b w:val="0"/>
+        </w:rPr>
+        <w:t>Write the question to explain: Explain roles and pre</w:t>
+      </w:r>
+      <w:r>
+        <w:rPr>
+          <w:b/>
+        </w:rPr>
+        <w:t>process</w:t>
+      </w:r>
+      <w:r>
+        <w:rPr>
+          <w:b w:val="0"/>
+        </w:rPr>
+        <w:t>ing.</w:t>
+      </w:r>
+    </w:p>
+    <w:p>
+      <w:pPr>
+        <w:spacing w:line="336" w:lineRule="auto" w:after="180"/>
+      </w:pPr>
+      <w:r>
+        <w:rPr>
+          <w:b w:val="0"/>
+        </w:rPr>
+        <w:t xml:space="preserve">Reveal after </w:t>
+      </w:r>
+      <w:r>
+        <w:rPr>
+          <w:b/>
+        </w:rPr>
+        <w:t>prediction</w:t>
+      </w:r>
+      <w:r>
+        <w:rPr>
+          <w:b w:val="0"/>
+        </w:rPr>
+        <w:t xml:space="preserve">s: Train fits parameters and learned transforms; </w:t>
+      </w:r>
+      <w:r>
+        <w:rPr>
+          <w:b/>
+        </w:rPr>
+        <w:t>validation</w:t>
+      </w:r>
+      <w:r>
+        <w:rPr>
+          <w:b w:val="0"/>
+        </w:rPr>
+        <w:t xml:space="preserve"> chooses settings; final test evaluates the selected system. Group related records first.</w:t>
+      </w:r>
+    </w:p>
+    <w:p>
+      <w:pPr>
+        <w:spacing w:line="336" w:lineRule="auto" w:after="180"/>
+      </w:pPr>
+      <w:r>
+        <w:rPr>
+          <w:b w:val="0"/>
+        </w:rPr>
+        <w:t>Use the earlier transfer question as additional practice. Reserve the selected fresh P/Q/R</w:t>
+      </w:r>
+      <w:r>
+        <w:rPr>
+          <w:b/>
+        </w:rPr>
+        <w:t>validation</w:t>
+      </w:r>
+      <w:r>
+        <w:rPr>
+          <w:b w:val="0"/>
+        </w:rPr>
+        <w:t>-and-test-action task for the first individual attempt and record support used.</w:t>
       </w:r>
     </w:p>
     <w:p>
@@ -2337,454 +3335,18 @@
         <w:pStyle w:val="Heading3"/>
       </w:pPr>
       <w:r>
-        <w:t>Keep the stated limit</w:t>
+        <w:t>Classroom dialogue</w:t>
       </w:r>
     </w:p>
     <w:p>
       <w:pPr>
         <w:spacing w:line="336" w:lineRule="auto" w:after="180"/>
-        <w:shd w:fill="FFF5E6"/>
-      </w:pPr>
-      <w:r>
-        <w:rPr>
-          <w:b w:val="0"/>
-        </w:rPr>
-        <w:t xml:space="preserve">Repeated </w:t>
-      </w:r>
-      <w:r>
-        <w:rPr>
-          <w:b/>
-        </w:rPr>
-        <w:t>validation</w:t>
-      </w:r>
-      <w:r>
-        <w:rPr>
-          <w:b w:val="0"/>
-        </w:rPr>
-        <w:t xml:space="preserve"> use can itself overfit model choices; keep a genuinely untouched final evaluation.</w:t>
-      </w:r>
-    </w:p>
-    <w:p>
-      <w:pPr>
-        <w:pStyle w:val="Heading3"/>
-      </w:pPr>
-      <w:r>
-        <w:t>Change one thing in the pictured case</w:t>
-      </w:r>
-    </w:p>
-    <w:p>
-      <w:pPr>
-        <w:pStyle w:val="Heading3"/>
-      </w:pPr>
-      <w:r>
-        <w:t>Change one thing</w:t>
-      </w:r>
-    </w:p>
-    <w:p>
-      <w:pPr>
-        <w:spacing w:line="336" w:lineRule="auto" w:after="180"/>
-        <w:shd w:fill="F5F1FB"/>
-      </w:pPr>
-      <w:r>
-        <w:rPr>
-          <w:b w:val="0"/>
-        </w:rPr>
-        <w:t xml:space="preserve">Change: A and B both have </w:t>
-      </w:r>
-      <w:r>
-        <w:rPr>
-          <w:b/>
-        </w:rPr>
-        <w:t>validation</w:t>
-      </w:r>
-      <w:r>
-        <w:rPr>
-          <w:b w:val="0"/>
-        </w:rPr>
-        <w:t xml:space="preserve"> MAE2 cm; A is simpler under a predeclared tie rule.</w:t>
-      </w:r>
-    </w:p>
-    <w:p>
-      <w:pPr>
-        <w:pStyle w:val="Heading3"/>
-      </w:pPr>
-      <w:r>
-        <w:t>Predicted result</w:t>
-      </w:r>
-    </w:p>
-    <w:p>
-      <w:pPr>
-        <w:spacing w:line="336" w:lineRule="auto" w:after="180"/>
-        <w:shd w:fill="F1F6FC"/>
-      </w:pPr>
-      <w:r>
-        <w:rPr>
-          <w:b/>
-        </w:rPr>
-        <w:t>Prediction</w:t>
-      </w:r>
-      <w:r>
-        <w:rPr>
-          <w:b w:val="0"/>
-        </w:rPr>
-        <w:t>: Select A using the predeclared simpler-model tie-break.</w:t>
-      </w:r>
-    </w:p>
-    <w:p>
-      <w:pPr>
-        <w:pStyle w:val="Heading3"/>
-      </w:pPr>
-      <w:r>
-        <w:t>Why the result follows</w:t>
-      </w:r>
-    </w:p>
-    <w:p>
-      <w:pPr>
-        <w:spacing w:line="336" w:lineRule="auto" w:after="180"/>
-        <w:shd w:fill="F1F6FC"/>
-      </w:pPr>
-      <w:r>
-        <w:rPr>
-          <w:b w:val="0"/>
-        </w:rPr>
-        <w:t xml:space="preserve">Reason: The </w:t>
-      </w:r>
-      <w:r>
-        <w:rPr>
-          <w:b/>
-        </w:rPr>
-        <w:t>validation</w:t>
-      </w:r>
-      <w:r>
-        <w:rPr>
-          <w:b w:val="0"/>
-        </w:rPr>
-        <w:t xml:space="preserve"> errors tie, so the stated secondary rule decides without consulting final data.</w:t>
-      </w:r>
-    </w:p>
-    <w:p>
-      <w:pPr>
-        <w:pStyle w:val="Heading3"/>
-      </w:pPr>
-      <w:r>
-        <w:t>Ask while showing the picture</w:t>
-      </w:r>
-    </w:p>
-    <w:p>
-      <w:pPr>
-        <w:pStyle w:val="Heading3"/>
-      </w:pPr>
-      <w:r>
-        <w:t>Ask while showing the picture · 2</w:t>
-      </w:r>
-    </w:p>
-    <w:p>
-      <w:pPr>
-        <w:spacing w:line="336" w:lineRule="auto" w:after="180"/>
-      </w:pPr>
-      <w:r>
-        <w:rPr>
-          <w:b w:val="0"/>
-        </w:rPr>
-        <w:t xml:space="preserve">Cover the result. Ask learners to name the </w:t>
-      </w:r>
-      <w:r>
-        <w:rPr>
-          <w:b/>
-        </w:rPr>
-        <w:t>input</w:t>
-      </w:r>
-      <w:r>
-        <w:rPr>
-          <w:b w:val="0"/>
-        </w:rPr>
-        <w:t xml:space="preserve">s and predict the next step. Uncover one step, connect the icon to the actual procedure, and explain its </w:t>
-      </w:r>
-      <w:r>
-        <w:rPr>
-          <w:b/>
-        </w:rPr>
-        <w:t>evidence</w:t>
-      </w:r>
-      <w:r>
-        <w:rPr>
-          <w:b w:val="0"/>
-        </w:rPr>
-        <w:t>. Then change the supplied condition and compare.</w:t>
-      </w:r>
-    </w:p>
-    <w:p>
-      <w:pPr>
-        <w:spacing w:line="336" w:lineRule="auto" w:after="180"/>
-      </w:pPr>
-      <w:r>
-        <w:rPr>
-          <w:b w:val="0"/>
-        </w:rPr>
-        <w:t>The picture is a representation; it does not document execution of a real AI model.</w:t>
-      </w:r>
-    </w:p>
-    <w:p>
-      <w:pPr>
-        <w:pStyle w:val="Heading1"/>
-      </w:pPr>
-      <w:r>
-        <w:t>03. Demonstrate and guide practice</w:t>
-      </w:r>
-    </w:p>
-    <w:p>
-      <w:r>
-        <w:t>Demonstrate Train, Validation, Test, reduce support deliberately and check individual reasoning before discussing answers.</w:t>
-      </w:r>
-    </w:p>
-    <w:p>
-      <w:pPr>
-        <w:pStyle w:val="Heading3"/>
-      </w:pPr>
-      <w:r>
-        <w:t>Choose the pacing route</w:t>
-      </w:r>
-    </w:p>
-    <w:p>
-      <w:pPr>
-        <w:spacing w:line="336" w:lineRule="auto" w:after="180"/>
-        <w:shd w:fill="F1F6F8"/>
-      </w:pPr>
-      <w:r>
-        <w:rPr>
-          <w:b w:val="0"/>
-        </w:rPr>
-        <w:t>Compact alternative: this two-session sequence covers selected core tasks. Use the three-session weekly plan for the full lesson, independent transfer, feedback and project work; allow extra time for extensions.</w:t>
-      </w:r>
-    </w:p>
-    <w:p>
-      <w:pPr>
-        <w:pStyle w:val="Heading3"/>
-      </w:pPr>
-      <w:r>
-        <w:t>Board sequence</w:t>
-      </w:r>
-    </w:p>
-    <w:p>
-      <w:pPr>
-        <w:pStyle w:val="Heading3"/>
-      </w:pPr>
-      <w:r>
-        <w:t>1. Put the facts on the board</w:t>
-      </w:r>
-    </w:p>
-    <w:p>
-      <w:pPr>
-        <w:spacing w:line="336" w:lineRule="auto" w:after="180"/>
-        <w:shd w:fill="F4F9FC"/>
-      </w:pPr>
-      <w:r>
-        <w:rPr>
-          <w:b w:val="0"/>
-        </w:rPr>
-        <w:t xml:space="preserve">Write the given facts: Split 100 independent leaves into 60 train,20 </w:t>
-      </w:r>
-      <w:r>
-        <w:rPr>
-          <w:b/>
-        </w:rPr>
-        <w:t>validation</w:t>
-      </w:r>
-      <w:r>
-        <w:rPr>
-          <w:b w:val="0"/>
-        </w:rPr>
-        <w:t>,20 test.</w:t>
-      </w:r>
-    </w:p>
-    <w:p>
-      <w:pPr>
-        <w:pStyle w:val="Heading3"/>
-      </w:pPr>
-      <w:r>
-        <w:t>2. State the decision to explain</w:t>
-      </w:r>
-    </w:p>
-    <w:p>
-      <w:pPr>
-        <w:spacing w:line="336" w:lineRule="auto" w:after="180"/>
-        <w:shd w:fill="F4F9FC"/>
-      </w:pPr>
-      <w:r>
-        <w:rPr>
-          <w:b w:val="0"/>
-        </w:rPr>
-        <w:t>Write the question to explain: Explain roles and pre</w:t>
-      </w:r>
-      <w:r>
-        <w:rPr>
-          <w:b/>
-        </w:rPr>
-        <w:t>process</w:t>
-      </w:r>
-      <w:r>
-        <w:rPr>
-          <w:b w:val="0"/>
-        </w:rPr>
-        <w:t>ing.</w:t>
-      </w:r>
-    </w:p>
-    <w:p>
-      <w:pPr>
-        <w:pStyle w:val="Heading3"/>
-      </w:pPr>
-      <w:r>
-        <w:t>3. Reveal the worked reasoning</w:t>
-      </w:r>
-    </w:p>
-    <w:p>
-      <w:pPr>
-        <w:spacing w:line="336" w:lineRule="auto" w:after="180"/>
-        <w:shd w:fill="F1F6FC"/>
-      </w:pPr>
-      <w:r>
-        <w:rPr>
-          <w:b w:val="0"/>
-        </w:rPr>
-        <w:t xml:space="preserve">Reveal after </w:t>
-      </w:r>
-      <w:r>
-        <w:rPr>
-          <w:b/>
-        </w:rPr>
-        <w:t>prediction</w:t>
-      </w:r>
-      <w:r>
-        <w:rPr>
-          <w:b w:val="0"/>
-        </w:rPr>
-        <w:t xml:space="preserve">s: Train fits parameters and learned transforms; </w:t>
-      </w:r>
-      <w:r>
-        <w:rPr>
-          <w:b/>
-        </w:rPr>
-        <w:t>validation</w:t>
-      </w:r>
-      <w:r>
-        <w:rPr>
-          <w:b w:val="0"/>
-        </w:rPr>
-        <w:t xml:space="preserve"> chooses settings; final test evaluates the selected system. Group related records first.</w:t>
-      </w:r>
-    </w:p>
-    <w:p>
-      <w:pPr>
-        <w:pStyle w:val="Heading3"/>
-      </w:pPr>
-      <w:r>
-        <w:t>Hold back the independent task</w:t>
-      </w:r>
-    </w:p>
-    <w:p>
-      <w:pPr>
-        <w:spacing w:line="336" w:lineRule="auto" w:after="180"/>
-        <w:shd w:fill="F5F1FB"/>
-      </w:pPr>
-      <w:r>
-        <w:rPr>
-          <w:b w:val="0"/>
-        </w:rPr>
-        <w:t xml:space="preserve">Keep for an independent attempt: Assign roles: set A fits model parameters; B selects between two models; C is opened once after choices are fixed. Which is train, </w:t>
-      </w:r>
-      <w:r>
-        <w:rPr>
-          <w:b/>
-        </w:rPr>
-        <w:t>validation</w:t>
-      </w:r>
-      <w:r>
-        <w:rPr>
-          <w:b w:val="0"/>
-        </w:rPr>
-        <w:t xml:space="preserve"> and test?</w:t>
-      </w:r>
-    </w:p>
-    <w:p>
-      <w:pPr>
-        <w:pStyle w:val="Heading3"/>
-      </w:pPr>
-      <w:r>
-        <w:t>Classroom dialogue</w:t>
-      </w:r>
-    </w:p>
-    <w:p>
-      <w:pPr>
-        <w:pStyle w:val="Heading3"/>
-      </w:pPr>
-      <w:r>
-        <w:t>Ask the class</w:t>
-      </w:r>
-    </w:p>
-    <w:p>
-      <w:pPr>
-        <w:spacing w:line="336" w:lineRule="auto" w:after="180"/>
-        <w:shd w:fill="F5F1FB"/>
-      </w:pPr>
-      <w:r>
-        <w:rPr>
-          <w:b w:val="0"/>
-        </w:rPr>
-        <w:t>Ask: Which facts are given, and which would we have to assume? Learners mark relevant details before discussing answers.</w:t>
-      </w:r>
-    </w:p>
-    <w:p>
-      <w:pPr>
-        <w:pStyle w:val="Heading3"/>
-      </w:pPr>
-      <w:r>
-        <w:t>Language to model</w:t>
-      </w:r>
-    </w:p>
-    <w:p>
-      <w:pPr>
-        <w:spacing w:line="336" w:lineRule="auto" w:after="180"/>
-        <w:shd w:fill="F1F6F8"/>
-      </w:pPr>
-      <w:r>
-        <w:rPr>
-          <w:b w:val="0"/>
-        </w:rPr>
-        <w:t>Say: Predict first. Show the rule, information path or calculation that would produce the result. A correct guess is not yet an explanation.</w:t>
-      </w:r>
-    </w:p>
-    <w:p>
-      <w:pPr>
-        <w:spacing w:line="336" w:lineRule="auto" w:after="180"/>
       </w:pPr>
       <w:r>
         <w:rPr>
           <w:b w:val="0"/>
         </w:rPr>
         <w:t>Reveal reasoning one step at a time. Explain why a tempting alternative fails. Write units and denominators for arithmetic, trace conditions for decisions, and identify supporting sources for claims.</w:t>
-      </w:r>
-    </w:p>
-    <w:p>
-      <w:pPr>
-        <w:spacing w:line="336" w:lineRule="auto" w:after="180"/>
-      </w:pPr>
-      <w:r>
-        <w:rPr>
-          <w:b w:val="0"/>
-        </w:rPr>
-        <w:t xml:space="preserve">In pairs, one learner solves while the other checks </w:t>
-      </w:r>
-      <w:r>
-        <w:rPr>
-          <w:b/>
-        </w:rPr>
-        <w:t>evidence</w:t>
-      </w:r>
-      <w:r>
-        <w:rPr>
-          <w:b w:val="0"/>
-        </w:rPr>
-        <w:t>; exchange roles. Remove the worked answer before independent assessment.</w:t>
       </w:r>
     </w:p>
     <w:p>
@@ -3098,594 +3660,122 @@
         <w:pStyle w:val="Heading3"/>
       </w:pPr>
       <w:r>
-        <w:t>Completion practice</w:t>
+        <w:t>Individual reasoning check</w:t>
+      </w:r>
+    </w:p>
+    <w:p>
+      <w:pPr>
+        <w:pStyle w:val="Heading3"/>
+      </w:pPr>
+      <w:r>
+        <w:t>Pictorial practice question</w:t>
+      </w:r>
+    </w:p>
+    <w:p>
+      <w:pPr>
+        <w:pStyle w:val="Heading3"/>
+      </w:pPr>
+      <w:r>
+        <w:t>Reasoned teacher answer</w:t>
+      </w:r>
+    </w:p>
+    <w:p>
+      <w:pPr>
+        <w:pStyle w:val="Heading1"/>
+      </w:pPr>
+      <w:r>
+        <w:t>04. Run the complete supplied investigation</w:t>
+      </w:r>
+    </w:p>
+    <w:p>
+      <w:r>
+        <w:t>Keep predictions, observed or supplied outcomes and unmeasured cases separate.</w:t>
+      </w:r>
+    </w:p>
+    <w:p>
+      <w:pPr>
+        <w:pStyle w:val="Heading2"/>
+      </w:pPr>
+      <w:r>
+        <w:t>Supplied inputs and checked guidance</w:t>
       </w:r>
     </w:p>
     <w:p>
       <w:pPr>
         <w:spacing w:line="336" w:lineRule="auto" w:after="180"/>
-        <w:shd w:fill="F5F1FB"/>
-      </w:pPr>
-      <w:r>
-        <w:rPr>
-          <w:b w:val="0"/>
-        </w:rPr>
-        <w:t xml:space="preserve">Completion task: Where should parameter </w:t>
-      </w:r>
-      <w:r>
-        <w:rPr>
-          <w:b/>
-        </w:rPr>
-        <w:t>fitting</w:t>
-      </w:r>
-      <w:r>
-        <w:rPr>
-          <w:b w:val="0"/>
-        </w:rPr>
-        <w:t>, setting selection and final reporting occur?</w:t>
-      </w:r>
-    </w:p>
-    <w:p>
-      <w:pPr>
-        <w:pStyle w:val="Heading3"/>
-      </w:pPr>
-      <w:r>
-        <w:t>Reasoning to listen for</w:t>
+      </w:pPr>
+      <w:r>
+        <w:rPr>
+          <w:b w:val="0"/>
+        </w:rPr>
+        <w:t>Role actions 1–6 trainingfit, 7–13 validation selection/development, 14 final preparation, 15–17 final evaluation/reporting, 18–20 invalid claims/boundaries needing repair. Manifest18/6/6 leaves and 54/18/18 images, no overlapping source groups. The allocation is illustrative. Selected Ptrains2, Q0, R1 butvalidationP4, Q6, R4; choose Punder declared simpler-than-Rtie.</w:t>
       </w:r>
     </w:p>
     <w:p>
       <w:pPr>
         <w:spacing w:line="336" w:lineRule="auto" w:after="180"/>
-        <w:shd w:fill="F1F6FC"/>
-      </w:pPr>
-      <w:r>
-        <w:rPr>
-          <w:b w:val="0"/>
-        </w:rPr>
-        <w:t xml:space="preserve">Teacher check: Teacher explanation: Fit on </w:t>
-      </w:r>
-      <w:r>
-        <w:rPr>
-          <w:b/>
-        </w:rPr>
-        <w:t>training</w:t>
-      </w:r>
-      <w:r>
-        <w:rPr>
-          <w:b w:val="0"/>
-        </w:rPr>
-        <w:t xml:space="preserve">, select on </w:t>
-      </w:r>
-      <w:r>
-        <w:rPr>
-          <w:b/>
-        </w:rPr>
-        <w:t>validation</w:t>
-      </w:r>
-      <w:r>
-        <w:rPr>
-          <w:b w:val="0"/>
-        </w:rPr>
-        <w:t>, evaluate the frozen choice on held-out test; fit pre</w:t>
-      </w:r>
-      <w:r>
-        <w:rPr>
-          <w:b/>
-        </w:rPr>
-        <w:t>process</w:t>
-      </w:r>
-      <w:r>
-        <w:rPr>
-          <w:b w:val="0"/>
-        </w:rPr>
-        <w:t xml:space="preserve">ing only on </w:t>
-      </w:r>
-      <w:r>
-        <w:rPr>
-          <w:b/>
-        </w:rPr>
-        <w:t>training</w:t>
-      </w:r>
-      <w:r>
-        <w:rPr>
-          <w:b w:val="0"/>
-        </w:rPr>
-        <w:t>.</w:t>
-      </w:r>
-    </w:p>
-    <w:p>
-      <w:pPr>
-        <w:spacing w:line="336" w:lineRule="auto" w:after="180"/>
-      </w:pPr>
-      <w:r>
-        <w:rPr>
-          <w:b w:val="0"/>
-        </w:rPr>
-        <w:t xml:space="preserve">Start by identifying the given </w:t>
-      </w:r>
-      <w:r>
-        <w:rPr>
-          <w:b/>
-        </w:rPr>
-        <w:t>input</w:t>
-      </w:r>
-      <w:r>
-        <w:rPr>
-          <w:b w:val="0"/>
-        </w:rPr>
-        <w:t>s together. Leave the intermediate steps blank. If needed, model one step, then withdraw that help on the next step. Move to a full trace only when the partial trace is understood.</w:t>
-      </w:r>
-    </w:p>
-    <w:p>
-      <w:pPr>
-        <w:spacing w:line="336" w:lineRule="auto" w:after="180"/>
-      </w:pPr>
-      <w:r>
-        <w:rPr>
-          <w:b w:val="0"/>
-        </w:rPr>
-        <w:t>For partners, alternate explainer and checker; collect a response from every learner before discussion.</w:t>
-      </w:r>
-    </w:p>
-    <w:p>
-      <w:pPr>
-        <w:pStyle w:val="Heading3"/>
-      </w:pPr>
-      <w:r>
-        <w:t>Individual reasoning check</w:t>
-      </w:r>
-    </w:p>
-    <w:p>
-      <w:pPr>
-        <w:spacing w:line="336" w:lineRule="auto" w:after="180"/>
-      </w:pPr>
-      <w:r>
-        <w:rPr>
-          <w:b w:val="0"/>
-        </w:rPr>
-        <w:t xml:space="preserve">Use the worked case for </w:t>
-      </w:r>
-      <w:r>
-        <w:rPr>
-          <w:b/>
-        </w:rPr>
-        <w:t>Validation</w:t>
-      </w:r>
-      <w:r>
-        <w:rPr>
-          <w:b w:val="0"/>
-        </w:rPr>
-        <w:t xml:space="preserve"> and model selection. Proposed explanation: “A final answer is enough”. Decide whether this explanation is supported.</w:t>
-      </w:r>
-    </w:p>
-    <w:p>
-      <w:pPr>
-        <w:spacing w:line="336" w:lineRule="auto" w:after="180"/>
-      </w:pPr>
-      <w:r>
-        <w:rPr>
-          <w:b w:val="0"/>
-        </w:rPr>
-        <w:t>Point to the step or supplied fact that decides; explain your repair if needed.</w:t>
-      </w:r>
-    </w:p>
-    <w:p>
-      <w:pPr>
-        <w:pStyle w:val="Heading3"/>
-      </w:pPr>
-      <w:r>
-        <w:t>Expected repair</w:t>
-      </w:r>
-    </w:p>
-    <w:p>
-      <w:pPr>
-        <w:spacing w:line="336" w:lineRule="auto" w:after="180"/>
-        <w:shd w:fill="F1F6FC"/>
-      </w:pPr>
-      <w:r>
-        <w:rPr>
-          <w:b w:val="0"/>
-        </w:rPr>
-        <w:t xml:space="preserve">Expected correction: Ask for the relevant counts, units, procedure or saved record. For this week: Choose A: </w:t>
-      </w:r>
-      <w:r>
-        <w:rPr>
-          <w:b/>
-        </w:rPr>
-        <w:t>validation</w:t>
-      </w:r>
-      <w:r>
-        <w:rPr>
-          <w:b w:val="0"/>
-        </w:rPr>
-        <w:t xml:space="preserve"> MAE 3 ties C, and A wins the simplicity tie. B has </w:t>
-      </w:r>
-      <w:r>
-        <w:rPr>
-          <w:b/>
-        </w:rPr>
-        <w:t>validation</w:t>
-      </w:r>
-      <w:r>
-        <w:rPr>
-          <w:b w:val="0"/>
-        </w:rPr>
-        <w:t xml:space="preserve"> MAE 5 despite </w:t>
-      </w:r>
-      <w:r>
-        <w:rPr>
-          <w:b/>
-        </w:rPr>
-        <w:t>training</w:t>
-      </w:r>
-      <w:r>
-        <w:rPr>
-          <w:b w:val="0"/>
-        </w:rPr>
-        <w:t xml:space="preserve"> MAE 0.</w:t>
-      </w:r>
-    </w:p>
-    <w:p>
-      <w:pPr>
-        <w:spacing w:line="336" w:lineRule="auto" w:after="180"/>
-      </w:pPr>
-      <w:r>
-        <w:rPr>
-          <w:b w:val="0"/>
-        </w:rPr>
-        <w:t>Collect explanations, not only yes/no votes. If a misunderstanding is common, re-model the relevant step for the class.</w:t>
-      </w:r>
-    </w:p>
-    <w:p>
-      <w:pPr>
-        <w:spacing w:line="336" w:lineRule="auto" w:after="180"/>
-      </w:pPr>
-      <w:r>
-        <w:rPr>
-          <w:b w:val="0"/>
-        </w:rPr>
-        <w:t>If it affects a few learners, give a short targeted group explanation while others solve a more demanding variation.</w:t>
-      </w:r>
-    </w:p>
-    <w:p>
-      <w:pPr>
-        <w:pStyle w:val="Heading3"/>
-      </w:pPr>
-      <w:r>
-        <w:t>Pictorial practice question</w:t>
-      </w:r>
-    </w:p>
-    <w:p>
-      <w:pPr>
-        <w:spacing w:line="336" w:lineRule="auto" w:after="180"/>
-      </w:pPr>
-      <w:r>
-        <w:rPr>
-          <w:b w:val="0"/>
-        </w:rPr>
-        <w:t xml:space="preserve">Why does B’s zero </w:t>
-      </w:r>
-      <w:r>
-        <w:rPr>
-          <w:b/>
-        </w:rPr>
-        <w:t>training</w:t>
-      </w:r>
-      <w:r>
-        <w:rPr>
-          <w:b w:val="0"/>
-        </w:rPr>
-        <w:t xml:space="preserve"> MAE not settle the original choice? Point to the relevant step in the picture, then write the changed result and the rule or </w:t>
-      </w:r>
-      <w:r>
-        <w:rPr>
-          <w:b/>
-        </w:rPr>
-        <w:t>evidence</w:t>
-      </w:r>
-      <w:r>
-        <w:rPr>
-          <w:b w:val="0"/>
-        </w:rPr>
-        <w:t xml:space="preserve"> that supports it.</w:t>
-      </w:r>
-    </w:p>
-    <w:p>
-      <w:pPr>
-        <w:pStyle w:val="Heading3"/>
-      </w:pPr>
-      <w:r>
-        <w:t>Reasoned teacher answer</w:t>
-      </w:r>
-    </w:p>
-    <w:p>
-      <w:pPr>
-        <w:spacing w:line="336" w:lineRule="auto" w:after="180"/>
-      </w:pPr>
-      <w:r>
-        <w:rPr>
-          <w:b w:val="0"/>
-        </w:rPr>
-        <w:t xml:space="preserve">Model selection is based on held-out </w:t>
-      </w:r>
-      <w:r>
-        <w:rPr>
-          <w:b/>
-        </w:rPr>
-        <w:t>validation</w:t>
-      </w:r>
-      <w:r>
-        <w:rPr>
-          <w:b w:val="0"/>
-        </w:rPr>
-        <w:t xml:space="preserve"> error here. Lower </w:t>
-      </w:r>
-      <w:r>
-        <w:rPr>
-          <w:b/>
-        </w:rPr>
-        <w:t>training</w:t>
-      </w:r>
-      <w:r>
-        <w:rPr>
-          <w:b w:val="0"/>
-        </w:rPr>
-        <w:t xml:space="preserve"> error can reflect </w:t>
-      </w:r>
-      <w:r>
-        <w:rPr>
-          <w:b/>
-        </w:rPr>
-        <w:t>fitting</w:t>
-      </w:r>
-      <w:r>
-        <w:rPr>
-          <w:b w:val="0"/>
-        </w:rPr>
-        <w:t xml:space="preserve"> the </w:t>
-      </w:r>
-      <w:r>
-        <w:rPr>
-          <w:b/>
-        </w:rPr>
-        <w:t>training</w:t>
-      </w:r>
-      <w:r>
-        <w:rPr>
-          <w:b w:val="0"/>
-        </w:rPr>
-        <w:t xml:space="preserve"> details rather than better new-case </w:t>
-      </w:r>
-      <w:r>
-        <w:rPr>
-          <w:b/>
-        </w:rPr>
-        <w:t>prediction</w:t>
-      </w:r>
-      <w:r>
-        <w:rPr>
-          <w:b w:val="0"/>
-        </w:rPr>
-        <w:t>.</w:t>
-      </w:r>
-    </w:p>
-    <w:p>
-      <w:pPr>
-        <w:spacing w:line="336" w:lineRule="auto" w:after="180"/>
-      </w:pPr>
-      <w:r>
-        <w:rPr>
-          <w:b w:val="0"/>
-        </w:rPr>
-        <w:t xml:space="preserve">Changed-case check: Select A using the predeclared simpler-model tie-break. The </w:t>
-      </w:r>
-      <w:r>
-        <w:rPr>
-          <w:b/>
-        </w:rPr>
-        <w:t>validation</w:t>
-      </w:r>
-      <w:r>
-        <w:rPr>
-          <w:b w:val="0"/>
-        </w:rPr>
-        <w:t xml:space="preserve"> errors tie, so the stated secondary rule decides without consulting final data.</w:t>
-      </w:r>
-    </w:p>
-    <w:p>
-      <w:pPr>
-        <w:spacing w:line="336" w:lineRule="auto" w:after="180"/>
-      </w:pPr>
-      <w:r>
-        <w:rPr>
-          <w:b w:val="0"/>
-        </w:rPr>
-        <w:t xml:space="preserve">Changed-case reasoning: Select A using the predeclared simpler-model tie-break. The </w:t>
-      </w:r>
-      <w:r>
-        <w:rPr>
-          <w:b/>
-        </w:rPr>
-        <w:t>validation</w:t>
-      </w:r>
-      <w:r>
-        <w:rPr>
-          <w:b w:val="0"/>
-        </w:rPr>
-        <w:t xml:space="preserve"> errors tie, so the stated secondary rule decides without consulting final data.</w:t>
-      </w:r>
-    </w:p>
-    <w:p>
-      <w:pPr>
-        <w:spacing w:line="336" w:lineRule="auto" w:after="180"/>
-      </w:pPr>
-      <w:r>
-        <w:rPr>
-          <w:b w:val="0"/>
-        </w:rPr>
-        <w:t xml:space="preserve">Collect each learner’s explanation before discussion. Use the first missing connection between </w:t>
-      </w:r>
-      <w:r>
-        <w:rPr>
-          <w:b/>
-        </w:rPr>
-        <w:t>input</w:t>
-      </w:r>
-      <w:r>
-        <w:rPr>
-          <w:b w:val="0"/>
-        </w:rPr>
-        <w:t xml:space="preserve">, deciding step and result to choose support. This question is worked-case practice, not fresh mastery </w:t>
-      </w:r>
-      <w:r>
-        <w:rPr>
-          <w:b/>
-        </w:rPr>
-        <w:t>evidence</w:t>
-      </w:r>
-      <w:r>
-        <w:rPr>
-          <w:b w:val="0"/>
-        </w:rPr>
-        <w:t>.</w:t>
-      </w:r>
-    </w:p>
-    <w:p>
-      <w:pPr>
-        <w:pStyle w:val="Heading1"/>
-      </w:pPr>
-      <w:r>
-        <w:t>04. Run the weekly evidence lab</w:t>
-      </w:r>
-    </w:p>
-    <w:p>
-      <w:r>
-        <w:t>Run the Train, Validation, Test investigation and use the first unsupported step to choose a teaching response.</w:t>
-      </w:r>
-    </w:p>
-    <w:p>
-      <w:pPr>
-        <w:spacing w:line="336" w:lineRule="auto" w:after="180"/>
-      </w:pPr>
-      <w:r>
-        <w:rPr>
-          <w:b w:val="0"/>
-        </w:rPr>
-        <w:t>Keep the test conditions fixed, record every result, and change only one planned factor.</w:t>
-      </w:r>
-    </w:p>
-    <w:p>
-      <w:pPr>
-        <w:spacing w:line="336" w:lineRule="auto" w:after="180"/>
-        <w:shd w:fill="F4F9FC"/>
-      </w:pPr>
-      <w:r>
-        <w:rPr>
-          <w:b w:val="0"/>
-        </w:rPr>
-        <w:t xml:space="preserve">1. Write the hypothesis and expected </w:t>
-      </w:r>
-      <w:r>
-        <w:rPr>
-          <w:b/>
-        </w:rPr>
-        <w:t>evidence</w:t>
-      </w:r>
-      <w:r>
-        <w:rPr>
-          <w:b w:val="0"/>
-        </w:rPr>
-        <w:t xml:space="preserve"> before running.</w:t>
-      </w:r>
-    </w:p>
-    <w:p>
-      <w:pPr>
-        <w:spacing w:line="336" w:lineRule="auto" w:after="180"/>
-        <w:shd w:fill="F4F9FC"/>
-      </w:pPr>
-      <w:r>
-        <w:rPr>
-          <w:b w:val="0"/>
-        </w:rPr>
-        <w:t>2. Role Assignment: sort twenty actions into train/</w:t>
-      </w:r>
-      <w:r>
-        <w:rPr>
-          <w:b/>
-        </w:rPr>
-        <w:t>validation</w:t>
-      </w:r>
-      <w:r>
-        <w:rPr>
-          <w:b w:val="0"/>
-        </w:rPr>
-        <w:t>/test, then group related examples before splitting.</w:t>
-      </w:r>
-    </w:p>
-    <w:p>
-      <w:pPr>
-        <w:spacing w:line="336" w:lineRule="auto" w:after="180"/>
-        <w:shd w:fill="F4F9FC"/>
-      </w:pPr>
-      <w:r>
-        <w:rPr>
-          <w:b w:val="0"/>
-        </w:rPr>
+      </w:pPr>
+      <w:r>
+        <w:rPr>
+          <w:b w:val="0"/>
+        </w:rPr>
+        <w:t>Freeze all settings/reporting rules, then use reserved final evidence; no test score is supplied to choose again.</w:t>
+      </w:r>
+    </w:p>
+    <w:p>
+      <w:pPr>
+        <w:pStyle w:val="Heading2"/>
+      </w:pPr>
+      <w:r>
+        <w:t>Predict, investigate and record</w:t>
+      </w:r>
+    </w:p>
+    <w:p>
+      <w:pPr>
+        <w:pStyle w:val="ListNumber"/>
+      </w:pPr>
+      <w:r>
+        <w:t>1. Write the hypothesis and expected evidence before running.</w:t>
+      </w:r>
+    </w:p>
+    <w:p>
+      <w:pPr>
+        <w:pStyle w:val="ListNumber"/>
+      </w:pPr>
+      <w:r>
+        <w:t>2. Role Assignment: sort twenty actions into train/validation/test, then group related examples before splitting.</w:t>
+      </w:r>
+    </w:p>
+    <w:p>
+      <w:pPr>
+        <w:pStyle w:val="ListNumber"/>
+      </w:pPr>
+      <w:r>
         <w:t>3. Run one normal, one boundary, one missing, and one shifted case.</w:t>
       </w:r>
     </w:p>
     <w:p>
       <w:pPr>
-        <w:spacing w:line="336" w:lineRule="auto" w:after="180"/>
-        <w:shd w:fill="F4F9FC"/>
-      </w:pPr>
-      <w:r>
-        <w:rPr>
-          <w:b w:val="0"/>
-        </w:rPr>
+        <w:pStyle w:val="ListNumber"/>
+      </w:pPr>
+      <w:r>
         <w:t>4. Calculate the metric from raw counts or row-level errors.</w:t>
       </w:r>
     </w:p>
     <w:p>
       <w:pPr>
-        <w:spacing w:line="336" w:lineRule="auto" w:after="180"/>
-        <w:shd w:fill="F4F9FC"/>
-      </w:pPr>
-      <w:r>
-        <w:rPr>
-          <w:b w:val="0"/>
-        </w:rPr>
+        <w:pStyle w:val="ListNumber"/>
+      </w:pPr>
+      <w:r>
         <w:t>5. Interpret what changed, what did not, and what remains unsafe or unknown.</w:t>
       </w:r>
     </w:p>
     <w:p>
       <w:pPr>
-        <w:pStyle w:val="Heading3"/>
-      </w:pPr>
-      <w:r>
-        <w:t>Make the lab runnable</w:t>
-      </w:r>
-    </w:p>
-    <w:p>
-      <w:pPr>
-        <w:spacing w:line="336" w:lineRule="auto" w:after="180"/>
-      </w:pPr>
-      <w:r>
-        <w:rPr>
-          <w:b w:val="0"/>
-        </w:rPr>
-        <w:t>Use the concrete case as the shared normal case and the independent question as a second case. Each pair creates a boundary or missing-information case and predicts its result before testing.</w:t>
-      </w:r>
-    </w:p>
-    <w:p>
-      <w:pPr>
-        <w:spacing w:line="336" w:lineRule="auto" w:after="180"/>
-      </w:pPr>
-      <w:r>
-        <w:rPr>
-          <w:b w:val="0"/>
-        </w:rPr>
-        <w:t>Keep the expected result separate from an observed mistake.</w:t>
+        <w:pStyle w:val="Heading2"/>
+      </w:pPr>
+      <w:r>
+        <w:t>Keep the experiment ledger</w:t>
       </w:r>
     </w:p>
     <w:tbl>
@@ -3836,10 +3926,10 @@
     </w:tbl>
     <w:p>
       <w:pPr>
-        <w:pStyle w:val="Heading3"/>
-      </w:pPr>
-      <w:r>
-        <w:t>Diagnose and reteach</w:t>
+        <w:pStyle w:val="Heading2"/>
+      </w:pPr>
+      <w:r>
+        <w:t>Diagnose the current misconceptions</w:t>
       </w:r>
     </w:p>
     <w:p>
@@ -3850,7 +3940,43 @@
         <w:rPr>
           <w:b w:val="0"/>
         </w:rPr>
-        <w:t>MISCONCEPTION TO REPAIR Three random folders are enough even when photos of one plant appear in each.</w:t>
+        <w:t xml:space="preserve">A final answer is enough: Ask for the relevant counts, units, procedure or saved record. For this week: Choose A: </w:t>
+      </w:r>
+      <w:r>
+        <w:rPr>
+          <w:b/>
+        </w:rPr>
+        <w:t>validation</w:t>
+      </w:r>
+      <w:r>
+        <w:rPr>
+          <w:b w:val="0"/>
+        </w:rPr>
+        <w:t xml:space="preserve"> MAE 3 ties C, and A wins the simplicity tie. B has </w:t>
+      </w:r>
+      <w:r>
+        <w:rPr>
+          <w:b/>
+        </w:rPr>
+        <w:t>validation</w:t>
+      </w:r>
+      <w:r>
+        <w:rPr>
+          <w:b w:val="0"/>
+        </w:rPr>
+        <w:t xml:space="preserve"> MAE 5 despite </w:t>
+      </w:r>
+      <w:r>
+        <w:rPr>
+          <w:b/>
+        </w:rPr>
+        <w:t>training</w:t>
+      </w:r>
+      <w:r>
+        <w:rPr>
+          <w:b w:val="0"/>
+        </w:rPr>
+        <w:t xml:space="preserve"> MAE 0.</w:t>
       </w:r>
     </w:p>
     <w:p>
@@ -3861,7 +3987,7 @@
         <w:rPr>
           <w:b w:val="0"/>
         </w:rPr>
-        <w:t>For guessing, return to given facts and request a trace. For vocabulary without application, use one example and one non-example. For arithmetic errors, check the setup before the calculation.</w:t>
+        <w:t>A stronger claim makes a stronger project: Selection used this sample, repeated attempts can adapt to it, and future conditions and sampling may differ.</w:t>
       </w:r>
     </w:p>
     <w:p>
@@ -3872,15 +3998,31 @@
         <w:rPr>
           <w:b w:val="0"/>
         </w:rPr>
-        <w:t>Finish with a different uncoached case before recording mastery.</w:t>
-      </w:r>
-    </w:p>
-    <w:p>
-      <w:pPr>
-        <w:pStyle w:val="Heading3"/>
-      </w:pPr>
-      <w:r>
-        <w:t>Address these additional misconceptions</w:t>
+        <w:t xml:space="preserve">The new case can be copied from the example: The independent task changes the </w:t>
+      </w:r>
+      <w:r>
+        <w:rPr>
+          <w:b/>
+        </w:rPr>
+        <w:t>evidence</w:t>
+      </w:r>
+      <w:r>
+        <w:rPr>
+          <w:b w:val="0"/>
+        </w:rPr>
+        <w:t xml:space="preserve">. Require a fresh explanation: Choose P with </w:t>
+      </w:r>
+      <w:r>
+        <w:rPr>
+          <w:b/>
+        </w:rPr>
+        <w:t>validation</w:t>
+      </w:r>
+      <w:r>
+        <w:rPr>
+          <w:b w:val="0"/>
+        </w:rPr>
+        <w:t xml:space="preserve"> MAE 4; Q loses with 6.</w:t>
       </w:r>
     </w:p>
     <w:p>
@@ -3891,108 +4033,15 @@
         <w:rPr>
           <w:b w:val="0"/>
         </w:rPr>
-        <w:t xml:space="preserve">A final answer is enough: Ask for the relevant counts, units, procedure or saved record. For this week: Choose A: </w:t>
-      </w:r>
-      <w:r>
-        <w:rPr>
-          <w:b/>
-        </w:rPr>
-        <w:t>validation</w:t>
-      </w:r>
-      <w:r>
-        <w:rPr>
-          <w:b w:val="0"/>
-        </w:rPr>
-        <w:t xml:space="preserve"> MAE 3 ties C, and A wins the simplicity tie. B has </w:t>
-      </w:r>
-      <w:r>
-        <w:rPr>
-          <w:b/>
-        </w:rPr>
-        <w:t>validation</w:t>
-      </w:r>
-      <w:r>
-        <w:rPr>
-          <w:b w:val="0"/>
-        </w:rPr>
-        <w:t xml:space="preserve"> MAE 5 despite </w:t>
-      </w:r>
-      <w:r>
-        <w:rPr>
-          <w:b/>
-        </w:rPr>
-        <w:t>training</w:t>
-      </w:r>
-      <w:r>
-        <w:rPr>
-          <w:b w:val="0"/>
-        </w:rPr>
-        <w:t xml:space="preserve"> MAE 0.</w:t>
-      </w:r>
-    </w:p>
-    <w:p>
-      <w:pPr>
-        <w:spacing w:line="336" w:lineRule="auto" w:after="180"/>
-      </w:pPr>
-      <w:r>
-        <w:rPr>
-          <w:b w:val="0"/>
-        </w:rPr>
-        <w:t>A stronger claim makes a stronger project: Selection used this sample, repeated attempts can adapt to it, and future conditions and sampling may differ.</w:t>
-      </w:r>
-    </w:p>
-    <w:p>
-      <w:pPr>
-        <w:spacing w:line="336" w:lineRule="auto" w:after="180"/>
-      </w:pPr>
-      <w:r>
-        <w:rPr>
-          <w:b w:val="0"/>
-        </w:rPr>
-        <w:t xml:space="preserve">The new case can be copied from the example: The independent task changes the </w:t>
-      </w:r>
-      <w:r>
-        <w:rPr>
-          <w:b/>
-        </w:rPr>
-        <w:t>evidence</w:t>
-      </w:r>
-      <w:r>
-        <w:rPr>
-          <w:b w:val="0"/>
-        </w:rPr>
-        <w:t xml:space="preserve">. Require a fresh explanation: Choose P with </w:t>
-      </w:r>
-      <w:r>
-        <w:rPr>
-          <w:b/>
-        </w:rPr>
-        <w:t>validation</w:t>
-      </w:r>
-      <w:r>
-        <w:rPr>
-          <w:b w:val="0"/>
-        </w:rPr>
-        <w:t xml:space="preserve"> MAE 4; Q loses with 6.</w:t>
-      </w:r>
-    </w:p>
-    <w:p>
-      <w:pPr>
-        <w:spacing w:line="336" w:lineRule="auto" w:after="180"/>
-      </w:pPr>
-      <w:r>
-        <w:rPr>
-          <w:b w:val="0"/>
-        </w:rPr>
         <w:t>Keep the test unopened until settings and reporting rules are frozen.</w:t>
       </w:r>
     </w:p>
     <w:p>
       <w:pPr>
-        <w:pStyle w:val="Heading3"/>
-      </w:pPr>
-      <w:r>
-        <w:t>Match the support to the first error</w:t>
+        <w:pStyle w:val="Heading2"/>
+      </w:pPr>
+      <w:r>
+        <w:t>Choose accessible support</w:t>
       </w:r>
     </w:p>
     <w:tbl>
@@ -4165,15 +4214,668 @@
     </w:p>
     <w:p>
       <w:pPr>
+        <w:pStyle w:val="Heading2"/>
+      </w:pPr>
+      <w:r>
+        <w:t>Earlier wording, alternatives and picture transcripts · reference / check after trying</w:t>
+      </w:r>
+    </w:p>
+    <w:p>
+      <w:pPr>
+        <w:spacing w:line="336" w:lineRule="auto" w:after="180"/>
+      </w:pPr>
+      <w:r>
+        <w:rPr>
+          <w:b w:val="0"/>
+        </w:rPr>
+        <w:t>Run the weekly evidence lab</w:t>
+      </w:r>
+    </w:p>
+    <w:p>
+      <w:pPr>
+        <w:spacing w:line="336" w:lineRule="auto" w:after="180"/>
+      </w:pPr>
+      <w:r>
+        <w:rPr>
+          <w:b w:val="0"/>
+        </w:rPr>
+        <w:t>Keep the test conditions fixed, record every result, and change only one planned factor.</w:t>
+      </w:r>
+    </w:p>
+    <w:p>
+      <w:pPr>
+        <w:pStyle w:val="Heading3"/>
+      </w:pPr>
+      <w:r>
+        <w:t>Make the lab runnable</w:t>
+      </w:r>
+    </w:p>
+    <w:p>
+      <w:pPr>
+        <w:spacing w:line="336" w:lineRule="auto" w:after="180"/>
+      </w:pPr>
+      <w:r>
+        <w:rPr>
+          <w:b w:val="0"/>
+        </w:rPr>
+        <w:t>Use the supplied complete investigation for shared practice. Reserve the selected fresh P/Q/Rvalidation-and-test-action task for the individual first attempt before hints or feedback; earlier transfer questions remain additional practice.</w:t>
+      </w:r>
+    </w:p>
+    <w:p>
+      <w:pPr>
+        <w:pStyle w:val="Heading3"/>
+      </w:pPr>
+      <w:r>
+        <w:t>Diagnose and reteach</w:t>
+      </w:r>
+    </w:p>
+    <w:p>
+      <w:pPr>
+        <w:spacing w:line="336" w:lineRule="auto" w:after="180"/>
+      </w:pPr>
+      <w:r>
+        <w:rPr>
+          <w:b w:val="0"/>
+        </w:rPr>
+        <w:t>MISCONCEPTION TO REPAIR Three random folders are enough even when photos of one plant appear in each.</w:t>
+      </w:r>
+    </w:p>
+    <w:p>
+      <w:pPr>
+        <w:spacing w:line="336" w:lineRule="auto" w:after="180"/>
+      </w:pPr>
+      <w:r>
+        <w:rPr>
+          <w:b w:val="0"/>
+        </w:rPr>
+        <w:t>For guessing, return to given facts and request a trace. For vocabulary without application, use one example and one non-example. For arithmetic errors, check the setup before the calculation.</w:t>
+      </w:r>
+    </w:p>
+    <w:p>
+      <w:pPr>
+        <w:spacing w:line="336" w:lineRule="auto" w:after="180"/>
+      </w:pPr>
+      <w:r>
+        <w:rPr>
+          <w:b w:val="0"/>
+        </w:rPr>
+        <w:t>Finish with a different uncoached case before recording mastery.</w:t>
+      </w:r>
+    </w:p>
+    <w:p>
+      <w:pPr>
+        <w:pStyle w:val="Heading3"/>
+      </w:pPr>
+      <w:r>
+        <w:t>Address these additional misconceptions</w:t>
+      </w:r>
+    </w:p>
+    <w:p>
+      <w:pPr>
+        <w:pStyle w:val="Heading3"/>
+      </w:pPr>
+      <w:r>
+        <w:t>Match the support to the first error</w:t>
+      </w:r>
+    </w:p>
+    <w:p>
+      <w:pPr>
         <w:pStyle w:val="Heading1"/>
       </w:pPr>
       <w:r>
-        <w:t>05. Assess and explain the answers</w:t>
-      </w:r>
-    </w:p>
-    <w:p>
-      <w:r>
-        <w:t>Use the Train, Validation, Test questions, teacher keys and criteria after the relevant attempts. Previously discussed cases are practice; protect the separately selected independent task.</w:t>
+        <w:t>05. Assess the selected experiment transfer</w:t>
+      </w:r>
+    </w:p>
+    <w:p>
+      <w:r>
+        <w:t>Keep this key until after a first attempt; record any help and prior exposure.</w:t>
+      </w:r>
+    </w:p>
+    <w:p>
+      <w:pPr>
+        <w:pStyle w:val="Heading2"/>
+      </w:pPr>
+      <w:r>
+        <w:t>Selected independent task and checked key</w:t>
+      </w:r>
+    </w:p>
+    <w:p>
+      <w:pPr>
+        <w:spacing w:line="336" w:lineRule="auto" w:after="180"/>
+      </w:pPr>
+      <w:r>
+        <w:rPr>
+          <w:b w:val="0"/>
+        </w:rPr>
+        <w:t xml:space="preserve">Selected case: </w:t>
+      </w:r>
+      <w:r>
+        <w:rPr>
+          <w:b/>
+        </w:rPr>
+        <w:t>Training</w:t>
+      </w:r>
+      <w:r>
+        <w:rPr>
+          <w:b w:val="0"/>
+        </w:rPr>
+        <w:t xml:space="preserve"> errors P 2 Q 0 R 1; </w:t>
+      </w:r>
+      <w:r>
+        <w:rPr>
+          <w:b/>
+        </w:rPr>
+        <w:t>validation</w:t>
+      </w:r>
+      <w:r>
+        <w:rPr>
+          <w:b w:val="0"/>
+        </w:rPr>
+        <w:t xml:space="preserve"> errors P 4 Q 6 R 4. Rule: smallest </w:t>
+      </w:r>
+      <w:r>
+        <w:rPr>
+          <w:b/>
+        </w:rPr>
+        <w:t>validation</w:t>
+      </w:r>
+      <w:r>
+        <w:rPr>
+          <w:b w:val="0"/>
+        </w:rPr>
+        <w:t xml:space="preserve"> MAE, then simpler; P is simpler than R. Choose and state the test action.</w:t>
+      </w:r>
+    </w:p>
+    <w:p>
+      <w:pPr>
+        <w:spacing w:line="336" w:lineRule="auto" w:after="180"/>
+      </w:pPr>
+      <w:r>
+        <w:rPr>
+          <w:b w:val="0"/>
+        </w:rPr>
+        <w:t xml:space="preserve">Teacher explanation: Choose P with </w:t>
+      </w:r>
+      <w:r>
+        <w:rPr>
+          <w:b/>
+        </w:rPr>
+        <w:t>validation</w:t>
+      </w:r>
+      <w:r>
+        <w:rPr>
+          <w:b w:val="0"/>
+        </w:rPr>
+        <w:t xml:space="preserve"> MAE 4; Q loses with 6. Keep the test unopened until settings and reporting rules are frozen.</w:t>
+      </w:r>
+    </w:p>
+    <w:p>
+      <w:pPr>
+        <w:pStyle w:val="Heading2"/>
+      </w:pPr>
+      <w:r>
+        <w:t>Judge trace, scope and support</w:t>
+      </w:r>
+    </w:p>
+    <w:tbl>
+      <w:tblPr>
+        <w:tblStyle w:val="LightShading-Accent1"/>
+        <w:tblW w:type="auto" w:w="0"/>
+        <w:tblLook w:firstColumn="1" w:firstRow="1" w:lastColumn="0" w:lastRow="0" w:noHBand="0" w:noVBand="1" w:val="04A0"/>
+      </w:tblPr>
+      <w:tblGrid>
+        <w:gridCol w:w="5112"/>
+        <w:gridCol w:w="5112"/>
+      </w:tblGrid>
+      <w:tr>
+        <w:trPr>
+          <w:tblHeader/>
+        </w:trPr>
+        <w:tc>
+          <w:tcPr>
+            <w:tcW w:type="dxa" w:w="5112"/>
+          </w:tcPr>
+          <w:p>
+            <w:r>
+              <w:t>Dimension</w:t>
+            </w:r>
+          </w:p>
+        </w:tc>
+        <w:tc>
+          <w:tcPr>
+            <w:tcW w:type="dxa" w:w="5112"/>
+          </w:tcPr>
+          <w:p>
+            <w:r>
+              <w:t>Evidence required</w:t>
+            </w:r>
+          </w:p>
+        </w:tc>
+      </w:tr>
+      <w:tr>
+        <w:tc>
+          <w:tcPr>
+            <w:tcW w:type="dxa" w:w="5112"/>
+          </w:tcPr>
+          <w:p>
+            <w:r>
+              <w:t>Explanation</w:t>
+            </w:r>
+          </w:p>
+        </w:tc>
+        <w:tc>
+          <w:tcPr>
+            <w:tcW w:type="dxa" w:w="5112"/>
+          </w:tcPr>
+          <w:p>
+            <w:r>
+              <w:t>Names the applicable idea or procedure and ties it to the supplied facts.</w:t>
+            </w:r>
+          </w:p>
+        </w:tc>
+      </w:tr>
+      <w:tr>
+        <w:tc>
+          <w:tcPr>
+            <w:tcW w:type="dxa" w:w="5112"/>
+          </w:tcPr>
+          <w:p>
+            <w:r>
+              <w:t>Trace and result</w:t>
+            </w:r>
+          </w:p>
+        </w:tc>
+        <w:tc>
+          <w:tcPr>
+            <w:tcW w:type="dxa" w:w="5112"/>
+          </w:tcPr>
+          <w:p>
+            <w:r>
+              <w:t>Preserves the given inputs and shows the relevant intermediate steps; distinguishes a prediction from an observed execution.</w:t>
+            </w:r>
+          </w:p>
+        </w:tc>
+      </w:tr>
+      <w:tr>
+        <w:tc>
+          <w:tcPr>
+            <w:tcW w:type="dxa" w:w="5112"/>
+          </w:tcPr>
+          <w:p>
+            <w:r>
+              <w:t>Limits</w:t>
+            </w:r>
+          </w:p>
+        </w:tc>
+        <w:tc>
+          <w:tcPr>
+            <w:tcW w:type="dxa" w:w="5112"/>
+          </w:tcPr>
+          <w:p>
+            <w:r>
+              <w:t>States the assumptions, missing evidence or conditions under which the result would change.</w:t>
+            </w:r>
+          </w:p>
+        </w:tc>
+      </w:tr>
+    </w:tbl>
+    <w:p>
+      <w:pPr>
+        <w:spacing w:line="336" w:lineRule="auto" w:after="180"/>
+      </w:pPr>
+      <w:r>
+        <w:rPr>
+          <w:b w:val="0"/>
+        </w:rPr>
+        <w:t>Record each dimension as not yet, with support, or independent. Accept a valid alternative procedure with a defensible trace.</w:t>
+      </w:r>
+    </w:p>
+    <w:p>
+      <w:pPr>
+        <w:spacing w:line="336" w:lineRule="auto" w:after="180"/>
+      </w:pPr>
+      <w:r>
+        <w:rPr>
+          <w:b w:val="0"/>
+        </w:rPr>
+        <w:t xml:space="preserve">Do not penalise an honestly recorded model failure if the learner correctly explains its </w:t>
+      </w:r>
+      <w:r>
+        <w:rPr>
+          <w:b/>
+        </w:rPr>
+        <w:t>evidence</w:t>
+      </w:r>
+      <w:r>
+        <w:rPr>
+          <w:b w:val="0"/>
+        </w:rPr>
+        <w:t xml:space="preserve"> and limits.</w:t>
+      </w:r>
+    </w:p>
+    <w:p>
+      <w:pPr>
+        <w:pStyle w:val="Heading2"/>
+      </w:pPr>
+      <w:r>
+        <w:t>Give one repair action</w:t>
+      </w:r>
+    </w:p>
+    <w:p>
+      <w:pPr>
+        <w:spacing w:line="336" w:lineRule="auto" w:after="180"/>
+      </w:pPr>
+      <w:r>
+        <w:rPr>
+          <w:b w:val="0"/>
+        </w:rPr>
+        <w:t>Name the earliest unsupported step and give one action to repair it. Have the learner make that repair now and explain why. Then assess the relevant skill on a fresh, fully specified case.</w:t>
+      </w:r>
+    </w:p>
+    <w:p>
+      <w:pPr>
+        <w:spacing w:line="336" w:lineRule="auto" w:after="180"/>
+      </w:pPr>
+      <w:r>
+        <w:rPr>
+          <w:b w:val="0"/>
+        </w:rPr>
+        <w:t>Confirm it was not previously practised with feedback; solve and check the new case before assigning it. A follow-up design prompt is a starting brief, not automatically an equivalent test.</w:t>
+      </w:r>
+    </w:p>
+    <w:p>
+      <w:pPr>
+        <w:pStyle w:val="Heading2"/>
+      </w:pPr>
+      <w:r>
+        <w:t>W1 Choose a candidate</w:t>
+      </w:r>
+    </w:p>
+    <w:p>
+      <w:pPr>
+        <w:spacing w:line="336" w:lineRule="auto" w:after="180"/>
+      </w:pPr>
+      <w:r>
+        <w:rPr>
+          <w:b w:val="0"/>
+        </w:rPr>
+        <w:t xml:space="preserve">Apply the worked </w:t>
+      </w:r>
+      <w:r>
+        <w:rPr>
+          <w:b/>
+        </w:rPr>
+        <w:t>selection rule</w:t>
+      </w:r>
+      <w:r>
+        <w:rPr>
+          <w:b w:val="0"/>
+        </w:rPr>
+        <w:t>. Explain why B is not chosen.</w:t>
+      </w:r>
+    </w:p>
+    <w:p>
+      <w:pPr>
+        <w:spacing w:line="336" w:lineRule="auto" w:after="180"/>
+      </w:pPr>
+      <w:r>
+        <w:rPr>
+          <w:b w:val="0"/>
+        </w:rPr>
+        <w:t xml:space="preserve">Teacher explanation: Choose A: </w:t>
+      </w:r>
+      <w:r>
+        <w:rPr>
+          <w:b/>
+        </w:rPr>
+        <w:t>validation</w:t>
+      </w:r>
+      <w:r>
+        <w:rPr>
+          <w:b w:val="0"/>
+        </w:rPr>
+        <w:t xml:space="preserve"> MAE 3 ties C, and A wins the simplicity tie. B has </w:t>
+      </w:r>
+      <w:r>
+        <w:rPr>
+          <w:b/>
+        </w:rPr>
+        <w:t>validation</w:t>
+      </w:r>
+      <w:r>
+        <w:rPr>
+          <w:b w:val="0"/>
+        </w:rPr>
+        <w:t xml:space="preserve"> MAE 5 despite </w:t>
+      </w:r>
+      <w:r>
+        <w:rPr>
+          <w:b/>
+        </w:rPr>
+        <w:t>training</w:t>
+      </w:r>
+      <w:r>
+        <w:rPr>
+          <w:b w:val="0"/>
+        </w:rPr>
+        <w:t xml:space="preserve"> MAE 0.</w:t>
+      </w:r>
+    </w:p>
+    <w:p>
+      <w:pPr>
+        <w:pStyle w:val="Heading2"/>
+      </w:pPr>
+      <w:r>
+        <w:t>W2 Assign data roles</w:t>
+      </w:r>
+    </w:p>
+    <w:p>
+      <w:pPr>
+        <w:spacing w:line="336" w:lineRule="auto" w:after="180"/>
+      </w:pPr>
+      <w:r>
+        <w:rPr>
+          <w:b w:val="0"/>
+        </w:rPr>
+        <w:t xml:space="preserve">Where should parameter </w:t>
+      </w:r>
+      <w:r>
+        <w:rPr>
+          <w:b/>
+        </w:rPr>
+        <w:t>fitting</w:t>
+      </w:r>
+      <w:r>
+        <w:rPr>
+          <w:b w:val="0"/>
+        </w:rPr>
+        <w:t>, setting selection and final reporting occur?</w:t>
+      </w:r>
+    </w:p>
+    <w:p>
+      <w:pPr>
+        <w:spacing w:line="336" w:lineRule="auto" w:after="180"/>
+      </w:pPr>
+      <w:r>
+        <w:rPr>
+          <w:b w:val="0"/>
+        </w:rPr>
+        <w:t xml:space="preserve">Teacher explanation: Fit on </w:t>
+      </w:r>
+      <w:r>
+        <w:rPr>
+          <w:b/>
+        </w:rPr>
+        <w:t>training</w:t>
+      </w:r>
+      <w:r>
+        <w:rPr>
+          <w:b w:val="0"/>
+        </w:rPr>
+        <w:t xml:space="preserve">, select on </w:t>
+      </w:r>
+      <w:r>
+        <w:rPr>
+          <w:b/>
+        </w:rPr>
+        <w:t>validation</w:t>
+      </w:r>
+      <w:r>
+        <w:rPr>
+          <w:b w:val="0"/>
+        </w:rPr>
+        <w:t>, evaluate the frozen choice on held-out test; fit pre</w:t>
+      </w:r>
+      <w:r>
+        <w:rPr>
+          <w:b/>
+        </w:rPr>
+        <w:t>process</w:t>
+      </w:r>
+      <w:r>
+        <w:rPr>
+          <w:b w:val="0"/>
+        </w:rPr>
+        <w:t xml:space="preserve">ing only on </w:t>
+      </w:r>
+      <w:r>
+        <w:rPr>
+          <w:b/>
+        </w:rPr>
+        <w:t>training</w:t>
+      </w:r>
+      <w:r>
+        <w:rPr>
+          <w:b w:val="0"/>
+        </w:rPr>
+        <w:t>.</w:t>
+      </w:r>
+    </w:p>
+    <w:p>
+      <w:pPr>
+        <w:pStyle w:val="Heading2"/>
+      </w:pPr>
+      <w:r>
+        <w:t>W3 Record another attempt</w:t>
+      </w:r>
+    </w:p>
+    <w:p>
+      <w:pPr>
+        <w:spacing w:line="336" w:lineRule="auto" w:after="180"/>
+      </w:pPr>
+      <w:r>
+        <w:rPr>
+          <w:b w:val="0"/>
+        </w:rPr>
+        <w:t xml:space="preserve">A team creates D after reading </w:t>
+      </w:r>
+      <w:r>
+        <w:rPr>
+          <w:b/>
+        </w:rPr>
+        <w:t>validation</w:t>
+      </w:r>
+      <w:r>
+        <w:rPr>
+          <w:b w:val="0"/>
+        </w:rPr>
+        <w:t xml:space="preserve"> mistakes. What changes in the record?</w:t>
+      </w:r>
+    </w:p>
+    <w:p>
+      <w:pPr>
+        <w:spacing w:line="336" w:lineRule="auto" w:after="180"/>
+      </w:pPr>
+      <w:r>
+        <w:rPr>
+          <w:b w:val="0"/>
+        </w:rPr>
+        <w:t xml:space="preserve">Teacher explanation: Add D and its motivation to development history. </w:t>
+      </w:r>
+      <w:r>
+        <w:rPr>
+          <w:b/>
+        </w:rPr>
+        <w:t>Validation</w:t>
+      </w:r>
+      <w:r>
+        <w:rPr>
+          <w:b w:val="0"/>
+        </w:rPr>
+        <w:t xml:space="preserve"> influenced D and is not untouched test </w:t>
+      </w:r>
+      <w:r>
+        <w:rPr>
+          <w:b/>
+        </w:rPr>
+        <w:t>evidence</w:t>
+      </w:r>
+      <w:r>
+        <w:rPr>
+          <w:b w:val="0"/>
+        </w:rPr>
+        <w:t>.</w:t>
+      </w:r>
+    </w:p>
+    <w:p>
+      <w:pPr>
+        <w:pStyle w:val="Heading2"/>
+      </w:pPr>
+      <w:r>
+        <w:t>W5 Limit a claim</w:t>
+      </w:r>
+    </w:p>
+    <w:p>
+      <w:pPr>
+        <w:spacing w:line="336" w:lineRule="auto" w:after="180"/>
+      </w:pPr>
+      <w:r>
+        <w:rPr>
+          <w:b w:val="0"/>
+        </w:rPr>
+        <w:t xml:space="preserve">Why is the winning </w:t>
+      </w:r>
+      <w:r>
+        <w:rPr>
+          <w:b/>
+        </w:rPr>
+        <w:t>validation</w:t>
+      </w:r>
+      <w:r>
+        <w:rPr>
+          <w:b w:val="0"/>
+        </w:rPr>
+        <w:t xml:space="preserve"> score not a guaranteed future score?</w:t>
+      </w:r>
+    </w:p>
+    <w:p>
+      <w:pPr>
+        <w:spacing w:line="336" w:lineRule="auto" w:after="180"/>
+      </w:pPr>
+      <w:r>
+        <w:rPr>
+          <w:b w:val="0"/>
+        </w:rPr>
+        <w:t>Teacher explanation: Selection used this sample, repeated attempts can adapt to it, and future conditions and sampling may differ.</w:t>
+      </w:r>
+    </w:p>
+    <w:p>
+      <w:pPr>
+        <w:pStyle w:val="Heading2"/>
+      </w:pPr>
+      <w:r>
+        <w:t>Earlier wording, alternatives and picture transcripts · reference / check after trying</w:t>
+      </w:r>
+    </w:p>
+    <w:p>
+      <w:pPr>
+        <w:spacing w:line="336" w:lineRule="auto" w:after="180"/>
+      </w:pPr>
+      <w:r>
+        <w:rPr>
+          <w:b w:val="0"/>
+        </w:rPr>
+        <w:t>Assess and explain the answers</w:t>
       </w:r>
     </w:p>
     <w:p>
@@ -4186,22 +4888,44 @@
     </w:p>
     <w:p>
       <w:pPr>
+        <w:spacing w:line="336" w:lineRule="auto" w:after="180"/>
+      </w:pPr>
+      <w:r>
+        <w:rPr>
+          <w:b w:val="0"/>
+        </w:rPr>
+        <w:t xml:space="preserve">Train fits parameters and learned transforms; </w:t>
+      </w:r>
+      <w:r>
+        <w:rPr>
+          <w:b/>
+        </w:rPr>
+        <w:t>validation</w:t>
+      </w:r>
+      <w:r>
+        <w:rPr>
+          <w:b w:val="0"/>
+        </w:rPr>
+        <w:t xml:space="preserve"> chooses settings; final test evaluates the selected system. Group related records first.</w:t>
+      </w:r>
+    </w:p>
+    <w:p>
+      <w:pPr>
         <w:pStyle w:val="Heading3"/>
       </w:pPr>
       <w:r>
-        <w:t>Teacher key · Worked case answer</w:t>
+        <w:t>Additional transfer practice question</w:t>
       </w:r>
     </w:p>
     <w:p>
       <w:pPr>
         <w:spacing w:line="336" w:lineRule="auto" w:after="180"/>
-        <w:shd w:fill="F1F6FC"/>
-      </w:pPr>
-      <w:r>
-        <w:rPr>
-          <w:b w:val="0"/>
-        </w:rPr>
-        <w:t xml:space="preserve">Train fits parameters and learned transforms; </w:t>
+      </w:pPr>
+      <w:r>
+        <w:rPr>
+          <w:b w:val="0"/>
+        </w:rPr>
+        <w:t xml:space="preserve">Assign roles: set A fits model parameters; B selects between two models; C is opened once after choices are fixed. Which is train, </w:t>
       </w:r>
       <w:r>
         <w:rPr>
@@ -4213,7 +4937,7 @@
         <w:rPr>
           <w:b w:val="0"/>
         </w:rPr>
-        <w:t xml:space="preserve"> chooses settings; final test evaluates the selected system. Group related records first.</w:t>
+        <w:t xml:space="preserve"> and test?</w:t>
       </w:r>
     </w:p>
     <w:p>
@@ -4221,61 +4945,12 @@
         <w:pStyle w:val="Heading3"/>
       </w:pPr>
       <w:r>
-        <w:t>Independent question</w:t>
-      </w:r>
-    </w:p>
-    <w:p>
-      <w:pPr>
-        <w:pStyle w:val="Heading3"/>
-      </w:pPr>
-      <w:r>
-        <w:t>Independent question · withhold the key</w:t>
+        <w:t>Reasoned practice answer</w:t>
       </w:r>
     </w:p>
     <w:p>
       <w:pPr>
         <w:spacing w:line="336" w:lineRule="auto" w:after="180"/>
-        <w:shd w:fill="F5F1FB"/>
-      </w:pPr>
-      <w:r>
-        <w:rPr>
-          <w:b w:val="0"/>
-        </w:rPr>
-        <w:t xml:space="preserve">Assign roles: set A fits model parameters; B selects between two models; C is opened once after choices are fixed. Which is train, </w:t>
-      </w:r>
-      <w:r>
-        <w:rPr>
-          <w:b/>
-        </w:rPr>
-        <w:t>validation</w:t>
-      </w:r>
-      <w:r>
-        <w:rPr>
-          <w:b w:val="0"/>
-        </w:rPr>
-        <w:t xml:space="preserve"> and test?</w:t>
-      </w:r>
-    </w:p>
-    <w:p>
-      <w:pPr>
-        <w:pStyle w:val="Heading3"/>
-      </w:pPr>
-      <w:r>
-        <w:t>Expected independent answer</w:t>
-      </w:r>
-    </w:p>
-    <w:p>
-      <w:pPr>
-        <w:pStyle w:val="Heading3"/>
-      </w:pPr>
-      <w:r>
-        <w:t>Teacher key · Expected independent answer</w:t>
-      </w:r>
-    </w:p>
-    <w:p>
-      <w:pPr>
-        <w:spacing w:line="336" w:lineRule="auto" w:after="180"/>
-        <w:shd w:fill="F1F6FC"/>
       </w:pPr>
       <w:r>
         <w:rPr>
@@ -4629,34 +5304,117 @@
     </w:p>
     <w:p>
       <w:pPr>
+        <w:spacing w:line="336" w:lineRule="auto" w:after="180"/>
+      </w:pPr>
+      <w:r>
+        <w:rPr>
+          <w:b w:val="0"/>
+        </w:rPr>
+        <w:t xml:space="preserve">Image counts are 54,18,18. Fit the mean on </w:t>
+      </w:r>
+      <w:r>
+        <w:rPr>
+          <w:b/>
+        </w:rPr>
+        <w:t>training</w:t>
+      </w:r>
+      <w:r>
+        <w:rPr>
+          <w:b w:val="0"/>
+        </w:rPr>
+        <w:t xml:space="preserve"> images only, then apply the fixed transform to </w:t>
+      </w:r>
+      <w:r>
+        <w:rPr>
+          <w:b/>
+        </w:rPr>
+        <w:t>validation</w:t>
+      </w:r>
+      <w:r>
+        <w:rPr>
+          <w:b w:val="0"/>
+        </w:rPr>
+        <w:t xml:space="preserve"> and test. </w:t>
+      </w:r>
+      <w:r>
+        <w:rPr>
+          <w:b/>
+        </w:rPr>
+        <w:t>Validation</w:t>
+      </w:r>
+      <w:r>
+        <w:rPr>
+          <w:b w:val="0"/>
+        </w:rPr>
+        <w:t xml:space="preserve"> chooses settings; final test evaluates the selected system.</w:t>
+      </w:r>
+    </w:p>
+    <w:p>
+      <w:pPr>
+        <w:spacing w:line="336" w:lineRule="auto" w:after="180"/>
+      </w:pPr>
+      <w:r>
+        <w:rPr>
+          <w:b w:val="0"/>
+        </w:rPr>
+        <w:t>Do not compute the mean from all 90 images.</w:t>
+      </w:r>
+    </w:p>
+    <w:p>
+      <w:pPr>
         <w:pStyle w:val="Heading3"/>
       </w:pPr>
       <w:r>
-        <w:t>Teacher key · Original transfer answer</w:t>
+        <w:t>Explanations for the additional workbook examples</w:t>
+      </w:r>
+    </w:p>
+    <w:p>
+      <w:pPr>
+        <w:pStyle w:val="Heading3"/>
+      </w:pPr>
+      <w:r>
+        <w:t>W1 Choose a candidate</w:t>
+      </w:r>
+    </w:p>
+    <w:p>
+      <w:pPr>
+        <w:pStyle w:val="Heading3"/>
+      </w:pPr>
+      <w:r>
+        <w:t>W2 Assign data roles</w:t>
+      </w:r>
+    </w:p>
+    <w:p>
+      <w:pPr>
+        <w:pStyle w:val="Heading3"/>
+      </w:pPr>
+      <w:r>
+        <w:t>W3 Record another attempt</w:t>
+      </w:r>
+    </w:p>
+    <w:p>
+      <w:pPr>
+        <w:pStyle w:val="Heading3"/>
+      </w:pPr>
+      <w:r>
+        <w:t>W4 Apply independently</w:t>
       </w:r>
     </w:p>
     <w:p>
       <w:pPr>
         <w:spacing w:line="336" w:lineRule="auto" w:after="180"/>
-        <w:shd w:fill="F1F6FC"/>
-      </w:pPr>
-      <w:r>
-        <w:rPr>
-          <w:b w:val="0"/>
-        </w:rPr>
-        <w:t xml:space="preserve">Image counts are 54,18,18. Fit the mean on </w:t>
-      </w:r>
+      </w:pPr>
       <w:r>
         <w:rPr>
           <w:b/>
         </w:rPr>
-        <w:t>training</w:t>
-      </w:r>
-      <w:r>
-        <w:rPr>
-          <w:b w:val="0"/>
-        </w:rPr>
-        <w:t xml:space="preserve"> images only, then apply the fixed transform to </w:t>
+        <w:t>Training</w:t>
+      </w:r>
+      <w:r>
+        <w:rPr>
+          <w:b w:val="0"/>
+        </w:rPr>
+        <w:t xml:space="preserve"> errors P 2 Q 0 R 1; </w:t>
       </w:r>
       <w:r>
         <w:rPr>
@@ -4668,31 +5426,42 @@
         <w:rPr>
           <w:b w:val="0"/>
         </w:rPr>
-        <w:t xml:space="preserve"> and test. </w:t>
+        <w:t xml:space="preserve"> errors P 4 Q 6 R 4. Rule: smallest </w:t>
       </w:r>
       <w:r>
         <w:rPr>
           <w:b/>
         </w:rPr>
-        <w:t>Validation</w:t>
-      </w:r>
-      <w:r>
-        <w:rPr>
-          <w:b w:val="0"/>
-        </w:rPr>
-        <w:t xml:space="preserve"> chooses settings; final test evaluates the selected system.</w:t>
+        <w:t>validation</w:t>
+      </w:r>
+      <w:r>
+        <w:rPr>
+          <w:b w:val="0"/>
+        </w:rPr>
+        <w:t xml:space="preserve"> MAE, then simpler; P is simpler than R. Choose and state the test action.</w:t>
       </w:r>
     </w:p>
     <w:p>
       <w:pPr>
         <w:spacing w:line="336" w:lineRule="auto" w:after="180"/>
-        <w:shd w:fill="F1F6FC"/>
-      </w:pPr>
-      <w:r>
-        <w:rPr>
-          <w:b w:val="0"/>
-        </w:rPr>
-        <w:t>Do not compute the mean from all 90 images.</w:t>
+      </w:pPr>
+      <w:r>
+        <w:rPr>
+          <w:b w:val="0"/>
+        </w:rPr>
+        <w:t xml:space="preserve">Teacher explanation: Choose P with </w:t>
+      </w:r>
+      <w:r>
+        <w:rPr>
+          <w:b/>
+        </w:rPr>
+        <w:t>validation</w:t>
+      </w:r>
+      <w:r>
+        <w:rPr>
+          <w:b w:val="0"/>
+        </w:rPr>
+        <w:t xml:space="preserve"> MAE 4; Q loses with 6. Keep the test unopened until settings and reporting rules are frozen.</w:t>
       </w:r>
     </w:p>
     <w:p>
@@ -4700,7 +5469,7 @@
         <w:pStyle w:val="Heading3"/>
       </w:pPr>
       <w:r>
-        <w:t>Explanations for the additional workbook examples</w:t>
+        <w:t>W5 Limit a claim</w:t>
       </w:r>
     </w:p>
     <w:p>
@@ -4708,7 +5477,7 @@
         <w:pStyle w:val="Heading3"/>
       </w:pPr>
       <w:r>
-        <w:t>W1 Choose a candidate</w:t>
+        <w:t>Assess independent transfer</w:t>
       </w:r>
     </w:p>
     <w:p>
@@ -4716,986 +5485,256 @@
         <w:pStyle w:val="Heading3"/>
       </w:pPr>
       <w:r>
-        <w:t>Workbook question · W1</w:t>
+        <w:t>Selected case answer</w:t>
+      </w:r>
+    </w:p>
+    <w:p>
+      <w:pPr>
+        <w:pStyle w:val="Heading3"/>
+      </w:pPr>
+      <w:r>
+        <w:t>Feedback that the learner uses</w:t>
+      </w:r>
+    </w:p>
+    <w:p>
+      <w:pPr>
+        <w:pStyle w:val="Heading1"/>
+      </w:pPr>
+      <w:r>
+        <w:t>06. Connect, support and revisit the experiment</w:t>
+      </w:r>
+    </w:p>
+    <w:p>
+      <w:r>
+        <w:t>Retain failures and assess a fresh parallel case after help.</w:t>
+      </w:r>
+    </w:p>
+    <w:p>
+      <w:pPr>
+        <w:pStyle w:val="Heading2"/>
+      </w:pPr>
+      <w:r>
+        <w:t>Project evidence</w:t>
       </w:r>
     </w:p>
     <w:p>
       <w:pPr>
         <w:spacing w:line="336" w:lineRule="auto" w:after="180"/>
-        <w:shd w:fill="F5F1FB"/>
-      </w:pPr>
-      <w:r>
-        <w:rPr>
-          <w:b w:val="0"/>
-        </w:rPr>
-        <w:t xml:space="preserve">Apply the worked </w:t>
+      </w:pPr>
+      <w:r>
+        <w:rPr>
+          <w:b w:val="0"/>
+        </w:rPr>
+        <w:t xml:space="preserve">Publish the grouped </w:t>
       </w:r>
       <w:r>
         <w:rPr>
           <w:b/>
         </w:rPr>
-        <w:t>selection rule</w:t>
-      </w:r>
-      <w:r>
-        <w:rPr>
-          <w:b w:val="0"/>
-        </w:rPr>
-        <w:t>. Explain why B is not chosen.</w:t>
-      </w:r>
-    </w:p>
-    <w:p>
-      <w:pPr>
-        <w:pStyle w:val="Heading3"/>
-      </w:pPr>
-      <w:r>
-        <w:t>Teacher reasoning · W1</w:t>
+        <w:t>split strategy</w:t>
+      </w:r>
+      <w:r>
+        <w:rPr>
+          <w:b w:val="0"/>
+        </w:rPr>
+        <w:t xml:space="preserve"> and counts for the Plant Classifier, including why plant identity stays within one split.</w:t>
       </w:r>
     </w:p>
     <w:p>
       <w:pPr>
         <w:spacing w:line="336" w:lineRule="auto" w:after="180"/>
-        <w:shd w:fill="F1F6FC"/>
-      </w:pPr>
-      <w:r>
-        <w:rPr>
-          <w:b w:val="0"/>
-        </w:rPr>
-        <w:t xml:space="preserve">Teacher explanation: Choose A: </w:t>
+      </w:pPr>
+      <w:r>
+        <w:rPr>
+          <w:b w:val="0"/>
+        </w:rPr>
+        <w:t xml:space="preserve">Keep the decision, </w:t>
       </w:r>
       <w:r>
         <w:rPr>
           <w:b/>
         </w:rPr>
+        <w:t>input</w:t>
+      </w:r>
+      <w:r>
+        <w:rPr>
+          <w:b w:val="0"/>
+        </w:rPr>
+        <w:t xml:space="preserve">, result, explanation and remaining limitation in the project </w:t>
+      </w:r>
+      <w:r>
+        <w:rPr>
+          <w:b/>
+        </w:rPr>
+        <w:t>evidence</w:t>
+      </w:r>
+      <w:r>
+        <w:rPr>
+          <w:b w:val="0"/>
+        </w:rPr>
+        <w:t xml:space="preserve"> record. Retrieve this record next week rather than restarting the project.</w:t>
+      </w:r>
+    </w:p>
+    <w:p>
+      <w:pPr>
+        <w:spacing w:line="336" w:lineRule="auto" w:after="180"/>
+      </w:pPr>
+      <w:r>
+        <w:rPr>
+          <w:b w:val="0"/>
+        </w:rPr>
+        <w:t xml:space="preserve">For your Responsible Plant Classifier, save the </w:t>
+      </w:r>
+      <w:r>
+        <w:rPr>
+          <w:b/>
+        </w:rPr>
+        <w:t>input</w:t>
+      </w:r>
+      <w:r>
+        <w:rPr>
+          <w:b w:val="0"/>
+        </w:rPr>
+        <w:t>, procedure, observed result and limitation of this check.</w:t>
+      </w:r>
+    </w:p>
+    <w:p>
+      <w:pPr>
+        <w:spacing w:line="336" w:lineRule="auto" w:after="180"/>
+      </w:pPr>
+      <w:r>
+        <w:rPr>
+          <w:b w:val="0"/>
+        </w:rPr>
+        <w:t>Label this worked example as practice; use a different, previously unreviewed case when checking independent understanding.</w:t>
+      </w:r>
+    </w:p>
+    <w:p>
+      <w:pPr>
+        <w:pStyle w:val="Heading2"/>
+      </w:pPr>
+      <w:r>
+        <w:t>Support and selected reassessment</w:t>
+      </w:r>
+    </w:p>
+    <w:p>
+      <w:pPr>
+        <w:spacing w:line="336" w:lineRule="auto" w:after="180"/>
+      </w:pPr>
+      <w:r>
+        <w:rPr>
+          <w:b w:val="0"/>
+        </w:rPr>
+        <w:t>Use a tiny labelled dataset, explicit units and a named positive class. Stretch: require a baseline, held-out evaluation and subgroup or shifted-condition analysis with denominators.</w:t>
+      </w:r>
+    </w:p>
+    <w:p>
+      <w:pPr>
+        <w:spacing w:line="336" w:lineRule="auto" w:after="180"/>
+      </w:pPr>
+      <w:r>
+        <w:rPr>
+          <w:b w:val="0"/>
+        </w:rPr>
+        <w:t xml:space="preserve">Provide a blank </w:t>
+      </w:r>
+      <w:r>
+        <w:rPr>
+          <w:b/>
+        </w:rPr>
+        <w:t>evidence</w:t>
+      </w:r>
+      <w:r>
+        <w:rPr>
+          <w:b w:val="0"/>
+        </w:rPr>
+        <w:t xml:space="preserve"> table and allow a verbal explanation before writing. Highlight the given conditions without supplying the W 4 conclusion. Use </w:t>
+      </w:r>
+      <w:r>
+        <w:rPr>
+          <w:b/>
+        </w:rPr>
         <w:t>validation</w:t>
       </w:r>
       <w:r>
         <w:rPr>
           <w:b w:val="0"/>
         </w:rPr>
-        <w:t xml:space="preserve"> MAE 3 ties C, and A wins the simplicity tie. B has </w:t>
+        <w:t xml:space="preserve"> and </w:t>
       </w:r>
       <w:r>
         <w:rPr>
           <w:b/>
         </w:rPr>
+        <w:t>hyperparameter</w:t>
+      </w:r>
+      <w:r>
+        <w:rPr>
+          <w:b w:val="0"/>
+        </w:rPr>
+        <w:t xml:space="preserve"> in full sentences.</w:t>
+      </w:r>
+    </w:p>
+    <w:p>
+      <w:pPr>
+        <w:spacing w:line="336" w:lineRule="auto" w:after="180"/>
+      </w:pPr>
+      <w:r>
+        <w:rPr>
+          <w:b w:val="0"/>
+        </w:rPr>
+        <w:t>Extension: alter one condition in the worked example and explain which conclusion changes and which remains supported.</w:t>
+      </w:r>
+    </w:p>
+    <w:p>
+      <w:pPr>
+        <w:spacing w:line="336" w:lineRule="auto" w:after="180"/>
+      </w:pPr>
+      <w:r>
+        <w:rPr>
+          <w:b w:val="0"/>
+        </w:rPr>
+        <w:t xml:space="preserve">For independent W 4, require: Choose P with </w:t>
+      </w:r>
+      <w:r>
+        <w:rPr>
+          <w:b/>
+        </w:rPr>
         <w:t>validation</w:t>
       </w:r>
       <w:r>
         <w:rPr>
           <w:b w:val="0"/>
         </w:rPr>
-        <w:t xml:space="preserve"> MAE 5 despite </w:t>
+        <w:t xml:space="preserve"> MAE 4; Q loses with 6. Keep the test unopened until settings and reporting rules are frozen. Fresh retry: </w:t>
       </w:r>
       <w:r>
         <w:rPr>
           <w:b/>
         </w:rPr>
-        <w:t>training</w:t>
-      </w:r>
-      <w:r>
-        <w:rPr>
-          <w:b w:val="0"/>
-        </w:rPr>
-        <w:t xml:space="preserve"> MAE 0.</w:t>
-      </w:r>
-    </w:p>
-    <w:p>
-      <w:pPr>
-        <w:pStyle w:val="Heading3"/>
-      </w:pPr>
-      <w:r>
-        <w:t>W2 Assign data roles</w:t>
-      </w:r>
-    </w:p>
-    <w:p>
-      <w:pPr>
-        <w:pStyle w:val="Heading3"/>
-      </w:pPr>
-      <w:r>
-        <w:t>Workbook question · W2</w:t>
+        <w:t>validation</w:t>
+      </w:r>
+      <w:r>
+        <w:rPr>
+          <w:b w:val="0"/>
+        </w:rPr>
+        <w:t xml:space="preserve"> L 2 M 2 N 3, simplicity M before L.</w:t>
       </w:r>
     </w:p>
     <w:p>
       <w:pPr>
         <w:spacing w:line="336" w:lineRule="auto" w:after="180"/>
-        <w:shd w:fill="F5F1FB"/>
-      </w:pPr>
-      <w:r>
-        <w:rPr>
-          <w:b w:val="0"/>
-        </w:rPr>
-        <w:t xml:space="preserve">Where should parameter </w:t>
-      </w:r>
-      <w:r>
-        <w:rPr>
-          <w:b/>
-        </w:rPr>
-        <w:t>fitting</w:t>
-      </w:r>
-      <w:r>
-        <w:rPr>
-          <w:b w:val="0"/>
-        </w:rPr>
-        <w:t>, setting selection and final reporting occur?</w:t>
-      </w:r>
-    </w:p>
-    <w:p>
-      <w:pPr>
-        <w:pStyle w:val="Heading3"/>
-      </w:pPr>
-      <w:r>
-        <w:t>Teacher reasoning · W2</w:t>
+      </w:pPr>
+      <w:r>
+        <w:rPr>
+          <w:b w:val="0"/>
+        </w:rPr>
+        <w:t>Choose M under the declared tie policy; do not use test scores to break the tie. Mark each criterion as independent, supported or not yet demonstrated.</w:t>
       </w:r>
     </w:p>
     <w:p>
       <w:pPr>
         <w:spacing w:line="336" w:lineRule="auto" w:after="180"/>
-        <w:shd w:fill="F1F6FC"/>
-      </w:pPr>
-      <w:r>
-        <w:rPr>
-          <w:b w:val="0"/>
-        </w:rPr>
-        <w:t xml:space="preserve">Teacher explanation: Fit on </w:t>
-      </w:r>
-      <w:r>
-        <w:rPr>
-          <w:b/>
-        </w:rPr>
-        <w:t>training</w:t>
-      </w:r>
-      <w:r>
-        <w:rPr>
-          <w:b w:val="0"/>
-        </w:rPr>
-        <w:t xml:space="preserve">, select on </w:t>
-      </w:r>
-      <w:r>
-        <w:rPr>
-          <w:b/>
-        </w:rPr>
-        <w:t>validation</w:t>
-      </w:r>
-      <w:r>
-        <w:rPr>
-          <w:b w:val="0"/>
-        </w:rPr>
-        <w:t>, evaluate the frozen choice on held-out test; fit pre</w:t>
-      </w:r>
-      <w:r>
-        <w:rPr>
-          <w:b/>
-        </w:rPr>
-        <w:t>process</w:t>
-      </w:r>
-      <w:r>
-        <w:rPr>
-          <w:b w:val="0"/>
-        </w:rPr>
-        <w:t xml:space="preserve">ing only on </w:t>
-      </w:r>
-      <w:r>
-        <w:rPr>
-          <w:b/>
-        </w:rPr>
-        <w:t>training</w:t>
-      </w:r>
-      <w:r>
-        <w:rPr>
-          <w:b w:val="0"/>
-        </w:rPr>
-        <w:t>.</w:t>
-      </w:r>
-    </w:p>
-    <w:p>
-      <w:pPr>
-        <w:pStyle w:val="Heading3"/>
-      </w:pPr>
-      <w:r>
-        <w:t>W3 Record another attempt</w:t>
-      </w:r>
-    </w:p>
-    <w:p>
-      <w:pPr>
-        <w:pStyle w:val="Heading3"/>
-      </w:pPr>
-      <w:r>
-        <w:t>Workbook question · W3</w:t>
-      </w:r>
-    </w:p>
-    <w:p>
-      <w:pPr>
-        <w:spacing w:line="336" w:lineRule="auto" w:after="180"/>
-        <w:shd w:fill="F5F1FB"/>
-      </w:pPr>
-      <w:r>
-        <w:rPr>
-          <w:b w:val="0"/>
-        </w:rPr>
-        <w:t xml:space="preserve">A team creates D after reading </w:t>
-      </w:r>
-      <w:r>
-        <w:rPr>
-          <w:b/>
-        </w:rPr>
-        <w:t>validation</w:t>
-      </w:r>
-      <w:r>
-        <w:rPr>
-          <w:b w:val="0"/>
-        </w:rPr>
-        <w:t xml:space="preserve"> mistakes. What changes in the record?</w:t>
-      </w:r>
-    </w:p>
-    <w:p>
-      <w:pPr>
-        <w:pStyle w:val="Heading3"/>
-      </w:pPr>
-      <w:r>
-        <w:t>Teacher reasoning · W3</w:t>
-      </w:r>
-    </w:p>
-    <w:p>
-      <w:pPr>
-        <w:spacing w:line="336" w:lineRule="auto" w:after="180"/>
-        <w:shd w:fill="F1F6FC"/>
-      </w:pPr>
-      <w:r>
-        <w:rPr>
-          <w:b w:val="0"/>
-        </w:rPr>
-        <w:t xml:space="preserve">Teacher explanation: Add D and its motivation to development history. </w:t>
-      </w:r>
-      <w:r>
-        <w:rPr>
-          <w:b/>
-        </w:rPr>
-        <w:t>Validation</w:t>
-      </w:r>
-      <w:r>
-        <w:rPr>
-          <w:b w:val="0"/>
-        </w:rPr>
-        <w:t xml:space="preserve"> influenced D and is not untouched test </w:t>
-      </w:r>
-      <w:r>
-        <w:rPr>
-          <w:b/>
-        </w:rPr>
-        <w:t>evidence</w:t>
-      </w:r>
-      <w:r>
-        <w:rPr>
-          <w:b w:val="0"/>
-        </w:rPr>
-        <w:t>.</w:t>
-      </w:r>
-    </w:p>
-    <w:p>
-      <w:pPr>
-        <w:pStyle w:val="Heading3"/>
-      </w:pPr>
-      <w:r>
-        <w:t>W4 Apply independently</w:t>
-      </w:r>
-    </w:p>
-    <w:p>
-      <w:pPr>
-        <w:pStyle w:val="Heading3"/>
-      </w:pPr>
-      <w:r>
-        <w:t>Workbook question · W4</w:t>
-      </w:r>
-    </w:p>
-    <w:p>
-      <w:pPr>
-        <w:spacing w:line="336" w:lineRule="auto" w:after="180"/>
-        <w:shd w:fill="F5F1FB"/>
-      </w:pPr>
-      <w:r>
-        <w:rPr>
-          <w:b/>
-        </w:rPr>
-        <w:t>Training</w:t>
-      </w:r>
-      <w:r>
-        <w:rPr>
-          <w:b w:val="0"/>
-        </w:rPr>
-        <w:t xml:space="preserve"> errors P 2 Q 0 R 1; </w:t>
-      </w:r>
-      <w:r>
-        <w:rPr>
-          <w:b/>
-        </w:rPr>
-        <w:t>validation</w:t>
-      </w:r>
-      <w:r>
-        <w:rPr>
-          <w:b w:val="0"/>
-        </w:rPr>
-        <w:t xml:space="preserve"> errors P 4 Q 6 R 4. Rule: smallest </w:t>
-      </w:r>
-      <w:r>
-        <w:rPr>
-          <w:b/>
-        </w:rPr>
-        <w:t>validation</w:t>
-      </w:r>
-      <w:r>
-        <w:rPr>
-          <w:b w:val="0"/>
-        </w:rPr>
-        <w:t xml:space="preserve"> MAE, then simpler; P is simpler than R. Choose and state the test action.</w:t>
-      </w:r>
-    </w:p>
-    <w:p>
-      <w:pPr>
-        <w:pStyle w:val="Heading3"/>
-      </w:pPr>
-      <w:r>
-        <w:t>Teacher reasoning · W4</w:t>
-      </w:r>
-    </w:p>
-    <w:p>
-      <w:pPr>
-        <w:spacing w:line="336" w:lineRule="auto" w:after="180"/>
-        <w:shd w:fill="F1F6FC"/>
-      </w:pPr>
-      <w:r>
-        <w:rPr>
-          <w:b w:val="0"/>
-        </w:rPr>
-        <w:t xml:space="preserve">Teacher explanation: Choose P with </w:t>
-      </w:r>
-      <w:r>
-        <w:rPr>
-          <w:b/>
-        </w:rPr>
-        <w:t>validation</w:t>
-      </w:r>
-      <w:r>
-        <w:rPr>
-          <w:b w:val="0"/>
-        </w:rPr>
-        <w:t xml:space="preserve"> MAE 4; Q loses with 6. Keep the test unopened until settings and reporting rules are frozen.</w:t>
-      </w:r>
-    </w:p>
-    <w:p>
-      <w:pPr>
-        <w:pStyle w:val="Heading3"/>
-      </w:pPr>
-      <w:r>
-        <w:t>W5 Limit a claim</w:t>
-      </w:r>
-    </w:p>
-    <w:p>
-      <w:pPr>
-        <w:pStyle w:val="Heading3"/>
-      </w:pPr>
-      <w:r>
-        <w:t>Workbook question · W5</w:t>
-      </w:r>
-    </w:p>
-    <w:p>
-      <w:pPr>
-        <w:spacing w:line="336" w:lineRule="auto" w:after="180"/>
-        <w:shd w:fill="F5F1FB"/>
-      </w:pPr>
-      <w:r>
-        <w:rPr>
-          <w:b w:val="0"/>
-        </w:rPr>
-        <w:t xml:space="preserve">Why is the winning </w:t>
-      </w:r>
-      <w:r>
-        <w:rPr>
-          <w:b/>
-        </w:rPr>
-        <w:t>validation</w:t>
-      </w:r>
-      <w:r>
-        <w:rPr>
-          <w:b w:val="0"/>
-        </w:rPr>
-        <w:t xml:space="preserve"> score not a guaranteed future score?</w:t>
-      </w:r>
-    </w:p>
-    <w:p>
-      <w:pPr>
-        <w:pStyle w:val="Heading3"/>
-      </w:pPr>
-      <w:r>
-        <w:t>Teacher reasoning · W5</w:t>
-      </w:r>
-    </w:p>
-    <w:p>
-      <w:pPr>
-        <w:spacing w:line="336" w:lineRule="auto" w:after="180"/>
-        <w:shd w:fill="F1F6FC"/>
-      </w:pPr>
-      <w:r>
-        <w:rPr>
-          <w:b w:val="0"/>
-        </w:rPr>
-        <w:t>Teacher explanation: Selection used this sample, repeated attempts can adapt to it, and future conditions and sampling may differ.</w:t>
-      </w:r>
-    </w:p>
-    <w:p>
-      <w:pPr>
-        <w:pStyle w:val="Heading3"/>
-      </w:pPr>
-      <w:r>
-        <w:t>Assess independent transfer</w:t>
-      </w:r>
-    </w:p>
-    <w:p>
-      <w:pPr>
-        <w:pStyle w:val="Heading3"/>
-      </w:pPr>
-      <w:r>
-        <w:t>Independent question · withhold the key</w:t>
-      </w:r>
-    </w:p>
-    <w:p>
-      <w:pPr>
-        <w:spacing w:line="336" w:lineRule="auto" w:after="180"/>
-        <w:shd w:fill="F5F1FB"/>
-      </w:pPr>
-      <w:r>
-        <w:rPr>
-          <w:b w:val="0"/>
-        </w:rPr>
-        <w:t xml:space="preserve">Selected case: </w:t>
-      </w:r>
-      <w:r>
-        <w:rPr>
-          <w:b/>
-        </w:rPr>
-        <w:t>Training</w:t>
-      </w:r>
-      <w:r>
-        <w:rPr>
-          <w:b w:val="0"/>
-        </w:rPr>
-        <w:t xml:space="preserve"> errors P 2 Q 0 R 1; </w:t>
-      </w:r>
-      <w:r>
-        <w:rPr>
-          <w:b/>
-        </w:rPr>
-        <w:t>validation</w:t>
-      </w:r>
-      <w:r>
-        <w:rPr>
-          <w:b w:val="0"/>
-        </w:rPr>
-        <w:t xml:space="preserve"> errors P 4 Q 6 R 4. Rule: smallest </w:t>
-      </w:r>
-      <w:r>
-        <w:rPr>
-          <w:b/>
-        </w:rPr>
-        <w:t>validation</w:t>
-      </w:r>
-      <w:r>
-        <w:rPr>
-          <w:b w:val="0"/>
-        </w:rPr>
-        <w:t xml:space="preserve"> MAE, then simpler; P is simpler than R. Choose and state the test action.</w:t>
-      </w:r>
-    </w:p>
-    <w:p>
-      <w:pPr>
-        <w:pStyle w:val="Heading3"/>
-      </w:pPr>
-      <w:r>
-        <w:t>Selected case answer</w:t>
-      </w:r>
-    </w:p>
-    <w:p>
-      <w:pPr>
-        <w:pStyle w:val="Heading3"/>
-      </w:pPr>
-      <w:r>
-        <w:t>Teacher key · Selected case answer</w:t>
-      </w:r>
-    </w:p>
-    <w:p>
-      <w:pPr>
-        <w:spacing w:line="336" w:lineRule="auto" w:after="180"/>
-        <w:shd w:fill="F1F6FC"/>
-      </w:pPr>
-      <w:r>
-        <w:rPr>
-          <w:b w:val="0"/>
-        </w:rPr>
-        <w:t xml:space="preserve">Teacher explanation: Choose P with </w:t>
-      </w:r>
-      <w:r>
-        <w:rPr>
-          <w:b/>
-        </w:rPr>
-        <w:t>validation</w:t>
-      </w:r>
-      <w:r>
-        <w:rPr>
-          <w:b w:val="0"/>
-        </w:rPr>
-        <w:t xml:space="preserve"> MAE 4; Q loses with 6. Keep the test unopened until settings and reporting rules are frozen.</w:t>
-      </w:r>
-    </w:p>
-    <w:tbl>
-      <w:tblPr>
-        <w:tblStyle w:val="LightShading-Accent1"/>
-        <w:tblW w:type="auto" w:w="0"/>
-        <w:tblLook w:firstColumn="1" w:firstRow="1" w:lastColumn="0" w:lastRow="0" w:noHBand="0" w:noVBand="1" w:val="04A0"/>
-      </w:tblPr>
-      <w:tblGrid>
-        <w:gridCol w:w="5112"/>
-        <w:gridCol w:w="5112"/>
-      </w:tblGrid>
-      <w:tr>
-        <w:trPr>
-          <w:tblHeader/>
-        </w:trPr>
-        <w:tc>
-          <w:tcPr>
-            <w:tcW w:type="dxa" w:w="5112"/>
-          </w:tcPr>
-          <w:p>
-            <w:r>
-              <w:t>Dimension</w:t>
-            </w:r>
-          </w:p>
-        </w:tc>
-        <w:tc>
-          <w:tcPr>
-            <w:tcW w:type="dxa" w:w="5112"/>
-          </w:tcPr>
-          <w:p>
-            <w:r>
-              <w:t>Evidence required</w:t>
-            </w:r>
-          </w:p>
-        </w:tc>
-      </w:tr>
-      <w:tr>
-        <w:tc>
-          <w:tcPr>
-            <w:tcW w:type="dxa" w:w="5112"/>
-          </w:tcPr>
-          <w:p>
-            <w:r>
-              <w:t>Explanation</w:t>
-            </w:r>
-          </w:p>
-        </w:tc>
-        <w:tc>
-          <w:tcPr>
-            <w:tcW w:type="dxa" w:w="5112"/>
-          </w:tcPr>
-          <w:p>
-            <w:r>
-              <w:t>Names the applicable idea or procedure and ties it to the supplied facts.</w:t>
-            </w:r>
-          </w:p>
-        </w:tc>
-      </w:tr>
-      <w:tr>
-        <w:tc>
-          <w:tcPr>
-            <w:tcW w:type="dxa" w:w="5112"/>
-          </w:tcPr>
-          <w:p>
-            <w:r>
-              <w:t>Trace and result</w:t>
-            </w:r>
-          </w:p>
-        </w:tc>
-        <w:tc>
-          <w:tcPr>
-            <w:tcW w:type="dxa" w:w="5112"/>
-          </w:tcPr>
-          <w:p>
-            <w:r>
-              <w:t>Preserves the given inputs and shows the relevant intermediate steps; distinguishes a prediction from an observed execution.</w:t>
-            </w:r>
-          </w:p>
-        </w:tc>
-      </w:tr>
-      <w:tr>
-        <w:tc>
-          <w:tcPr>
-            <w:tcW w:type="dxa" w:w="5112"/>
-          </w:tcPr>
-          <w:p>
-            <w:r>
-              <w:t>Limits</w:t>
-            </w:r>
-          </w:p>
-        </w:tc>
-        <w:tc>
-          <w:tcPr>
-            <w:tcW w:type="dxa" w:w="5112"/>
-          </w:tcPr>
-          <w:p>
-            <w:r>
-              <w:t>States the assumptions, missing evidence or conditions under which the result would change.</w:t>
-            </w:r>
-          </w:p>
-        </w:tc>
-      </w:tr>
-    </w:tbl>
-    <w:p>
-      <w:pPr>
-        <w:pStyle w:val="Heading3"/>
-      </w:pPr>
-      <w:r>
-        <w:t>Teacher key · Selected case answer</w:t>
-      </w:r>
-    </w:p>
-    <w:p>
-      <w:pPr>
-        <w:spacing w:line="336" w:lineRule="auto" w:after="180"/>
-        <w:shd w:fill="F1F6FC"/>
-      </w:pPr>
-      <w:r>
-        <w:rPr>
-          <w:b w:val="0"/>
-        </w:rPr>
-        <w:t>Record each dimension as not yet, with support, or independent. Accept a valid alternative procedure with a defensible trace.</w:t>
-      </w:r>
-    </w:p>
-    <w:p>
-      <w:pPr>
-        <w:spacing w:line="336" w:lineRule="auto" w:after="180"/>
-        <w:shd w:fill="F1F6FC"/>
-      </w:pPr>
-      <w:r>
-        <w:rPr>
-          <w:b w:val="0"/>
-        </w:rPr>
-        <w:t xml:space="preserve">Do not penalise an honestly recorded model failure if the learner correctly explains its </w:t>
-      </w:r>
-      <w:r>
-        <w:rPr>
-          <w:b/>
-        </w:rPr>
-        <w:t>evidence</w:t>
-      </w:r>
-      <w:r>
-        <w:rPr>
-          <w:b w:val="0"/>
-        </w:rPr>
-        <w:t xml:space="preserve"> and limits.</w:t>
-      </w:r>
-    </w:p>
-    <w:p>
-      <w:pPr>
-        <w:pStyle w:val="Heading3"/>
-      </w:pPr>
-      <w:r>
-        <w:t>Feedback that the learner uses</w:t>
-      </w:r>
-    </w:p>
-    <w:p>
-      <w:pPr>
-        <w:spacing w:line="336" w:lineRule="auto" w:after="180"/>
-      </w:pPr>
-      <w:r>
-        <w:rPr>
-          <w:b w:val="0"/>
-        </w:rPr>
-        <w:t>Name the earliest unsupported step and give one action to repair it. Have the learner make that repair now and explain why. Then assess the relevant skill on a fresh, fully specified case.</w:t>
-      </w:r>
-    </w:p>
-    <w:p>
-      <w:pPr>
-        <w:spacing w:line="336" w:lineRule="auto" w:after="180"/>
-      </w:pPr>
-      <w:r>
-        <w:rPr>
-          <w:b w:val="0"/>
-        </w:rPr>
-        <w:t>Confirm it was not previously practised with feedback; solve and check the new case before assigning it. A follow-up design prompt is a starting brief, not automatically an equivalent test.</w:t>
-      </w:r>
-    </w:p>
-    <w:p>
-      <w:pPr>
-        <w:pStyle w:val="Heading1"/>
-      </w:pPr>
-      <w:r>
-        <w:t>06. Connect and extend learning</w:t>
-      </w:r>
-    </w:p>
-    <w:p>
-      <w:r>
-        <w:t>Connect Train, Validation, Test to Responsible Plant Classifier, adapt support and plan a later changed-case check.</w:t>
-      </w:r>
-    </w:p>
-    <w:p>
-      <w:pPr>
-        <w:pStyle w:val="Heading3"/>
-      </w:pPr>
-      <w:r>
-        <w:t>Responsible Plant Classifier</w:t>
-      </w:r>
-    </w:p>
-    <w:p>
-      <w:pPr>
-        <w:spacing w:line="336" w:lineRule="auto" w:after="180"/>
-      </w:pPr>
-      <w:r>
-        <w:rPr>
-          <w:b w:val="0"/>
-        </w:rPr>
-        <w:t xml:space="preserve">Publish the grouped </w:t>
-      </w:r>
-      <w:r>
-        <w:rPr>
-          <w:b/>
-        </w:rPr>
-        <w:t>split strategy</w:t>
-      </w:r>
-      <w:r>
-        <w:rPr>
-          <w:b w:val="0"/>
-        </w:rPr>
-        <w:t xml:space="preserve"> and counts for the Plant Classifier, including why plant identity stays within one split.</w:t>
-      </w:r>
-    </w:p>
-    <w:p>
-      <w:pPr>
-        <w:spacing w:line="336" w:lineRule="auto" w:after="180"/>
-      </w:pPr>
-      <w:r>
-        <w:rPr>
-          <w:b w:val="0"/>
-        </w:rPr>
-        <w:t xml:space="preserve">Keep the decision, </w:t>
-      </w:r>
-      <w:r>
-        <w:rPr>
-          <w:b/>
-        </w:rPr>
-        <w:t>input</w:t>
-      </w:r>
-      <w:r>
-        <w:rPr>
-          <w:b w:val="0"/>
-        </w:rPr>
-        <w:t xml:space="preserve">, result, explanation and remaining limitation in the project </w:t>
-      </w:r>
-      <w:r>
-        <w:rPr>
-          <w:b/>
-        </w:rPr>
-        <w:t>evidence</w:t>
-      </w:r>
-      <w:r>
-        <w:rPr>
-          <w:b w:val="0"/>
-        </w:rPr>
-        <w:t xml:space="preserve"> record. Retrieve this record next week rather than restarting the project.</w:t>
-      </w:r>
-    </w:p>
-    <w:p>
-      <w:pPr>
-        <w:pStyle w:val="Heading3"/>
-      </w:pPr>
-      <w:r>
-        <w:t>Support and stretch</w:t>
-      </w:r>
-    </w:p>
-    <w:p>
-      <w:pPr>
-        <w:spacing w:line="336" w:lineRule="auto" w:after="180"/>
-      </w:pPr>
-      <w:r>
-        <w:rPr>
-          <w:b w:val="0"/>
-        </w:rPr>
-        <w:t>Use a tiny labelled dataset, explicit units and a named positive class. Stretch: require a baseline, held-out evaluation and subgroup or shifted-condition analysis with denominators.</w:t>
-      </w:r>
-    </w:p>
-    <w:p>
-      <w:pPr>
-        <w:pStyle w:val="Heading3"/>
-      </w:pPr>
-      <w:r>
-        <w:t>Exit reflection</w:t>
-      </w:r>
-    </w:p>
-    <w:p>
-      <w:pPr>
-        <w:spacing w:line="336" w:lineRule="auto" w:after="180"/>
-      </w:pPr>
-      <w:r>
-        <w:rPr>
-          <w:b w:val="0"/>
-        </w:rPr>
-        <w:t xml:space="preserve">Ask for one decision the learner can now justify and one situation requiring more </w:t>
-      </w:r>
-      <w:r>
-        <w:rPr>
-          <w:b/>
-        </w:rPr>
-        <w:t>evidence</w:t>
-      </w:r>
-      <w:r>
-        <w:rPr>
-          <w:b w:val="0"/>
-        </w:rPr>
-        <w:t xml:space="preserve"> or human review. Confidence ratings are separate from correct independent performance.</w:t>
-      </w:r>
-    </w:p>
-    <w:p>
-      <w:pPr>
-        <w:pStyle w:val="Heading3"/>
-      </w:pPr>
-      <w:r>
-        <w:t>Bridge to the next week</w:t>
-      </w:r>
-    </w:p>
-    <w:p>
-      <w:pPr>
-        <w:spacing w:line="336" w:lineRule="auto" w:after="180"/>
-      </w:pPr>
-      <w:r>
-        <w:rPr>
-          <w:b w:val="0"/>
-        </w:rPr>
-        <w:t xml:space="preserve">Next: Week 25: Metrics Match Consequences. Retrieve today’s </w:t>
-      </w:r>
-      <w:r>
-        <w:rPr>
-          <w:b/>
-        </w:rPr>
-        <w:t>evidence</w:t>
-      </w:r>
-      <w:r>
-        <w:rPr>
-          <w:b w:val="0"/>
-        </w:rPr>
-        <w:t xml:space="preserve"> and identify what carries forward and what is new.</w:t>
-      </w:r>
-    </w:p>
-    <w:p>
-      <w:pPr>
-        <w:pStyle w:val="Heading3"/>
-      </w:pPr>
-      <w:r>
-        <w:t>Support and fresh reassessment</w:t>
-      </w:r>
-    </w:p>
-    <w:p>
-      <w:pPr>
-        <w:spacing w:line="336" w:lineRule="auto" w:after="180"/>
-      </w:pPr>
-      <w:r>
-        <w:rPr>
-          <w:b w:val="0"/>
-        </w:rPr>
-        <w:t xml:space="preserve">Provide a blank </w:t>
-      </w:r>
-      <w:r>
-        <w:rPr>
-          <w:b/>
-        </w:rPr>
-        <w:t>evidence</w:t>
-      </w:r>
-      <w:r>
-        <w:rPr>
-          <w:b w:val="0"/>
-        </w:rPr>
-        <w:t xml:space="preserve"> table and allow a verbal explanation before writing. Highlight the given conditions without supplying the W 4 conclusion. Use </w:t>
-      </w:r>
-      <w:r>
-        <w:rPr>
-          <w:b/>
-        </w:rPr>
-        <w:t>validation</w:t>
-      </w:r>
-      <w:r>
-        <w:rPr>
-          <w:b w:val="0"/>
-        </w:rPr>
-        <w:t xml:space="preserve"> and </w:t>
-      </w:r>
-      <w:r>
-        <w:rPr>
-          <w:b/>
-        </w:rPr>
-        <w:t>hyperparameter</w:t>
-      </w:r>
-      <w:r>
-        <w:rPr>
-          <w:b w:val="0"/>
-        </w:rPr>
-        <w:t xml:space="preserve"> in full sentences.</w:t>
-      </w:r>
-    </w:p>
-    <w:p>
-      <w:pPr>
-        <w:spacing w:line="336" w:lineRule="auto" w:after="180"/>
-      </w:pPr>
-      <w:r>
-        <w:rPr>
-          <w:b w:val="0"/>
-        </w:rPr>
-        <w:t>Extension: alter one condition in the worked example and explain which conclusion changes and which remains supported.</w:t>
-      </w:r>
-    </w:p>
-    <w:p>
-      <w:pPr>
-        <w:spacing w:line="336" w:lineRule="auto" w:after="180"/>
-      </w:pPr>
-      <w:r>
-        <w:rPr>
-          <w:b w:val="0"/>
-        </w:rPr>
-        <w:t xml:space="preserve">For independent W 4, require: Choose P with </w:t>
-      </w:r>
-      <w:r>
-        <w:rPr>
-          <w:b/>
-        </w:rPr>
-        <w:t>validation</w:t>
-      </w:r>
-      <w:r>
-        <w:rPr>
-          <w:b w:val="0"/>
-        </w:rPr>
-        <w:t xml:space="preserve"> MAE 4; Q loses with 6. Keep the test unopened until settings and reporting rules are frozen. Fresh retry: </w:t>
-      </w:r>
-      <w:r>
-        <w:rPr>
-          <w:b/>
-        </w:rPr>
-        <w:t>validation</w:t>
-      </w:r>
-      <w:r>
-        <w:rPr>
-          <w:b w:val="0"/>
-        </w:rPr>
-        <w:t xml:space="preserve"> L 2 M 2 N 3, simplicity M before L.</w:t>
-      </w:r>
-    </w:p>
-    <w:p>
-      <w:pPr>
-        <w:spacing w:line="336" w:lineRule="auto" w:after="180"/>
-      </w:pPr>
-      <w:r>
-        <w:rPr>
-          <w:b w:val="0"/>
-        </w:rPr>
-        <w:t>Choose M under the declared tie policy; do not use test scores to break the tie. Mark each criterion as independent, supported or not yet demonstrated.</w:t>
-      </w:r>
-    </w:p>
-    <w:p>
-      <w:pPr>
-        <w:spacing w:line="336" w:lineRule="auto" w:after="180"/>
       </w:pPr>
       <w:r>
         <w:rPr>
@@ -5706,33 +5745,10 @@
     </w:p>
     <w:p>
       <w:pPr>
-        <w:spacing w:line="336" w:lineRule="auto" w:after="180"/>
-      </w:pPr>
-      <w:r>
-        <w:rPr>
-          <w:b w:val="0"/>
-        </w:rPr>
-        <w:t xml:space="preserve">Next week: Final testing and honest claims. Carry forward the saved </w:t>
-      </w:r>
-      <w:r>
-        <w:rPr>
-          <w:b/>
-        </w:rPr>
-        <w:t>evidence</w:t>
-      </w:r>
-      <w:r>
-        <w:rPr>
-          <w:b w:val="0"/>
-        </w:rPr>
-        <w:t xml:space="preserve"> and the distinction between development choices and justified claims.</w:t>
-      </w:r>
-    </w:p>
-    <w:p>
-      <w:pPr>
-        <w:pStyle w:val="Heading3"/>
-      </w:pPr>
-      <w:r>
-        <w:t>Plan the delayed return</w:t>
+        <w:pStyle w:val="Heading2"/>
+      </w:pPr>
+      <w:r>
+        <w:t>Delayed return</w:t>
       </w:r>
     </w:p>
     <w:p>
@@ -5949,71 +5965,176 @@
     </w:p>
     <w:p>
       <w:pPr>
+        <w:pStyle w:val="Heading2"/>
+      </w:pPr>
+      <w:r>
+        <w:t>Bridge and reflection</w:t>
+      </w:r>
+    </w:p>
+    <w:p>
+      <w:pPr>
+        <w:spacing w:line="336" w:lineRule="auto" w:after="180"/>
+      </w:pPr>
+      <w:r>
+        <w:rPr>
+          <w:b w:val="0"/>
+        </w:rPr>
+        <w:t xml:space="preserve">Ask for one decision the learner can now justify and one situation requiring more </w:t>
+      </w:r>
+      <w:r>
+        <w:rPr>
+          <w:b/>
+        </w:rPr>
+        <w:t>evidence</w:t>
+      </w:r>
+      <w:r>
+        <w:rPr>
+          <w:b w:val="0"/>
+        </w:rPr>
+        <w:t xml:space="preserve"> or human review. Confidence ratings are separate from correct independent performance.</w:t>
+      </w:r>
+    </w:p>
+    <w:p>
+      <w:pPr>
+        <w:spacing w:line="336" w:lineRule="auto" w:after="180"/>
+      </w:pPr>
+      <w:r>
+        <w:rPr>
+          <w:b w:val="0"/>
+        </w:rPr>
+        <w:t xml:space="preserve">Next: Week 25: Metrics Match Consequences. Retrieve today’s </w:t>
+      </w:r>
+      <w:r>
+        <w:rPr>
+          <w:b/>
+        </w:rPr>
+        <w:t>evidence</w:t>
+      </w:r>
+      <w:r>
+        <w:rPr>
+          <w:b w:val="0"/>
+        </w:rPr>
+        <w:t xml:space="preserve"> and identify what carries forward and what is new.</w:t>
+      </w:r>
+    </w:p>
+    <w:p>
+      <w:pPr>
+        <w:spacing w:line="336" w:lineRule="auto" w:after="180"/>
+      </w:pPr>
+      <w:r>
+        <w:rPr>
+          <w:b w:val="0"/>
+        </w:rPr>
+        <w:t>Next is Week 25: Metrics Match Consequences. Carry forward exact split roles,group assignments,selection/tie rules and the recorded development history. Final testing was introduced in Week 23;repeated development and overfitting are revisited later.</w:t>
+      </w:r>
+    </w:p>
+    <w:p>
+      <w:pPr>
+        <w:pStyle w:val="Heading2"/>
+      </w:pPr>
+      <w:r>
+        <w:t>Earlier wording, alternatives and picture transcripts · reference / check after trying</w:t>
+      </w:r>
+    </w:p>
+    <w:p>
+      <w:pPr>
+        <w:spacing w:line="336" w:lineRule="auto" w:after="180"/>
+      </w:pPr>
+      <w:r>
+        <w:rPr>
+          <w:b w:val="0"/>
+        </w:rPr>
+        <w:t>Connect and extend learning</w:t>
+      </w:r>
+    </w:p>
+    <w:p>
+      <w:pPr>
         <w:pStyle w:val="Heading3"/>
       </w:pPr>
       <w:r>
+        <w:t>Responsible Plant Classifier</w:t>
+      </w:r>
+    </w:p>
+    <w:p>
+      <w:pPr>
+        <w:pStyle w:val="Heading3"/>
+      </w:pPr>
+      <w:r>
+        <w:t>Support and stretch</w:t>
+      </w:r>
+    </w:p>
+    <w:p>
+      <w:pPr>
+        <w:pStyle w:val="Heading3"/>
+      </w:pPr>
+      <w:r>
+        <w:t>Exit reflection</w:t>
+      </w:r>
+    </w:p>
+    <w:p>
+      <w:pPr>
+        <w:pStyle w:val="Heading3"/>
+      </w:pPr>
+      <w:r>
+        <w:t>Bridge to the next week</w:t>
+      </w:r>
+    </w:p>
+    <w:p>
+      <w:pPr>
+        <w:pStyle w:val="Heading3"/>
+      </w:pPr>
+      <w:r>
+        <w:t>Support and fresh reassessment</w:t>
+      </w:r>
+    </w:p>
+    <w:p>
+      <w:pPr>
+        <w:pStyle w:val="Heading3"/>
+      </w:pPr>
+      <w:r>
+        <w:t>Plan the delayed return</w:t>
+      </w:r>
+    </w:p>
+    <w:p>
+      <w:pPr>
+        <w:pStyle w:val="Heading3"/>
+      </w:pPr>
+      <w:r>
         <w:t>Project evidence from this case</w:t>
       </w:r>
     </w:p>
     <w:p>
       <w:pPr>
+        <w:pStyle w:val="Heading1"/>
+      </w:pPr>
+      <w:r>
+        <w:t>Reference bank and extra practice</w:t>
+      </w:r>
+    </w:p>
+    <w:p>
+      <w:pPr>
+        <w:pStyle w:val="Heading1"/>
+      </w:pPr>
+      <w:r>
+        <w:t>07. Reference · Alternative planning checklist</w:t>
+      </w:r>
+    </w:p>
+    <w:p>
+      <w:r>
+        <w:t>Use alongside the main route without repeating the whole cycle.</w:t>
+      </w:r>
+    </w:p>
+    <w:p>
+      <w:pPr>
+        <w:pStyle w:val="Heading2"/>
+      </w:pPr>
+      <w:r>
+        <w:t>Planning and assessment reference</w:t>
+      </w:r>
+    </w:p>
+    <w:p>
+      <w:pPr>
         <w:spacing w:line="336" w:lineRule="auto" w:after="180"/>
-      </w:pPr>
-      <w:r>
-        <w:rPr>
-          <w:b w:val="0"/>
-        </w:rPr>
-        <w:t xml:space="preserve">For your Responsible Plant Classifier, save the </w:t>
-      </w:r>
-      <w:r>
-        <w:rPr>
-          <w:b/>
-        </w:rPr>
-        <w:t>input</w:t>
-      </w:r>
-      <w:r>
-        <w:rPr>
-          <w:b w:val="0"/>
-        </w:rPr>
-        <w:t>, procedure, observed result and limitation of this check.</w:t>
-      </w:r>
-    </w:p>
-    <w:p>
-      <w:pPr>
-        <w:spacing w:line="336" w:lineRule="auto" w:after="180"/>
-      </w:pPr>
-      <w:r>
-        <w:rPr>
-          <w:b w:val="0"/>
-        </w:rPr>
-        <w:t>Label this worked example as practice; use a different, previously unreviewed case when checking independent understanding.</w:t>
-      </w:r>
-    </w:p>
-    <w:p>
-      <w:pPr>
-        <w:pStyle w:val="Heading1"/>
-      </w:pPr>
-      <w:r>
-        <w:t>07. Prepare, teach and assess</w:t>
-      </w:r>
-    </w:p>
-    <w:p>
-      <w:r>
-        <w:t>Use this preparation summary alongside the detailed Train, Validation, Test lesson; it is a checklist rather than a replacement for the full sequence.</w:t>
-      </w:r>
-    </w:p>
-    <w:p>
-      <w:pPr>
-        <w:pStyle w:val="Heading3"/>
-      </w:pPr>
-      <w:r>
-        <w:t>Teaching target</w:t>
-      </w:r>
-    </w:p>
-    <w:p>
-      <w:pPr>
-        <w:spacing w:line="336" w:lineRule="auto" w:after="180"/>
-        <w:shd w:fill="EDF7F3"/>
       </w:pPr>
       <w:r>
         <w:rPr>
@@ -6203,7 +6324,6 @@
     <w:p>
       <w:pPr>
         <w:spacing w:line="336" w:lineRule="auto" w:after="180"/>
-        <w:shd w:fill="F5F1FB"/>
       </w:pPr>
       <w:r>
         <w:rPr>
@@ -6226,16 +6346,7 @@
     </w:p>
     <w:p>
       <w:pPr>
-        <w:pStyle w:val="Heading3"/>
-      </w:pPr>
-      <w:r>
-        <w:t>Supported practice answer</w:t>
-      </w:r>
-    </w:p>
-    <w:p>
-      <w:pPr>
         <w:spacing w:line="336" w:lineRule="auto" w:after="180"/>
-        <w:shd w:fill="F1F6FC"/>
       </w:pPr>
       <w:r>
         <w:rPr>
@@ -6328,16 +6439,7 @@
     </w:p>
     <w:p>
       <w:pPr>
-        <w:pStyle w:val="Heading3"/>
-      </w:pPr>
-      <w:r>
-        <w:t>Repair the misconception</w:t>
-      </w:r>
-    </w:p>
-    <w:p>
-      <w:pPr>
         <w:spacing w:line="336" w:lineRule="auto" w:after="180"/>
-        <w:shd w:fill="FFF5E6"/>
       </w:pPr>
       <w:r>
         <w:rPr>
@@ -6384,16 +6486,7 @@
     </w:p>
     <w:p>
       <w:pPr>
-        <w:pStyle w:val="Heading3"/>
-      </w:pPr>
-      <w:r>
-        <w:t>Support without giving away the answer</w:t>
-      </w:r>
-    </w:p>
-    <w:p>
-      <w:pPr>
         <w:spacing w:line="336" w:lineRule="auto" w:after="180"/>
-        <w:shd w:fill="F1F6F8"/>
       </w:pPr>
       <w:r>
         <w:rPr>
@@ -6416,16 +6509,7 @@
     </w:p>
     <w:p>
       <w:pPr>
-        <w:pStyle w:val="Heading3"/>
-      </w:pPr>
-      <w:r>
-        <w:t>Extend the reasoning</w:t>
-      </w:r>
-    </w:p>
-    <w:p>
-      <w:pPr>
         <w:spacing w:line="336" w:lineRule="auto" w:after="180"/>
-        <w:shd w:fill="F5F1FB"/>
       </w:pPr>
       <w:r>
         <w:rPr>
@@ -6461,7 +6545,6 @@
     <w:p>
       <w:pPr>
         <w:spacing w:line="336" w:lineRule="auto" w:after="180"/>
-        <w:shd w:fill="F5F1FB"/>
       </w:pPr>
       <w:r>
         <w:rPr>
@@ -6484,16 +6567,7 @@
     </w:p>
     <w:p>
       <w:pPr>
-        <w:pStyle w:val="Heading3"/>
-      </w:pPr>
-      <w:r>
-        <w:t>Protect the independent attempt</w:t>
-      </w:r>
-    </w:p>
-    <w:p>
-      <w:pPr>
         <w:spacing w:line="336" w:lineRule="auto" w:after="180"/>
-        <w:shd w:fill="FFF5E6"/>
       </w:pPr>
       <w:r>
         <w:rPr>
@@ -6688,16 +6762,7 @@
     </w:tbl>
     <w:p>
       <w:pPr>
-        <w:pStyle w:val="Heading3"/>
-      </w:pPr>
-      <w:r>
-        <w:t>Project checkpoint</w:t>
-      </w:r>
-    </w:p>
-    <w:p>
-      <w:pPr>
         <w:spacing w:line="336" w:lineRule="auto" w:after="180"/>
-        <w:shd w:fill="EDF7F3"/>
       </w:pPr>
       <w:r>
         <w:rPr>
@@ -6734,12 +6799,20 @@
         <w:pStyle w:val="Heading1"/>
       </w:pPr>
       <w:r>
-        <w:t>08. Use feedback, labs and repair paths</w:t>
-      </w:r>
-    </w:p>
-    <w:p>
-      <w:r>
-        <w:t>Use feedback, earlier review and portfolios purposefully. Apply the coding routine only when this lesson has an executable lab.</w:t>
+        <w:t>08. Reference · Feedback and evidence records</w:t>
+      </w:r>
+    </w:p>
+    <w:p>
+      <w:r>
+        <w:t>Keep supported rehearsal separate from independent performance.</w:t>
+      </w:r>
+    </w:p>
+    <w:p>
+      <w:pPr>
+        <w:pStyle w:val="Heading2"/>
+      </w:pPr>
+      <w:r>
+        <w:t>Record and repair</w:t>
       </w:r>
     </w:p>
     <w:p>
@@ -6778,10 +6851,44 @@
     </w:p>
     <w:p>
       <w:pPr>
-        <w:pStyle w:val="Heading3"/>
-      </w:pPr>
-      <w:r>
-        <w:t>For later coding lessons</w:t>
+        <w:spacing w:line="336" w:lineRule="auto" w:after="180"/>
+      </w:pPr>
+      <w:r>
+        <w:rPr>
+          <w:b w:val="0"/>
+        </w:rPr>
+        <w:t>Use the earlier worked-explanation links to address a specific missing building block, then return to the current question. Adapt this suggestion after observing the learner; it is not an automatic diagnosis.</w:t>
+      </w:r>
+    </w:p>
+    <w:p>
+      <w:pPr>
+        <w:spacing w:line="336" w:lineRule="auto" w:after="180"/>
+      </w:pPr>
+      <w:r>
+        <w:rPr>
+          <w:b w:val="0"/>
+        </w:rPr>
+        <w:t xml:space="preserve">Collect the completed-work portfolio as </w:t>
+      </w:r>
+      <w:r>
+        <w:rPr>
+          <w:b/>
+        </w:rPr>
+        <w:t>evidence</w:t>
+      </w:r>
+      <w:r>
+        <w:rPr>
+          <w:b w:val="0"/>
+        </w:rPr>
+        <w:t>. Record support separately from correctness, and assess explanation, trace/test and limitations. Progress ticks and quiz selections alone do not establish mastery.</w:t>
+      </w:r>
+    </w:p>
+    <w:p>
+      <w:pPr>
+        <w:pStyle w:val="Heading2"/>
+      </w:pPr>
+      <w:r>
+        <w:t>Earlier wording, alternatives and picture transcripts · reference / check after trying</w:t>
       </w:r>
     </w:p>
     <w:p>
@@ -6792,7 +6899,6 @@
     <w:p>
       <w:pPr>
         <w:spacing w:line="336" w:lineRule="auto" w:after="180"/>
-        <w:shd w:fill="F1F6F8"/>
       </w:pPr>
       <w:r>
         <w:rPr>
@@ -6815,77 +6921,20 @@
     </w:p>
     <w:p>
       <w:pPr>
-        <w:spacing w:line="336" w:lineRule="auto" w:after="180"/>
-      </w:pPr>
-      <w:r>
-        <w:rPr>
-          <w:b w:val="0"/>
-        </w:rPr>
-        <w:t>Use the earlier worked-explanation links to address a specific missing building block, then return to the current question. Adapt this suggestion after observing the learner; it is not an automatic diagnosis.</w:t>
-      </w:r>
-    </w:p>
-    <w:p>
-      <w:pPr>
-        <w:spacing w:line="336" w:lineRule="auto" w:after="180"/>
-      </w:pPr>
-      <w:r>
-        <w:rPr>
-          <w:b w:val="0"/>
-        </w:rPr>
-        <w:t xml:space="preserve">Collect the completed-work portfolio as </w:t>
-      </w:r>
-      <w:r>
-        <w:rPr>
-          <w:b/>
-        </w:rPr>
-        <w:t>evidence</w:t>
-      </w:r>
-      <w:r>
-        <w:rPr>
-          <w:b w:val="0"/>
-        </w:rPr>
-        <w:t>. Record support separately from correctness, and assess explanation, trace/test and limitations. Progress ticks and quiz selections alone do not establish mastery.</w:t>
-      </w:r>
-    </w:p>
-    <w:p>
-      <w:pPr>
         <w:pStyle w:val="Heading1"/>
       </w:pPr>
       <w:r>
-        <w:t>09. Visual concept journey</w:t>
-      </w:r>
-    </w:p>
-    <w:p>
-      <w:r>
-        <w:t>Show one Train, Validation, Test graphic at a time, request a prediction and discuss its trace before the independent assessment.</w:t>
-      </w:r>
-    </w:p>
-    <w:p>
-      <w:pPr>
-        <w:spacing w:line="336" w:lineRule="auto" w:after="180"/>
-      </w:pPr>
-      <w:r>
-        <w:rPr>
-          <w:b w:val="0"/>
-        </w:rPr>
-        <w:t xml:space="preserve">Use one picture at a time. Hide a worked result before asking for a </w:t>
-      </w:r>
-      <w:r>
-        <w:rPr>
-          <w:b/>
-        </w:rPr>
-        <w:t>prediction</w:t>
-      </w:r>
-      <w:r>
-        <w:rPr>
-          <w:b w:val="0"/>
-        </w:rPr>
-        <w:t>, then reveal it for feedback. These are supported teaching cases; retain the separate independent assessment for a fresh first attempt.</w:t>
-      </w:r>
-    </w:p>
-    <w:p>
-      <w:pPr>
-        <w:pStyle w:val="Heading3"/>
+        <w:t>09. Reference · Teach with the six pictures</w:t>
+      </w:r>
+    </w:p>
+    <w:p>
+      <w:r>
+        <w:t>Choose one picture for a specific reasoning move.</w:t>
+      </w:r>
+    </w:p>
+    <w:p>
+      <w:pPr>
+        <w:pStyle w:val="Heading2"/>
       </w:pPr>
       <w:r>
         <w:t>01. Train, Validation, Test: the case</w:t>
@@ -6896,7 +6945,7 @@
         <w:drawing>
           <wp:inline xmlns:a="http://schemas.openxmlformats.org/drawingml/2006/main" xmlns:pic="http://schemas.openxmlformats.org/drawingml/2006/picture">
             <wp:extent cx="5486400" cy="2990088"/>
-            <wp:docPr id="2" name="Picture 2" descr="Assign a separate job to training, validation and final test evidence. Supplied facts: Candidates A and B have training MAE1 and 0 cm; validation MAE2 and 3 cm. Selection rule is smallest validation MAE. All inputs and outcomes in this worked example are invented classroom data; no real model run is claimed."/>
+            <wp:docPr id="3" name="Picture 3" descr="Assign a separate job to training, validation and final test evidence. Supplied facts: Candidates A and B have training MAE1 and 0 cm; validation MAE2 and 3 cm. Selection rule is smallest validation MAE. All inputs and outcomes in this worked example are invented classroom data; no real model run is claimed."/>
             <wp:cNvGraphicFramePr>
               <a:graphicFrameLocks noChangeAspect="1"/>
             </wp:cNvGraphicFramePr>
@@ -6908,7 +6957,7 @@
                     <pic:cNvPicPr/>
                   </pic:nvPicPr>
                   <pic:blipFill>
-                    <a:blip r:embed="rId10"/>
+                    <a:blip r:embed="rId11"/>
                     <a:stretch>
                       <a:fillRect/>
                     </a:stretch>
@@ -7048,7 +7097,6 @@
     <w:p>
       <w:pPr>
         <w:spacing w:line="336" w:lineRule="auto" w:after="180"/>
-        <w:shd w:fill="F5F1FB"/>
       </w:pPr>
       <w:r>
         <w:rPr>
@@ -7059,16 +7107,7 @@
     </w:p>
     <w:p>
       <w:pPr>
-        <w:pStyle w:val="Heading3"/>
-      </w:pPr>
-      <w:r>
-        <w:t>Discuss while showing the picture</w:t>
-      </w:r>
-    </w:p>
-    <w:p>
-      <w:pPr>
         <w:spacing w:line="336" w:lineRule="auto" w:after="180"/>
-        <w:shd w:fill="F1F6F8"/>
       </w:pPr>
       <w:r>
         <w:rPr>
@@ -7079,7 +7118,7 @@
     </w:p>
     <w:p>
       <w:pPr>
-        <w:pStyle w:val="Heading3"/>
+        <w:pStyle w:val="Heading2"/>
       </w:pPr>
       <w:r>
         <w:t>02. Follow the deciding steps</w:t>
@@ -7090,7 +7129,7 @@
         <w:drawing>
           <wp:inline xmlns:a="http://schemas.openxmlformats.org/drawingml/2006/main" xmlns:pic="http://schemas.openxmlformats.org/drawingml/2006/picture">
             <wp:extent cx="5486400" cy="3182112"/>
-            <wp:docPr id="3" name="Picture 3" descr="Fit on training: Both candidates are built using training data; B fits it more closely. → Select on validation: Choose A because2 cm is below3 cm. → Reserve final test: Freeze A before scoring final cases; do not select again using their labels."/>
+            <wp:docPr id="4" name="Picture 4" descr="Fit on training: Both candidates are built using training data; B fits it more closely. → Select on validation: Choose A because2 cm is below3 cm. → Reserve final test: Freeze A before scoring final cases; do not select again using their labels."/>
             <wp:cNvGraphicFramePr>
               <a:graphicFrameLocks noChangeAspect="1"/>
             </wp:cNvGraphicFramePr>
@@ -7102,7 +7141,7 @@
                     <pic:cNvPicPr/>
                   </pic:nvPicPr>
                   <pic:blipFill>
-                    <a:blip r:embed="rId11"/>
+                    <a:blip r:embed="rId9"/>
                     <a:stretch>
                       <a:fillRect/>
                     </a:stretch>
@@ -7171,7 +7210,6 @@
     <w:p>
       <w:pPr>
         <w:spacing w:line="336" w:lineRule="auto" w:after="180"/>
-        <w:shd w:fill="F5F1FB"/>
       </w:pPr>
       <w:r>
         <w:rPr>
@@ -7194,16 +7232,7 @@
     </w:p>
     <w:p>
       <w:pPr>
-        <w:pStyle w:val="Heading3"/>
-      </w:pPr>
-      <w:r>
-        <w:t>Discuss while showing the picture</w:t>
-      </w:r>
-    </w:p>
-    <w:p>
-      <w:pPr>
         <w:spacing w:line="336" w:lineRule="auto" w:after="180"/>
-        <w:shd w:fill="F1F6F8"/>
       </w:pPr>
       <w:r>
         <w:rPr>
@@ -7226,7 +7255,7 @@
     </w:p>
     <w:p>
       <w:pPr>
-        <w:pStyle w:val="Heading3"/>
+        <w:pStyle w:val="Heading2"/>
       </w:pPr>
       <w:r>
         <w:t>03. Validation and model selection at a glance</w:t>
@@ -7237,7 +7266,7 @@
         <w:drawing>
           <wp:inline xmlns:a="http://schemas.openxmlformats.org/drawingml/2006/main" xmlns:pic="http://schemas.openxmlformats.org/drawingml/2006/picture">
             <wp:extent cx="5486400" cy="2834640"/>
-            <wp:docPr id="4" name="Picture 4" descr="Validation and model selection at a glance. Training | Fit each candidate | No test labels. Validation | Choose A by rule | Record every attempt. Final test | Frozen model only | Report after selection"/>
+            <wp:docPr id="5" name="Picture 5" descr="Validation and model selection at a glance. Training | Fit each candidate | No test labels. Validation | Choose A by rule | Record every attempt. Final test | Frozen model only | Report after selection"/>
             <wp:cNvGraphicFramePr>
               <a:graphicFrameLocks noChangeAspect="1"/>
             </wp:cNvGraphicFramePr>
@@ -7312,7 +7341,6 @@
     <w:p>
       <w:pPr>
         <w:spacing w:line="336" w:lineRule="auto" w:after="180"/>
-        <w:shd w:fill="F5F1FB"/>
       </w:pPr>
       <w:r>
         <w:rPr>
@@ -7323,16 +7351,7 @@
     </w:p>
     <w:p>
       <w:pPr>
-        <w:pStyle w:val="Heading3"/>
-      </w:pPr>
-      <w:r>
-        <w:t>Discuss while showing the picture</w:t>
-      </w:r>
-    </w:p>
-    <w:p>
-      <w:pPr>
         <w:spacing w:line="336" w:lineRule="auto" w:after="180"/>
-        <w:shd w:fill="F1F6F8"/>
       </w:pPr>
       <w:r>
         <w:rPr>
@@ -7343,7 +7362,7 @@
     </w:p>
     <w:p>
       <w:pPr>
-        <w:pStyle w:val="Heading3"/>
+        <w:pStyle w:val="Heading2"/>
       </w:pPr>
       <w:r>
         <w:t>04. Change one thing. Trace what follows.</w:t>
@@ -7354,7 +7373,7 @@
         <w:drawing>
           <wp:inline xmlns:a="http://schemas.openxmlformats.org/drawingml/2006/main" xmlns:pic="http://schemas.openxmlformats.org/drawingml/2006/picture">
             <wp:extent cx="5486400" cy="3026664"/>
-            <wp:docPr id="5" name="Picture 5" descr="Original case: Freeze A before scoring final cases; do not select again using their labels. Changed condition: A and B both have validation MAE2 cm; A is simpler under a predeclared tie rule. Expected result: Select A using the predeclared simpler-model tie-break. Reason: The validation errors tie, so the stated secondary rule decides without consulting final data."/>
+            <wp:docPr id="6" name="Picture 6" descr="Original case: Freeze A before scoring final cases; do not select again using their labels. Changed condition: A and B both have validation MAE2 cm; A is simpler under a predeclared tie rule. Expected result: Select A using the predeclared simpler-model tie-break. Reason: The validation errors tie, so the stated secondary rule decides without consulting final data."/>
             <wp:cNvGraphicFramePr>
               <a:graphicFrameLocks noChangeAspect="1"/>
             </wp:cNvGraphicFramePr>
@@ -7434,7 +7453,6 @@
     <w:p>
       <w:pPr>
         <w:spacing w:line="336" w:lineRule="auto" w:after="180"/>
-        <w:shd w:fill="F5F1FB"/>
       </w:pPr>
       <w:r>
         <w:rPr>
@@ -7445,16 +7463,7 @@
     </w:p>
     <w:p>
       <w:pPr>
-        <w:pStyle w:val="Heading3"/>
-      </w:pPr>
-      <w:r>
-        <w:t>Discuss while showing the picture</w:t>
-      </w:r>
-    </w:p>
-    <w:p>
-      <w:pPr>
         <w:spacing w:line="336" w:lineRule="auto" w:after="180"/>
-        <w:shd w:fill="F1F6F8"/>
       </w:pPr>
       <w:r>
         <w:rPr>
@@ -7466,7 +7475,6 @@
     <w:p>
       <w:pPr>
         <w:spacing w:line="336" w:lineRule="auto" w:after="180"/>
-        <w:shd w:fill="F1F6F8"/>
       </w:pPr>
       <w:r>
         <w:rPr>
@@ -7489,7 +7497,7 @@
     </w:p>
     <w:p>
       <w:pPr>
-        <w:pStyle w:val="Heading3"/>
+        <w:pStyle w:val="Heading2"/>
       </w:pPr>
       <w:r>
         <w:t>05. Connect the explanation to its limit</w:t>
@@ -7500,7 +7508,7 @@
         <w:drawing>
           <wp:inline xmlns:a="http://schemas.openxmlformats.org/drawingml/2006/main" xmlns:pic="http://schemas.openxmlformats.org/drawingml/2006/picture">
             <wp:extent cx="5486400" cy="2834640"/>
-            <wp:docPr id="6" name="Picture 6" descr="Read the picture in order. Freeze A before scoring final cases; do not select again using their labels. The arrows show which recorded input or intermediate result each decision uses. Explain the deciding step aloud before checking the changed case; pointing to the final answer alone does not show how it follows. Limit: Repeated validation use can itself overfit model choices; keep a genuinely untouched final evaluation."/>
+            <wp:docPr id="7" name="Picture 7" descr="Read the picture in order. Freeze A before scoring final cases; do not select again using their labels. The arrows show which recorded input or intermediate result each decision uses. Explain the deciding step aloud before checking the changed case; pointing to the final answer alone does not show how it follows. Limit: Repeated validation use can itself overfit model choices; keep a genuinely untouched final evaluation."/>
             <wp:cNvGraphicFramePr>
               <a:graphicFrameLocks noChangeAspect="1"/>
             </wp:cNvGraphicFramePr>
@@ -7591,7 +7599,6 @@
     <w:p>
       <w:pPr>
         <w:spacing w:line="336" w:lineRule="auto" w:after="180"/>
-        <w:shd w:fill="F5F1FB"/>
       </w:pPr>
       <w:r>
         <w:rPr>
@@ -7602,16 +7609,7 @@
     </w:p>
     <w:p>
       <w:pPr>
-        <w:pStyle w:val="Heading3"/>
-      </w:pPr>
-      <w:r>
-        <w:t>Discuss while showing the picture</w:t>
-      </w:r>
-    </w:p>
-    <w:p>
-      <w:pPr>
         <w:spacing w:line="336" w:lineRule="auto" w:after="180"/>
-        <w:shd w:fill="F1F6F8"/>
       </w:pPr>
       <w:r>
         <w:rPr>
@@ -7623,7 +7621,6 @@
     <w:p>
       <w:pPr>
         <w:spacing w:line="336" w:lineRule="auto" w:after="180"/>
-        <w:shd w:fill="F1F6F8"/>
       </w:pPr>
       <w:r>
         <w:rPr>
@@ -7646,7 +7643,7 @@
     </w:p>
     <w:p>
       <w:pPr>
-        <w:pStyle w:val="Heading3"/>
+        <w:pStyle w:val="Heading2"/>
       </w:pPr>
       <w:r>
         <w:t>06. Make the idea visible in your project</w:t>
@@ -7657,7 +7654,7 @@
         <w:drawing>
           <wp:inline xmlns:a="http://schemas.openxmlformats.org/drawingml/2006/main" xmlns:pic="http://schemas.openxmlformats.org/drawingml/2006/picture">
             <wp:extent cx="5486400" cy="3681984"/>
-            <wp:docPr id="7" name="Picture 7" descr="For your Responsible Plant Classifier, save the input, procedure, observed result and limitation of this check. Label this worked example as practice; use a different, previously unreviewed case when checking independent understanding. Draw your input, deciding step, result and limit. Supported question: Why does B’s zero training MAE not settle the original choice? Point to the relevant step in the picture, then write the changed result and the rule or evidence that supports it."/>
+            <wp:docPr id="8" name="Picture 8" descr="For your Responsible Plant Classifier, save the input, procedure, observed result and limitation of this check. Label this worked example as practice; use a different, previously unreviewed case when checking independent understanding. Draw your input, deciding step, result and limit. Supported question: Why does B’s zero training MAE not settle the original choice? Point to the relevant step in the picture, then write the changed result and the rule or evidence that supports it."/>
             <wp:cNvGraphicFramePr>
               <a:graphicFrameLocks noChangeAspect="1"/>
             </wp:cNvGraphicFramePr>
@@ -7772,7 +7769,6 @@
     <w:p>
       <w:pPr>
         <w:spacing w:line="336" w:lineRule="auto" w:after="180"/>
-        <w:shd w:fill="F5F1FB"/>
       </w:pPr>
       <w:r>
         <w:rPr>
@@ -7795,130 +7791,198 @@
     </w:p>
     <w:p>
       <w:pPr>
+        <w:spacing w:line="336" w:lineRule="auto" w:after="180"/>
+      </w:pPr>
+      <w:r>
+        <w:rPr>
+          <w:b w:val="0"/>
+        </w:rPr>
+        <w:t xml:space="preserve">Teacher prompt: Draw your project trace and justify the deciding step using </w:t>
+      </w:r>
+      <w:r>
+        <w:rPr>
+          <w:b/>
+        </w:rPr>
+        <w:t>evidence</w:t>
+      </w:r>
+      <w:r>
+        <w:rPr>
+          <w:b w:val="0"/>
+        </w:rPr>
+        <w:t>. Ask learners to describe one label or arrow in ordinary words. Use the adjacent transcript if the image is difficult to see.</w:t>
+      </w:r>
+    </w:p>
+    <w:p>
+      <w:pPr>
+        <w:spacing w:line="336" w:lineRule="auto" w:after="180"/>
+      </w:pPr>
+      <w:r>
+        <w:rPr>
+          <w:b w:val="0"/>
+        </w:rPr>
+        <w:t xml:space="preserve">Supported practice key: Model selection is based on held-out </w:t>
+      </w:r>
+      <w:r>
+        <w:rPr>
+          <w:b/>
+        </w:rPr>
+        <w:t>validation</w:t>
+      </w:r>
+      <w:r>
+        <w:rPr>
+          <w:b w:val="0"/>
+        </w:rPr>
+        <w:t xml:space="preserve"> error here. Lower </w:t>
+      </w:r>
+      <w:r>
+        <w:rPr>
+          <w:b/>
+        </w:rPr>
+        <w:t>training</w:t>
+      </w:r>
+      <w:r>
+        <w:rPr>
+          <w:b w:val="0"/>
+        </w:rPr>
+        <w:t xml:space="preserve"> error can reflect </w:t>
+      </w:r>
+      <w:r>
+        <w:rPr>
+          <w:b/>
+        </w:rPr>
+        <w:t>fitting</w:t>
+      </w:r>
+      <w:r>
+        <w:rPr>
+          <w:b w:val="0"/>
+        </w:rPr>
+        <w:t xml:space="preserve"> the </w:t>
+      </w:r>
+      <w:r>
+        <w:rPr>
+          <w:b/>
+        </w:rPr>
+        <w:t>training</w:t>
+      </w:r>
+      <w:r>
+        <w:rPr>
+          <w:b w:val="0"/>
+        </w:rPr>
+        <w:t xml:space="preserve"> details rather than better new-case </w:t>
+      </w:r>
+      <w:r>
+        <w:rPr>
+          <w:b/>
+        </w:rPr>
+        <w:t>prediction</w:t>
+      </w:r>
+      <w:r>
+        <w:rPr>
+          <w:b w:val="0"/>
+        </w:rPr>
+        <w:t>.</w:t>
+      </w:r>
+    </w:p>
+    <w:p>
+      <w:pPr>
+        <w:spacing w:line="336" w:lineRule="auto" w:after="180"/>
+      </w:pPr>
+      <w:r>
+        <w:rPr>
+          <w:b w:val="0"/>
+        </w:rPr>
+        <w:t xml:space="preserve">Changed-case check: Select A using the predeclared simpler-model tie-break. The </w:t>
+      </w:r>
+      <w:r>
+        <w:rPr>
+          <w:b/>
+        </w:rPr>
+        <w:t>validation</w:t>
+      </w:r>
+      <w:r>
+        <w:rPr>
+          <w:b w:val="0"/>
+        </w:rPr>
+        <w:t xml:space="preserve"> errors tie, so the stated secondary rule decides without consulting final data.</w:t>
+      </w:r>
+    </w:p>
+    <w:p>
+      <w:pPr>
+        <w:pStyle w:val="Heading2"/>
+      </w:pPr>
+      <w:r>
+        <w:t>Earlier wording, alternatives and picture transcripts · reference / check after trying</w:t>
+      </w:r>
+    </w:p>
+    <w:p>
+      <w:pPr>
+        <w:spacing w:line="336" w:lineRule="auto" w:after="180"/>
+      </w:pPr>
+      <w:r>
+        <w:rPr>
+          <w:b w:val="0"/>
+        </w:rPr>
+        <w:t xml:space="preserve">Use one picture at a time. Hide a worked result before asking for a </w:t>
+      </w:r>
+      <w:r>
+        <w:rPr>
+          <w:b/>
+        </w:rPr>
+        <w:t>prediction</w:t>
+      </w:r>
+      <w:r>
+        <w:rPr>
+          <w:b w:val="0"/>
+        </w:rPr>
+        <w:t>, then reveal it for feedback. These are supported teaching cases; retain the separate independent assessment for a fresh first attempt.</w:t>
+      </w:r>
+    </w:p>
+    <w:p>
+      <w:pPr>
         <w:pStyle w:val="Heading3"/>
       </w:pPr>
       <w:r>
-        <w:t>Discuss while showing the picture</w:t>
-      </w:r>
-    </w:p>
-    <w:p>
-      <w:pPr>
-        <w:spacing w:line="336" w:lineRule="auto" w:after="180"/>
-        <w:shd w:fill="F1F6F8"/>
-      </w:pPr>
-      <w:r>
-        <w:rPr>
-          <w:b w:val="0"/>
-        </w:rPr>
-        <w:t xml:space="preserve">Teacher prompt: Draw your project trace and justify the deciding step using </w:t>
-      </w:r>
-      <w:r>
-        <w:rPr>
-          <w:b/>
-        </w:rPr>
-        <w:t>evidence</w:t>
-      </w:r>
-      <w:r>
-        <w:rPr>
-          <w:b w:val="0"/>
-        </w:rPr>
-        <w:t>. Ask learners to describe one label or arrow in ordinary words. Use the adjacent transcript if the image is difficult to see.</w:t>
-      </w:r>
-    </w:p>
-    <w:p>
-      <w:pPr>
-        <w:spacing w:line="336" w:lineRule="auto" w:after="180"/>
-        <w:shd w:fill="F1F6F8"/>
-      </w:pPr>
-      <w:r>
-        <w:rPr>
-          <w:b w:val="0"/>
-        </w:rPr>
-        <w:t xml:space="preserve">Supported practice key: Model selection is based on held-out </w:t>
-      </w:r>
-      <w:r>
-        <w:rPr>
-          <w:b/>
-        </w:rPr>
-        <w:t>validation</w:t>
-      </w:r>
-      <w:r>
-        <w:rPr>
-          <w:b w:val="0"/>
-        </w:rPr>
-        <w:t xml:space="preserve"> error here. Lower </w:t>
-      </w:r>
-      <w:r>
-        <w:rPr>
-          <w:b/>
-        </w:rPr>
-        <w:t>training</w:t>
-      </w:r>
-      <w:r>
-        <w:rPr>
-          <w:b w:val="0"/>
-        </w:rPr>
-        <w:t xml:space="preserve"> error can reflect </w:t>
-      </w:r>
-      <w:r>
-        <w:rPr>
-          <w:b/>
-        </w:rPr>
-        <w:t>fitting</w:t>
-      </w:r>
-      <w:r>
-        <w:rPr>
-          <w:b w:val="0"/>
-        </w:rPr>
-        <w:t xml:space="preserve"> the </w:t>
-      </w:r>
-      <w:r>
-        <w:rPr>
-          <w:b/>
-        </w:rPr>
-        <w:t>training</w:t>
-      </w:r>
-      <w:r>
-        <w:rPr>
-          <w:b w:val="0"/>
-        </w:rPr>
-        <w:t xml:space="preserve"> details rather than better new-case </w:t>
-      </w:r>
-      <w:r>
-        <w:rPr>
-          <w:b/>
-        </w:rPr>
-        <w:t>prediction</w:t>
-      </w:r>
-      <w:r>
-        <w:rPr>
-          <w:b w:val="0"/>
-        </w:rPr>
-        <w:t>.</w:t>
-      </w:r>
-    </w:p>
-    <w:p>
-      <w:pPr>
-        <w:spacing w:line="336" w:lineRule="auto" w:after="180"/>
-        <w:shd w:fill="F1F6F8"/>
-      </w:pPr>
-      <w:r>
-        <w:rPr>
-          <w:b w:val="0"/>
-        </w:rPr>
-        <w:t xml:space="preserve">Changed-case check: Select A using the predeclared simpler-model tie-break. The </w:t>
-      </w:r>
-      <w:r>
-        <w:rPr>
-          <w:b/>
-        </w:rPr>
-        <w:t>validation</w:t>
-      </w:r>
-      <w:r>
-        <w:rPr>
-          <w:b w:val="0"/>
-        </w:rPr>
-        <w:t xml:space="preserve"> errors tie, so the stated secondary rule decides without consulting final data.</w:t>
+        <w:t>01. Train, Validation, Test: the case</w:t>
+      </w:r>
+    </w:p>
+    <w:p>
+      <w:pPr>
+        <w:pStyle w:val="Heading3"/>
+      </w:pPr>
+      <w:r>
+        <w:t>02. Follow the deciding steps</w:t>
+      </w:r>
+    </w:p>
+    <w:p>
+      <w:pPr>
+        <w:pStyle w:val="Heading3"/>
+      </w:pPr>
+      <w:r>
+        <w:t>03. Validation and model selection at a glance</w:t>
+      </w:r>
+    </w:p>
+    <w:p>
+      <w:pPr>
+        <w:pStyle w:val="Heading3"/>
+      </w:pPr>
+      <w:r>
+        <w:t>04. Change one thing. Trace what follows.</w:t>
+      </w:r>
+    </w:p>
+    <w:p>
+      <w:pPr>
+        <w:pStyle w:val="Heading3"/>
+      </w:pPr>
+      <w:r>
+        <w:t>05. Connect the explanation to its limit</w:t>
+      </w:r>
+    </w:p>
+    <w:p>
+      <w:pPr>
+        <w:pStyle w:val="Heading3"/>
+      </w:pPr>
+      <w:r>
+        <w:t>06. Make the idea visible in your project</w:t>
       </w:r>
     </w:p>
     <w:sectPr>
